--- a/李鑫-Java后端工程师-社招简历.docx
+++ b/李鑫-Java后端工程师-社招简历.docx
@@ -4,3918 +4,521 @@
   <w:body>
     <w:p>
       <w:pPr>
-        <w:pStyle w:val="Heading1"/>
-        <w:spacing w:after="180"/>
+        <w:jc w:val="center"/>
       </w:pPr>
       <w:r>
         <w:rPr>
-          <w:rFonts w:ascii="Microsoft YaHei" w:eastAsia="Microsoft YaHei" w:hAnsi="Microsoft YaHei" w:cs="Microsoft YaHei" w:hint="eastAsia"/>
-          <w:sz w:val="39"/>
-          <w:lang w:eastAsia="zh-CN"/>
+          <w:b/>
+          <w:sz w:val="36"/>
         </w:rPr>
-        <w:t>李 鑫</w:t>
+        <w:t>李鑫 - Java后端开发工程师（社招简历） 李 鑫</w:t>
+      </w:r>
+    </w:p>
+    <w:p>
+      <w:r>
+        <w:t>📱 18040309928 📧 lxx18040309928@163.com</w:t>
       </w:r>
     </w:p>
     <w:p>
       <w:r>
         <w:rPr>
-          <w:color w:val="666666"/>
-          <w:sz w:val="21"/>
+          <w:b/>
+          <w:sz w:val="24"/>
         </w:rPr>
+        <w:t>求职意向：Java 后端开发工程师（3 年微服务后端经验，架构/分布式/中间件功底扎实，可快速上手）｜期望薪资 30-35 万｜成都</w:t>
       </w:r>
+    </w:p>
+    <w:p>
       <w:r>
         <w:rPr>
-          <w:color w:val="666666"/>
-          <w:sz w:val="21"/>
+          <w:b/>
         </w:rPr>
-        <w:t>📱 18040309928</w:t>
+        <w:t>19.6万+RRM 纳管无线设备</w:t>
       </w:r>
+    </w:p>
+    <w:p>
+      <w:r>
+        <w:t>259万+现网 AP 数据规模</w:t>
+      </w:r>
+    </w:p>
+    <w:p>
+      <w:r>
+        <w:t>2700万+累计调优结果明细(clbDetail)</w:t>
+      </w:r>
+    </w:p>
+    <w:p>
       <w:r>
         <w:rPr>
-          <w:color w:val="666666"/>
-          <w:sz w:val="21"/>
+          <w:b/>
         </w:rPr>
+        <w:t>14.7万单月调优任务峰值(2026-08)</w:t>
       </w:r>
+    </w:p>
+    <w:p>
       <w:r>
         <w:rPr>
-          <w:color w:val="666666"/>
-          <w:sz w:val="21"/>
-        </w:rPr>
-        <w:t>📧 lxx18040309928@163.com</w:t>
-      </w:r>
-      <w:r>
-        <w:rPr>
-          <w:color w:val="666666"/>
-          <w:sz w:val="21"/>
-        </w:rPr>
-      </w:r>
-      <w:r/>
-    </w:p>
-    <w:p>
-      <w:pPr>
-        <w:spacing w:after="150"/>
-        <w:pBdr>
-          <w:left w:val="single" w:sz="24" w:space="0" w:color="1A1A1A"/>
-        </w:pBdr>
-        <w:shd w:val="clear" w:color="auto" w:fill="F5F7FA"/>
-      </w:pPr>
-      <w:r>
-        <w:rPr>
-          <w:color w:val="1A1A1A"/>
-          <w:sz w:val="21"/>
-        </w:rPr>
-      </w:r>
-      <w:r>
-        <w:rPr>
-          <w:rFonts w:ascii="Microsoft YaHei" w:eastAsia="Microsoft YaHei" w:hAnsi="Microsoft YaHei" w:cs="Microsoft YaHei" w:hint="eastAsia"/>
           <w:b/>
-          <w:color w:val="1A1A1A"/>
-          <w:sz w:val="21"/>
-          <w:lang w:eastAsia="zh-CN"/>
-        </w:rPr>
-        <w:t>求职意向</w:t>
-      </w:r>
-      <w:r>
-        <w:rPr>
-          <w:rFonts w:ascii="Microsoft YaHei" w:eastAsia="Microsoft YaHei" w:hAnsi="Microsoft YaHei" w:cs="Microsoft YaHei" w:hint="eastAsia"/>
-          <w:color w:val="1A1A1A"/>
-          <w:sz w:val="21"/>
-          <w:lang w:eastAsia="zh-CN"/>
-        </w:rPr>
-        <w:t>：Java 后端开发工程师（3 年微服务后端经验，架构/分布式/中间件功底扎实，可快速上手）｜期望薪资 30-35 万｜成都</w:t>
-      </w:r>
-      <w:r/>
-    </w:p>
-    <w:p>
-      <w:pPr>
-        <w:pStyle w:val="Heading2"/>
-      </w:pPr>
-      <w:r>
-        <w:rPr>
-          <w:rFonts w:ascii="Microsoft YaHei" w:eastAsia="Microsoft YaHei" w:hAnsi="Microsoft YaHei" w:cs="Microsoft YaHei" w:hint="eastAsia"/>
-          <w:color w:val="FFFFFF"/>
           <w:sz w:val="24"/>
-          <w:lang w:eastAsia="zh-CN"/>
         </w:rPr>
         <w:t>教 育 背 景</w:t>
       </w:r>
-      <w:r/>
-    </w:p>
-    <w:tbl>
-      <w:tblPr>
-        <w:tblW w:type="pct" w:w="5000"/>
-        <w:tblLook w:firstColumn="1" w:firstRow="1" w:lastColumn="0" w:lastRow="0" w:noHBand="0" w:noVBand="1" w:val="04A0"/>
-        <w:tblLayout w:type="autofit"/>
-      </w:tblPr>
-      <w:tblGrid>
-        <w:gridCol w:w="2160"/>
-        <w:gridCol w:w="2160"/>
-        <w:gridCol w:w="2160"/>
-        <w:gridCol w:w="2160"/>
-      </w:tblGrid>
-      <w:tr>
-        <w:tc>
-          <w:tcPr>
-            <w:tcW w:type="dxa" w:w="2160"/>
-            <w:tcBorders>
-              <w:top w:val="single" w:sz="6" w:space="0" w:color="DDDDDD"/>
-              <w:bottom w:val="single" w:sz="6" w:space="0" w:color="DDDDDD"/>
-              <w:left w:val="single" w:sz="6" w:space="0" w:color="DDDDDD"/>
-              <w:right w:val="single" w:sz="6" w:space="0" w:color="DDDDDD"/>
-            </w:tcBorders>
-            <w:shd w:val="clear" w:color="auto" w:fill="F5F5F5"/>
-            <w:vAlign w:val="center"/>
-            <w:tcMar>
-              <w:top w:w="150" w:type="dxa"/>
-              <w:bottom w:w="150" w:type="dxa"/>
-              <w:left w:w="180" w:type="dxa"/>
-              <w:right w:w="180" w:type="dxa"/>
-            </w:tcMar>
-          </w:tcPr>
-          <w:p>
-            <w:pPr>
-              <w:jc w:val="left"/>
-              <w:spacing w:line="240" w:lineRule="auto" w:before="60" w:after="60"/>
-            </w:pPr>
-            <w:r>
-              <w:rPr>
-                <w:b/>
-              </w:rPr>
-              <w:t>学校</w:t>
-            </w:r>
-          </w:p>
-        </w:tc>
-        <w:tc>
-          <w:tcPr>
-            <w:tcW w:type="dxa" w:w="2160"/>
-            <w:tcBorders>
-              <w:top w:val="single" w:sz="6" w:space="0" w:color="DDDDDD"/>
-              <w:bottom w:val="single" w:sz="6" w:space="0" w:color="DDDDDD"/>
-              <w:left w:val="single" w:sz="6" w:space="0" w:color="DDDDDD"/>
-              <w:right w:val="single" w:sz="6" w:space="0" w:color="DDDDDD"/>
-            </w:tcBorders>
-            <w:shd w:val="clear" w:color="auto" w:fill="F5F5F5"/>
-            <w:vAlign w:val="center"/>
-            <w:tcMar>
-              <w:top w:w="150" w:type="dxa"/>
-              <w:bottom w:w="150" w:type="dxa"/>
-              <w:left w:w="180" w:type="dxa"/>
-              <w:right w:w="180" w:type="dxa"/>
-            </w:tcMar>
-          </w:tcPr>
-          <w:p>
-            <w:pPr>
-              <w:jc w:val="left"/>
-              <w:spacing w:line="240" w:lineRule="auto" w:before="60" w:after="60"/>
-            </w:pPr>
-            <w:r>
-              <w:rPr>
-                <w:b/>
-              </w:rPr>
-              <w:t>专业</w:t>
-            </w:r>
-          </w:p>
-        </w:tc>
-        <w:tc>
-          <w:tcPr>
-            <w:tcW w:type="dxa" w:w="2160"/>
-            <w:tcBorders>
-              <w:top w:val="single" w:sz="6" w:space="0" w:color="DDDDDD"/>
-              <w:bottom w:val="single" w:sz="6" w:space="0" w:color="DDDDDD"/>
-              <w:left w:val="single" w:sz="6" w:space="0" w:color="DDDDDD"/>
-              <w:right w:val="single" w:sz="6" w:space="0" w:color="DDDDDD"/>
-            </w:tcBorders>
-            <w:shd w:val="clear" w:color="auto" w:fill="F5F5F5"/>
-            <w:vAlign w:val="center"/>
-            <w:tcMar>
-              <w:top w:w="150" w:type="dxa"/>
-              <w:bottom w:w="150" w:type="dxa"/>
-              <w:left w:w="180" w:type="dxa"/>
-              <w:right w:w="180" w:type="dxa"/>
-            </w:tcMar>
-          </w:tcPr>
-          <w:p>
-            <w:pPr>
-              <w:jc w:val="left"/>
-              <w:spacing w:line="240" w:lineRule="auto" w:before="60" w:after="60"/>
-            </w:pPr>
-            <w:r>
-              <w:rPr>
-                <w:b/>
-              </w:rPr>
-              <w:t>学历</w:t>
-            </w:r>
-          </w:p>
-        </w:tc>
-        <w:tc>
-          <w:tcPr>
-            <w:tcW w:type="dxa" w:w="2160"/>
-            <w:tcBorders>
-              <w:top w:val="single" w:sz="6" w:space="0" w:color="DDDDDD"/>
-              <w:bottom w:val="single" w:sz="6" w:space="0" w:color="DDDDDD"/>
-              <w:left w:val="single" w:sz="6" w:space="0" w:color="DDDDDD"/>
-              <w:right w:val="single" w:sz="6" w:space="0" w:color="DDDDDD"/>
-            </w:tcBorders>
-            <w:shd w:val="clear" w:color="auto" w:fill="F5F5F5"/>
-            <w:vAlign w:val="center"/>
-            <w:tcMar>
-              <w:top w:w="150" w:type="dxa"/>
-              <w:bottom w:w="150" w:type="dxa"/>
-              <w:left w:w="180" w:type="dxa"/>
-              <w:right w:w="180" w:type="dxa"/>
-            </w:tcMar>
-          </w:tcPr>
-          <w:p>
-            <w:pPr>
-              <w:jc w:val="left"/>
-              <w:spacing w:line="240" w:lineRule="auto" w:before="60" w:after="60"/>
-            </w:pPr>
-            <w:r>
-              <w:rPr>
-                <w:b/>
-              </w:rPr>
-              <w:t>时间</w:t>
-            </w:r>
-          </w:p>
-        </w:tc>
-      </w:tr>
-      <w:tr>
-        <w:tc>
-          <w:tcPr>
-            <w:tcW w:type="dxa" w:w="2160"/>
-            <w:tcBorders>
-              <w:top w:val="single" w:sz="6" w:space="0" w:color="DDDDDD"/>
-              <w:bottom w:val="single" w:sz="6" w:space="0" w:color="DDDDDD"/>
-              <w:left w:val="single" w:sz="6" w:space="0" w:color="DDDDDD"/>
-              <w:right w:val="single" w:sz="6" w:space="0" w:color="DDDDDD"/>
-            </w:tcBorders>
-            <w:vAlign w:val="center"/>
-            <w:tcMar>
-              <w:top w:w="150" w:type="dxa"/>
-              <w:bottom w:w="150" w:type="dxa"/>
-              <w:left w:w="180" w:type="dxa"/>
-              <w:right w:w="180" w:type="dxa"/>
-            </w:tcMar>
-          </w:tcPr>
-          <w:p>
-            <w:pPr>
-              <w:jc w:val="left"/>
-              <w:spacing w:line="240" w:lineRule="auto" w:before="60" w:after="60"/>
-            </w:pPr>
-            <w:r>
-              <w:t>重庆邮电大学（重庆市智能空地协同重点实验室）</w:t>
-            </w:r>
-          </w:p>
-        </w:tc>
-        <w:tc>
-          <w:tcPr>
-            <w:tcW w:type="dxa" w:w="2160"/>
-            <w:tcBorders>
-              <w:top w:val="single" w:sz="6" w:space="0" w:color="DDDDDD"/>
-              <w:bottom w:val="single" w:sz="6" w:space="0" w:color="DDDDDD"/>
-              <w:left w:val="single" w:sz="6" w:space="0" w:color="DDDDDD"/>
-              <w:right w:val="single" w:sz="6" w:space="0" w:color="DDDDDD"/>
-            </w:tcBorders>
-            <w:vAlign w:val="center"/>
-            <w:tcMar>
-              <w:top w:w="150" w:type="dxa"/>
-              <w:bottom w:w="150" w:type="dxa"/>
-              <w:left w:w="180" w:type="dxa"/>
-              <w:right w:w="180" w:type="dxa"/>
-            </w:tcMar>
-          </w:tcPr>
-          <w:p>
-            <w:pPr>
-              <w:jc w:val="left"/>
-              <w:spacing w:line="240" w:lineRule="auto" w:before="60" w:after="60"/>
-            </w:pPr>
-            <w:r>
-              <w:t>电子信息</w:t>
-            </w:r>
-          </w:p>
-        </w:tc>
-        <w:tc>
-          <w:tcPr>
-            <w:tcW w:type="dxa" w:w="2160"/>
-            <w:tcBorders>
-              <w:top w:val="single" w:sz="6" w:space="0" w:color="DDDDDD"/>
-              <w:bottom w:val="single" w:sz="6" w:space="0" w:color="DDDDDD"/>
-              <w:left w:val="single" w:sz="6" w:space="0" w:color="DDDDDD"/>
-              <w:right w:val="single" w:sz="6" w:space="0" w:color="DDDDDD"/>
-            </w:tcBorders>
-            <w:vAlign w:val="center"/>
-            <w:tcMar>
-              <w:top w:w="150" w:type="dxa"/>
-              <w:bottom w:w="150" w:type="dxa"/>
-              <w:left w:w="180" w:type="dxa"/>
-              <w:right w:w="180" w:type="dxa"/>
-            </w:tcMar>
-          </w:tcPr>
-          <w:p>
-            <w:pPr>
-              <w:jc w:val="left"/>
-              <w:spacing w:line="240" w:lineRule="auto" w:before="60" w:after="60"/>
-            </w:pPr>
-            <w:r>
-              <w:t>硕士</w:t>
-            </w:r>
-          </w:p>
-        </w:tc>
-        <w:tc>
-          <w:tcPr>
-            <w:tcW w:type="dxa" w:w="2160"/>
-            <w:tcBorders>
-              <w:top w:val="single" w:sz="6" w:space="0" w:color="DDDDDD"/>
-              <w:bottom w:val="single" w:sz="6" w:space="0" w:color="DDDDDD"/>
-              <w:left w:val="single" w:sz="6" w:space="0" w:color="DDDDDD"/>
-              <w:right w:val="single" w:sz="6" w:space="0" w:color="DDDDDD"/>
-            </w:tcBorders>
-            <w:vAlign w:val="center"/>
-            <w:tcMar>
-              <w:top w:w="150" w:type="dxa"/>
-              <w:bottom w:w="150" w:type="dxa"/>
-              <w:left w:w="180" w:type="dxa"/>
-              <w:right w:w="180" w:type="dxa"/>
-            </w:tcMar>
-          </w:tcPr>
-          <w:p>
-            <w:pPr>
-              <w:jc w:val="left"/>
-              <w:spacing w:line="240" w:lineRule="auto" w:before="60" w:after="60"/>
-            </w:pPr>
-            <w:r>
-              <w:t>2020.09 - 2023.06</w:t>
-            </w:r>
-          </w:p>
-        </w:tc>
-      </w:tr>
-      <w:tr>
-        <w:tc>
-          <w:tcPr>
-            <w:tcW w:type="dxa" w:w="2160"/>
-            <w:tcBorders>
-              <w:top w:val="single" w:sz="6" w:space="0" w:color="DDDDDD"/>
-              <w:bottom w:val="single" w:sz="6" w:space="0" w:color="DDDDDD"/>
-              <w:left w:val="single" w:sz="6" w:space="0" w:color="DDDDDD"/>
-              <w:right w:val="single" w:sz="6" w:space="0" w:color="DDDDDD"/>
-            </w:tcBorders>
-            <w:vAlign w:val="center"/>
-            <w:tcMar>
-              <w:top w:w="150" w:type="dxa"/>
-              <w:bottom w:w="150" w:type="dxa"/>
-              <w:left w:w="180" w:type="dxa"/>
-              <w:right w:w="180" w:type="dxa"/>
-            </w:tcMar>
-          </w:tcPr>
-          <w:p>
-            <w:pPr>
-              <w:jc w:val="left"/>
-              <w:spacing w:line="240" w:lineRule="auto" w:before="60" w:after="60"/>
-            </w:pPr>
-            <w:r>
-              <w:t>成都理工大学（双一流）</w:t>
-            </w:r>
-          </w:p>
-        </w:tc>
-        <w:tc>
-          <w:tcPr>
-            <w:tcW w:type="dxa" w:w="2160"/>
-            <w:tcBorders>
-              <w:top w:val="single" w:sz="6" w:space="0" w:color="DDDDDD"/>
-              <w:bottom w:val="single" w:sz="6" w:space="0" w:color="DDDDDD"/>
-              <w:left w:val="single" w:sz="6" w:space="0" w:color="DDDDDD"/>
-              <w:right w:val="single" w:sz="6" w:space="0" w:color="DDDDDD"/>
-            </w:tcBorders>
-            <w:vAlign w:val="center"/>
-            <w:tcMar>
-              <w:top w:w="150" w:type="dxa"/>
-              <w:bottom w:w="150" w:type="dxa"/>
-              <w:left w:w="180" w:type="dxa"/>
-              <w:right w:w="180" w:type="dxa"/>
-            </w:tcMar>
-          </w:tcPr>
-          <w:p>
-            <w:pPr>
-              <w:jc w:val="left"/>
-              <w:spacing w:line="240" w:lineRule="auto" w:before="60" w:after="60"/>
-            </w:pPr>
-            <w:r>
-              <w:t>电气工程及其自动化</w:t>
-            </w:r>
-          </w:p>
-        </w:tc>
-        <w:tc>
-          <w:tcPr>
-            <w:tcW w:type="dxa" w:w="2160"/>
-            <w:tcBorders>
-              <w:top w:val="single" w:sz="6" w:space="0" w:color="DDDDDD"/>
-              <w:bottom w:val="single" w:sz="6" w:space="0" w:color="DDDDDD"/>
-              <w:left w:val="single" w:sz="6" w:space="0" w:color="DDDDDD"/>
-              <w:right w:val="single" w:sz="6" w:space="0" w:color="DDDDDD"/>
-            </w:tcBorders>
-            <w:vAlign w:val="center"/>
-            <w:tcMar>
-              <w:top w:w="150" w:type="dxa"/>
-              <w:bottom w:w="150" w:type="dxa"/>
-              <w:left w:w="180" w:type="dxa"/>
-              <w:right w:w="180" w:type="dxa"/>
-            </w:tcMar>
-          </w:tcPr>
-          <w:p>
-            <w:pPr>
-              <w:jc w:val="left"/>
-              <w:spacing w:line="240" w:lineRule="auto" w:before="60" w:after="60"/>
-            </w:pPr>
-            <w:r>
-              <w:t>学士</w:t>
-            </w:r>
-          </w:p>
-        </w:tc>
-        <w:tc>
-          <w:tcPr>
-            <w:tcW w:type="dxa" w:w="2160"/>
-            <w:tcBorders>
-              <w:top w:val="single" w:sz="6" w:space="0" w:color="DDDDDD"/>
-              <w:bottom w:val="single" w:sz="6" w:space="0" w:color="DDDDDD"/>
-              <w:left w:val="single" w:sz="6" w:space="0" w:color="DDDDDD"/>
-              <w:right w:val="single" w:sz="6" w:space="0" w:color="DDDDDD"/>
-            </w:tcBorders>
-            <w:vAlign w:val="center"/>
-            <w:tcMar>
-              <w:top w:w="150" w:type="dxa"/>
-              <w:bottom w:w="150" w:type="dxa"/>
-              <w:left w:w="180" w:type="dxa"/>
-              <w:right w:w="180" w:type="dxa"/>
-            </w:tcMar>
-          </w:tcPr>
-          <w:p>
-            <w:pPr>
-              <w:jc w:val="left"/>
-              <w:spacing w:line="240" w:lineRule="auto" w:before="60" w:after="60"/>
-            </w:pPr>
-            <w:r>
-              <w:t>2016.09 - 2020.06</w:t>
-            </w:r>
-          </w:p>
-        </w:tc>
-      </w:tr>
-    </w:tbl>
-    <w:p>
-      <w:r/>
     </w:p>
     <w:p>
-      <w:pPr>
-        <w:pStyle w:val="Heading2"/>
-      </w:pPr>
+      <w:r>
+        <w:t>学校专业学历时间</w:t>
+      </w:r>
+    </w:p>
+    <w:p>
+      <w:r>
+        <w:t>重庆邮电大学（重庆市智能空地协同重点实验室）电子信息硕士2020.09 - 2023.06</w:t>
+      </w:r>
+    </w:p>
+    <w:p>
+      <w:r>
+        <w:t>成都理工大学（双一流）电气工程及其自动化学士2016.09 - 2020.06</w:t>
+      </w:r>
+    </w:p>
+    <w:p>
       <w:r>
         <w:rPr>
-          <w:rFonts w:ascii="Microsoft YaHei" w:eastAsia="Microsoft YaHei" w:hAnsi="Microsoft YaHei" w:cs="Microsoft YaHei" w:hint="eastAsia"/>
-          <w:color w:val="FFFFFF"/>
+          <w:b/>
           <w:sz w:val="24"/>
-          <w:lang w:eastAsia="zh-CN"/>
         </w:rPr>
         <w:t>工 作 经 历</w:t>
       </w:r>
-      <w:r/>
     </w:p>
     <w:p>
-      <w:pPr>
-        <w:pStyle w:val="Heading3"/>
-      </w:pPr>
       <w:r>
-        <w:rPr>
-          <w:rFonts w:ascii="Microsoft YaHei" w:eastAsia="Microsoft YaHei" w:hAnsi="Microsoft YaHei" w:cs="Microsoft YaHei" w:hint="eastAsia"/>
-          <w:color w:val="333333"/>
-          <w:sz w:val="22"/>
-          <w:lang w:eastAsia="zh-CN"/>
-        </w:rPr>
         <w:t>新华三技术有限公司（H3C） | 2023.07 - 至今（约3年）</w:t>
       </w:r>
     </w:p>
     <w:p>
-      <w:pPr>
-        <w:spacing w:before="75"/>
-      </w:pPr>
       <w:r>
-        <w:rPr>
-          <w:rFonts w:ascii="Microsoft YaHei" w:eastAsia="Microsoft YaHei" w:hAnsi="Microsoft YaHei" w:cs="Microsoft YaHei" w:hint="eastAsia"/>
-          <w:color w:val="666666"/>
-          <w:sz w:val="21"/>
-          <w:lang w:eastAsia="zh-CN"/>
-        </w:rPr>
-        <w:t>部门：云简网络团队</w:t>
-      </w:r>
-      <w:r>
-        <w:rPr>
-          <w:color w:val="666666"/>
-          <w:sz w:val="21"/>
-        </w:rPr>
-        <w:t xml:space="preserve"> · RRM</w:t>
-      </w:r>
-      <w:r>
-        <w:rPr>
-          <w:rFonts w:ascii="Microsoft YaHei" w:eastAsia="Microsoft YaHei" w:hAnsi="Microsoft YaHei" w:cs="Microsoft YaHei" w:hint="eastAsia"/>
-          <w:color w:val="666666"/>
-          <w:sz w:val="21"/>
-          <w:lang w:eastAsia="zh-CN"/>
-        </w:rPr>
-        <w:t>无线资源管理组</w:t>
-      </w:r>
-      <w:r>
-        <w:rPr>
-          <w:color w:val="666666"/>
-          <w:sz w:val="21"/>
-        </w:rPr>
-        <w:t xml:space="preserve"> · </w:t>
-      </w:r>
-      <w:r>
-        <w:rPr>
-          <w:rFonts w:ascii="Microsoft YaHei" w:eastAsia="Microsoft YaHei" w:hAnsi="Microsoft YaHei" w:cs="Microsoft YaHei" w:hint="eastAsia"/>
-          <w:color w:val="666666"/>
-          <w:sz w:val="21"/>
-          <w:lang w:eastAsia="zh-CN"/>
-        </w:rPr>
-        <w:t>岗位：后端开发工程师（微服务方向，主力语言</w:t>
-      </w:r>
-      <w:r>
-        <w:rPr>
-          <w:color w:val="666666"/>
-          <w:sz w:val="21"/>
-        </w:rPr>
-        <w:t xml:space="preserve"> Node.js</w:t>
-      </w:r>
-      <w:r>
-        <w:rPr>
-          <w:rFonts w:ascii="Microsoft YaHei" w:eastAsia="Microsoft YaHei" w:hAnsi="Microsoft YaHei" w:cs="Microsoft YaHei" w:hint="eastAsia"/>
-          <w:color w:val="666666"/>
-          <w:sz w:val="21"/>
-          <w:lang w:eastAsia="zh-CN"/>
-        </w:rPr>
-        <w:t>，具备完整</w:t>
-      </w:r>
-      <w:r>
-        <w:rPr>
-          <w:color w:val="666666"/>
-          <w:sz w:val="21"/>
-        </w:rPr>
-        <w:t xml:space="preserve"> Java </w:t>
-      </w:r>
-      <w:r>
-        <w:rPr>
-          <w:rFonts w:ascii="Microsoft YaHei" w:eastAsia="Microsoft YaHei" w:hAnsi="Microsoft YaHei" w:cs="Microsoft YaHei" w:hint="eastAsia"/>
-          <w:color w:val="666666"/>
-          <w:sz w:val="21"/>
-          <w:lang w:eastAsia="zh-CN"/>
-        </w:rPr>
-        <w:t>知识体系）</w:t>
+        <w:t>部门：云简网络团队 · RRM无线资源管理组 · 岗位：后端开发工程师（微服务方向，主力语言 Node.js，具备完整 Java 知识体系）</w:t>
       </w:r>
     </w:p>
     <w:p>
-      <w:pPr>
-        <w:spacing w:before="60"/>
-      </w:pPr>
+      <w:r>
+        <w:t>主导 RRM 微服务（rrmcontrol / rrmserver / rrmcompute / aioptimize）的架构重构与运维，覆盖 K8s 容器编排、Kafka/RabbitMQ 消息、Redis 分布式锁、MongoDB 分库分表、WebSocket+Netconf 设备通信 全链路——架构设计、分布式中间件、容器化经验与 Java 技术栈完全可迁移</w:t>
+      </w:r>
+    </w:p>
+    <w:p>
       <w:r>
         <w:rPr>
-          <w:rFonts w:ascii="Microsoft YaHei" w:eastAsia="Microsoft YaHei" w:hAnsi="Microsoft YaHei" w:cs="Microsoft YaHei" w:hint="eastAsia"/>
-          <w:color w:val="666666"/>
-          <w:sz w:val="19"/>
-          <w:lang w:eastAsia="zh-CN"/>
-        </w:rPr>
-        <w:t>主导</w:t>
-      </w:r>
-      <w:r>
-        <w:rPr>
-          <w:color w:val="666666"/>
-          <w:sz w:val="19"/>
-        </w:rPr>
-        <w:t xml:space="preserve"> RRM </w:t>
-      </w:r>
-      <w:r>
-        <w:rPr>
-          <w:rFonts w:ascii="Microsoft YaHei" w:eastAsia="Microsoft YaHei" w:hAnsi="Microsoft YaHei" w:cs="Microsoft YaHei" w:hint="eastAsia"/>
-          <w:color w:val="666666"/>
-          <w:sz w:val="19"/>
-          <w:lang w:eastAsia="zh-CN"/>
-        </w:rPr>
-        <w:t>微服务（</w:t>
-      </w:r>
-      <w:r>
-        <w:rPr>
-          <w:color w:val="666666"/>
-          <w:sz w:val="19"/>
-        </w:rPr>
-        <w:t>rrmcontrol / rrmserver / rrmcompute / aioptimize</w:t>
-      </w:r>
-      <w:r>
-        <w:rPr>
-          <w:rFonts w:ascii="Microsoft YaHei" w:eastAsia="Microsoft YaHei" w:hAnsi="Microsoft YaHei" w:cs="Microsoft YaHei" w:hint="eastAsia"/>
-          <w:color w:val="666666"/>
-          <w:sz w:val="19"/>
-          <w:lang w:eastAsia="zh-CN"/>
-        </w:rPr>
-        <w:t>）的架构重构与运维，覆盖</w:t>
-      </w:r>
-      <w:r>
-        <w:rPr>
-          <w:color w:val="666666"/>
-          <w:sz w:val="19"/>
-        </w:rPr>
-        <w:t xml:space="preserve"> </w:t>
-      </w:r>
-      <w:r>
-        <w:rPr>
-          <w:rFonts w:ascii="Microsoft YaHei" w:eastAsia="Microsoft YaHei" w:hAnsi="Microsoft YaHei" w:cs="Microsoft YaHei" w:hint="eastAsia"/>
           <w:b/>
-          <w:color w:val="666666"/>
-          <w:sz w:val="19"/>
-          <w:lang w:eastAsia="zh-CN"/>
-        </w:rPr>
-        <w:t>K8s 容器编排、Kafka/RabbitMQ 消息、Redis 分布式锁、MongoDB 分库分表、WebSocket+Netconf 设备通信</w:t>
-      </w:r>
-      <w:r>
-        <w:rPr>
-          <w:color w:val="666666"/>
-          <w:sz w:val="19"/>
-        </w:rPr>
-        <w:t xml:space="preserve"> </w:t>
-      </w:r>
-      <w:r>
-        <w:rPr>
-          <w:rFonts w:ascii="Microsoft YaHei" w:eastAsia="Microsoft YaHei" w:hAnsi="Microsoft YaHei" w:cs="Microsoft YaHei" w:hint="eastAsia"/>
-          <w:color w:val="666666"/>
-          <w:sz w:val="19"/>
-          <w:lang w:eastAsia="zh-CN"/>
-        </w:rPr>
-        <w:t>全链路</w:t>
-      </w:r>
-      <w:r>
-        <w:rPr>
-          <w:color w:val="666666"/>
-          <w:sz w:val="19"/>
-        </w:rPr>
-        <w:t>——</w:t>
-      </w:r>
-      <w:r>
-        <w:rPr>
-          <w:rFonts w:ascii="Microsoft YaHei" w:eastAsia="Microsoft YaHei" w:hAnsi="Microsoft YaHei" w:cs="Microsoft YaHei" w:hint="eastAsia"/>
-          <w:color w:val="666666"/>
-          <w:sz w:val="19"/>
-          <w:lang w:eastAsia="zh-CN"/>
-        </w:rPr>
-        <w:t>架构设计、分布式中间件、容器化经验与</w:t>
-      </w:r>
-      <w:r>
-        <w:rPr>
-          <w:color w:val="666666"/>
-          <w:sz w:val="19"/>
-        </w:rPr>
-        <w:t xml:space="preserve"> Java </w:t>
-      </w:r>
-      <w:r>
-        <w:rPr>
-          <w:rFonts w:ascii="Microsoft YaHei" w:eastAsia="Microsoft YaHei" w:hAnsi="Microsoft YaHei" w:cs="Microsoft YaHei" w:hint="eastAsia"/>
-          <w:color w:val="666666"/>
-          <w:sz w:val="19"/>
-          <w:lang w:eastAsia="zh-CN"/>
-        </w:rPr>
-        <w:t>技术栈完全可迁移</w:t>
-      </w:r>
-      <w:r/>
-    </w:p>
-    <w:p>
-      <w:pPr>
-        <w:pStyle w:val="Heading2"/>
-      </w:pPr>
-      <w:r>
-        <w:rPr>
-          <w:rFonts w:ascii="Microsoft YaHei" w:eastAsia="Microsoft YaHei" w:hAnsi="Microsoft YaHei" w:cs="Microsoft YaHei" w:hint="eastAsia"/>
-          <w:color w:val="FFFFFF"/>
           <w:sz w:val="24"/>
-          <w:lang w:eastAsia="zh-CN"/>
         </w:rPr>
         <w:t>核 心 项 目</w:t>
       </w:r>
-      <w:r/>
-      <w:r/>
     </w:p>
     <w:p>
-      <w:pPr>
-        <w:spacing w:after="180"/>
-      </w:pPr>
-      <w:r/>
       <w:r>
         <w:rPr>
-          <w:rFonts w:ascii="Microsoft YaHei" w:eastAsia="Microsoft YaHei" w:hAnsi="Microsoft YaHei" w:cs="Microsoft YaHei" w:hint="eastAsia"/>
           <w:b/>
-          <w:color w:val="1A1A1A"/>
-          <w:sz w:val="22"/>
-          <w:lang w:eastAsia="zh-CN"/>
+          <w:sz w:val="24"/>
         </w:rPr>
-        <w:t>① AI RRM 系统重构与规模化落地（设备侧+云端双计算模式）</w:t>
+        <w:t>1. AI RRM 系统重构与规模化落地（设备侧+云端双计算模式） 2024.08 - 至今</w:t>
       </w:r>
-      <w:r/>
+    </w:p>
+    <w:p>
+      <w:r>
+        <w:t>Java 体系（学习/迁移） 微服务重构 Kafka Redis MongoDB分库分表 K8s WebSocket netconf</w:t>
+      </w:r>
+    </w:p>
+    <w:p>
       <w:r>
         <w:rPr>
-          <w:rFonts w:ascii="Microsoft YaHei" w:eastAsia="Microsoft YaHei" w:hAnsi="Microsoft YaHei" w:cs="Microsoft YaHei" w:hint="eastAsia"/>
-          <w:color w:val="888888"/>
-          <w:sz w:val="18"/>
-          <w:lang w:eastAsia="zh-CN"/>
-        </w:rPr>
-        <w:t>2024.08 - 至今</w:t>
-      </w:r>
-      <w:r/>
-    </w:p>
-    <w:p>
-      <w:pPr>
-        <w:spacing w:before="150" w:after="150"/>
-      </w:pPr>
-      <w:r/>
-      <w:r>
-        <w:rPr>
-          <w:rFonts w:ascii="Microsoft YaHei" w:eastAsia="Microsoft YaHei" w:hAnsi="Microsoft YaHei" w:cs="Microsoft YaHei" w:hint="eastAsia"/>
-          <w:color w:val="FFFFFF"/>
-          <w:sz w:val="16"/>
-          <w:lang w:eastAsia="zh-CN"/>
-        </w:rPr>
-        <w:t>Java 体系（学习/迁移）</w:t>
-      </w:r>
-      <w:r/>
-      <w:r>
-        <w:rPr>
-          <w:rFonts w:ascii="Microsoft YaHei" w:eastAsia="Microsoft YaHei" w:hAnsi="Microsoft YaHei" w:cs="Microsoft YaHei" w:hint="eastAsia"/>
-          <w:color w:val="FFFFFF"/>
-          <w:sz w:val="16"/>
-          <w:lang w:eastAsia="zh-CN"/>
-        </w:rPr>
-        <w:t>微服务重构</w:t>
-      </w:r>
-      <w:r/>
-      <w:r>
-        <w:rPr>
-          <w:color w:val="FFFFFF"/>
-          <w:sz w:val="16"/>
-        </w:rPr>
-        <w:t>Kafka</w:t>
-      </w:r>
-      <w:r/>
-      <w:r>
-        <w:rPr>
-          <w:color w:val="FFFFFF"/>
-          <w:sz w:val="16"/>
-        </w:rPr>
-        <w:t>Redis</w:t>
-      </w:r>
-      <w:r/>
-      <w:r>
-        <w:rPr>
-          <w:rFonts w:ascii="Microsoft YaHei" w:eastAsia="Microsoft YaHei" w:hAnsi="Microsoft YaHei" w:cs="Microsoft YaHei" w:hint="eastAsia"/>
-          <w:color w:val="FFFFFF"/>
-          <w:sz w:val="16"/>
-          <w:lang w:eastAsia="zh-CN"/>
-        </w:rPr>
-        <w:t>MongoDB分库分表</w:t>
-      </w:r>
-      <w:r/>
-      <w:r>
-        <w:rPr>
-          <w:color w:val="FFFFFF"/>
-          <w:sz w:val="16"/>
-        </w:rPr>
-        <w:t>K8s</w:t>
-      </w:r>
-      <w:r/>
-      <w:r>
-        <w:rPr>
-          <w:color w:val="FFFFFF"/>
-          <w:sz w:val="16"/>
-        </w:rPr>
-        <w:t>WebSocket</w:t>
-      </w:r>
-      <w:r/>
-      <w:r>
-        <w:rPr>
-          <w:color w:val="FFFFFF"/>
-          <w:sz w:val="16"/>
-        </w:rPr>
-        <w:t>netconf</w:t>
-      </w:r>
-      <w:r/>
-    </w:p>
-    <w:p>
-      <w:pPr>
-        <w:pStyle w:val="Heading4"/>
-      </w:pPr>
-      <w:r>
-        <w:rPr>
-          <w:rFonts w:ascii="Microsoft YaHei" w:eastAsia="Microsoft YaHei" w:hAnsi="Microsoft YaHei" w:cs="Microsoft YaHei" w:hint="eastAsia"/>
-          <w:color w:val="555555"/>
-          <w:sz w:val="21"/>
-          <w:lang w:eastAsia="zh-CN"/>
+          <w:b/>
         </w:rPr>
         <w:t>项目背景</w:t>
       </w:r>
     </w:p>
     <w:p>
-      <w:pPr/>
       <w:r>
-        <w:rPr>
-          <w:rFonts w:ascii="Microsoft YaHei" w:eastAsia="Microsoft YaHei" w:hAnsi="Microsoft YaHei" w:cs="Microsoft YaHei" w:hint="eastAsia"/>
-          <w:color w:val="555555"/>
-          <w:sz w:val="19"/>
-          <w:lang w:eastAsia="zh-CN"/>
-        </w:rPr>
-        <w:t>原</w:t>
-      </w:r>
-      <w:r>
-        <w:rPr>
-          <w:color w:val="555555"/>
-          <w:sz w:val="19"/>
-        </w:rPr>
-        <w:t xml:space="preserve"> RRM"</w:t>
-      </w:r>
-      <w:r>
-        <w:rPr>
-          <w:rFonts w:ascii="Microsoft YaHei" w:eastAsia="Microsoft YaHei" w:hAnsi="Microsoft YaHei" w:cs="Microsoft YaHei" w:hint="eastAsia"/>
-          <w:color w:val="555555"/>
-          <w:sz w:val="19"/>
-          <w:lang w:eastAsia="zh-CN"/>
-        </w:rPr>
-        <w:t>云端收集</w:t>
-      </w:r>
-      <w:r>
-        <w:rPr>
-          <w:color w:val="555555"/>
-          <w:sz w:val="19"/>
-        </w:rPr>
-        <w:t>-</w:t>
-      </w:r>
-      <w:r>
-        <w:rPr>
-          <w:rFonts w:ascii="Microsoft YaHei" w:eastAsia="Microsoft YaHei" w:hAnsi="Microsoft YaHei" w:cs="Microsoft YaHei" w:hint="eastAsia"/>
-          <w:color w:val="555555"/>
-          <w:sz w:val="19"/>
-          <w:lang w:eastAsia="zh-CN"/>
-        </w:rPr>
-        <w:t>云端计算</w:t>
-      </w:r>
-      <w:r>
-        <w:rPr>
-          <w:color w:val="555555"/>
-          <w:sz w:val="19"/>
-        </w:rPr>
-        <w:t>-</w:t>
-      </w:r>
-      <w:r>
-        <w:rPr>
-          <w:rFonts w:ascii="Microsoft YaHei" w:eastAsia="Microsoft YaHei" w:hAnsi="Microsoft YaHei" w:cs="Microsoft YaHei" w:hint="eastAsia"/>
-          <w:color w:val="555555"/>
-          <w:sz w:val="19"/>
-          <w:lang w:eastAsia="zh-CN"/>
-        </w:rPr>
-        <w:t>下发生效</w:t>
-      </w:r>
-      <w:r>
-        <w:rPr>
-          <w:color w:val="555555"/>
-          <w:sz w:val="19"/>
-        </w:rPr>
-        <w:t>"</w:t>
-      </w:r>
-      <w:r>
-        <w:rPr>
-          <w:rFonts w:ascii="Microsoft YaHei" w:eastAsia="Microsoft YaHei" w:hAnsi="Microsoft YaHei" w:cs="Microsoft YaHei" w:hint="eastAsia"/>
-          <w:color w:val="555555"/>
-          <w:sz w:val="19"/>
-          <w:lang w:eastAsia="zh-CN"/>
-        </w:rPr>
-        <w:t>模式运维压力大。主导重构为</w:t>
-      </w:r>
-      <w:r>
-        <w:rPr>
-          <w:color w:val="555555"/>
-          <w:sz w:val="19"/>
-        </w:rPr>
-        <w:t xml:space="preserve">"AC+fitap </w:t>
-      </w:r>
-      <w:r>
-        <w:rPr>
-          <w:rFonts w:ascii="Microsoft YaHei" w:eastAsia="Microsoft YaHei" w:hAnsi="Microsoft YaHei" w:cs="Microsoft YaHei" w:hint="eastAsia"/>
-          <w:color w:val="555555"/>
-          <w:sz w:val="19"/>
-          <w:lang w:eastAsia="zh-CN"/>
-        </w:rPr>
-        <w:t>组网设备侧计算，云</w:t>
-      </w:r>
-      <w:r>
-        <w:rPr>
-          <w:color w:val="555555"/>
-          <w:sz w:val="19"/>
-        </w:rPr>
-        <w:t xml:space="preserve"> AP </w:t>
-      </w:r>
-      <w:r>
-        <w:rPr>
-          <w:rFonts w:ascii="Microsoft YaHei" w:eastAsia="Microsoft YaHei" w:hAnsi="Microsoft YaHei" w:cs="Microsoft YaHei" w:hint="eastAsia"/>
-          <w:color w:val="555555"/>
-          <w:sz w:val="19"/>
-          <w:lang w:eastAsia="zh-CN"/>
-        </w:rPr>
-        <w:t>组网云端计算</w:t>
-      </w:r>
-      <w:r>
-        <w:rPr>
-          <w:color w:val="555555"/>
-          <w:sz w:val="19"/>
-        </w:rPr>
-        <w:t>"</w:t>
-      </w:r>
-      <w:r>
-        <w:rPr>
-          <w:rFonts w:ascii="Microsoft YaHei" w:eastAsia="Microsoft YaHei" w:hAnsi="Microsoft YaHei" w:cs="Microsoft YaHei" w:hint="eastAsia"/>
-          <w:color w:val="555555"/>
-          <w:sz w:val="19"/>
-          <w:lang w:eastAsia="zh-CN"/>
-        </w:rPr>
-        <w:t>的分流架构，二期完成配置中心与规模化落地。</w:t>
+        <w:t>原 RRM"云端收集-云端计算-下发生效"模式运维压力大。主导重构为"AC+fitap 组网设备侧计算，云 AP 组网云端计算"的分流架构，二期完成配置中心与规模化落地。</w:t>
       </w:r>
     </w:p>
     <w:p>
-      <w:pPr>
-        <w:pStyle w:val="Heading4"/>
-      </w:pPr>
       <w:r>
-        <w:rPr>
-          <w:rFonts w:ascii="Microsoft YaHei" w:eastAsia="Microsoft YaHei" w:hAnsi="Microsoft YaHei" w:cs="Microsoft YaHei" w:hint="eastAsia"/>
-          <w:color w:val="555555"/>
-          <w:sz w:val="21"/>
-          <w:lang w:eastAsia="zh-CN"/>
-        </w:rPr>
         <w:t>本人分工（架构与分布式方向）</w:t>
       </w:r>
     </w:p>
     <w:p>
-      <w:pPr>
-        <w:pStyle w:val="ListBullet"/>
-        <w:spacing w:before="90" w:after="90"/>
-      </w:pPr>
       <w:r>
-        <w:rPr>
-          <w:rFonts w:ascii="Microsoft YaHei" w:eastAsia="Microsoft YaHei" w:hAnsi="Microsoft YaHei" w:cs="Microsoft YaHei" w:hint="eastAsia"/>
-          <w:color w:val="444444"/>
-          <w:lang w:eastAsia="zh-CN"/>
-        </w:rPr>
-        <w:t>主导</w:t>
-      </w:r>
-      <w:r>
-        <w:rPr>
-          <w:color w:val="444444"/>
-        </w:rPr>
-        <w:t xml:space="preserve"> RRM </w:t>
-      </w:r>
-      <w:r>
-        <w:rPr>
-          <w:rFonts w:ascii="Microsoft YaHei" w:eastAsia="Microsoft YaHei" w:hAnsi="Microsoft YaHei" w:cs="Microsoft YaHei" w:hint="eastAsia"/>
-          <w:color w:val="444444"/>
-          <w:lang w:eastAsia="zh-CN"/>
-        </w:rPr>
-        <w:t>微服务重构：梳理业务逻辑、优化服务间调用链路，设计</w:t>
-      </w:r>
-      <w:r>
-        <w:rPr>
-          <w:color w:val="444444"/>
-        </w:rPr>
-        <w:t>"</w:t>
-      </w:r>
-      <w:r>
-        <w:rPr>
-          <w:rFonts w:ascii="Microsoft YaHei" w:eastAsia="Microsoft YaHei" w:hAnsi="Microsoft YaHei" w:cs="Microsoft YaHei" w:hint="eastAsia"/>
-          <w:color w:val="444444"/>
-          <w:lang w:eastAsia="zh-CN"/>
-        </w:rPr>
-        <w:t>分流计算</w:t>
-      </w:r>
-      <w:r>
-        <w:rPr>
-          <w:color w:val="444444"/>
-        </w:rPr>
-        <w:t>+</w:t>
-      </w:r>
-      <w:r>
-        <w:rPr>
-          <w:rFonts w:ascii="Microsoft YaHei" w:eastAsia="Microsoft YaHei" w:hAnsi="Microsoft YaHei" w:cs="Microsoft YaHei" w:hint="eastAsia"/>
-          <w:color w:val="444444"/>
-          <w:lang w:eastAsia="zh-CN"/>
-        </w:rPr>
-        <w:t>双链路通信</w:t>
-      </w:r>
-      <w:r>
-        <w:rPr>
-          <w:color w:val="444444"/>
-        </w:rPr>
-        <w:t>"</w:t>
-      </w:r>
-      <w:r>
-        <w:rPr>
-          <w:rFonts w:ascii="Microsoft YaHei" w:eastAsia="Microsoft YaHei" w:hAnsi="Microsoft YaHei" w:cs="Microsoft YaHei" w:hint="eastAsia"/>
-          <w:color w:val="444444"/>
-          <w:lang w:eastAsia="zh-CN"/>
-        </w:rPr>
-        <w:t>架构</w:t>
+        <w:t>主导 RRM 微服务重构：梳理业务逻辑、优化服务间调用链路，设计"分流计算+双链路通信"架构</w:t>
       </w:r>
     </w:p>
     <w:p>
-      <w:pPr>
-        <w:pStyle w:val="ListBullet"/>
-        <w:spacing w:before="90" w:after="90"/>
-      </w:pPr>
       <w:r>
-        <w:rPr>
-          <w:color w:val="444444"/>
-        </w:rPr>
-        <w:t xml:space="preserve">Kafka </w:t>
-      </w:r>
-      <w:r>
-        <w:rPr>
-          <w:rFonts w:ascii="Microsoft YaHei" w:eastAsia="Microsoft YaHei" w:hAnsi="Microsoft YaHei" w:cs="Microsoft YaHei" w:hint="eastAsia"/>
-          <w:color w:val="444444"/>
-          <w:lang w:eastAsia="zh-CN"/>
-        </w:rPr>
-        <w:t>消息可靠性保障：设备侧调优结果实时上报，消费后提交</w:t>
-      </w:r>
-      <w:r>
-        <w:rPr>
-          <w:color w:val="444444"/>
-        </w:rPr>
-        <w:t xml:space="preserve"> offset </w:t>
-      </w:r>
-      <w:r>
-        <w:rPr>
-          <w:rFonts w:ascii="Microsoft YaHei" w:eastAsia="Microsoft YaHei" w:hAnsi="Microsoft YaHei" w:cs="Microsoft YaHei" w:hint="eastAsia"/>
-          <w:color w:val="444444"/>
-          <w:lang w:eastAsia="zh-CN"/>
-        </w:rPr>
-        <w:t>防丢失，消息幂等去重</w:t>
+        <w:t>Kafka 消息可靠性保障：设备侧调优结果实时上报，消费后提交 offset 防丢失，消息幂等去重</w:t>
       </w:r>
     </w:p>
     <w:p>
-      <w:pPr>
-        <w:pStyle w:val="ListBullet"/>
-        <w:spacing w:before="90" w:after="90"/>
-      </w:pPr>
       <w:r>
-        <w:rPr>
-          <w:color w:val="444444"/>
-        </w:rPr>
-        <w:t xml:space="preserve">Redis </w:t>
-      </w:r>
-      <w:r>
-        <w:rPr>
-          <w:rFonts w:ascii="Microsoft YaHei" w:eastAsia="Microsoft YaHei" w:hAnsi="Microsoft YaHei" w:cs="Microsoft YaHei" w:hint="eastAsia"/>
-          <w:color w:val="444444"/>
-          <w:lang w:eastAsia="zh-CN"/>
-        </w:rPr>
-        <w:t>分布式锁：多实例并发调优任务串行化，防重复触发（</w:t>
-      </w:r>
-      <w:r>
-        <w:rPr>
-          <w:color w:val="444444"/>
-        </w:rPr>
-        <w:t>SETNX+</w:t>
-      </w:r>
-      <w:r>
-        <w:rPr>
-          <w:rFonts w:ascii="Microsoft YaHei" w:eastAsia="Microsoft YaHei" w:hAnsi="Microsoft YaHei" w:cs="Microsoft YaHei" w:hint="eastAsia"/>
-          <w:color w:val="444444"/>
-          <w:lang w:eastAsia="zh-CN"/>
-        </w:rPr>
-        <w:t>唯一值</w:t>
-      </w:r>
-      <w:r>
-        <w:rPr>
-          <w:color w:val="444444"/>
-        </w:rPr>
-        <w:t xml:space="preserve">+Lua </w:t>
-      </w:r>
-      <w:r>
-        <w:rPr>
-          <w:rFonts w:ascii="Microsoft YaHei" w:eastAsia="Microsoft YaHei" w:hAnsi="Microsoft YaHei" w:cs="Microsoft YaHei" w:hint="eastAsia"/>
-          <w:color w:val="444444"/>
-          <w:lang w:eastAsia="zh-CN"/>
-        </w:rPr>
-        <w:t>释放）</w:t>
+        <w:t>Redis 分布式锁：多实例并发调优任务串行化，防重复触发（SETNX+唯一值+Lua 释放）</w:t>
       </w:r>
     </w:p>
     <w:p>
-      <w:pPr>
-        <w:pStyle w:val="ListBullet"/>
-        <w:spacing w:before="90" w:after="90"/>
-      </w:pPr>
       <w:r>
-        <w:rPr>
-          <w:color w:val="444444"/>
-        </w:rPr>
-        <w:t xml:space="preserve">MongoDB </w:t>
-      </w:r>
-      <w:r>
-        <w:rPr>
-          <w:rFonts w:ascii="Microsoft YaHei" w:eastAsia="Microsoft YaHei" w:hAnsi="Microsoft YaHei" w:cs="Microsoft YaHei" w:hint="eastAsia"/>
-          <w:color w:val="444444"/>
-          <w:lang w:eastAsia="zh-CN"/>
-        </w:rPr>
-        <w:t>分库分表设计（按任务维度分片，索引</w:t>
-      </w:r>
-      <w:r>
-        <w:rPr>
-          <w:color w:val="444444"/>
-        </w:rPr>
-        <w:t xml:space="preserve"> {taskId, apSN, RI}</w:t>
-      </w:r>
-      <w:r>
-        <w:rPr>
-          <w:rFonts w:ascii="Microsoft YaHei" w:eastAsia="Microsoft YaHei" w:hAnsi="Microsoft YaHei" w:cs="Microsoft YaHei" w:hint="eastAsia"/>
-          <w:color w:val="444444"/>
-          <w:lang w:eastAsia="zh-CN"/>
-        </w:rPr>
-        <w:t>），保证设备侧与云端数据一致性</w:t>
+        <w:t>MongoDB 分库分表设计（按任务维度分片，索引 {taskId, apSN, RI}），保证设备侧与云端数据一致性</w:t>
       </w:r>
     </w:p>
     <w:p>
-      <w:pPr>
-        <w:pStyle w:val="ListBullet"/>
-        <w:spacing w:before="90" w:after="90"/>
-      </w:pPr>
       <w:r>
-        <w:rPr>
-          <w:rFonts w:ascii="Microsoft YaHei" w:eastAsia="Microsoft YaHei" w:hAnsi="Microsoft YaHei" w:cs="Microsoft YaHei" w:hint="eastAsia"/>
-          <w:color w:val="444444"/>
-          <w:lang w:eastAsia="zh-CN"/>
-        </w:rPr>
-        <w:t>主导配置中心开发：配置统一管理、一键部署（生成</w:t>
-      </w:r>
-      <w:r>
-        <w:rPr>
-          <w:color w:val="444444"/>
-        </w:rPr>
-        <w:t xml:space="preserve"> ConfigMap</w:t>
-      </w:r>
-      <w:r>
-        <w:rPr>
-          <w:rFonts w:ascii="Microsoft YaHei" w:eastAsia="Microsoft YaHei" w:hAnsi="Microsoft YaHei" w:cs="Microsoft YaHei" w:hint="eastAsia"/>
-          <w:color w:val="444444"/>
-          <w:lang w:eastAsia="zh-CN"/>
-        </w:rPr>
-        <w:t>）、自动校验、异常回滚</w:t>
+        <w:t>主导配置中心开发：配置统一管理、一键部署（生成 ConfigMap）、自动校验、异常回滚</w:t>
       </w:r>
     </w:p>
     <w:p>
-      <w:pPr>
-        <w:pStyle w:val="Heading4"/>
-        <w:spacing w:after="120"/>
-      </w:pPr>
       <w:r>
         <w:rPr>
-          <w:rFonts w:ascii="Microsoft YaHei" w:eastAsia="Microsoft YaHei" w:hAnsi="Microsoft YaHei" w:cs="Microsoft YaHei" w:hint="eastAsia"/>
-          <w:color w:val="E65100"/>
-          <w:sz w:val="21"/>
-          <w:lang w:eastAsia="zh-CN"/>
+          <w:b/>
+          <w:sz w:val="24"/>
         </w:rPr>
-        <w:t>🔑 技术难点</w:t>
+        <w:t>技术难点</w:t>
       </w:r>
     </w:p>
     <w:p>
-      <w:pPr>
-        <w:pStyle w:val="ListBullet"/>
-        <w:spacing w:before="75" w:after="75"/>
-      </w:pPr>
       <w:r>
-        <w:rPr>
-          <w:rFonts w:ascii="Microsoft YaHei" w:eastAsia="Microsoft YaHei" w:hAnsi="Microsoft YaHei" w:cs="Microsoft YaHei" w:hint="eastAsia"/>
-          <w:b/>
-          <w:sz w:val="19"/>
-          <w:lang w:eastAsia="zh-CN"/>
-        </w:rPr>
-        <w:t>架构设计</w:t>
-      </w:r>
-      <w:r>
-        <w:rPr>
-          <w:rFonts w:ascii="Microsoft YaHei" w:eastAsia="Microsoft YaHei" w:hAnsi="Microsoft YaHei" w:cs="Microsoft YaHei" w:hint="eastAsia"/>
-          <w:sz w:val="19"/>
-          <w:lang w:eastAsia="zh-CN"/>
-        </w:rPr>
-        <w:t>：基于组网类型动态分配计算节点，双计算模式无感切换</w:t>
+        <w:t>架构设计：基于组网类型动态分配计算节点，双计算模式无感切换</w:t>
       </w:r>
     </w:p>
     <w:p>
-      <w:pPr>
-        <w:pStyle w:val="ListBullet"/>
-        <w:spacing w:before="75" w:after="75"/>
-      </w:pPr>
       <w:r>
-        <w:rPr>
-          <w:rFonts w:ascii="Microsoft YaHei" w:eastAsia="Microsoft YaHei" w:hAnsi="Microsoft YaHei" w:cs="Microsoft YaHei" w:hint="eastAsia"/>
-          <w:b/>
-          <w:sz w:val="19"/>
-          <w:lang w:eastAsia="zh-CN"/>
-        </w:rPr>
-        <w:t>分布式一致性</w:t>
-      </w:r>
-      <w:r>
-        <w:rPr>
-          <w:rFonts w:ascii="Microsoft YaHei" w:eastAsia="Microsoft YaHei" w:hAnsi="Microsoft YaHei" w:cs="Microsoft YaHei" w:hint="eastAsia"/>
-          <w:sz w:val="19"/>
-          <w:lang w:eastAsia="zh-CN"/>
-        </w:rPr>
-        <w:t>：</w:t>
-      </w:r>
-      <w:r>
-        <w:rPr>
-          <w:sz w:val="19"/>
-        </w:rPr>
-        <w:t xml:space="preserve">WebSocket+netconf </w:t>
-      </w:r>
-      <w:r>
-        <w:rPr>
-          <w:rFonts w:ascii="Microsoft YaHei" w:eastAsia="Microsoft YaHei" w:hAnsi="Microsoft YaHei" w:cs="Microsoft YaHei" w:hint="eastAsia"/>
-          <w:sz w:val="19"/>
-          <w:lang w:eastAsia="zh-CN"/>
-        </w:rPr>
-        <w:t>下发、</w:t>
-      </w:r>
-      <w:r>
-        <w:rPr>
-          <w:sz w:val="19"/>
-        </w:rPr>
-        <w:t xml:space="preserve">Kafka </w:t>
-      </w:r>
-      <w:r>
-        <w:rPr>
-          <w:rFonts w:ascii="Microsoft YaHei" w:eastAsia="Microsoft YaHei" w:hAnsi="Microsoft YaHei" w:cs="Microsoft YaHei" w:hint="eastAsia"/>
-          <w:sz w:val="19"/>
-          <w:lang w:eastAsia="zh-CN"/>
-        </w:rPr>
-        <w:t>上报的</w:t>
-      </w:r>
-      <w:r>
-        <w:rPr>
-          <w:sz w:val="19"/>
-        </w:rPr>
-        <w:t>"</w:t>
-      </w:r>
-      <w:r>
-        <w:rPr>
-          <w:rFonts w:ascii="Microsoft YaHei" w:eastAsia="Microsoft YaHei" w:hAnsi="Microsoft YaHei" w:cs="Microsoft YaHei" w:hint="eastAsia"/>
-          <w:sz w:val="19"/>
-          <w:lang w:eastAsia="zh-CN"/>
-        </w:rPr>
-        <w:t>下发</w:t>
-      </w:r>
-      <w:r>
-        <w:rPr>
-          <w:sz w:val="19"/>
-        </w:rPr>
-        <w:t>-</w:t>
-      </w:r>
-      <w:r>
-        <w:rPr>
-          <w:rFonts w:ascii="Microsoft YaHei" w:eastAsia="Microsoft YaHei" w:hAnsi="Microsoft YaHei" w:cs="Microsoft YaHei" w:hint="eastAsia"/>
-          <w:sz w:val="19"/>
-          <w:lang w:eastAsia="zh-CN"/>
-        </w:rPr>
-        <w:t>计算</w:t>
-      </w:r>
-      <w:r>
-        <w:rPr>
-          <w:sz w:val="19"/>
-        </w:rPr>
-        <w:t>-</w:t>
-      </w:r>
-      <w:r>
-        <w:rPr>
-          <w:rFonts w:ascii="Microsoft YaHei" w:eastAsia="Microsoft YaHei" w:hAnsi="Microsoft YaHei" w:cs="Microsoft YaHei" w:hint="eastAsia"/>
-          <w:sz w:val="19"/>
-          <w:lang w:eastAsia="zh-CN"/>
-        </w:rPr>
-        <w:t>上报</w:t>
-      </w:r>
-      <w:r>
-        <w:rPr>
-          <w:sz w:val="19"/>
-        </w:rPr>
-        <w:t>-</w:t>
-      </w:r>
-      <w:r>
-        <w:rPr>
-          <w:rFonts w:ascii="Microsoft YaHei" w:eastAsia="Microsoft YaHei" w:hAnsi="Microsoft YaHei" w:cs="Microsoft YaHei" w:hint="eastAsia"/>
-          <w:sz w:val="19"/>
-          <w:lang w:eastAsia="zh-CN"/>
-        </w:rPr>
-        <w:t>展示</w:t>
-      </w:r>
-      <w:r>
-        <w:rPr>
-          <w:sz w:val="19"/>
-        </w:rPr>
-        <w:t>"</w:t>
-      </w:r>
-      <w:r>
-        <w:rPr>
-          <w:rFonts w:ascii="Microsoft YaHei" w:eastAsia="Microsoft YaHei" w:hAnsi="Microsoft YaHei" w:cs="Microsoft YaHei" w:hint="eastAsia"/>
-          <w:sz w:val="19"/>
-          <w:lang w:eastAsia="zh-CN"/>
-        </w:rPr>
-        <w:t>闭环，消息不丢不重</w:t>
+        <w:t>分布式一致性：WebSocket+netconf 下发、Kafka 上报的"下发-计算-上报-展示"闭环，消息不丢不重</w:t>
       </w:r>
     </w:p>
     <w:p>
-      <w:pPr>
-        <w:pStyle w:val="ListBullet"/>
-        <w:spacing w:before="75" w:after="75"/>
-      </w:pPr>
       <w:r>
-        <w:rPr>
-          <w:rFonts w:ascii="Microsoft YaHei" w:eastAsia="Microsoft YaHei" w:hAnsi="Microsoft YaHei" w:cs="Microsoft YaHei" w:hint="eastAsia"/>
-          <w:b/>
-          <w:sz w:val="19"/>
-          <w:lang w:eastAsia="zh-CN"/>
-        </w:rPr>
-        <w:t>数据治理</w:t>
-      </w:r>
-      <w:r>
-        <w:rPr>
-          <w:rFonts w:ascii="Microsoft YaHei" w:eastAsia="Microsoft YaHei" w:hAnsi="Microsoft YaHei" w:cs="Microsoft YaHei" w:hint="eastAsia"/>
-          <w:sz w:val="19"/>
-          <w:lang w:eastAsia="zh-CN"/>
-        </w:rPr>
-        <w:t>：</w:t>
-      </w:r>
-      <w:r>
-        <w:rPr>
-          <w:sz w:val="19"/>
-        </w:rPr>
-        <w:t xml:space="preserve">MongoDB </w:t>
-      </w:r>
-      <w:r>
-        <w:rPr>
-          <w:rFonts w:ascii="Microsoft YaHei" w:eastAsia="Microsoft YaHei" w:hAnsi="Microsoft YaHei" w:cs="Microsoft YaHei" w:hint="eastAsia"/>
-          <w:sz w:val="19"/>
-          <w:lang w:eastAsia="zh-CN"/>
-        </w:rPr>
-        <w:t>分库分表避免热点与数据丢失</w:t>
+        <w:t>数据治理：MongoDB 分库分表避免热点与数据丢失</w:t>
       </w:r>
     </w:p>
     <w:p>
-      <w:pPr>
-        <w:pStyle w:val="Heading4"/>
-        <w:spacing w:after="120"/>
-      </w:pPr>
       <w:r>
-        <w:rPr>
-          <w:rFonts w:ascii="Microsoft YaHei" w:eastAsia="Microsoft YaHei" w:hAnsi="Microsoft YaHei" w:cs="Microsoft YaHei" w:hint="eastAsia"/>
-          <w:color w:val="2E7D32"/>
-          <w:sz w:val="21"/>
-          <w:lang w:eastAsia="zh-CN"/>
-        </w:rPr>
-        <w:t>✅ 项目成果</w:t>
+        <w:t>现网规模（生产环境实测）</w:t>
       </w:r>
     </w:p>
     <w:p>
-      <w:pPr>
-        <w:pStyle w:val="ListBullet"/>
-        <w:spacing w:before="75" w:after="75"/>
-      </w:pPr>
       <w:r>
-        <w:rPr>
-          <w:rFonts w:ascii="Microsoft YaHei" w:eastAsia="Microsoft YaHei" w:hAnsi="Microsoft YaHei" w:cs="Microsoft YaHei" w:hint="eastAsia"/>
-          <w:color w:val="2E7D32"/>
-          <w:sz w:val="19"/>
-          <w:lang w:eastAsia="zh-CN"/>
-        </w:rPr>
-        <w:t xml:space="preserve">适配现网 </w:t>
+        <w:t>系统纳管无线设备 19.6万+、现网 AP 数据 259万+（腾讯云现网 readonly 实测）</w:t>
       </w:r>
+    </w:p>
+    <w:p>
+      <w:r>
+        <w:t>累计调优结果明细 2700万+ 条、调优任务记录 46万+（2026-08 单月 14.7万 次）</w:t>
+      </w:r>
+    </w:p>
+    <w:p>
       <w:r>
         <w:rPr>
           <w:b/>
-          <w:color w:val="2E7D32"/>
-          <w:sz w:val="19"/>
         </w:rPr>
-        <w:t>98%+</w:t>
-      </w:r>
-      <w:r>
-        <w:rPr>
-          <w:color w:val="2E7D32"/>
-          <w:sz w:val="19"/>
-        </w:rPr>
-        <w:t xml:space="preserve"> AC+fitap </w:t>
-      </w:r>
-      <w:r>
-        <w:rPr>
-          <w:rFonts w:ascii="Microsoft YaHei" w:eastAsia="Microsoft YaHei" w:hAnsi="Microsoft YaHei" w:cs="Microsoft YaHei" w:hint="eastAsia"/>
-          <w:color w:val="2E7D32"/>
-          <w:sz w:val="19"/>
-          <w:lang w:eastAsia="zh-CN"/>
-        </w:rPr>
-        <w:t>组网需求，</w:t>
-      </w:r>
-      <w:r>
-        <w:rPr>
-          <w:color w:val="2E7D32"/>
-          <w:sz w:val="19"/>
-        </w:rPr>
-        <w:t xml:space="preserve">RRM </w:t>
-      </w:r>
-      <w:r>
-        <w:rPr>
-          <w:rFonts w:ascii="Microsoft YaHei" w:eastAsia="Microsoft YaHei" w:hAnsi="Microsoft YaHei" w:cs="Microsoft YaHei" w:hint="eastAsia"/>
-          <w:color w:val="2E7D32"/>
-          <w:sz w:val="19"/>
-          <w:lang w:eastAsia="zh-CN"/>
-        </w:rPr>
-        <w:t>计算压力分流至设备侧</w:t>
+        <w:t>项目成果</w:t>
       </w:r>
     </w:p>
     <w:p>
-      <w:pPr>
-        <w:pStyle w:val="ListBullet"/>
-        <w:spacing w:before="75" w:after="75"/>
-      </w:pPr>
       <w:r>
-        <w:rPr>
-          <w:rFonts w:ascii="Microsoft YaHei" w:eastAsia="Microsoft YaHei" w:hAnsi="Microsoft YaHei" w:cs="Microsoft YaHei" w:hint="eastAsia"/>
-          <w:color w:val="2E7D32"/>
-          <w:sz w:val="19"/>
-          <w:lang w:eastAsia="zh-CN"/>
-        </w:rPr>
+        <w:t>适配现网 98%+ AC+fitap 组网需求，RRM 计算压力分流至设备侧</w:t>
+      </w:r>
+    </w:p>
+    <w:p>
+      <w:r>
         <w:t>配置中心降低配置失误率，二期实现规模化落地</w:t>
       </w:r>
     </w:p>
     <w:p>
-      <w:pPr>
-        <w:pStyle w:val="ListBullet"/>
-        <w:spacing w:before="75" w:after="75"/>
-      </w:pPr>
+      <w:r>
+        <w:t>主导项目全流程：需求梳理 → 架构设计 → 重构 → 开发 → 联调 → 上线</w:t>
+      </w:r>
+    </w:p>
+    <w:p>
       <w:r>
         <w:rPr>
-          <w:rFonts w:ascii="Microsoft YaHei" w:eastAsia="Microsoft YaHei" w:hAnsi="Microsoft YaHei" w:cs="Microsoft YaHei" w:hint="eastAsia"/>
-          <w:color w:val="2E7D32"/>
-          <w:sz w:val="19"/>
-          <w:lang w:eastAsia="zh-CN"/>
+          <w:b/>
+          <w:sz w:val="24"/>
         </w:rPr>
-        <w:t>主导项目全流程：需求梳理</w:t>
+        <w:t>2. RRM 支持 WiFi7（6GHz频段扩展） 2024.01 - 2024.12</w:t>
       </w:r>
+    </w:p>
+    <w:p>
+      <w:r>
+        <w:t>微服务架构 MongoDB Redis Kafka RabbitMQ K8s node-ffi调用C库</w:t>
+      </w:r>
+    </w:p>
+    <w:p>
       <w:r>
         <w:rPr>
-          <w:color w:val="2E7D32"/>
-          <w:sz w:val="19"/>
-        </w:rPr>
-        <w:t xml:space="preserve"> → </w:t>
-      </w:r>
-      <w:r>
-        <w:rPr>
-          <w:rFonts w:ascii="Microsoft YaHei" w:eastAsia="Microsoft YaHei" w:hAnsi="Microsoft YaHei" w:cs="Microsoft YaHei" w:hint="eastAsia"/>
-          <w:color w:val="2E7D32"/>
-          <w:sz w:val="19"/>
-          <w:lang w:eastAsia="zh-CN"/>
-        </w:rPr>
-        <w:t>架构设计</w:t>
-      </w:r>
-      <w:r>
-        <w:rPr>
-          <w:color w:val="2E7D32"/>
-          <w:sz w:val="19"/>
-        </w:rPr>
-        <w:t xml:space="preserve"> → </w:t>
-      </w:r>
-      <w:r>
-        <w:rPr>
-          <w:rFonts w:ascii="Microsoft YaHei" w:eastAsia="Microsoft YaHei" w:hAnsi="Microsoft YaHei" w:cs="Microsoft YaHei" w:hint="eastAsia"/>
-          <w:color w:val="2E7D32"/>
-          <w:sz w:val="19"/>
-          <w:lang w:eastAsia="zh-CN"/>
-        </w:rPr>
-        <w:t>重构</w:t>
-      </w:r>
-      <w:r>
-        <w:rPr>
-          <w:color w:val="2E7D32"/>
-          <w:sz w:val="19"/>
-        </w:rPr>
-        <w:t xml:space="preserve"> → </w:t>
-      </w:r>
-      <w:r>
-        <w:rPr>
-          <w:rFonts w:ascii="Microsoft YaHei" w:eastAsia="Microsoft YaHei" w:hAnsi="Microsoft YaHei" w:cs="Microsoft YaHei" w:hint="eastAsia"/>
-          <w:color w:val="2E7D32"/>
-          <w:sz w:val="19"/>
-          <w:lang w:eastAsia="zh-CN"/>
-        </w:rPr>
-        <w:t>开发</w:t>
-      </w:r>
-      <w:r>
-        <w:rPr>
-          <w:color w:val="2E7D32"/>
-          <w:sz w:val="19"/>
-        </w:rPr>
-        <w:t xml:space="preserve"> → </w:t>
-      </w:r>
-      <w:r>
-        <w:rPr>
-          <w:rFonts w:ascii="Microsoft YaHei" w:eastAsia="Microsoft YaHei" w:hAnsi="Microsoft YaHei" w:cs="Microsoft YaHei" w:hint="eastAsia"/>
-          <w:color w:val="2E7D32"/>
-          <w:sz w:val="19"/>
-          <w:lang w:eastAsia="zh-CN"/>
-        </w:rPr>
-        <w:t>联调</w:t>
-      </w:r>
-      <w:r>
-        <w:rPr>
-          <w:color w:val="2E7D32"/>
-          <w:sz w:val="19"/>
-        </w:rPr>
-        <w:t xml:space="preserve"> → </w:t>
-      </w:r>
-      <w:r>
-        <w:rPr>
-          <w:rFonts w:ascii="Microsoft YaHei" w:eastAsia="Microsoft YaHei" w:hAnsi="Microsoft YaHei" w:cs="Microsoft YaHei" w:hint="eastAsia"/>
-          <w:color w:val="2E7D32"/>
-          <w:sz w:val="19"/>
-          <w:lang w:eastAsia="zh-CN"/>
-        </w:rPr>
-        <w:t>上线</w:t>
-      </w:r>
-      <w:r/>
-      <w:r/>
-    </w:p>
-    <w:p>
-      <w:pPr>
-        <w:spacing w:after="180"/>
-      </w:pPr>
-      <w:r/>
-      <w:r>
-        <w:rPr>
-          <w:rFonts w:ascii="Microsoft YaHei" w:eastAsia="Microsoft YaHei" w:hAnsi="Microsoft YaHei" w:cs="Microsoft YaHei" w:hint="eastAsia"/>
           <w:b/>
-          <w:color w:val="1A1A1A"/>
-          <w:sz w:val="22"/>
-          <w:lang w:eastAsia="zh-CN"/>
-        </w:rPr>
-        <w:t>② RRM 支持 WiFi7（6GHz频段扩展）</w:t>
-      </w:r>
-      <w:r/>
-      <w:r>
-        <w:rPr>
-          <w:color w:val="888888"/>
-          <w:sz w:val="18"/>
-        </w:rPr>
-        <w:t>2024.01 - 2024.12</w:t>
-      </w:r>
-      <w:r/>
-    </w:p>
-    <w:p>
-      <w:pPr>
-        <w:spacing w:before="150" w:after="150"/>
-      </w:pPr>
-      <w:r/>
-      <w:r>
-        <w:rPr>
-          <w:rFonts w:ascii="Microsoft YaHei" w:eastAsia="Microsoft YaHei" w:hAnsi="Microsoft YaHei" w:cs="Microsoft YaHei" w:hint="eastAsia"/>
-          <w:color w:val="FFFFFF"/>
-          <w:sz w:val="16"/>
-          <w:lang w:eastAsia="zh-CN"/>
-        </w:rPr>
-        <w:t>微服务架构</w:t>
-      </w:r>
-      <w:r/>
-      <w:r>
-        <w:rPr>
-          <w:color w:val="FFFFFF"/>
-          <w:sz w:val="16"/>
-        </w:rPr>
-        <w:t>MongoDB</w:t>
-      </w:r>
-      <w:r/>
-      <w:r>
-        <w:rPr>
-          <w:color w:val="FFFFFF"/>
-          <w:sz w:val="16"/>
-        </w:rPr>
-        <w:t>Redis</w:t>
-      </w:r>
-      <w:r/>
-      <w:r>
-        <w:rPr>
-          <w:color w:val="FFFFFF"/>
-          <w:sz w:val="16"/>
-        </w:rPr>
-        <w:t>Kafka</w:t>
-      </w:r>
-      <w:r/>
-      <w:r>
-        <w:rPr>
-          <w:color w:val="FFFFFF"/>
-          <w:sz w:val="16"/>
-        </w:rPr>
-        <w:t>RabbitMQ</w:t>
-      </w:r>
-      <w:r/>
-      <w:r>
-        <w:rPr>
-          <w:color w:val="FFFFFF"/>
-          <w:sz w:val="16"/>
-        </w:rPr>
-        <w:t>K8s</w:t>
-      </w:r>
-      <w:r/>
-      <w:r>
-        <w:rPr>
-          <w:rFonts w:ascii="Microsoft YaHei" w:eastAsia="Microsoft YaHei" w:hAnsi="Microsoft YaHei" w:cs="Microsoft YaHei" w:hint="eastAsia"/>
-          <w:color w:val="FFFFFF"/>
-          <w:sz w:val="16"/>
-          <w:lang w:eastAsia="zh-CN"/>
-        </w:rPr>
-        <w:t>node-ffi调用C库</w:t>
-      </w:r>
-      <w:r/>
-    </w:p>
-    <w:p>
-      <w:pPr>
-        <w:pStyle w:val="Heading4"/>
-      </w:pPr>
-      <w:r>
-        <w:rPr>
-          <w:rFonts w:ascii="Microsoft YaHei" w:eastAsia="Microsoft YaHei" w:hAnsi="Microsoft YaHei" w:cs="Microsoft YaHei" w:hint="eastAsia"/>
-          <w:color w:val="555555"/>
-          <w:sz w:val="21"/>
-          <w:lang w:eastAsia="zh-CN"/>
         </w:rPr>
         <w:t>项目背景</w:t>
       </w:r>
     </w:p>
     <w:p>
-      <w:pPr/>
       <w:r>
-        <w:rPr>
-          <w:color w:val="555555"/>
-          <w:sz w:val="19"/>
-        </w:rPr>
-        <w:t>RRM</w:t>
-      </w:r>
-      <w:r>
-        <w:rPr>
-          <w:rFonts w:ascii="Microsoft YaHei" w:eastAsia="Microsoft YaHei" w:hAnsi="Microsoft YaHei" w:cs="Microsoft YaHei" w:hint="eastAsia"/>
-          <w:color w:val="555555"/>
-          <w:sz w:val="19"/>
-          <w:lang w:eastAsia="zh-CN"/>
-        </w:rPr>
-        <w:t>（无线资源管理）原仅支持</w:t>
-      </w:r>
-      <w:r>
-        <w:rPr>
-          <w:color w:val="555555"/>
-          <w:sz w:val="19"/>
-        </w:rPr>
-        <w:t xml:space="preserve"> 2.4G/5G </w:t>
-      </w:r>
-      <w:r>
-        <w:rPr>
-          <w:rFonts w:ascii="Microsoft YaHei" w:eastAsia="Microsoft YaHei" w:hAnsi="Microsoft YaHei" w:cs="Microsoft YaHei" w:hint="eastAsia"/>
-          <w:color w:val="555555"/>
-          <w:sz w:val="19"/>
-          <w:lang w:eastAsia="zh-CN"/>
-        </w:rPr>
-        <w:t>双频段。新增</w:t>
-      </w:r>
-      <w:r>
-        <w:rPr>
-          <w:color w:val="555555"/>
-          <w:sz w:val="19"/>
-        </w:rPr>
-        <w:t xml:space="preserve"> 6GHz </w:t>
-      </w:r>
-      <w:r>
-        <w:rPr>
-          <w:rFonts w:ascii="Microsoft YaHei" w:eastAsia="Microsoft YaHei" w:hAnsi="Microsoft YaHei" w:cs="Microsoft YaHei" w:hint="eastAsia"/>
-          <w:color w:val="555555"/>
-          <w:sz w:val="19"/>
-          <w:lang w:eastAsia="zh-CN"/>
-        </w:rPr>
-        <w:t>频段支持，完成</w:t>
-      </w:r>
-      <w:r>
-        <w:rPr>
-          <w:color w:val="555555"/>
-          <w:sz w:val="19"/>
-        </w:rPr>
-        <w:t xml:space="preserve"> WiFi7 </w:t>
-      </w:r>
-      <w:r>
-        <w:rPr>
-          <w:rFonts w:ascii="Microsoft YaHei" w:eastAsia="Microsoft YaHei" w:hAnsi="Microsoft YaHei" w:cs="Microsoft YaHei" w:hint="eastAsia"/>
-          <w:color w:val="555555"/>
-          <w:sz w:val="19"/>
-          <w:lang w:eastAsia="zh-CN"/>
-        </w:rPr>
-        <w:t>商用适配。</w:t>
+        <w:t>RRM（无线资源管理）原仅支持 2.4G/5G 双频段。新增 6GHz 频段支持，完成 WiFi7 商用适配。</w:t>
       </w:r>
     </w:p>
     <w:p>
-      <w:pPr>
-        <w:pStyle w:val="Heading4"/>
-      </w:pPr>
       <w:r>
-        <w:rPr>
-          <w:rFonts w:ascii="Microsoft YaHei" w:eastAsia="Microsoft YaHei" w:hAnsi="Microsoft YaHei" w:cs="Microsoft YaHei" w:hint="eastAsia"/>
-          <w:color w:val="555555"/>
-          <w:sz w:val="21"/>
-          <w:lang w:eastAsia="zh-CN"/>
-        </w:rPr>
         <w:t>本人分工</w:t>
       </w:r>
     </w:p>
     <w:p>
-      <w:pPr>
-        <w:pStyle w:val="ListBullet"/>
-        <w:spacing w:before="90" w:after="90"/>
-      </w:pPr>
       <w:r>
-        <w:rPr>
-          <w:rFonts w:ascii="Microsoft YaHei" w:eastAsia="Microsoft YaHei" w:hAnsi="Microsoft YaHei" w:cs="Microsoft YaHei" w:hint="eastAsia"/>
-          <w:color w:val="444444"/>
-          <w:lang w:eastAsia="zh-CN"/>
-        </w:rPr>
-        <w:t>梳理</w:t>
-      </w:r>
-      <w:r>
-        <w:rPr>
-          <w:color w:val="444444"/>
-        </w:rPr>
-        <w:t xml:space="preserve"> 4 </w:t>
-      </w:r>
-      <w:r>
-        <w:rPr>
-          <w:rFonts w:ascii="Microsoft YaHei" w:eastAsia="Microsoft YaHei" w:hAnsi="Microsoft YaHei" w:cs="Microsoft YaHei" w:hint="eastAsia"/>
-          <w:color w:val="444444"/>
-          <w:lang w:eastAsia="zh-CN"/>
-        </w:rPr>
-        <w:t>大微服务调用链路，主导</w:t>
-      </w:r>
-      <w:r>
-        <w:rPr>
-          <w:color w:val="444444"/>
-        </w:rPr>
-        <w:t xml:space="preserve"> 6GHz </w:t>
-      </w:r>
-      <w:r>
-        <w:rPr>
-          <w:rFonts w:ascii="Microsoft YaHei" w:eastAsia="Microsoft YaHei" w:hAnsi="Microsoft YaHei" w:cs="Microsoft YaHei" w:hint="eastAsia"/>
-          <w:color w:val="444444"/>
-          <w:lang w:eastAsia="zh-CN"/>
-        </w:rPr>
-        <w:t>全链路改造（采集</w:t>
-      </w:r>
-      <w:r>
-        <w:rPr>
-          <w:color w:val="444444"/>
-        </w:rPr>
-        <w:t>/</w:t>
-      </w:r>
-      <w:r>
-        <w:rPr>
-          <w:rFonts w:ascii="Microsoft YaHei" w:eastAsia="Microsoft YaHei" w:hAnsi="Microsoft YaHei" w:cs="Microsoft YaHei" w:hint="eastAsia"/>
-          <w:color w:val="444444"/>
-          <w:lang w:eastAsia="zh-CN"/>
-        </w:rPr>
-        <w:t>扫描</w:t>
-      </w:r>
-      <w:r>
-        <w:rPr>
-          <w:color w:val="444444"/>
-        </w:rPr>
-        <w:t>/</w:t>
-      </w:r>
-      <w:r>
-        <w:rPr>
-          <w:rFonts w:ascii="Microsoft YaHei" w:eastAsia="Microsoft YaHei" w:hAnsi="Microsoft YaHei" w:cs="Microsoft YaHei" w:hint="eastAsia"/>
-          <w:color w:val="444444"/>
-          <w:lang w:eastAsia="zh-CN"/>
-        </w:rPr>
-        <w:t>计算</w:t>
-      </w:r>
-      <w:r>
-        <w:rPr>
-          <w:color w:val="444444"/>
-        </w:rPr>
-        <w:t>/</w:t>
-      </w:r>
-      <w:r>
-        <w:rPr>
-          <w:rFonts w:ascii="Microsoft YaHei" w:eastAsia="Microsoft YaHei" w:hAnsi="Microsoft YaHei" w:cs="Microsoft YaHei" w:hint="eastAsia"/>
-          <w:color w:val="444444"/>
-          <w:lang w:eastAsia="zh-CN"/>
-        </w:rPr>
-        <w:t>调优</w:t>
-      </w:r>
-      <w:r>
-        <w:rPr>
-          <w:color w:val="444444"/>
-        </w:rPr>
-        <w:t>/</w:t>
-      </w:r>
-      <w:r>
-        <w:rPr>
-          <w:rFonts w:ascii="Microsoft YaHei" w:eastAsia="Microsoft YaHei" w:hAnsi="Microsoft YaHei" w:cs="Microsoft YaHei" w:hint="eastAsia"/>
-          <w:color w:val="444444"/>
-          <w:lang w:eastAsia="zh-CN"/>
-        </w:rPr>
-        <w:t>部署）</w:t>
+        <w:t>梳理 4 大微服务调用链路，主导 6GHz 全链路改造（采集/扫描/计算/调优/部署）</w:t>
       </w:r>
     </w:p>
     <w:p>
-      <w:pPr>
-        <w:pStyle w:val="ListBullet"/>
-        <w:spacing w:before="90" w:after="90"/>
-      </w:pPr>
       <w:r>
-        <w:rPr>
-          <w:rFonts w:ascii="Microsoft YaHei" w:eastAsia="Microsoft YaHei" w:hAnsi="Microsoft YaHei" w:cs="Microsoft YaHei" w:hint="eastAsia"/>
-          <w:color w:val="444444"/>
-          <w:lang w:eastAsia="zh-CN"/>
-        </w:rPr>
-        <w:t>维护</w:t>
-      </w:r>
-      <w:r>
-        <w:rPr>
-          <w:color w:val="444444"/>
-        </w:rPr>
-        <w:t xml:space="preserve"> Redis </w:t>
-      </w:r>
-      <w:r>
-        <w:rPr>
-          <w:rFonts w:ascii="Microsoft YaHei" w:eastAsia="Microsoft YaHei" w:hAnsi="Microsoft YaHei" w:cs="Microsoft YaHei" w:hint="eastAsia"/>
-          <w:color w:val="444444"/>
-          <w:lang w:eastAsia="zh-CN"/>
-        </w:rPr>
-        <w:t>分布式锁、</w:t>
-      </w:r>
-      <w:r>
-        <w:rPr>
-          <w:color w:val="444444"/>
-        </w:rPr>
-        <w:t xml:space="preserve">Kafka/RabbitMQ </w:t>
-      </w:r>
-      <w:r>
-        <w:rPr>
-          <w:rFonts w:ascii="Microsoft YaHei" w:eastAsia="Microsoft YaHei" w:hAnsi="Microsoft YaHei" w:cs="Microsoft YaHei" w:hint="eastAsia"/>
-          <w:color w:val="444444"/>
-          <w:lang w:eastAsia="zh-CN"/>
-        </w:rPr>
-        <w:t>消息队列、</w:t>
-      </w:r>
-      <w:r>
-        <w:rPr>
-          <w:color w:val="444444"/>
-        </w:rPr>
-        <w:t xml:space="preserve">K8s </w:t>
-      </w:r>
-      <w:r>
-        <w:rPr>
-          <w:rFonts w:ascii="Microsoft YaHei" w:eastAsia="Microsoft YaHei" w:hAnsi="Microsoft YaHei" w:cs="Microsoft YaHei" w:hint="eastAsia"/>
-          <w:color w:val="444444"/>
-          <w:lang w:eastAsia="zh-CN"/>
-        </w:rPr>
-        <w:t>容器管理</w:t>
+        <w:t>维护 Redis 分布式锁、Kafka/RabbitMQ 消息队列、K8s 容器管理</w:t>
       </w:r>
     </w:p>
     <w:p>
-      <w:pPr>
-        <w:pStyle w:val="ListBullet"/>
-        <w:spacing w:before="90" w:after="90"/>
-      </w:pPr>
       <w:r>
-        <w:rPr>
-          <w:color w:val="444444"/>
-        </w:rPr>
-        <w:t xml:space="preserve">node-ffi </w:t>
-      </w:r>
-      <w:r>
-        <w:rPr>
-          <w:rFonts w:ascii="Microsoft YaHei" w:eastAsia="Microsoft YaHei" w:hAnsi="Microsoft YaHei" w:cs="Microsoft YaHei" w:hint="eastAsia"/>
-          <w:color w:val="444444"/>
-          <w:lang w:eastAsia="zh-CN"/>
-        </w:rPr>
-        <w:t>调用</w:t>
-      </w:r>
-      <w:r>
-        <w:rPr>
-          <w:color w:val="444444"/>
-        </w:rPr>
-        <w:t xml:space="preserve"> C </w:t>
-      </w:r>
-      <w:r>
-        <w:rPr>
-          <w:rFonts w:ascii="Microsoft YaHei" w:eastAsia="Microsoft YaHei" w:hAnsi="Microsoft YaHei" w:cs="Microsoft YaHei" w:hint="eastAsia"/>
-          <w:color w:val="444444"/>
-          <w:lang w:eastAsia="zh-CN"/>
-        </w:rPr>
-        <w:t>语言</w:t>
-      </w:r>
-      <w:r>
-        <w:rPr>
-          <w:color w:val="444444"/>
-        </w:rPr>
-        <w:t xml:space="preserve"> .so </w:t>
-      </w:r>
-      <w:r>
-        <w:rPr>
-          <w:rFonts w:ascii="Microsoft YaHei" w:eastAsia="Microsoft YaHei" w:hAnsi="Microsoft YaHei" w:cs="Microsoft YaHei" w:hint="eastAsia"/>
-          <w:color w:val="444444"/>
-          <w:lang w:eastAsia="zh-CN"/>
-        </w:rPr>
-        <w:t>核心算法库，突破跨语言性能瓶颈</w:t>
+        <w:t>node-ffi 调用 C 语言 .so 核心算法库，突破跨语言性能瓶颈</w:t>
       </w:r>
     </w:p>
     <w:p>
-      <w:pPr>
-        <w:pStyle w:val="Heading4"/>
-        <w:spacing w:after="120"/>
-      </w:pPr>
       <w:r>
         <w:rPr>
-          <w:rFonts w:ascii="Microsoft YaHei" w:eastAsia="Microsoft YaHei" w:hAnsi="Microsoft YaHei" w:cs="Microsoft YaHei" w:hint="eastAsia"/>
-          <w:color w:val="2E7D32"/>
-          <w:sz w:val="21"/>
-          <w:lang w:eastAsia="zh-CN"/>
+          <w:b/>
         </w:rPr>
-        <w:t>✅ 项目成果</w:t>
+        <w:t>项目成果</w:t>
       </w:r>
     </w:p>
     <w:p>
-      <w:pPr>
-        <w:pStyle w:val="ListBullet"/>
-        <w:spacing w:before="75" w:after="75"/>
-      </w:pPr>
       <w:r>
-        <w:rPr>
-          <w:rFonts w:ascii="Microsoft YaHei" w:eastAsia="Microsoft YaHei" w:hAnsi="Microsoft YaHei" w:cs="Microsoft YaHei" w:hint="eastAsia"/>
-          <w:color w:val="2E7D32"/>
-          <w:sz w:val="19"/>
-          <w:lang w:eastAsia="zh-CN"/>
-        </w:rPr>
-        <w:t>从</w:t>
-      </w:r>
-      <w:r>
-        <w:rPr>
-          <w:color w:val="2E7D32"/>
-          <w:sz w:val="19"/>
-        </w:rPr>
-        <w:t xml:space="preserve"> 2 </w:t>
-      </w:r>
-      <w:r>
-        <w:rPr>
-          <w:rFonts w:ascii="Microsoft YaHei" w:eastAsia="Microsoft YaHei" w:hAnsi="Microsoft YaHei" w:cs="Microsoft YaHei" w:hint="eastAsia"/>
-          <w:color w:val="2E7D32"/>
-          <w:sz w:val="19"/>
-          <w:lang w:eastAsia="zh-CN"/>
-        </w:rPr>
-        <w:t>频段扩展到</w:t>
-      </w:r>
-      <w:r>
-        <w:rPr>
-          <w:color w:val="2E7D32"/>
-          <w:sz w:val="19"/>
-        </w:rPr>
-        <w:t xml:space="preserve"> 3 </w:t>
-      </w:r>
-      <w:r>
-        <w:rPr>
-          <w:rFonts w:ascii="Microsoft YaHei" w:eastAsia="Microsoft YaHei" w:hAnsi="Microsoft YaHei" w:cs="Microsoft YaHei" w:hint="eastAsia"/>
-          <w:color w:val="2E7D32"/>
-          <w:sz w:val="19"/>
-          <w:lang w:eastAsia="zh-CN"/>
-        </w:rPr>
-        <w:t>频段（</w:t>
-      </w:r>
-      <w:r>
-        <w:rPr>
-          <w:color w:val="2E7D32"/>
-          <w:sz w:val="19"/>
-        </w:rPr>
-        <w:t>2.4G/5G/6G</w:t>
-      </w:r>
-      <w:r>
-        <w:rPr>
-          <w:rFonts w:ascii="Microsoft YaHei" w:eastAsia="Microsoft YaHei" w:hAnsi="Microsoft YaHei" w:cs="Microsoft YaHei" w:hint="eastAsia"/>
-          <w:color w:val="2E7D32"/>
-          <w:sz w:val="19"/>
-          <w:lang w:eastAsia="zh-CN"/>
-        </w:rPr>
-        <w:t>），完整支持</w:t>
-      </w:r>
-      <w:r>
-        <w:rPr>
-          <w:color w:val="2E7D32"/>
-          <w:sz w:val="19"/>
-        </w:rPr>
-        <w:t xml:space="preserve"> WiFi7 </w:t>
-      </w:r>
-      <w:r>
-        <w:rPr>
-          <w:rFonts w:ascii="Microsoft YaHei" w:eastAsia="Microsoft YaHei" w:hAnsi="Microsoft YaHei" w:cs="Microsoft YaHei" w:hint="eastAsia"/>
-          <w:color w:val="2E7D32"/>
-          <w:sz w:val="19"/>
-          <w:lang w:eastAsia="zh-CN"/>
-        </w:rPr>
-        <w:t>商用</w:t>
+        <w:t>从 2 频段扩展到 3 频段（2.4G/5G/6G），完整支持 WiFi7 商用</w:t>
       </w:r>
     </w:p>
     <w:p>
-      <w:pPr>
-        <w:pStyle w:val="ListBullet"/>
-        <w:spacing w:before="75" w:after="75"/>
-      </w:pPr>
       <w:r>
-        <w:rPr>
-          <w:rFonts w:ascii="Microsoft YaHei" w:eastAsia="Microsoft YaHei" w:hAnsi="Microsoft YaHei" w:cs="Microsoft YaHei" w:hint="eastAsia"/>
-          <w:color w:val="2E7D32"/>
-          <w:sz w:val="19"/>
-          <w:lang w:eastAsia="zh-CN"/>
-        </w:rPr>
-        <w:t xml:space="preserve">独立接手复杂遗留系统，平均每周处理 </w:t>
+        <w:t>独立接手复杂遗留系统，平均每周处理 1+ 起线上问题</w:t>
       </w:r>
+    </w:p>
+    <w:p>
       <w:r>
         <w:rPr>
           <w:b/>
-          <w:color w:val="2E7D32"/>
-          <w:sz w:val="19"/>
+          <w:sz w:val="24"/>
         </w:rPr>
-        <w:t>1+</w:t>
+        <w:t>3. WBC 支持 IoT 2.0（云简与物联网模块解耦） 2023.07 - 2024.06</w:t>
       </w:r>
-      <w:r>
-        <w:rPr>
-          <w:rFonts w:ascii="Microsoft YaHei" w:eastAsia="Microsoft YaHei" w:hAnsi="Microsoft YaHei" w:cs="Microsoft YaHei" w:hint="eastAsia"/>
-          <w:color w:val="2E7D32"/>
-          <w:sz w:val="19"/>
-          <w:lang w:eastAsia="zh-CN"/>
-        </w:rPr>
-        <w:t xml:space="preserve"> 起线上问题</w:t>
-      </w:r>
-      <w:r/>
-      <w:r/>
     </w:p>
     <w:p>
-      <w:pPr>
-        <w:spacing w:after="180"/>
-      </w:pPr>
-      <w:r/>
       <w:r>
-        <w:rPr>
-          <w:rFonts w:ascii="Microsoft YaHei" w:eastAsia="Microsoft YaHei" w:hAnsi="Microsoft YaHei" w:cs="Microsoft YaHei" w:hint="eastAsia"/>
-          <w:b/>
-          <w:color w:val="1A1A1A"/>
-          <w:sz w:val="22"/>
-          <w:lang w:eastAsia="zh-CN"/>
-        </w:rPr>
-        <w:t>③ WBC 支持 IoT 2.0（云简与物联网模块解耦）</w:t>
+        <w:t>后端开发 MongoDB K8s VNC远程管理 Shell脚本</w:t>
       </w:r>
-      <w:r/>
-      <w:r>
-        <w:rPr>
-          <w:color w:val="888888"/>
-          <w:sz w:val="18"/>
-        </w:rPr>
-        <w:t>2023.07 - 2024.06</w:t>
-      </w:r>
-      <w:r/>
     </w:p>
     <w:p>
-      <w:pPr>
-        <w:spacing w:before="150" w:after="150"/>
-      </w:pPr>
-      <w:r/>
       <w:r>
-        <w:rPr>
-          <w:rFonts w:ascii="Microsoft YaHei" w:eastAsia="Microsoft YaHei" w:hAnsi="Microsoft YaHei" w:cs="Microsoft YaHei" w:hint="eastAsia"/>
-          <w:color w:val="FFFFFF"/>
-          <w:sz w:val="16"/>
-          <w:lang w:eastAsia="zh-CN"/>
-        </w:rPr>
-        <w:t>后端开发</w:t>
-      </w:r>
-      <w:r/>
-      <w:r>
-        <w:rPr>
-          <w:color w:val="FFFFFF"/>
-          <w:sz w:val="16"/>
-        </w:rPr>
-        <w:t>MongoDB</w:t>
-      </w:r>
-      <w:r/>
-      <w:r>
-        <w:rPr>
-          <w:color w:val="FFFFFF"/>
-          <w:sz w:val="16"/>
-        </w:rPr>
-        <w:t>K8s</w:t>
-      </w:r>
-      <w:r/>
-      <w:r>
-        <w:rPr>
-          <w:rFonts w:ascii="Microsoft YaHei" w:eastAsia="Microsoft YaHei" w:hAnsi="Microsoft YaHei" w:cs="Microsoft YaHei" w:hint="eastAsia"/>
-          <w:color w:val="FFFFFF"/>
-          <w:sz w:val="16"/>
-          <w:lang w:eastAsia="zh-CN"/>
-        </w:rPr>
-        <w:t>VNC远程管理</w:t>
-      </w:r>
-      <w:r/>
-      <w:r>
-        <w:rPr>
-          <w:rFonts w:ascii="Microsoft YaHei" w:eastAsia="Microsoft YaHei" w:hAnsi="Microsoft YaHei" w:cs="Microsoft YaHei" w:hint="eastAsia"/>
-          <w:color w:val="FFFFFF"/>
-          <w:sz w:val="16"/>
-          <w:lang w:eastAsia="zh-CN"/>
-        </w:rPr>
-        <w:t>Shell脚本</w:t>
-      </w:r>
-      <w:r/>
-    </w:p>
-    <w:p>
-      <w:pPr>
-        <w:pStyle w:val="Heading4"/>
-      </w:pPr>
-      <w:r>
-        <w:rPr>
-          <w:rFonts w:ascii="Microsoft YaHei" w:eastAsia="Microsoft YaHei" w:hAnsi="Microsoft YaHei" w:cs="Microsoft YaHei" w:hint="eastAsia"/>
-          <w:color w:val="555555"/>
-          <w:sz w:val="21"/>
-          <w:lang w:eastAsia="zh-CN"/>
-        </w:rPr>
         <w:t>本人分工</w:t>
       </w:r>
     </w:p>
     <w:p>
-      <w:pPr>
-        <w:pStyle w:val="ListBullet"/>
-        <w:spacing w:before="90" w:after="90"/>
-      </w:pPr>
       <w:r>
-        <w:rPr>
-          <w:rFonts w:ascii="Microsoft YaHei" w:eastAsia="Microsoft YaHei" w:hAnsi="Microsoft YaHei" w:cs="Microsoft YaHei" w:hint="eastAsia"/>
-          <w:color w:val="444444"/>
-          <w:lang w:eastAsia="zh-CN"/>
-        </w:rPr>
-        <w:t>主导编译打包流程重构，支持</w:t>
-      </w:r>
-      <w:r>
-        <w:rPr>
-          <w:color w:val="444444"/>
-        </w:rPr>
-        <w:t>"</w:t>
-      </w:r>
-      <w:r>
-        <w:rPr>
-          <w:rFonts w:ascii="Microsoft YaHei" w:eastAsia="Microsoft YaHei" w:hAnsi="Microsoft YaHei" w:cs="Microsoft YaHei" w:hint="eastAsia"/>
-          <w:color w:val="444444"/>
-          <w:lang w:eastAsia="zh-CN"/>
-        </w:rPr>
-        <w:t>一体机</w:t>
-      </w:r>
-      <w:r>
-        <w:rPr>
-          <w:color w:val="444444"/>
-        </w:rPr>
-        <w:t>+</w:t>
-      </w:r>
-      <w:r>
-        <w:rPr>
-          <w:rFonts w:ascii="Microsoft YaHei" w:eastAsia="Microsoft YaHei" w:hAnsi="Microsoft YaHei" w:cs="Microsoft YaHei" w:hint="eastAsia"/>
-          <w:color w:val="444444"/>
-          <w:lang w:eastAsia="zh-CN"/>
-        </w:rPr>
-        <w:t>虚拟机</w:t>
-      </w:r>
-      <w:r>
-        <w:rPr>
-          <w:color w:val="444444"/>
-        </w:rPr>
-        <w:t>"</w:t>
-      </w:r>
-      <w:r>
-        <w:rPr>
-          <w:rFonts w:ascii="Microsoft YaHei" w:eastAsia="Microsoft YaHei" w:hAnsi="Microsoft YaHei" w:cs="Microsoft YaHei" w:hint="eastAsia"/>
-          <w:color w:val="444444"/>
-          <w:lang w:eastAsia="zh-CN"/>
-        </w:rPr>
-        <w:t>双镜像模式</w:t>
+        <w:t>主导编译打包流程重构，支持"一体机+虚拟机"双镜像模式</w:t>
       </w:r>
     </w:p>
     <w:p>
-      <w:pPr>
-        <w:pStyle w:val="ListBullet"/>
-        <w:spacing w:before="90" w:after="90"/>
-      </w:pPr>
       <w:r>
-        <w:rPr>
-          <w:rFonts w:ascii="Microsoft YaHei" w:eastAsia="Microsoft YaHei" w:hAnsi="Microsoft YaHei" w:cs="Microsoft YaHei" w:hint="eastAsia"/>
-          <w:color w:val="444444"/>
-          <w:lang w:eastAsia="zh-CN"/>
-        </w:rPr>
-        <w:t>开发监控平台</w:t>
-      </w:r>
-      <w:r>
-        <w:rPr>
-          <w:color w:val="444444"/>
-        </w:rPr>
-        <w:t xml:space="preserve"> VNC </w:t>
-      </w:r>
-      <w:r>
-        <w:rPr>
-          <w:rFonts w:ascii="Microsoft YaHei" w:eastAsia="Microsoft YaHei" w:hAnsi="Microsoft YaHei" w:cs="Microsoft YaHei" w:hint="eastAsia"/>
-          <w:color w:val="444444"/>
-          <w:lang w:eastAsia="zh-CN"/>
-        </w:rPr>
-        <w:t>远程管理功能，运维人员无需切换工具管理物联网虚拟机</w:t>
+        <w:t>开发监控平台 VNC 远程管理功能，运维人员无需切换工具管理物联网虚拟机</w:t>
       </w:r>
     </w:p>
     <w:p>
-      <w:pPr>
-        <w:pStyle w:val="ListBullet"/>
-        <w:spacing w:before="90" w:after="90"/>
-      </w:pPr>
       <w:r>
-        <w:rPr>
-          <w:rFonts w:ascii="Microsoft YaHei" w:eastAsia="Microsoft YaHei" w:hAnsi="Microsoft YaHei" w:cs="Microsoft YaHei" w:hint="eastAsia"/>
-          <w:color w:val="444444"/>
-          <w:lang w:eastAsia="zh-CN"/>
-        </w:rPr>
         <w:t>参与云简侧物联网数据剥离与迁移</w:t>
       </w:r>
     </w:p>
     <w:p>
-      <w:pPr>
-        <w:pStyle w:val="Heading4"/>
-        <w:spacing w:after="120"/>
-      </w:pPr>
       <w:r>
         <w:rPr>
-          <w:rFonts w:ascii="Microsoft YaHei" w:eastAsia="Microsoft YaHei" w:hAnsi="Microsoft YaHei" w:cs="Microsoft YaHei" w:hint="eastAsia"/>
-          <w:color w:val="2E7D32"/>
-          <w:sz w:val="21"/>
-          <w:lang w:eastAsia="zh-CN"/>
+          <w:b/>
         </w:rPr>
-        <w:t>✅ 项目成果</w:t>
+        <w:t>项目成果</w:t>
       </w:r>
     </w:p>
     <w:p>
-      <w:pPr>
-        <w:pStyle w:val="ListBullet"/>
-        <w:spacing w:before="75" w:after="75"/>
-      </w:pPr>
       <w:r>
-        <w:rPr>
-          <w:rFonts w:ascii="Microsoft YaHei" w:eastAsia="Microsoft YaHei" w:hAnsi="Microsoft YaHei" w:cs="Microsoft YaHei" w:hint="eastAsia"/>
-          <w:color w:val="2E7D32"/>
-          <w:sz w:val="19"/>
-          <w:lang w:eastAsia="zh-CN"/>
-        </w:rPr>
         <w:t>实现云简与物联网进程级隔离，支持独立版本生命周期管理</w:t>
       </w:r>
     </w:p>
     <w:p>
-      <w:pPr>
-        <w:pStyle w:val="ListBullet"/>
-        <w:spacing w:before="75" w:after="75"/>
-      </w:pPr>
+      <w:r>
+        <w:t>并行开发、独立发布，版本交付周期显著缩短</w:t>
+      </w:r>
+    </w:p>
+    <w:p>
       <w:r>
         <w:rPr>
-          <w:rFonts w:ascii="Microsoft YaHei" w:eastAsia="Microsoft YaHei" w:hAnsi="Microsoft YaHei" w:cs="Microsoft YaHei" w:hint="eastAsia"/>
-          <w:color w:val="2E7D32"/>
-          <w:sz w:val="19"/>
-          <w:lang w:eastAsia="zh-CN"/>
-        </w:rPr>
-        <w:t>并行开发、独立发布，版本交付周期显著缩短</w:t>
-      </w:r>
-      <w:r/>
-    </w:p>
-    <w:p>
-      <w:pPr>
-        <w:pStyle w:val="Heading2"/>
-      </w:pPr>
-      <w:r>
-        <w:rPr>
-          <w:rFonts w:ascii="Microsoft YaHei" w:eastAsia="Microsoft YaHei" w:hAnsi="Microsoft YaHei" w:cs="Microsoft YaHei" w:hint="eastAsia"/>
-          <w:color w:val="FFFFFF"/>
+          <w:b/>
           <w:sz w:val="24"/>
-          <w:lang w:eastAsia="zh-CN"/>
         </w:rPr>
         <w:t>技 术 栈</w:t>
       </w:r>
-      <w:r/>
     </w:p>
     <w:p>
-      <w:pPr>
-        <w:pStyle w:val="Heading4"/>
-        <w:spacing w:after="90"/>
-        <w:pBdr>
-          <w:top w:val="none" w:sz="6" w:space="0" w:color="auto"/>
-          <w:bottom w:val="none" w:sz="6" w:space="0" w:color="auto"/>
-          <w:left w:val="none" w:sz="6" w:space="0" w:color="auto"/>
-          <w:right w:val="none" w:sz="6" w:space="0" w:color="auto"/>
-        </w:pBdr>
-      </w:pPr>
       <w:r>
-        <w:rPr>
-          <w:rFonts w:ascii="Microsoft YaHei" w:eastAsia="Microsoft YaHei" w:hAnsi="Microsoft YaHei" w:cs="Microsoft YaHei" w:hint="eastAsia"/>
-          <w:color w:val="1A1A1A"/>
-          <w:sz w:val="21"/>
-          <w:lang w:eastAsia="zh-CN"/>
-        </w:rPr>
         <w:t>Java（转岗定位，系统学习）</w:t>
       </w:r>
     </w:p>
     <w:p>
-      <w:pPr/>
       <w:r>
-        <w:rPr>
-          <w:color w:val="666666"/>
-          <w:sz w:val="19"/>
-        </w:rPr>
-        <w:t xml:space="preserve">Java </w:t>
-      </w:r>
-      <w:r>
-        <w:rPr>
-          <w:rFonts w:ascii="Microsoft YaHei" w:eastAsia="Microsoft YaHei" w:hAnsi="Microsoft YaHei" w:cs="Microsoft YaHei" w:hint="eastAsia"/>
-          <w:color w:val="666666"/>
-          <w:sz w:val="19"/>
-          <w:lang w:eastAsia="zh-CN"/>
-        </w:rPr>
-        <w:t>基础扎实：集合框架（</w:t>
-      </w:r>
-      <w:r>
-        <w:rPr>
-          <w:color w:val="666666"/>
-          <w:sz w:val="19"/>
-        </w:rPr>
-        <w:t xml:space="preserve">HashMap </w:t>
-      </w:r>
-      <w:r>
-        <w:rPr>
-          <w:rFonts w:ascii="Microsoft YaHei" w:eastAsia="Microsoft YaHei" w:hAnsi="Microsoft YaHei" w:cs="Microsoft YaHei" w:hint="eastAsia"/>
-          <w:color w:val="666666"/>
-          <w:sz w:val="19"/>
-          <w:lang w:eastAsia="zh-CN"/>
-        </w:rPr>
-        <w:t>底层</w:t>
-      </w:r>
-      <w:r>
-        <w:rPr>
-          <w:color w:val="666666"/>
-          <w:sz w:val="19"/>
-        </w:rPr>
-        <w:t>/</w:t>
-      </w:r>
-      <w:r>
-        <w:rPr>
-          <w:rFonts w:ascii="Microsoft YaHei" w:eastAsia="Microsoft YaHei" w:hAnsi="Microsoft YaHei" w:cs="Microsoft YaHei" w:hint="eastAsia"/>
-          <w:color w:val="666666"/>
-          <w:sz w:val="19"/>
-          <w:lang w:eastAsia="zh-CN"/>
-        </w:rPr>
-        <w:t>扩容</w:t>
-      </w:r>
-      <w:r>
-        <w:rPr>
-          <w:color w:val="666666"/>
-          <w:sz w:val="19"/>
-        </w:rPr>
-        <w:t>/</w:t>
-      </w:r>
-      <w:r>
-        <w:rPr>
-          <w:rFonts w:ascii="Microsoft YaHei" w:eastAsia="Microsoft YaHei" w:hAnsi="Microsoft YaHei" w:cs="Microsoft YaHei" w:hint="eastAsia"/>
-          <w:color w:val="666666"/>
-          <w:sz w:val="19"/>
-          <w:lang w:eastAsia="zh-CN"/>
-        </w:rPr>
-        <w:t>线程安全）、并发（</w:t>
-      </w:r>
-      <w:r>
-        <w:rPr>
-          <w:color w:val="666666"/>
-          <w:sz w:val="19"/>
-        </w:rPr>
-        <w:t>synchronized/CAS/</w:t>
-      </w:r>
-      <w:r>
-        <w:rPr>
-          <w:rFonts w:ascii="Microsoft YaHei" w:eastAsia="Microsoft YaHei" w:hAnsi="Microsoft YaHei" w:cs="Microsoft YaHei" w:hint="eastAsia"/>
-          <w:color w:val="666666"/>
-          <w:sz w:val="19"/>
-          <w:lang w:eastAsia="zh-CN"/>
-        </w:rPr>
-        <w:t>线程池</w:t>
-      </w:r>
-      <w:r>
-        <w:rPr>
-          <w:color w:val="666666"/>
-          <w:sz w:val="19"/>
-        </w:rPr>
-        <w:t>/</w:t>
-      </w:r>
-      <w:r>
-        <w:rPr>
-          <w:rFonts w:ascii="Microsoft YaHei" w:eastAsia="Microsoft YaHei" w:hAnsi="Microsoft YaHei" w:cs="Microsoft YaHei" w:hint="eastAsia"/>
-          <w:color w:val="666666"/>
-          <w:sz w:val="19"/>
-          <w:lang w:eastAsia="zh-CN"/>
-        </w:rPr>
-        <w:t>锁）、</w:t>
-      </w:r>
-      <w:r>
-        <w:rPr>
-          <w:rFonts w:ascii="Microsoft YaHei" w:eastAsia="Microsoft YaHei" w:hAnsi="Microsoft YaHei" w:cs="Microsoft YaHei" w:hint="eastAsia"/>
-          <w:b/>
-          <w:color w:val="666666"/>
-          <w:sz w:val="19"/>
-          <w:lang w:eastAsia="zh-CN"/>
-        </w:rPr>
-        <w:t>JVM（内存模型/GC/G1/类加载）</w:t>
-      </w:r>
-      <w:r>
-        <w:rPr>
-          <w:rFonts w:ascii="Microsoft YaHei" w:eastAsia="Microsoft YaHei" w:hAnsi="Microsoft YaHei" w:cs="Microsoft YaHei" w:hint="eastAsia"/>
-          <w:color w:val="666666"/>
-          <w:sz w:val="19"/>
-          <w:lang w:eastAsia="zh-CN"/>
-        </w:rPr>
-        <w:t>；了解</w:t>
-      </w:r>
-      <w:r>
-        <w:rPr>
-          <w:color w:val="666666"/>
-          <w:sz w:val="19"/>
-        </w:rPr>
-        <w:t xml:space="preserve"> Spring/SpringBoot/MyBatis </w:t>
-      </w:r>
-      <w:r>
-        <w:rPr>
-          <w:rFonts w:ascii="Microsoft YaHei" w:eastAsia="Microsoft YaHei" w:hAnsi="Microsoft YaHei" w:cs="Microsoft YaHei" w:hint="eastAsia"/>
-          <w:color w:val="666666"/>
-          <w:sz w:val="19"/>
-          <w:lang w:eastAsia="zh-CN"/>
-        </w:rPr>
-        <w:t>体系、</w:t>
-      </w:r>
-      <w:r>
-        <w:rPr>
-          <w:color w:val="666666"/>
-          <w:sz w:val="19"/>
-        </w:rPr>
-        <w:t xml:space="preserve">MyBatis #{} </w:t>
-      </w:r>
-      <w:r>
-        <w:rPr>
-          <w:rFonts w:ascii="Microsoft YaHei" w:eastAsia="Microsoft YaHei" w:hAnsi="Microsoft YaHei" w:cs="Microsoft YaHei" w:hint="eastAsia"/>
-          <w:color w:val="666666"/>
-          <w:sz w:val="19"/>
-          <w:lang w:eastAsia="zh-CN"/>
-        </w:rPr>
-        <w:t>防注入原理</w:t>
+        <w:t>Java 基础扎实：集合框架（HashMap 底层/扩容/线程安全）、并发（synchronized/CAS/线程池/锁）、JVM（内存模型/GC/G1/类加载）；了解 Spring/SpringBoot/MyBatis 体系、MyBatis #{} 防注入原理</w:t>
       </w:r>
     </w:p>
     <w:p>
-      <w:pPr>
-        <w:pStyle w:val="Heading4"/>
-        <w:spacing w:after="90"/>
-        <w:pBdr>
-          <w:top w:val="none" w:sz="6" w:space="0" w:color="auto"/>
-          <w:bottom w:val="none" w:sz="6" w:space="0" w:color="auto"/>
-          <w:left w:val="none" w:sz="6" w:space="0" w:color="auto"/>
-          <w:right w:val="none" w:sz="6" w:space="0" w:color="auto"/>
-        </w:pBdr>
-      </w:pPr>
       <w:r>
-        <w:rPr>
-          <w:rFonts w:ascii="Microsoft YaHei" w:eastAsia="Microsoft YaHei" w:hAnsi="Microsoft YaHei" w:cs="Microsoft YaHei" w:hint="eastAsia"/>
-          <w:color w:val="1A1A1A"/>
-          <w:sz w:val="21"/>
-          <w:lang w:eastAsia="zh-CN"/>
-        </w:rPr>
         <w:t>架构与分布式（核心卖点）</w:t>
       </w:r>
     </w:p>
     <w:p>
-      <w:pPr/>
       <w:r>
-        <w:rPr>
-          <w:rFonts w:ascii="Microsoft YaHei" w:eastAsia="Microsoft YaHei" w:hAnsi="Microsoft YaHei" w:cs="Microsoft YaHei" w:hint="eastAsia"/>
-          <w:color w:val="666666"/>
-          <w:sz w:val="19"/>
-          <w:lang w:eastAsia="zh-CN"/>
-        </w:rPr>
-        <w:t>微服务架构设计与重构</w:t>
-      </w:r>
-      <w:r>
-        <w:rPr>
-          <w:color w:val="666666"/>
-          <w:sz w:val="19"/>
-        </w:rPr>
-        <w:t xml:space="preserve"> · </w:t>
-      </w:r>
-      <w:r>
-        <w:rPr>
-          <w:rFonts w:ascii="Microsoft YaHei" w:eastAsia="Microsoft YaHei" w:hAnsi="Microsoft YaHei" w:cs="Microsoft YaHei" w:hint="eastAsia"/>
-          <w:color w:val="666666"/>
-          <w:sz w:val="19"/>
-          <w:lang w:eastAsia="zh-CN"/>
-        </w:rPr>
-        <w:t>服务拆分</w:t>
-      </w:r>
-      <w:r>
-        <w:rPr>
-          <w:color w:val="666666"/>
-          <w:sz w:val="19"/>
-        </w:rPr>
-        <w:t xml:space="preserve"> · </w:t>
-      </w:r>
-      <w:r>
-        <w:rPr>
-          <w:rFonts w:ascii="Microsoft YaHei" w:eastAsia="Microsoft YaHei" w:hAnsi="Microsoft YaHei" w:cs="Microsoft YaHei" w:hint="eastAsia"/>
-          <w:color w:val="666666"/>
-          <w:sz w:val="19"/>
-          <w:lang w:eastAsia="zh-CN"/>
-        </w:rPr>
-        <w:t>分布式锁（</w:t>
-      </w:r>
-      <w:r>
-        <w:rPr>
-          <w:color w:val="666666"/>
-          <w:sz w:val="19"/>
-        </w:rPr>
-        <w:t>Redis</w:t>
-      </w:r>
-      <w:r>
-        <w:rPr>
-          <w:rFonts w:ascii="Microsoft YaHei" w:eastAsia="Microsoft YaHei" w:hAnsi="Microsoft YaHei" w:cs="Microsoft YaHei" w:hint="eastAsia"/>
-          <w:color w:val="666666"/>
-          <w:sz w:val="19"/>
-          <w:lang w:eastAsia="zh-CN"/>
-        </w:rPr>
-        <w:t>）</w:t>
-      </w:r>
-      <w:r>
-        <w:rPr>
-          <w:color w:val="666666"/>
-          <w:sz w:val="19"/>
-        </w:rPr>
-        <w:t xml:space="preserve">· </w:t>
-      </w:r>
-      <w:r>
-        <w:rPr>
-          <w:rFonts w:ascii="Microsoft YaHei" w:eastAsia="Microsoft YaHei" w:hAnsi="Microsoft YaHei" w:cs="Microsoft YaHei" w:hint="eastAsia"/>
-          <w:color w:val="666666"/>
-          <w:sz w:val="19"/>
-          <w:lang w:eastAsia="zh-CN"/>
-        </w:rPr>
-        <w:t>消息可靠性与幂等</w:t>
-      </w:r>
-      <w:r>
-        <w:rPr>
-          <w:color w:val="666666"/>
-          <w:sz w:val="19"/>
-        </w:rPr>
-        <w:t xml:space="preserve"> · </w:t>
-      </w:r>
-      <w:r>
-        <w:rPr>
-          <w:rFonts w:ascii="Microsoft YaHei" w:eastAsia="Microsoft YaHei" w:hAnsi="Microsoft YaHei" w:cs="Microsoft YaHei" w:hint="eastAsia"/>
-          <w:color w:val="666666"/>
-          <w:sz w:val="19"/>
-          <w:lang w:eastAsia="zh-CN"/>
-        </w:rPr>
-        <w:t>配置中心</w:t>
-      </w:r>
-      <w:r>
-        <w:rPr>
-          <w:color w:val="666666"/>
-          <w:sz w:val="19"/>
-        </w:rPr>
-        <w:t xml:space="preserve"> · </w:t>
-      </w:r>
-      <w:r>
-        <w:rPr>
-          <w:rFonts w:ascii="Microsoft YaHei" w:eastAsia="Microsoft YaHei" w:hAnsi="Microsoft YaHei" w:cs="Microsoft YaHei" w:hint="eastAsia"/>
-          <w:color w:val="666666"/>
-          <w:sz w:val="19"/>
-          <w:lang w:eastAsia="zh-CN"/>
-        </w:rPr>
-        <w:t>熔断限流降级</w:t>
+        <w:t>微服务架构设计与重构 · 服务拆分 · 分布式锁（Redis）· 消息可靠性与幂等 · 配置中心 · 熔断限流降级</w:t>
       </w:r>
     </w:p>
     <w:p>
-      <w:pPr>
-        <w:pStyle w:val="Heading4"/>
-        <w:spacing w:after="90"/>
-        <w:pBdr>
-          <w:top w:val="none" w:sz="6" w:space="0" w:color="auto"/>
-          <w:bottom w:val="none" w:sz="6" w:space="0" w:color="auto"/>
-          <w:left w:val="none" w:sz="6" w:space="0" w:color="auto"/>
-          <w:right w:val="none" w:sz="6" w:space="0" w:color="auto"/>
-        </w:pBdr>
-      </w:pPr>
       <w:r>
-        <w:rPr>
-          <w:rFonts w:ascii="Microsoft YaHei" w:eastAsia="Microsoft YaHei" w:hAnsi="Microsoft YaHei" w:cs="Microsoft YaHei" w:hint="eastAsia"/>
-          <w:color w:val="1A1A1A"/>
-          <w:sz w:val="21"/>
-          <w:lang w:eastAsia="zh-CN"/>
-        </w:rPr>
         <w:t>消息队列</w:t>
       </w:r>
     </w:p>
     <w:p>
-      <w:pPr/>
       <w:r>
-        <w:rPr>
-          <w:color w:val="666666"/>
-          <w:sz w:val="19"/>
-        </w:rPr>
-        <w:t>Kafka</w:t>
-      </w:r>
-      <w:r>
-        <w:rPr>
-          <w:rFonts w:ascii="Microsoft YaHei" w:eastAsia="Microsoft YaHei" w:hAnsi="Microsoft YaHei" w:cs="Microsoft YaHei" w:hint="eastAsia"/>
-          <w:color w:val="666666"/>
-          <w:sz w:val="19"/>
-          <w:lang w:eastAsia="zh-CN"/>
-        </w:rPr>
-        <w:t>（消费者组</w:t>
-      </w:r>
-      <w:r>
-        <w:rPr>
-          <w:color w:val="666666"/>
-          <w:sz w:val="19"/>
-        </w:rPr>
-        <w:t>/</w:t>
-      </w:r>
-      <w:r>
-        <w:rPr>
-          <w:rFonts w:ascii="Microsoft YaHei" w:eastAsia="Microsoft YaHei" w:hAnsi="Microsoft YaHei" w:cs="Microsoft YaHei" w:hint="eastAsia"/>
-          <w:color w:val="666666"/>
-          <w:sz w:val="19"/>
-          <w:lang w:eastAsia="zh-CN"/>
-        </w:rPr>
-        <w:t>分区</w:t>
-      </w:r>
-      <w:r>
-        <w:rPr>
-          <w:color w:val="666666"/>
-          <w:sz w:val="19"/>
-        </w:rPr>
-        <w:t>/offset/</w:t>
-      </w:r>
-      <w:r>
-        <w:rPr>
-          <w:rFonts w:ascii="Microsoft YaHei" w:eastAsia="Microsoft YaHei" w:hAnsi="Microsoft YaHei" w:cs="Microsoft YaHei" w:hint="eastAsia"/>
-          <w:color w:val="666666"/>
-          <w:sz w:val="19"/>
-          <w:lang w:eastAsia="zh-CN"/>
-        </w:rPr>
-        <w:t>顺序性</w:t>
-      </w:r>
-      <w:r>
-        <w:rPr>
-          <w:color w:val="666666"/>
-          <w:sz w:val="19"/>
-        </w:rPr>
-        <w:t>/</w:t>
-      </w:r>
-      <w:r>
-        <w:rPr>
-          <w:rFonts w:ascii="Microsoft YaHei" w:eastAsia="Microsoft YaHei" w:hAnsi="Microsoft YaHei" w:cs="Microsoft YaHei" w:hint="eastAsia"/>
-          <w:color w:val="666666"/>
-          <w:sz w:val="19"/>
-          <w:lang w:eastAsia="zh-CN"/>
-        </w:rPr>
-        <w:t>不丢不重）</w:t>
-      </w:r>
-      <w:r>
-        <w:rPr>
-          <w:color w:val="666666"/>
-          <w:sz w:val="19"/>
-        </w:rPr>
-        <w:t xml:space="preserve">· RabbitMQ · </w:t>
-      </w:r>
-      <w:r>
-        <w:rPr>
-          <w:rFonts w:ascii="Microsoft YaHei" w:eastAsia="Microsoft YaHei" w:hAnsi="Microsoft YaHei" w:cs="Microsoft YaHei" w:hint="eastAsia"/>
-          <w:color w:val="666666"/>
-          <w:sz w:val="19"/>
-          <w:lang w:eastAsia="zh-CN"/>
-        </w:rPr>
-        <w:t>消息幂等设计</w:t>
+        <w:t>Kafka（消费者组/分区/offset/顺序性/不丢不重）· RabbitMQ · 消息幂等设计</w:t>
       </w:r>
     </w:p>
     <w:p>
-      <w:pPr>
-        <w:pStyle w:val="Heading4"/>
-        <w:spacing w:after="90"/>
-        <w:pBdr>
-          <w:top w:val="none" w:sz="6" w:space="0" w:color="auto"/>
-          <w:bottom w:val="none" w:sz="6" w:space="0" w:color="auto"/>
-          <w:left w:val="none" w:sz="6" w:space="0" w:color="auto"/>
-          <w:right w:val="none" w:sz="6" w:space="0" w:color="auto"/>
-        </w:pBdr>
-      </w:pPr>
       <w:r>
-        <w:rPr>
-          <w:rFonts w:ascii="Microsoft YaHei" w:eastAsia="Microsoft YaHei" w:hAnsi="Microsoft YaHei" w:cs="Microsoft YaHei" w:hint="eastAsia"/>
-          <w:color w:val="1A1A1A"/>
-          <w:sz w:val="21"/>
-          <w:lang w:eastAsia="zh-CN"/>
-        </w:rPr>
         <w:t>数据库</w:t>
       </w:r>
     </w:p>
     <w:p>
-      <w:pPr/>
       <w:r>
-        <w:rPr>
-          <w:color w:val="666666"/>
-          <w:sz w:val="19"/>
-        </w:rPr>
-        <w:t>MongoDB</w:t>
-      </w:r>
-      <w:r>
-        <w:rPr>
-          <w:rFonts w:ascii="Microsoft YaHei" w:eastAsia="Microsoft YaHei" w:hAnsi="Microsoft YaHei" w:cs="Microsoft YaHei" w:hint="eastAsia"/>
-          <w:color w:val="666666"/>
-          <w:sz w:val="19"/>
-          <w:lang w:eastAsia="zh-CN"/>
-        </w:rPr>
-        <w:t>（分库分表</w:t>
-      </w:r>
-      <w:r>
-        <w:rPr>
-          <w:color w:val="666666"/>
-          <w:sz w:val="19"/>
-        </w:rPr>
-        <w:t>/</w:t>
-      </w:r>
-      <w:r>
-        <w:rPr>
-          <w:rFonts w:ascii="Microsoft YaHei" w:eastAsia="Microsoft YaHei" w:hAnsi="Microsoft YaHei" w:cs="Microsoft YaHei" w:hint="eastAsia"/>
-          <w:color w:val="666666"/>
-          <w:sz w:val="19"/>
-          <w:lang w:eastAsia="zh-CN"/>
-        </w:rPr>
-        <w:t>聚合管道）</w:t>
-      </w:r>
-      <w:r>
-        <w:rPr>
-          <w:color w:val="666666"/>
-          <w:sz w:val="19"/>
-        </w:rPr>
-        <w:t>· Redis</w:t>
-      </w:r>
-      <w:r>
-        <w:rPr>
-          <w:rFonts w:ascii="Microsoft YaHei" w:eastAsia="Microsoft YaHei" w:hAnsi="Microsoft YaHei" w:cs="Microsoft YaHei" w:hint="eastAsia"/>
-          <w:color w:val="666666"/>
-          <w:sz w:val="19"/>
-          <w:lang w:eastAsia="zh-CN"/>
-        </w:rPr>
-        <w:t>（分布式锁</w:t>
-      </w:r>
-      <w:r>
-        <w:rPr>
-          <w:color w:val="666666"/>
-          <w:sz w:val="19"/>
-        </w:rPr>
-        <w:t>/</w:t>
-      </w:r>
-      <w:r>
-        <w:rPr>
-          <w:rFonts w:ascii="Microsoft YaHei" w:eastAsia="Microsoft YaHei" w:hAnsi="Microsoft YaHei" w:cs="Microsoft YaHei" w:hint="eastAsia"/>
-          <w:color w:val="666666"/>
-          <w:sz w:val="19"/>
-          <w:lang w:eastAsia="zh-CN"/>
-        </w:rPr>
-        <w:t>缓存一致性）</w:t>
-      </w:r>
-      <w:r>
-        <w:rPr>
-          <w:color w:val="666666"/>
-          <w:sz w:val="19"/>
-        </w:rPr>
-        <w:t>· MySQL</w:t>
-      </w:r>
-      <w:r>
-        <w:rPr>
-          <w:rFonts w:ascii="Microsoft YaHei" w:eastAsia="Microsoft YaHei" w:hAnsi="Microsoft YaHei" w:cs="Microsoft YaHei" w:hint="eastAsia"/>
-          <w:color w:val="666666"/>
-          <w:sz w:val="19"/>
-          <w:lang w:eastAsia="zh-CN"/>
-        </w:rPr>
-        <w:t>（索引</w:t>
-      </w:r>
-      <w:r>
-        <w:rPr>
-          <w:color w:val="666666"/>
-          <w:sz w:val="19"/>
-        </w:rPr>
-        <w:t>/</w:t>
-      </w:r>
-      <w:r>
-        <w:rPr>
-          <w:rFonts w:ascii="Microsoft YaHei" w:eastAsia="Microsoft YaHei" w:hAnsi="Microsoft YaHei" w:cs="Microsoft YaHei" w:hint="eastAsia"/>
-          <w:color w:val="666666"/>
-          <w:sz w:val="19"/>
-          <w:lang w:eastAsia="zh-CN"/>
-        </w:rPr>
-        <w:t>事务</w:t>
-      </w:r>
-      <w:r>
-        <w:rPr>
-          <w:color w:val="666666"/>
-          <w:sz w:val="19"/>
-        </w:rPr>
-        <w:t>/MVCC</w:t>
-      </w:r>
-      <w:r>
-        <w:rPr>
-          <w:rFonts w:ascii="Microsoft YaHei" w:eastAsia="Microsoft YaHei" w:hAnsi="Microsoft YaHei" w:cs="Microsoft YaHei" w:hint="eastAsia"/>
-          <w:color w:val="666666"/>
-          <w:sz w:val="19"/>
-          <w:lang w:eastAsia="zh-CN"/>
-        </w:rPr>
-        <w:t>）</w:t>
-      </w:r>
-      <w:r>
-        <w:rPr>
-          <w:color w:val="666666"/>
-          <w:sz w:val="19"/>
-        </w:rPr>
-        <w:t>· PostgreSQL</w:t>
-      </w:r>
-      <w:r>
-        <w:rPr>
-          <w:rFonts w:ascii="Microsoft YaHei" w:eastAsia="Microsoft YaHei" w:hAnsi="Microsoft YaHei" w:cs="Microsoft YaHei" w:hint="eastAsia"/>
-          <w:color w:val="666666"/>
-          <w:sz w:val="19"/>
-          <w:lang w:eastAsia="zh-CN"/>
-        </w:rPr>
-        <w:t>（日常使用）</w:t>
+        <w:t>MongoDB（分库分表/聚合管道）· Redis（分布式锁/缓存一致性）· MySQL（索引/事务/MVCC）· PostgreSQL（日常使用）</w:t>
       </w:r>
     </w:p>
     <w:p>
-      <w:pPr>
-        <w:pStyle w:val="Heading4"/>
-        <w:spacing w:after="90"/>
-        <w:pBdr>
-          <w:top w:val="none" w:sz="6" w:space="0" w:color="auto"/>
-          <w:bottom w:val="none" w:sz="6" w:space="0" w:color="auto"/>
-          <w:left w:val="none" w:sz="6" w:space="0" w:color="auto"/>
-          <w:right w:val="none" w:sz="6" w:space="0" w:color="auto"/>
-        </w:pBdr>
-      </w:pPr>
       <w:r>
-        <w:rPr>
-          <w:rFonts w:ascii="Microsoft YaHei" w:eastAsia="Microsoft YaHei" w:hAnsi="Microsoft YaHei" w:cs="Microsoft YaHei" w:hint="eastAsia"/>
-          <w:color w:val="1A1A1A"/>
-          <w:sz w:val="21"/>
-          <w:lang w:eastAsia="zh-CN"/>
-        </w:rPr>
         <w:t>容器与 DevOps（突出）</w:t>
       </w:r>
     </w:p>
     <w:p>
-      <w:pPr/>
       <w:r>
-        <w:rPr>
-          <w:b/>
-          <w:color w:val="666666"/>
-          <w:sz w:val="19"/>
-        </w:rPr>
-        <w:t>Kubernetes(K8s)</w:t>
-      </w:r>
-      <w:r>
-        <w:rPr>
-          <w:color w:val="666666"/>
-          <w:sz w:val="19"/>
-        </w:rPr>
-        <w:t xml:space="preserve"> · Docker · CI/CD · </w:t>
-      </w:r>
-      <w:r>
-        <w:rPr>
-          <w:rFonts w:ascii="Microsoft YaHei" w:eastAsia="Microsoft YaHei" w:hAnsi="Microsoft YaHei" w:cs="Microsoft YaHei" w:hint="eastAsia"/>
-          <w:color w:val="666666"/>
-          <w:sz w:val="19"/>
-          <w:lang w:eastAsia="zh-CN"/>
-        </w:rPr>
-        <w:t>配置中心</w:t>
-      </w:r>
-      <w:r>
-        <w:rPr>
-          <w:color w:val="666666"/>
-          <w:sz w:val="19"/>
-        </w:rPr>
-        <w:t xml:space="preserve"> · SonarQube · </w:t>
-      </w:r>
-      <w:r>
-        <w:rPr>
-          <w:rFonts w:ascii="Microsoft YaHei" w:eastAsia="Microsoft YaHei" w:hAnsi="Microsoft YaHei" w:cs="Microsoft YaHei" w:hint="eastAsia"/>
-          <w:color w:val="666666"/>
-          <w:sz w:val="19"/>
-          <w:lang w:eastAsia="zh-CN"/>
-        </w:rPr>
-        <w:t>滚动更新</w:t>
-      </w:r>
-      <w:r>
-        <w:rPr>
-          <w:color w:val="666666"/>
-          <w:sz w:val="19"/>
-        </w:rPr>
-        <w:t>/</w:t>
-      </w:r>
-      <w:r>
-        <w:rPr>
-          <w:rFonts w:ascii="Microsoft YaHei" w:eastAsia="Microsoft YaHei" w:hAnsi="Microsoft YaHei" w:cs="Microsoft YaHei" w:hint="eastAsia"/>
-          <w:color w:val="666666"/>
-          <w:sz w:val="19"/>
-          <w:lang w:eastAsia="zh-CN"/>
-        </w:rPr>
-        <w:t>探针</w:t>
-      </w:r>
-      <w:r>
-        <w:rPr>
-          <w:color w:val="666666"/>
-          <w:sz w:val="19"/>
-        </w:rPr>
-        <w:t>/HPA</w:t>
+        <w:t>Kubernetes(K8s) · Docker · CI/CD · 配置中心 · SonarQube · 滚动更新/探针/HPA</w:t>
       </w:r>
     </w:p>
     <w:p>
-      <w:pPr>
-        <w:pStyle w:val="Heading4"/>
-        <w:spacing w:after="90"/>
-        <w:pBdr>
-          <w:top w:val="none" w:sz="6" w:space="0" w:color="auto"/>
-          <w:bottom w:val="none" w:sz="6" w:space="0" w:color="auto"/>
-          <w:left w:val="none" w:sz="6" w:space="0" w:color="auto"/>
-          <w:right w:val="none" w:sz="6" w:space="0" w:color="auto"/>
-        </w:pBdr>
-      </w:pPr>
       <w:r>
-        <w:rPr>
-          <w:rFonts w:ascii="Microsoft YaHei" w:eastAsia="Microsoft YaHei" w:hAnsi="Microsoft YaHei" w:cs="Microsoft YaHei" w:hint="eastAsia"/>
-          <w:color w:val="1A1A1A"/>
-          <w:sz w:val="21"/>
-          <w:lang w:eastAsia="zh-CN"/>
-        </w:rPr>
         <w:t>通信与网络</w:t>
       </w:r>
     </w:p>
     <w:p>
-      <w:pPr/>
+      <w:r>
+        <w:t>TCP/IP 协议栈 · WebSocket · Netconf · 802.11 无线协议 · node-ffi 调用 C 库 · Linux</w:t>
+      </w:r>
+    </w:p>
+    <w:p>
+      <w:r>
+        <w:t>📌 语言迁移说明：3 年后端主力语言为 Node.js/TypeScript，架构设计、分布式中间件（Kafka/Redis/MongoDB/K8s）经验与 Java 生态完全通用；已系统学习 Java 基础/JVM/并发与 Spring 体系，可快速上手 Java 开发。面试时可如实沟通转岗意愿与学习进度。</w:t>
+      </w:r>
+    </w:p>
+    <w:p>
       <w:r>
         <w:rPr>
-          <w:color w:val="666666"/>
-          <w:sz w:val="19"/>
-        </w:rPr>
-        <w:t xml:space="preserve">TCP/IP </w:t>
-      </w:r>
-      <w:r>
-        <w:rPr>
-          <w:rFonts w:ascii="Microsoft YaHei" w:eastAsia="Microsoft YaHei" w:hAnsi="Microsoft YaHei" w:cs="Microsoft YaHei" w:hint="eastAsia"/>
-          <w:color w:val="666666"/>
-          <w:sz w:val="19"/>
-          <w:lang w:eastAsia="zh-CN"/>
-        </w:rPr>
-        <w:t>协议栈</w:t>
-      </w:r>
-      <w:r>
-        <w:rPr>
-          <w:color w:val="666666"/>
-          <w:sz w:val="19"/>
-        </w:rPr>
-        <w:t xml:space="preserve"> · WebSocket · Netconf · 802.11 </w:t>
-      </w:r>
-      <w:r>
-        <w:rPr>
-          <w:rFonts w:ascii="Microsoft YaHei" w:eastAsia="Microsoft YaHei" w:hAnsi="Microsoft YaHei" w:cs="Microsoft YaHei" w:hint="eastAsia"/>
-          <w:color w:val="666666"/>
-          <w:sz w:val="19"/>
-          <w:lang w:eastAsia="zh-CN"/>
-        </w:rPr>
-        <w:t>无线协议</w:t>
-      </w:r>
-      <w:r>
-        <w:rPr>
-          <w:color w:val="666666"/>
-          <w:sz w:val="19"/>
-        </w:rPr>
-        <w:t xml:space="preserve"> · node-ffi </w:t>
-      </w:r>
-      <w:r>
-        <w:rPr>
-          <w:rFonts w:ascii="Microsoft YaHei" w:eastAsia="Microsoft YaHei" w:hAnsi="Microsoft YaHei" w:cs="Microsoft YaHei" w:hint="eastAsia"/>
-          <w:color w:val="666666"/>
-          <w:sz w:val="19"/>
-          <w:lang w:eastAsia="zh-CN"/>
-        </w:rPr>
-        <w:t>调用</w:t>
-      </w:r>
-      <w:r>
-        <w:rPr>
-          <w:color w:val="666666"/>
-          <w:sz w:val="19"/>
-        </w:rPr>
-        <w:t xml:space="preserve"> C </w:t>
-      </w:r>
-      <w:r>
-        <w:rPr>
-          <w:rFonts w:ascii="Microsoft YaHei" w:eastAsia="Microsoft YaHei" w:hAnsi="Microsoft YaHei" w:cs="Microsoft YaHei" w:hint="eastAsia"/>
-          <w:color w:val="666666"/>
-          <w:sz w:val="19"/>
-          <w:lang w:eastAsia="zh-CN"/>
-        </w:rPr>
-        <w:t>库</w:t>
-      </w:r>
-      <w:r>
-        <w:rPr>
-          <w:color w:val="666666"/>
-          <w:sz w:val="19"/>
-        </w:rPr>
-        <w:t xml:space="preserve"> · Linux</w:t>
-      </w:r>
-      <w:r/>
-    </w:p>
-    <w:p>
-      <w:pPr>
-        <w:spacing w:before="120"/>
-        <w:pBdr>
-          <w:top w:val="dashed" w:sz="6" w:space="0" w:color="6366F1"/>
-          <w:bottom w:val="dashed" w:sz="6" w:space="0" w:color="6366F1"/>
-          <w:left w:val="dashed" w:sz="6" w:space="0" w:color="6366F1"/>
-          <w:right w:val="dashed" w:sz="6" w:space="0" w:color="6366F1"/>
-        </w:pBdr>
-        <w:shd w:val="clear" w:color="auto" w:fill="EEF2FF"/>
-      </w:pPr>
-      <w:r>
-        <w:rPr>
-          <w:rFonts w:ascii="Microsoft YaHei" w:eastAsia="Microsoft YaHei" w:hAnsi="Microsoft YaHei" w:cs="Microsoft YaHei" w:hint="eastAsia"/>
-          <w:color w:val="4338CA"/>
-          <w:sz w:val="18"/>
-          <w:lang w:eastAsia="zh-CN"/>
-        </w:rPr>
-        <w:t>📌 语言迁移说明：3 年后端主力语言为 Node.js/TypeScript，架构设计、分布式中间件（Kafka/Redis/MongoDB/K8s）经验与 Java 生态完全通用；已系统学习 Java 基础/JVM/并发与 Spring 体系，可快速上手 Java 开发。面试时可如实沟通转岗意愿与学习进度。</w:t>
-      </w:r>
-      <w:r/>
-    </w:p>
-    <w:p>
-      <w:pPr>
-        <w:pStyle w:val="Heading2"/>
-      </w:pPr>
-      <w:r>
-        <w:rPr>
-          <w:rFonts w:ascii="Microsoft YaHei" w:eastAsia="Microsoft YaHei" w:hAnsi="Microsoft YaHei" w:cs="Microsoft YaHei" w:hint="eastAsia"/>
-          <w:color w:val="FFFFFF"/>
+          <w:b/>
           <w:sz w:val="24"/>
-          <w:lang w:eastAsia="zh-CN"/>
         </w:rPr>
         <w:t>竞 赛 与 获 奖</w:t>
       </w:r>
-      <w:r/>
-    </w:p>
-    <w:tbl>
-      <w:tblPr>
-        <w:tblW w:type="pct" w:w="5000"/>
-        <w:tblLook w:firstColumn="1" w:firstRow="1" w:lastColumn="0" w:lastRow="0" w:noHBand="0" w:noVBand="1" w:val="04A0"/>
-        <w:tblLayout w:type="autofit"/>
-      </w:tblPr>
-      <w:tblGrid>
-        <w:gridCol w:w="2880"/>
-        <w:gridCol w:w="2880"/>
-        <w:gridCol w:w="2880"/>
-      </w:tblGrid>
-      <w:tr>
-        <w:tc>
-          <w:tcPr>
-            <w:tcW w:type="dxa" w:w="2880"/>
-            <w:tcBorders>
-              <w:top w:val="single" w:sz="6" w:space="0" w:color="DDDDDD"/>
-              <w:bottom w:val="single" w:sz="6" w:space="0" w:color="DDDDDD"/>
-              <w:left w:val="single" w:sz="6" w:space="0" w:color="DDDDDD"/>
-              <w:right w:val="single" w:sz="6" w:space="0" w:color="DDDDDD"/>
-            </w:tcBorders>
-            <w:shd w:val="clear" w:color="auto" w:fill="F5F5F5"/>
-            <w:vAlign w:val="center"/>
-            <w:tcMar>
-              <w:top w:w="150" w:type="dxa"/>
-              <w:bottom w:w="150" w:type="dxa"/>
-              <w:left w:w="180" w:type="dxa"/>
-              <w:right w:w="180" w:type="dxa"/>
-            </w:tcMar>
-          </w:tcPr>
-          <w:p>
-            <w:pPr>
-              <w:jc w:val="left"/>
-              <w:spacing w:line="240" w:lineRule="auto" w:before="60" w:after="60"/>
-            </w:pPr>
-            <w:r>
-              <w:rPr>
-                <w:b/>
-              </w:rPr>
-              <w:t>时间</w:t>
-            </w:r>
-          </w:p>
-        </w:tc>
-        <w:tc>
-          <w:tcPr>
-            <w:tcW w:type="dxa" w:w="2880"/>
-            <w:tcBorders>
-              <w:top w:val="single" w:sz="6" w:space="0" w:color="DDDDDD"/>
-              <w:bottom w:val="single" w:sz="6" w:space="0" w:color="DDDDDD"/>
-              <w:left w:val="single" w:sz="6" w:space="0" w:color="DDDDDD"/>
-              <w:right w:val="single" w:sz="6" w:space="0" w:color="DDDDDD"/>
-            </w:tcBorders>
-            <w:shd w:val="clear" w:color="auto" w:fill="F5F5F5"/>
-            <w:vAlign w:val="center"/>
-            <w:tcMar>
-              <w:top w:w="150" w:type="dxa"/>
-              <w:bottom w:w="150" w:type="dxa"/>
-              <w:left w:w="180" w:type="dxa"/>
-              <w:right w:w="180" w:type="dxa"/>
-            </w:tcMar>
-          </w:tcPr>
-          <w:p>
-            <w:pPr>
-              <w:jc w:val="left"/>
-              <w:spacing w:line="240" w:lineRule="auto" w:before="60" w:after="60"/>
-            </w:pPr>
-            <w:r>
-              <w:rPr>
-                <w:b/>
-              </w:rPr>
-              <w:t>级别</w:t>
-            </w:r>
-          </w:p>
-        </w:tc>
-        <w:tc>
-          <w:tcPr>
-            <w:tcW w:type="dxa" w:w="2880"/>
-            <w:tcBorders>
-              <w:top w:val="single" w:sz="6" w:space="0" w:color="DDDDDD"/>
-              <w:bottom w:val="single" w:sz="6" w:space="0" w:color="DDDDDD"/>
-              <w:left w:val="single" w:sz="6" w:space="0" w:color="DDDDDD"/>
-              <w:right w:val="single" w:sz="6" w:space="0" w:color="DDDDDD"/>
-            </w:tcBorders>
-            <w:shd w:val="clear" w:color="auto" w:fill="F5F5F5"/>
-            <w:vAlign w:val="center"/>
-            <w:tcMar>
-              <w:top w:w="150" w:type="dxa"/>
-              <w:bottom w:w="150" w:type="dxa"/>
-              <w:left w:w="180" w:type="dxa"/>
-              <w:right w:w="180" w:type="dxa"/>
-            </w:tcMar>
-          </w:tcPr>
-          <w:p>
-            <w:pPr>
-              <w:jc w:val="left"/>
-              <w:spacing w:line="240" w:lineRule="auto" w:before="60" w:after="60"/>
-            </w:pPr>
-            <w:r>
-              <w:rPr>
-                <w:b/>
-              </w:rPr>
-              <w:t>奖项</w:t>
-            </w:r>
-          </w:p>
-        </w:tc>
-      </w:tr>
-      <w:tr>
-        <w:tc>
-          <w:tcPr>
-            <w:tcW w:type="dxa" w:w="2880"/>
-            <w:tcBorders>
-              <w:top w:val="single" w:sz="6" w:space="0" w:color="DDDDDD"/>
-              <w:bottom w:val="single" w:sz="6" w:space="0" w:color="DDDDDD"/>
-              <w:left w:val="single" w:sz="6" w:space="0" w:color="DDDDDD"/>
-              <w:right w:val="single" w:sz="6" w:space="0" w:color="DDDDDD"/>
-            </w:tcBorders>
-            <w:vAlign w:val="center"/>
-            <w:tcMar>
-              <w:top w:w="150" w:type="dxa"/>
-              <w:bottom w:w="150" w:type="dxa"/>
-              <w:left w:w="180" w:type="dxa"/>
-              <w:right w:w="180" w:type="dxa"/>
-            </w:tcMar>
-          </w:tcPr>
-          <w:p>
-            <w:pPr>
-              <w:jc w:val="left"/>
-              <w:spacing w:line="240" w:lineRule="auto" w:before="60" w:after="60"/>
-            </w:pPr>
-            <w:r>
-              <w:t>2021.09</w:t>
-            </w:r>
-          </w:p>
-        </w:tc>
-        <w:tc>
-          <w:tcPr>
-            <w:tcW w:type="dxa" w:w="2880"/>
-            <w:tcBorders>
-              <w:top w:val="single" w:sz="6" w:space="0" w:color="DDDDDD"/>
-              <w:bottom w:val="single" w:sz="6" w:space="0" w:color="DDDDDD"/>
-              <w:left w:val="single" w:sz="6" w:space="0" w:color="DDDDDD"/>
-              <w:right w:val="single" w:sz="6" w:space="0" w:color="DDDDDD"/>
-            </w:tcBorders>
-            <w:vAlign w:val="center"/>
-            <w:tcMar>
-              <w:top w:w="150" w:type="dxa"/>
-              <w:bottom w:w="150" w:type="dxa"/>
-              <w:left w:w="180" w:type="dxa"/>
-              <w:right w:w="180" w:type="dxa"/>
-            </w:tcMar>
-          </w:tcPr>
-          <w:p>
-            <w:pPr>
-              <w:jc w:val="left"/>
-              <w:spacing w:line="240" w:lineRule="auto" w:before="60" w:after="60"/>
-            </w:pPr>
-            <w:r>
-              <w:t>校级</w:t>
-            </w:r>
-          </w:p>
-        </w:tc>
-        <w:tc>
-          <w:tcPr>
-            <w:tcW w:type="dxa" w:w="2880"/>
-            <w:tcBorders>
-              <w:top w:val="single" w:sz="6" w:space="0" w:color="DDDDDD"/>
-              <w:bottom w:val="single" w:sz="6" w:space="0" w:color="DDDDDD"/>
-              <w:left w:val="single" w:sz="6" w:space="0" w:color="DDDDDD"/>
-              <w:right w:val="single" w:sz="6" w:space="0" w:color="DDDDDD"/>
-            </w:tcBorders>
-            <w:vAlign w:val="center"/>
-            <w:tcMar>
-              <w:top w:w="150" w:type="dxa"/>
-              <w:bottom w:w="150" w:type="dxa"/>
-              <w:left w:w="180" w:type="dxa"/>
-              <w:right w:w="180" w:type="dxa"/>
-            </w:tcMar>
-          </w:tcPr>
-          <w:p>
-            <w:pPr>
-              <w:jc w:val="left"/>
-              <w:spacing w:line="240" w:lineRule="auto" w:before="60" w:after="60"/>
-            </w:pPr>
-            <w:r>
-              <w:t>研究生一等奖学金（</w:t>
-            </w:r>
-            <w:r>
-              <w:t xml:space="preserve"> </w:t>
-            </w:r>
-            <w:r>
-              <w:t>TOP 2%</w:t>
-            </w:r>
-            <w:r>
-              <w:t xml:space="preserve"> </w:t>
-            </w:r>
-            <w:r>
-              <w:t>）</w:t>
-            </w:r>
-          </w:p>
-        </w:tc>
-      </w:tr>
-      <w:tr>
-        <w:tc>
-          <w:tcPr>
-            <w:tcW w:type="dxa" w:w="2880"/>
-            <w:tcBorders>
-              <w:top w:val="single" w:sz="6" w:space="0" w:color="DDDDDD"/>
-              <w:bottom w:val="single" w:sz="6" w:space="0" w:color="DDDDDD"/>
-              <w:left w:val="single" w:sz="6" w:space="0" w:color="DDDDDD"/>
-              <w:right w:val="single" w:sz="6" w:space="0" w:color="DDDDDD"/>
-            </w:tcBorders>
-            <w:vAlign w:val="center"/>
-            <w:tcMar>
-              <w:top w:w="150" w:type="dxa"/>
-              <w:bottom w:w="150" w:type="dxa"/>
-              <w:left w:w="180" w:type="dxa"/>
-              <w:right w:w="180" w:type="dxa"/>
-            </w:tcMar>
-          </w:tcPr>
-          <w:p>
-            <w:pPr>
-              <w:jc w:val="left"/>
-              <w:spacing w:line="240" w:lineRule="auto" w:before="60" w:after="60"/>
-            </w:pPr>
-            <w:r>
-              <w:t>2019.09</w:t>
-            </w:r>
-          </w:p>
-        </w:tc>
-        <w:tc>
-          <w:tcPr>
-            <w:tcW w:type="dxa" w:w="2880"/>
-            <w:tcBorders>
-              <w:top w:val="single" w:sz="6" w:space="0" w:color="DDDDDD"/>
-              <w:bottom w:val="single" w:sz="6" w:space="0" w:color="DDDDDD"/>
-              <w:left w:val="single" w:sz="6" w:space="0" w:color="DDDDDD"/>
-              <w:right w:val="single" w:sz="6" w:space="0" w:color="DDDDDD"/>
-            </w:tcBorders>
-            <w:vAlign w:val="center"/>
-            <w:tcMar>
-              <w:top w:w="150" w:type="dxa"/>
-              <w:bottom w:w="150" w:type="dxa"/>
-              <w:left w:w="180" w:type="dxa"/>
-              <w:right w:w="180" w:type="dxa"/>
-            </w:tcMar>
-          </w:tcPr>
-          <w:p>
-            <w:pPr>
-              <w:jc w:val="left"/>
-              <w:spacing w:line="240" w:lineRule="auto" w:before="60" w:after="60"/>
-            </w:pPr>
-            <w:r>
-              <w:t>国家级</w:t>
-            </w:r>
-          </w:p>
-        </w:tc>
-        <w:tc>
-          <w:tcPr>
-            <w:tcW w:type="dxa" w:w="2880"/>
-            <w:tcBorders>
-              <w:top w:val="single" w:sz="6" w:space="0" w:color="DDDDDD"/>
-              <w:bottom w:val="single" w:sz="6" w:space="0" w:color="DDDDDD"/>
-              <w:left w:val="single" w:sz="6" w:space="0" w:color="DDDDDD"/>
-              <w:right w:val="single" w:sz="6" w:space="0" w:color="DDDDDD"/>
-            </w:tcBorders>
-            <w:vAlign w:val="center"/>
-            <w:tcMar>
-              <w:top w:w="150" w:type="dxa"/>
-              <w:bottom w:w="150" w:type="dxa"/>
-              <w:left w:w="180" w:type="dxa"/>
-              <w:right w:w="180" w:type="dxa"/>
-            </w:tcMar>
-          </w:tcPr>
-          <w:p>
-            <w:pPr>
-              <w:jc w:val="left"/>
-              <w:spacing w:line="240" w:lineRule="auto" w:before="60" w:after="60"/>
-            </w:pPr>
-            <w:r>
-              <w:t>第</w:t>
-            </w:r>
-            <w:r>
-              <w:t xml:space="preserve"> </w:t>
-            </w:r>
-            <w:r>
-              <w:t>13</w:t>
-            </w:r>
-            <w:r>
-              <w:t xml:space="preserve"> </w:t>
-            </w:r>
-            <w:r>
-              <w:t>届</w:t>
-            </w:r>
-            <w:r>
-              <w:t xml:space="preserve"> </w:t>
-            </w:r>
-            <w:r>
-              <w:t>"</w:t>
-            </w:r>
-            <w:r>
-              <w:t xml:space="preserve"> </w:t>
-            </w:r>
-            <w:r>
-              <w:t>西门子杯</w:t>
-            </w:r>
-            <w:r>
-              <w:t xml:space="preserve"> </w:t>
-            </w:r>
-            <w:r>
-              <w:t>"</w:t>
-            </w:r>
-            <w:r>
-              <w:t xml:space="preserve"> </w:t>
-            </w:r>
-            <w:r>
-              <w:t>中国智能制造挑战赛全国总决赛</w:t>
-            </w:r>
-            <w:r>
-              <w:t xml:space="preserve"> </w:t>
-            </w:r>
-            <w:r>
-              <w:rPr>
-                <w:b/>
-              </w:rPr>
-              <w:t>特等奖</w:t>
-            </w:r>
-          </w:p>
-        </w:tc>
-      </w:tr>
-      <w:tr>
-        <w:tc>
-          <w:tcPr>
-            <w:tcW w:type="dxa" w:w="2880"/>
-            <w:tcBorders>
-              <w:top w:val="single" w:sz="6" w:space="0" w:color="DDDDDD"/>
-              <w:bottom w:val="single" w:sz="6" w:space="0" w:color="DDDDDD"/>
-              <w:left w:val="single" w:sz="6" w:space="0" w:color="DDDDDD"/>
-              <w:right w:val="single" w:sz="6" w:space="0" w:color="DDDDDD"/>
-            </w:tcBorders>
-            <w:vAlign w:val="center"/>
-            <w:tcMar>
-              <w:top w:w="150" w:type="dxa"/>
-              <w:bottom w:w="150" w:type="dxa"/>
-              <w:left w:w="180" w:type="dxa"/>
-              <w:right w:w="180" w:type="dxa"/>
-            </w:tcMar>
-          </w:tcPr>
-          <w:p>
-            <w:pPr>
-              <w:jc w:val="left"/>
-              <w:spacing w:line="240" w:lineRule="auto" w:before="60" w:after="60"/>
-            </w:pPr>
-            <w:r>
-              <w:t>2021.07</w:t>
-            </w:r>
-          </w:p>
-        </w:tc>
-        <w:tc>
-          <w:tcPr>
-            <w:tcW w:type="dxa" w:w="2880"/>
-            <w:tcBorders>
-              <w:top w:val="single" w:sz="6" w:space="0" w:color="DDDDDD"/>
-              <w:bottom w:val="single" w:sz="6" w:space="0" w:color="DDDDDD"/>
-              <w:left w:val="single" w:sz="6" w:space="0" w:color="DDDDDD"/>
-              <w:right w:val="single" w:sz="6" w:space="0" w:color="DDDDDD"/>
-            </w:tcBorders>
-            <w:vAlign w:val="center"/>
-            <w:tcMar>
-              <w:top w:w="150" w:type="dxa"/>
-              <w:bottom w:w="150" w:type="dxa"/>
-              <w:left w:w="180" w:type="dxa"/>
-              <w:right w:w="180" w:type="dxa"/>
-            </w:tcMar>
-          </w:tcPr>
-          <w:p>
-            <w:pPr>
-              <w:jc w:val="left"/>
-              <w:spacing w:line="240" w:lineRule="auto" w:before="60" w:after="60"/>
-            </w:pPr>
-            <w:r>
-              <w:t>国家级</w:t>
-            </w:r>
-          </w:p>
-        </w:tc>
-        <w:tc>
-          <w:tcPr>
-            <w:tcW w:type="dxa" w:w="2880"/>
-            <w:tcBorders>
-              <w:top w:val="single" w:sz="6" w:space="0" w:color="DDDDDD"/>
-              <w:bottom w:val="single" w:sz="6" w:space="0" w:color="DDDDDD"/>
-              <w:left w:val="single" w:sz="6" w:space="0" w:color="DDDDDD"/>
-              <w:right w:val="single" w:sz="6" w:space="0" w:color="DDDDDD"/>
-            </w:tcBorders>
-            <w:vAlign w:val="center"/>
-            <w:tcMar>
-              <w:top w:w="150" w:type="dxa"/>
-              <w:bottom w:w="150" w:type="dxa"/>
-              <w:left w:w="180" w:type="dxa"/>
-              <w:right w:w="180" w:type="dxa"/>
-            </w:tcMar>
-          </w:tcPr>
-          <w:p>
-            <w:pPr>
-              <w:jc w:val="left"/>
-              <w:spacing w:line="240" w:lineRule="auto" w:before="60" w:after="60"/>
-            </w:pPr>
-            <w:r>
-              <w:t>第</w:t>
-            </w:r>
-            <w:r>
-              <w:t xml:space="preserve"> </w:t>
-            </w:r>
-            <w:r>
-              <w:t>13</w:t>
-            </w:r>
-            <w:r>
-              <w:t xml:space="preserve"> </w:t>
-            </w:r>
-            <w:r>
-              <w:t>届</w:t>
-            </w:r>
-            <w:r>
-              <w:t xml:space="preserve"> </w:t>
-            </w:r>
-            <w:r>
-              <w:t>"</w:t>
-            </w:r>
-            <w:r>
-              <w:t xml:space="preserve"> </w:t>
-            </w:r>
-            <w:r>
-              <w:t>电工杯</w:t>
-            </w:r>
-            <w:r>
-              <w:t xml:space="preserve"> </w:t>
-            </w:r>
-            <w:r>
-              <w:t>"</w:t>
-            </w:r>
-            <w:r>
-              <w:t xml:space="preserve"> </w:t>
-            </w:r>
-            <w:r>
-              <w:t>中国大学生数学建模竞赛</w:t>
-            </w:r>
-            <w:r>
-              <w:t xml:space="preserve"> </w:t>
-            </w:r>
-            <w:r>
-              <w:rPr>
-                <w:b/>
-              </w:rPr>
-              <w:t>二等奖</w:t>
-            </w:r>
-          </w:p>
-        </w:tc>
-      </w:tr>
-      <w:tr>
-        <w:tc>
-          <w:tcPr>
-            <w:tcW w:type="dxa" w:w="2880"/>
-            <w:tcBorders>
-              <w:top w:val="single" w:sz="6" w:space="0" w:color="DDDDDD"/>
-              <w:bottom w:val="single" w:sz="6" w:space="0" w:color="DDDDDD"/>
-              <w:left w:val="single" w:sz="6" w:space="0" w:color="DDDDDD"/>
-              <w:right w:val="single" w:sz="6" w:space="0" w:color="DDDDDD"/>
-            </w:tcBorders>
-            <w:vAlign w:val="center"/>
-            <w:tcMar>
-              <w:top w:w="150" w:type="dxa"/>
-              <w:bottom w:w="150" w:type="dxa"/>
-              <w:left w:w="180" w:type="dxa"/>
-              <w:right w:w="180" w:type="dxa"/>
-            </w:tcMar>
-          </w:tcPr>
-          <w:p>
-            <w:pPr>
-              <w:jc w:val="left"/>
-              <w:spacing w:line="240" w:lineRule="auto" w:before="60" w:after="60"/>
-            </w:pPr>
-            <w:r>
-              <w:t>2021.05</w:t>
-            </w:r>
-          </w:p>
-        </w:tc>
-        <w:tc>
-          <w:tcPr>
-            <w:tcW w:type="dxa" w:w="2880"/>
-            <w:tcBorders>
-              <w:top w:val="single" w:sz="6" w:space="0" w:color="DDDDDD"/>
-              <w:bottom w:val="single" w:sz="6" w:space="0" w:color="DDDDDD"/>
-              <w:left w:val="single" w:sz="6" w:space="0" w:color="DDDDDD"/>
-              <w:right w:val="single" w:sz="6" w:space="0" w:color="DDDDDD"/>
-            </w:tcBorders>
-            <w:vAlign w:val="center"/>
-            <w:tcMar>
-              <w:top w:w="150" w:type="dxa"/>
-              <w:bottom w:w="150" w:type="dxa"/>
-              <w:left w:w="180" w:type="dxa"/>
-              <w:right w:w="180" w:type="dxa"/>
-            </w:tcMar>
-          </w:tcPr>
-          <w:p>
-            <w:pPr>
-              <w:jc w:val="left"/>
-              <w:spacing w:line="240" w:lineRule="auto" w:before="60" w:after="60"/>
-            </w:pPr>
-            <w:r>
-              <w:t>省部级</w:t>
-            </w:r>
-          </w:p>
-        </w:tc>
-        <w:tc>
-          <w:tcPr>
-            <w:tcW w:type="dxa" w:w="2880"/>
-            <w:tcBorders>
-              <w:top w:val="single" w:sz="6" w:space="0" w:color="DDDDDD"/>
-              <w:bottom w:val="single" w:sz="6" w:space="0" w:color="DDDDDD"/>
-              <w:left w:val="single" w:sz="6" w:space="0" w:color="DDDDDD"/>
-              <w:right w:val="single" w:sz="6" w:space="0" w:color="DDDDDD"/>
-            </w:tcBorders>
-            <w:vAlign w:val="center"/>
-            <w:tcMar>
-              <w:top w:w="150" w:type="dxa"/>
-              <w:bottom w:w="150" w:type="dxa"/>
-              <w:left w:w="180" w:type="dxa"/>
-              <w:right w:w="180" w:type="dxa"/>
-            </w:tcMar>
-          </w:tcPr>
-          <w:p>
-            <w:pPr>
-              <w:jc w:val="left"/>
-              <w:spacing w:line="240" w:lineRule="auto" w:before="60" w:after="60"/>
-            </w:pPr>
-            <w:r>
-              <w:t>第</w:t>
-            </w:r>
-            <w:r>
-              <w:t xml:space="preserve"> </w:t>
-            </w:r>
-            <w:r>
-              <w:t>13</w:t>
-            </w:r>
-            <w:r>
-              <w:t xml:space="preserve"> </w:t>
-            </w:r>
-            <w:r>
-              <w:t>届</w:t>
-            </w:r>
-            <w:r>
-              <w:t xml:space="preserve"> </w:t>
-            </w:r>
-            <w:r>
-              <w:t>"</w:t>
-            </w:r>
-            <w:r>
-              <w:t xml:space="preserve"> </w:t>
-            </w:r>
-            <w:r>
-              <w:t>蓝桥杯</w:t>
-            </w:r>
-            <w:r>
-              <w:t xml:space="preserve"> </w:t>
-            </w:r>
-            <w:r>
-              <w:t>"C/C++</w:t>
-            </w:r>
-            <w:r>
-              <w:t xml:space="preserve"> </w:t>
-            </w:r>
-            <w:r>
-              <w:t>程序设计研究生组</w:t>
-            </w:r>
-            <w:r>
-              <w:t xml:space="preserve"> </w:t>
-            </w:r>
-            <w:r>
-              <w:rPr>
-                <w:b/>
-              </w:rPr>
-              <w:t>二等奖</w:t>
-            </w:r>
-          </w:p>
-        </w:tc>
-      </w:tr>
-    </w:tbl>
-    <w:p>
-      <w:r/>
     </w:p>
     <w:p>
-      <w:pPr>
-        <w:pStyle w:val="Heading2"/>
-      </w:pPr>
+      <w:r>
+        <w:t>时间级别奖项</w:t>
+      </w:r>
+    </w:p>
+    <w:p>
       <w:r>
         <w:rPr>
-          <w:rFonts w:ascii="Microsoft YaHei" w:eastAsia="Microsoft YaHei" w:hAnsi="Microsoft YaHei" w:cs="Microsoft YaHei" w:hint="eastAsia"/>
-          <w:color w:val="FFFFFF"/>
+          <w:b/>
+        </w:rPr>
+        <w:t>2021.09校级研究生一等奖学金（TOP 2%）</w:t>
+      </w:r>
+    </w:p>
+    <w:p>
+      <w:r>
+        <w:t>2023-2026工作期间主导 AI RRM 创新特性（设备侧+云端双计算，覆盖 98%+ 组网）；季度稳定交付，现网 0 重大事故</w:t>
+      </w:r>
+    </w:p>
+    <w:p>
+      <w:r>
+        <w:rPr>
+          <w:b/>
+        </w:rPr>
+        <w:t>2019.09国家级第13届"西门子杯"中国智能制造挑战赛全国总决赛特等奖</w:t>
+      </w:r>
+    </w:p>
+    <w:p>
+      <w:r>
+        <w:rPr>
+          <w:b/>
+        </w:rPr>
+        <w:t>2021.07国家级第13届"电工杯"中国大学生数学建模竞赛二等奖</w:t>
+      </w:r>
+    </w:p>
+    <w:p>
+      <w:r>
+        <w:rPr>
+          <w:b/>
+        </w:rPr>
+        <w:t>2021.05省部级第13届"蓝桥杯"C/C++程序设计研究生组二等奖</w:t>
+      </w:r>
+    </w:p>
+    <w:p>
+      <w:r>
+        <w:rPr>
+          <w:b/>
           <w:sz w:val="24"/>
-          <w:lang w:eastAsia="zh-CN"/>
         </w:rPr>
         <w:t>自 我 评 价</w:t>
       </w:r>
-      <w:r/>
     </w:p>
     <w:p>
-      <w:pPr>
-        <w:pStyle w:val="ListBullet"/>
-      </w:pPr>
       <w:r>
-        <w:rPr>
-          <w:rFonts w:ascii="Microsoft YaHei" w:eastAsia="Microsoft YaHei" w:hAnsi="Microsoft YaHei" w:cs="Microsoft YaHei" w:hint="eastAsia"/>
-          <w:b/>
-          <w:lang w:eastAsia="zh-CN"/>
-        </w:rPr>
-        <w:t>架构能力</w:t>
-      </w:r>
-      <w:r>
-        <w:rPr>
-          <w:rFonts w:ascii="Microsoft YaHei" w:eastAsia="Microsoft YaHei" w:hAnsi="Microsoft YaHei" w:cs="Microsoft YaHei" w:hint="eastAsia"/>
-          <w:lang w:eastAsia="zh-CN"/>
-        </w:rPr>
-        <w:t>：主导微服务重构，具备服务拆分、双计算模式、分布式一致性设计经验</w:t>
+        <w:t>架构能力：主导微服务重构，具备服务拆分、双计算模式、分布式一致性设计经验</w:t>
       </w:r>
     </w:p>
     <w:p>
-      <w:pPr>
-        <w:pStyle w:val="ListBullet"/>
-      </w:pPr>
       <w:r>
-        <w:rPr>
-          <w:rFonts w:ascii="Microsoft YaHei" w:eastAsia="Microsoft YaHei" w:hAnsi="Microsoft YaHei" w:cs="Microsoft YaHei" w:hint="eastAsia"/>
-          <w:b/>
-          <w:lang w:eastAsia="zh-CN"/>
-        </w:rPr>
-        <w:t>分布式实战</w:t>
-      </w:r>
-      <w:r>
-        <w:rPr>
-          <w:rFonts w:ascii="Microsoft YaHei" w:eastAsia="Microsoft YaHei" w:hAnsi="Microsoft YaHei" w:cs="Microsoft YaHei" w:hint="eastAsia"/>
-          <w:lang w:eastAsia="zh-CN"/>
-        </w:rPr>
-        <w:t>：精通</w:t>
-      </w:r>
-      <w:r>
-        <w:t xml:space="preserve"> Kafka/Redis/MongoDB/K8s </w:t>
-      </w:r>
-      <w:r>
-        <w:rPr>
-          <w:rFonts w:ascii="Microsoft YaHei" w:eastAsia="Microsoft YaHei" w:hAnsi="Microsoft YaHei" w:cs="Microsoft YaHei" w:hint="eastAsia"/>
-          <w:lang w:eastAsia="zh-CN"/>
-        </w:rPr>
-        <w:t>等中间件的生产级使用（消息可靠</w:t>
-      </w:r>
-      <w:r>
-        <w:t>/</w:t>
-      </w:r>
-      <w:r>
-        <w:rPr>
-          <w:rFonts w:ascii="Microsoft YaHei" w:eastAsia="Microsoft YaHei" w:hAnsi="Microsoft YaHei" w:cs="Microsoft YaHei" w:hint="eastAsia"/>
-          <w:lang w:eastAsia="zh-CN"/>
-        </w:rPr>
-        <w:t>分布式锁</w:t>
-      </w:r>
-      <w:r>
-        <w:t>/</w:t>
-      </w:r>
-      <w:r>
-        <w:rPr>
-          <w:rFonts w:ascii="Microsoft YaHei" w:eastAsia="Microsoft YaHei" w:hAnsi="Microsoft YaHei" w:cs="Microsoft YaHei" w:hint="eastAsia"/>
-          <w:lang w:eastAsia="zh-CN"/>
-        </w:rPr>
-        <w:t>分库分表</w:t>
-      </w:r>
-      <w:r>
-        <w:t>/</w:t>
-      </w:r>
-      <w:r>
-        <w:rPr>
-          <w:rFonts w:ascii="Microsoft YaHei" w:eastAsia="Microsoft YaHei" w:hAnsi="Microsoft YaHei" w:cs="Microsoft YaHei" w:hint="eastAsia"/>
-          <w:lang w:eastAsia="zh-CN"/>
-        </w:rPr>
-        <w:t>容器编排）</w:t>
+        <w:t>分布式实战：精通 Kafka/Redis/MongoDB/K8s 等中间件的生产级使用（消息可靠/分布式锁/分库分表/容器编排）</w:t>
       </w:r>
     </w:p>
     <w:p>
-      <w:pPr>
-        <w:pStyle w:val="ListBullet"/>
-      </w:pPr>
       <w:r>
-        <w:rPr>
-          <w:rFonts w:ascii="Microsoft YaHei" w:eastAsia="Microsoft YaHei" w:hAnsi="Microsoft YaHei" w:cs="Microsoft YaHei" w:hint="eastAsia"/>
-          <w:b/>
-          <w:lang w:eastAsia="zh-CN"/>
-        </w:rPr>
-        <w:t>快速学习</w:t>
-      </w:r>
-      <w:r>
-        <w:rPr>
-          <w:rFonts w:ascii="Microsoft YaHei" w:eastAsia="Microsoft YaHei" w:hAnsi="Microsoft YaHei" w:cs="Microsoft YaHei" w:hint="eastAsia"/>
-          <w:lang w:eastAsia="zh-CN"/>
-        </w:rPr>
-        <w:t>：</w:t>
-      </w:r>
-      <w:r>
-        <w:t xml:space="preserve">3 </w:t>
-      </w:r>
-      <w:r>
-        <w:rPr>
-          <w:rFonts w:ascii="Microsoft YaHei" w:eastAsia="Microsoft YaHei" w:hAnsi="Microsoft YaHei" w:cs="Microsoft YaHei" w:hint="eastAsia"/>
-          <w:lang w:eastAsia="zh-CN"/>
-        </w:rPr>
-        <w:t>年后端经验打底，已系统掌握</w:t>
-      </w:r>
-      <w:r>
-        <w:t xml:space="preserve"> Java </w:t>
-      </w:r>
-      <w:r>
-        <w:rPr>
-          <w:rFonts w:ascii="Microsoft YaHei" w:eastAsia="Microsoft YaHei" w:hAnsi="Microsoft YaHei" w:cs="Microsoft YaHei" w:hint="eastAsia"/>
-          <w:lang w:eastAsia="zh-CN"/>
-        </w:rPr>
-        <w:t>基础</w:t>
-      </w:r>
-      <w:r>
-        <w:t>/JVM/</w:t>
-      </w:r>
-      <w:r>
-        <w:rPr>
-          <w:rFonts w:ascii="Microsoft YaHei" w:eastAsia="Microsoft YaHei" w:hAnsi="Microsoft YaHei" w:cs="Microsoft YaHei" w:hint="eastAsia"/>
-          <w:lang w:eastAsia="zh-CN"/>
-        </w:rPr>
-        <w:t>并发与</w:t>
-      </w:r>
-      <w:r>
-        <w:t xml:space="preserve"> Spring </w:t>
-      </w:r>
-      <w:r>
-        <w:rPr>
-          <w:rFonts w:ascii="Microsoft YaHei" w:eastAsia="Microsoft YaHei" w:hAnsi="Microsoft YaHei" w:cs="Microsoft YaHei" w:hint="eastAsia"/>
-          <w:lang w:eastAsia="zh-CN"/>
-        </w:rPr>
-        <w:t>体系，可快速上手</w:t>
-      </w:r>
-      <w:r>
-        <w:t xml:space="preserve"> Java </w:t>
-      </w:r>
-      <w:r>
-        <w:rPr>
-          <w:rFonts w:ascii="Microsoft YaHei" w:eastAsia="Microsoft YaHei" w:hAnsi="Microsoft YaHei" w:cs="Microsoft YaHei" w:hint="eastAsia"/>
-          <w:lang w:eastAsia="zh-CN"/>
-        </w:rPr>
-        <w:t>栈</w:t>
+        <w:t>快速学习：3 年后端经验打底，已系统掌握 Java 基础/JVM/并发与 Spring 体系，可快速上手 Java 栈</w:t>
       </w:r>
     </w:p>
     <w:p>
-      <w:pPr>
-        <w:pStyle w:val="ListBullet"/>
-      </w:pPr>
       <w:r>
-        <w:rPr>
-          <w:rFonts w:ascii="Microsoft YaHei" w:eastAsia="Microsoft YaHei" w:hAnsi="Microsoft YaHei" w:cs="Microsoft YaHei" w:hint="eastAsia"/>
-          <w:b/>
-          <w:lang w:eastAsia="zh-CN"/>
-        </w:rPr>
-        <w:t>复杂系统维护</w:t>
-      </w:r>
-      <w:r>
-        <w:rPr>
-          <w:rFonts w:ascii="Microsoft YaHei" w:eastAsia="Microsoft YaHei" w:hAnsi="Microsoft YaHei" w:cs="Microsoft YaHei" w:hint="eastAsia"/>
-          <w:lang w:eastAsia="zh-CN"/>
-        </w:rPr>
-        <w:t>：独立接手遗留系统、保障现网稳定（每周</w:t>
-      </w:r>
-      <w:r>
-        <w:t xml:space="preserve"> 1+ </w:t>
-      </w:r>
-      <w:r>
-        <w:rPr>
-          <w:rFonts w:ascii="Microsoft YaHei" w:eastAsia="Microsoft YaHei" w:hAnsi="Microsoft YaHei" w:cs="Microsoft YaHei" w:hint="eastAsia"/>
-          <w:lang w:eastAsia="zh-CN"/>
-        </w:rPr>
-        <w:t>线上问题处理）</w:t>
+        <w:t>复杂系统维护：独立接手遗留系统、保障现网稳定（每周 1+ 线上问题处理）</w:t>
       </w:r>
     </w:p>
     <w:p>
-      <w:pPr>
-        <w:pStyle w:val="ListBullet"/>
-      </w:pPr>
       <w:r>
-        <w:rPr>
-          <w:rFonts w:ascii="Microsoft YaHei" w:eastAsia="Microsoft YaHei" w:hAnsi="Microsoft YaHei" w:cs="Microsoft YaHei" w:hint="eastAsia"/>
-          <w:b/>
-          <w:lang w:eastAsia="zh-CN"/>
-        </w:rPr>
-        <w:t>跨团队协作</w:t>
+        <w:t>AI 工具实践：日常深度使用 LLM 辅助需求分析与代码生成，交付效率提升 30%+；具备 AI 系统工程化落地经验</w:t>
       </w:r>
-      <w:r>
-        <w:rPr>
-          <w:rFonts w:ascii="Microsoft YaHei" w:eastAsia="Microsoft YaHei" w:hAnsi="Microsoft YaHei" w:cs="Microsoft YaHei" w:hint="eastAsia"/>
-          <w:lang w:eastAsia="zh-CN"/>
-        </w:rPr>
-        <w:t>：主导项目全流程，协调前端、设备侧、测试、运维团队</w:t>
-      </w:r>
-      <w:r/>
     </w:p>
     <w:p>
-      <w:pPr>
-        <w:spacing w:before="600"/>
-        <w:jc w:val="center"/>
-        <w:pBdr>
-          <w:top w:val="single" w:sz="6" w:space="0" w:color="EEEEEE"/>
-        </w:pBdr>
-      </w:pPr>
       <w:r>
-        <w:rPr>
-          <w:rFonts w:ascii="Microsoft YaHei" w:eastAsia="Microsoft YaHei" w:hAnsi="Microsoft YaHei" w:cs="Microsoft YaHei" w:hint="eastAsia"/>
-          <w:color w:val="999999"/>
-          <w:sz w:val="19"/>
-          <w:lang w:eastAsia="zh-CN"/>
-        </w:rPr>
+        <w:t>跨团队协作：主导项目全流程，协调前端、设备侧、测试、运维团队</w:t>
+      </w:r>
+    </w:p>
+    <w:p>
+      <w:r>
         <w:t>感谢您的阅读</w:t>
       </w:r>
-      <w:r/>
-      <w:r/>
-      <w:r/>
     </w:p>
     <w:sectPr>
-      <w:pgSz w:w="11906" w:h="16838"/>
-      <w:pgMar w:top="1440" w:right="1797" w:bottom="1440" w:left="1797" w:header="720" w:footer="720" w:gutter="0"/>
+      <w:pgSz w:w="12240" w:h="15840"/>
+      <w:pgMar w:top="1440" w:right="1800" w:bottom="1440" w:left="1800" w:header="720" w:footer="720" w:gutter="0"/>
       <w:cols w:space="720"/>
       <w:docGrid w:linePitch="360"/>
     </w:sectPr>
@@ -4286,12 +889,9 @@
     <w:name w:val="Normal"/>
     <w:qFormat/>
     <w:rsid w:val="00FC693F"/>
-    <w:pPr>
-      <w:spacing w:line="347" w:lineRule="auto"/>
-    </w:pPr>
     <w:rPr>
-      <w:rFonts w:ascii="Microsoft YaHei" w:hAnsi="Microsoft YaHei" w:eastAsia="Microsoft YaHei"/>
-      <w:color w:val="333333"/>
+      <w:rFonts w:ascii="微软雅黑" w:hAnsi="微软雅黑"/>
+      <w:sz w:val="21"/>
     </w:rPr>
   </w:style>
   <w:style w:type="paragraph" w:styleId="Header">
@@ -4380,8 +980,8 @@
       <w:rFonts w:asciiTheme="majorHAnsi" w:eastAsiaTheme="majorEastAsia" w:hAnsiTheme="majorHAnsi" w:cstheme="majorBidi"/>
       <w:b/>
       <w:bCs/>
-      <w:color w:val="FFFFFF"/>
-      <w:sz w:val="24"/>
+      <w:color w:val="4F81BD" w:themeColor="accent1"/>
+      <w:sz w:val="26"/>
       <w:szCs w:val="26"/>
     </w:rPr>
   </w:style>
@@ -4404,8 +1004,7 @@
       <w:rFonts w:asciiTheme="majorHAnsi" w:eastAsiaTheme="majorEastAsia" w:hAnsiTheme="majorHAnsi" w:cstheme="majorBidi"/>
       <w:b/>
       <w:bCs/>
-      <w:color w:val="333333"/>
-      <w:sz w:val="22"/>
+      <w:color w:val="4F81BD" w:themeColor="accent1"/>
     </w:rPr>
   </w:style>
   <w:style w:type="paragraph" w:styleId="Heading4">
@@ -4430,8 +1029,7 @@
       <w:bCs/>
       <w:i/>
       <w:iCs/>
-      <w:color w:val="555555"/>
-      <w:sz w:val="21"/>
+      <w:color w:val="4F81BD" w:themeColor="accent1"/>
     </w:rPr>
   </w:style>
   <w:style w:type="paragraph" w:styleId="Heading5">

--- a/李鑫-Java后端工程师-社招简历.docx
+++ b/李鑫-Java后端工程师-社招简历.docx
@@ -4,521 +4,4449 @@
   <w:body>
     <w:p>
       <w:pPr>
-        <w:jc w:val="center"/>
+        <w:pStyle w:val="Heading1"/>
+        <w:spacing w:after="180"/>
       </w:pPr>
       <w:r>
         <w:rPr>
-          <w:b/>
-          <w:sz w:val="36"/>
-        </w:rPr>
-        <w:t>李鑫 - Java后端开发工程师（社招简历） 李 鑫</w:t>
+          <w:rFonts w:ascii="Microsoft YaHei" w:eastAsia="Microsoft YaHei" w:hAnsi="Microsoft YaHei" w:cs="Microsoft YaHei" w:hint="eastAsia"/>
+          <w:sz w:val="39"/>
+          <w:lang w:eastAsia="zh-CN"/>
+        </w:rPr>
+        <w:t>李 鑫</w:t>
       </w:r>
     </w:p>
     <w:p>
       <w:r>
-        <w:t>📱 18040309928 📧 lxx18040309928@163.com</w:t>
-      </w:r>
+        <w:rPr>
+          <w:color w:val="666666"/>
+          <w:sz w:val="21"/>
+        </w:rPr>
+      </w:r>
+      <w:r>
+        <w:rPr>
+          <w:color w:val="666666"/>
+          <w:sz w:val="21"/>
+        </w:rPr>
+        <w:t>📱 18040309928</w:t>
+      </w:r>
+      <w:r>
+        <w:rPr>
+          <w:color w:val="666666"/>
+          <w:sz w:val="21"/>
+        </w:rPr>
+      </w:r>
+      <w:r>
+        <w:rPr>
+          <w:color w:val="666666"/>
+          <w:sz w:val="21"/>
+        </w:rPr>
+        <w:t>📧 lxx18040309928@163.com</w:t>
+      </w:r>
+      <w:r>
+        <w:rPr>
+          <w:color w:val="666666"/>
+          <w:sz w:val="21"/>
+        </w:rPr>
+      </w:r>
+      <w:r/>
     </w:p>
     <w:p>
-      <w:r>
-        <w:rPr>
+      <w:pPr>
+        <w:spacing w:after="150"/>
+        <w:pBdr>
+          <w:left w:val="single" w:sz="24" w:space="0" w:color="1A1A1A"/>
+        </w:pBdr>
+        <w:shd w:val="clear" w:color="auto" w:fill="F5F7FA"/>
+      </w:pPr>
+      <w:r>
+        <w:rPr>
+          <w:color w:val="1A1A1A"/>
+          <w:sz w:val="21"/>
+        </w:rPr>
+      </w:r>
+      <w:r>
+        <w:rPr>
+          <w:rFonts w:ascii="Microsoft YaHei" w:eastAsia="Microsoft YaHei" w:hAnsi="Microsoft YaHei" w:cs="Microsoft YaHei" w:hint="eastAsia"/>
           <w:b/>
-          <w:sz w:val="24"/>
-        </w:rPr>
-        <w:t>求职意向：Java 后端开发工程师（3 年微服务后端经验，架构/分布式/中间件功底扎实，可快速上手）｜期望薪资 30-35 万｜成都</w:t>
-      </w:r>
+          <w:color w:val="1A1A1A"/>
+          <w:sz w:val="21"/>
+          <w:lang w:eastAsia="zh-CN"/>
+        </w:rPr>
+        <w:t>求职意向</w:t>
+      </w:r>
+      <w:r>
+        <w:rPr>
+          <w:rFonts w:ascii="Microsoft YaHei" w:eastAsia="Microsoft YaHei" w:hAnsi="Microsoft YaHei" w:cs="Microsoft YaHei" w:hint="eastAsia"/>
+          <w:color w:val="1A1A1A"/>
+          <w:sz w:val="21"/>
+          <w:lang w:eastAsia="zh-CN"/>
+        </w:rPr>
+        <w:t>：Java 后端开发工程师（3 年微服务后端经验，架构/分布式/中间件功底扎实，可快速上手）｜期望薪资 30-35 万｜成都</w:t>
+      </w:r>
+      <w:r/>
     </w:p>
     <w:p>
-      <w:r>
-        <w:rPr>
+      <w:pPr>
+        <w:jc w:val="center"/>
+        <w:pBdr>
+          <w:top w:val="single" w:sz="6" w:space="0" w:color="E3E8EF"/>
+          <w:bottom w:val="single" w:sz="6" w:space="0" w:color="E3E8EF"/>
+          <w:left w:val="single" w:sz="6" w:space="0" w:color="E3E8EF"/>
+          <w:right w:val="single" w:sz="6" w:space="0" w:color="E3E8EF"/>
+        </w:pBdr>
+        <w:shd w:val="clear" w:color="auto" w:fill="F5F7FA"/>
+      </w:pPr>
+      <w:r>
+        <w:rPr>
+          <w:rFonts w:ascii="Microsoft YaHei" w:eastAsia="Microsoft YaHei" w:hAnsi="Microsoft YaHei" w:cs="Microsoft YaHei" w:hint="eastAsia"/>
           <w:b/>
-        </w:rPr>
-        <w:t>19.6万+RRM 纳管无线设备</w:t>
+          <w:color w:val="1A73E8"/>
+          <w:sz w:val="27"/>
+          <w:lang w:eastAsia="zh-CN"/>
+        </w:rPr>
+        <w:t>19.6万+</w:t>
+      </w:r>
+      <w:r>
+        <w:rPr>
+          <w:rFonts w:ascii="Microsoft YaHei" w:eastAsia="Microsoft YaHei" w:hAnsi="Microsoft YaHei" w:cs="Microsoft YaHei" w:hint="eastAsia"/>
+          <w:b/>
+          <w:color w:val="777777"/>
+          <w:sz w:val="16"/>
+          <w:lang w:eastAsia="zh-CN"/>
+        </w:rPr>
+        <w:t>RRM 纳管无线设备</w:t>
       </w:r>
     </w:p>
     <w:p>
-      <w:r>
-        <w:t>259万+现网 AP 数据规模</w:t>
+      <w:pPr>
+        <w:jc w:val="center"/>
+        <w:pBdr>
+          <w:top w:val="single" w:sz="6" w:space="0" w:color="E3E8EF"/>
+          <w:bottom w:val="single" w:sz="6" w:space="0" w:color="E3E8EF"/>
+          <w:left w:val="single" w:sz="6" w:space="0" w:color="E3E8EF"/>
+          <w:right w:val="single" w:sz="6" w:space="0" w:color="E3E8EF"/>
+        </w:pBdr>
+        <w:shd w:val="clear" w:color="auto" w:fill="F5F7FA"/>
+      </w:pPr>
+      <w:r>
+        <w:rPr>
+          <w:rFonts w:ascii="Microsoft YaHei" w:eastAsia="Microsoft YaHei" w:hAnsi="Microsoft YaHei" w:cs="Microsoft YaHei" w:hint="eastAsia"/>
+          <w:b/>
+          <w:color w:val="1A73E8"/>
+          <w:sz w:val="27"/>
+          <w:lang w:eastAsia="zh-CN"/>
+        </w:rPr>
+        <w:t>259万+</w:t>
+      </w:r>
+      <w:r>
+        <w:rPr>
+          <w:rFonts w:ascii="Microsoft YaHei" w:eastAsia="Microsoft YaHei" w:hAnsi="Microsoft YaHei" w:cs="Microsoft YaHei" w:hint="eastAsia"/>
+          <w:b/>
+          <w:color w:val="777777"/>
+          <w:sz w:val="16"/>
+          <w:lang w:eastAsia="zh-CN"/>
+        </w:rPr>
+        <w:t>现网 AP 数据规模</w:t>
       </w:r>
     </w:p>
     <w:p>
-      <w:r>
-        <w:t>2700万+累计调优结果明细(clbDetail)</w:t>
+      <w:pPr>
+        <w:jc w:val="center"/>
+        <w:pBdr>
+          <w:top w:val="single" w:sz="6" w:space="0" w:color="E3E8EF"/>
+          <w:bottom w:val="single" w:sz="6" w:space="0" w:color="E3E8EF"/>
+          <w:left w:val="single" w:sz="6" w:space="0" w:color="E3E8EF"/>
+          <w:right w:val="single" w:sz="6" w:space="0" w:color="E3E8EF"/>
+        </w:pBdr>
+        <w:shd w:val="clear" w:color="auto" w:fill="F5F7FA"/>
+      </w:pPr>
+      <w:r>
+        <w:rPr>
+          <w:rFonts w:ascii="Microsoft YaHei" w:eastAsia="Microsoft YaHei" w:hAnsi="Microsoft YaHei" w:cs="Microsoft YaHei" w:hint="eastAsia"/>
+          <w:b/>
+          <w:color w:val="1A73E8"/>
+          <w:sz w:val="27"/>
+          <w:lang w:eastAsia="zh-CN"/>
+        </w:rPr>
+        <w:t>2700万+</w:t>
+      </w:r>
+      <w:r>
+        <w:rPr>
+          <w:rFonts w:ascii="Microsoft YaHei" w:eastAsia="Microsoft YaHei" w:hAnsi="Microsoft YaHei" w:cs="Microsoft YaHei" w:hint="eastAsia"/>
+          <w:b/>
+          <w:color w:val="777777"/>
+          <w:sz w:val="16"/>
+          <w:lang w:eastAsia="zh-CN"/>
+        </w:rPr>
+        <w:t>累计调优结果明细(clbDetail)</w:t>
       </w:r>
     </w:p>
     <w:p>
-      <w:r>
-        <w:rPr>
+      <w:pPr>
+        <w:jc w:val="center"/>
+        <w:pBdr>
+          <w:top w:val="single" w:sz="6" w:space="0" w:color="E3E8EF"/>
+          <w:bottom w:val="single" w:sz="6" w:space="0" w:color="E3E8EF"/>
+          <w:left w:val="single" w:sz="6" w:space="0" w:color="E3E8EF"/>
+          <w:right w:val="single" w:sz="6" w:space="0" w:color="E3E8EF"/>
+        </w:pBdr>
+        <w:shd w:val="clear" w:color="auto" w:fill="F5F7FA"/>
+      </w:pPr>
+      <w:r>
+        <w:rPr>
+          <w:rFonts w:ascii="Microsoft YaHei" w:eastAsia="Microsoft YaHei" w:hAnsi="Microsoft YaHei" w:cs="Microsoft YaHei" w:hint="eastAsia"/>
           <w:b/>
-        </w:rPr>
-        <w:t>14.7万单月调优任务峰值(2026-08)</w:t>
-      </w:r>
+          <w:color w:val="1A73E8"/>
+          <w:sz w:val="27"/>
+          <w:lang w:eastAsia="zh-CN"/>
+        </w:rPr>
+        <w:t>14.7万</w:t>
+      </w:r>
+      <w:r>
+        <w:rPr>
+          <w:rFonts w:ascii="Microsoft YaHei" w:eastAsia="Microsoft YaHei" w:hAnsi="Microsoft YaHei" w:cs="Microsoft YaHei" w:hint="eastAsia"/>
+          <w:b/>
+          <w:color w:val="777777"/>
+          <w:sz w:val="16"/>
+          <w:lang w:eastAsia="zh-CN"/>
+        </w:rPr>
+        <w:t>单月调优任务峰值(2026-08)</w:t>
+      </w:r>
+      <w:r/>
     </w:p>
     <w:p>
-      <w:r>
-        <w:rPr>
-          <w:b/>
+      <w:pPr>
+        <w:pStyle w:val="Heading2"/>
+      </w:pPr>
+      <w:r>
+        <w:rPr>
+          <w:rFonts w:ascii="Microsoft YaHei" w:eastAsia="Microsoft YaHei" w:hAnsi="Microsoft YaHei" w:cs="Microsoft YaHei" w:hint="eastAsia"/>
+          <w:color w:val="FFFFFF"/>
           <w:sz w:val="24"/>
+          <w:lang w:eastAsia="zh-CN"/>
         </w:rPr>
         <w:t>教 育 背 景</w:t>
       </w:r>
+      <w:r/>
+    </w:p>
+    <w:tbl>
+      <w:tblPr>
+        <w:tblW w:type="pct" w:w="5000"/>
+        <w:tblLook w:firstColumn="1" w:firstRow="1" w:lastColumn="0" w:lastRow="0" w:noHBand="0" w:noVBand="1" w:val="04A0"/>
+        <w:tblLayout w:type="autofit"/>
+      </w:tblPr>
+      <w:tblGrid>
+        <w:gridCol w:w="2160"/>
+        <w:gridCol w:w="2160"/>
+        <w:gridCol w:w="2160"/>
+        <w:gridCol w:w="2160"/>
+      </w:tblGrid>
+      <w:tr>
+        <w:tc>
+          <w:tcPr>
+            <w:tcW w:type="dxa" w:w="2160"/>
+            <w:tcBorders>
+              <w:top w:val="single" w:sz="6" w:space="0" w:color="DDDDDD"/>
+              <w:bottom w:val="single" w:sz="6" w:space="0" w:color="DDDDDD"/>
+              <w:left w:val="single" w:sz="6" w:space="0" w:color="DDDDDD"/>
+              <w:right w:val="single" w:sz="6" w:space="0" w:color="DDDDDD"/>
+            </w:tcBorders>
+            <w:shd w:val="clear" w:color="auto" w:fill="F5F5F5"/>
+            <w:vAlign w:val="center"/>
+            <w:tcMar>
+              <w:top w:w="150" w:type="dxa"/>
+              <w:bottom w:w="150" w:type="dxa"/>
+              <w:left w:w="180" w:type="dxa"/>
+              <w:right w:w="180" w:type="dxa"/>
+            </w:tcMar>
+          </w:tcPr>
+          <w:p>
+            <w:pPr>
+              <w:jc w:val="left"/>
+              <w:spacing w:line="240" w:lineRule="auto" w:before="60" w:after="60"/>
+            </w:pPr>
+            <w:r>
+              <w:rPr>
+                <w:b/>
+              </w:rPr>
+              <w:t>学校</w:t>
+            </w:r>
+          </w:p>
+        </w:tc>
+        <w:tc>
+          <w:tcPr>
+            <w:tcW w:type="dxa" w:w="2160"/>
+            <w:tcBorders>
+              <w:top w:val="single" w:sz="6" w:space="0" w:color="DDDDDD"/>
+              <w:bottom w:val="single" w:sz="6" w:space="0" w:color="DDDDDD"/>
+              <w:left w:val="single" w:sz="6" w:space="0" w:color="DDDDDD"/>
+              <w:right w:val="single" w:sz="6" w:space="0" w:color="DDDDDD"/>
+            </w:tcBorders>
+            <w:shd w:val="clear" w:color="auto" w:fill="F5F5F5"/>
+            <w:vAlign w:val="center"/>
+            <w:tcMar>
+              <w:top w:w="150" w:type="dxa"/>
+              <w:bottom w:w="150" w:type="dxa"/>
+              <w:left w:w="180" w:type="dxa"/>
+              <w:right w:w="180" w:type="dxa"/>
+            </w:tcMar>
+          </w:tcPr>
+          <w:p>
+            <w:pPr>
+              <w:jc w:val="left"/>
+              <w:spacing w:line="240" w:lineRule="auto" w:before="60" w:after="60"/>
+            </w:pPr>
+            <w:r>
+              <w:rPr>
+                <w:b/>
+              </w:rPr>
+              <w:t>专业</w:t>
+            </w:r>
+          </w:p>
+        </w:tc>
+        <w:tc>
+          <w:tcPr>
+            <w:tcW w:type="dxa" w:w="2160"/>
+            <w:tcBorders>
+              <w:top w:val="single" w:sz="6" w:space="0" w:color="DDDDDD"/>
+              <w:bottom w:val="single" w:sz="6" w:space="0" w:color="DDDDDD"/>
+              <w:left w:val="single" w:sz="6" w:space="0" w:color="DDDDDD"/>
+              <w:right w:val="single" w:sz="6" w:space="0" w:color="DDDDDD"/>
+            </w:tcBorders>
+            <w:shd w:val="clear" w:color="auto" w:fill="F5F5F5"/>
+            <w:vAlign w:val="center"/>
+            <w:tcMar>
+              <w:top w:w="150" w:type="dxa"/>
+              <w:bottom w:w="150" w:type="dxa"/>
+              <w:left w:w="180" w:type="dxa"/>
+              <w:right w:w="180" w:type="dxa"/>
+            </w:tcMar>
+          </w:tcPr>
+          <w:p>
+            <w:pPr>
+              <w:jc w:val="left"/>
+              <w:spacing w:line="240" w:lineRule="auto" w:before="60" w:after="60"/>
+            </w:pPr>
+            <w:r>
+              <w:rPr>
+                <w:b/>
+              </w:rPr>
+              <w:t>学历</w:t>
+            </w:r>
+          </w:p>
+        </w:tc>
+        <w:tc>
+          <w:tcPr>
+            <w:tcW w:type="dxa" w:w="2160"/>
+            <w:tcBorders>
+              <w:top w:val="single" w:sz="6" w:space="0" w:color="DDDDDD"/>
+              <w:bottom w:val="single" w:sz="6" w:space="0" w:color="DDDDDD"/>
+              <w:left w:val="single" w:sz="6" w:space="0" w:color="DDDDDD"/>
+              <w:right w:val="single" w:sz="6" w:space="0" w:color="DDDDDD"/>
+            </w:tcBorders>
+            <w:shd w:val="clear" w:color="auto" w:fill="F5F5F5"/>
+            <w:vAlign w:val="center"/>
+            <w:tcMar>
+              <w:top w:w="150" w:type="dxa"/>
+              <w:bottom w:w="150" w:type="dxa"/>
+              <w:left w:w="180" w:type="dxa"/>
+              <w:right w:w="180" w:type="dxa"/>
+            </w:tcMar>
+          </w:tcPr>
+          <w:p>
+            <w:pPr>
+              <w:jc w:val="left"/>
+              <w:spacing w:line="240" w:lineRule="auto" w:before="60" w:after="60"/>
+            </w:pPr>
+            <w:r>
+              <w:rPr>
+                <w:b/>
+              </w:rPr>
+              <w:t>时间</w:t>
+            </w:r>
+          </w:p>
+        </w:tc>
+      </w:tr>
+      <w:tr>
+        <w:tc>
+          <w:tcPr>
+            <w:tcW w:type="dxa" w:w="2160"/>
+            <w:tcBorders>
+              <w:top w:val="single" w:sz="6" w:space="0" w:color="DDDDDD"/>
+              <w:bottom w:val="single" w:sz="6" w:space="0" w:color="DDDDDD"/>
+              <w:left w:val="single" w:sz="6" w:space="0" w:color="DDDDDD"/>
+              <w:right w:val="single" w:sz="6" w:space="0" w:color="DDDDDD"/>
+            </w:tcBorders>
+            <w:vAlign w:val="center"/>
+            <w:tcMar>
+              <w:top w:w="150" w:type="dxa"/>
+              <w:bottom w:w="150" w:type="dxa"/>
+              <w:left w:w="180" w:type="dxa"/>
+              <w:right w:w="180" w:type="dxa"/>
+            </w:tcMar>
+          </w:tcPr>
+          <w:p>
+            <w:pPr>
+              <w:jc w:val="left"/>
+              <w:spacing w:line="240" w:lineRule="auto" w:before="60" w:after="60"/>
+            </w:pPr>
+            <w:r>
+              <w:t>重庆邮电大学（重庆市智能空地协同重点实验室）</w:t>
+            </w:r>
+          </w:p>
+        </w:tc>
+        <w:tc>
+          <w:tcPr>
+            <w:tcW w:type="dxa" w:w="2160"/>
+            <w:tcBorders>
+              <w:top w:val="single" w:sz="6" w:space="0" w:color="DDDDDD"/>
+              <w:bottom w:val="single" w:sz="6" w:space="0" w:color="DDDDDD"/>
+              <w:left w:val="single" w:sz="6" w:space="0" w:color="DDDDDD"/>
+              <w:right w:val="single" w:sz="6" w:space="0" w:color="DDDDDD"/>
+            </w:tcBorders>
+            <w:vAlign w:val="center"/>
+            <w:tcMar>
+              <w:top w:w="150" w:type="dxa"/>
+              <w:bottom w:w="150" w:type="dxa"/>
+              <w:left w:w="180" w:type="dxa"/>
+              <w:right w:w="180" w:type="dxa"/>
+            </w:tcMar>
+          </w:tcPr>
+          <w:p>
+            <w:pPr>
+              <w:jc w:val="left"/>
+              <w:spacing w:line="240" w:lineRule="auto" w:before="60" w:after="60"/>
+            </w:pPr>
+            <w:r>
+              <w:t>电子信息</w:t>
+            </w:r>
+          </w:p>
+        </w:tc>
+        <w:tc>
+          <w:tcPr>
+            <w:tcW w:type="dxa" w:w="2160"/>
+            <w:tcBorders>
+              <w:top w:val="single" w:sz="6" w:space="0" w:color="DDDDDD"/>
+              <w:bottom w:val="single" w:sz="6" w:space="0" w:color="DDDDDD"/>
+              <w:left w:val="single" w:sz="6" w:space="0" w:color="DDDDDD"/>
+              <w:right w:val="single" w:sz="6" w:space="0" w:color="DDDDDD"/>
+            </w:tcBorders>
+            <w:vAlign w:val="center"/>
+            <w:tcMar>
+              <w:top w:w="150" w:type="dxa"/>
+              <w:bottom w:w="150" w:type="dxa"/>
+              <w:left w:w="180" w:type="dxa"/>
+              <w:right w:w="180" w:type="dxa"/>
+            </w:tcMar>
+          </w:tcPr>
+          <w:p>
+            <w:pPr>
+              <w:jc w:val="left"/>
+              <w:spacing w:line="240" w:lineRule="auto" w:before="60" w:after="60"/>
+            </w:pPr>
+            <w:r>
+              <w:t>硕士</w:t>
+            </w:r>
+          </w:p>
+        </w:tc>
+        <w:tc>
+          <w:tcPr>
+            <w:tcW w:type="dxa" w:w="2160"/>
+            <w:tcBorders>
+              <w:top w:val="single" w:sz="6" w:space="0" w:color="DDDDDD"/>
+              <w:bottom w:val="single" w:sz="6" w:space="0" w:color="DDDDDD"/>
+              <w:left w:val="single" w:sz="6" w:space="0" w:color="DDDDDD"/>
+              <w:right w:val="single" w:sz="6" w:space="0" w:color="DDDDDD"/>
+            </w:tcBorders>
+            <w:vAlign w:val="center"/>
+            <w:tcMar>
+              <w:top w:w="150" w:type="dxa"/>
+              <w:bottom w:w="150" w:type="dxa"/>
+              <w:left w:w="180" w:type="dxa"/>
+              <w:right w:w="180" w:type="dxa"/>
+            </w:tcMar>
+          </w:tcPr>
+          <w:p>
+            <w:pPr>
+              <w:jc w:val="left"/>
+              <w:spacing w:line="240" w:lineRule="auto" w:before="60" w:after="60"/>
+            </w:pPr>
+            <w:r>
+              <w:t>2020.09 - 2023.06</w:t>
+            </w:r>
+          </w:p>
+        </w:tc>
+      </w:tr>
+      <w:tr>
+        <w:tc>
+          <w:tcPr>
+            <w:tcW w:type="dxa" w:w="2160"/>
+            <w:tcBorders>
+              <w:top w:val="single" w:sz="6" w:space="0" w:color="DDDDDD"/>
+              <w:bottom w:val="single" w:sz="6" w:space="0" w:color="DDDDDD"/>
+              <w:left w:val="single" w:sz="6" w:space="0" w:color="DDDDDD"/>
+              <w:right w:val="single" w:sz="6" w:space="0" w:color="DDDDDD"/>
+            </w:tcBorders>
+            <w:vAlign w:val="center"/>
+            <w:tcMar>
+              <w:top w:w="150" w:type="dxa"/>
+              <w:bottom w:w="150" w:type="dxa"/>
+              <w:left w:w="180" w:type="dxa"/>
+              <w:right w:w="180" w:type="dxa"/>
+            </w:tcMar>
+          </w:tcPr>
+          <w:p>
+            <w:pPr>
+              <w:jc w:val="left"/>
+              <w:spacing w:line="240" w:lineRule="auto" w:before="60" w:after="60"/>
+            </w:pPr>
+            <w:r>
+              <w:t>成都理工大学（双一流）</w:t>
+            </w:r>
+          </w:p>
+        </w:tc>
+        <w:tc>
+          <w:tcPr>
+            <w:tcW w:type="dxa" w:w="2160"/>
+            <w:tcBorders>
+              <w:top w:val="single" w:sz="6" w:space="0" w:color="DDDDDD"/>
+              <w:bottom w:val="single" w:sz="6" w:space="0" w:color="DDDDDD"/>
+              <w:left w:val="single" w:sz="6" w:space="0" w:color="DDDDDD"/>
+              <w:right w:val="single" w:sz="6" w:space="0" w:color="DDDDDD"/>
+            </w:tcBorders>
+            <w:vAlign w:val="center"/>
+            <w:tcMar>
+              <w:top w:w="150" w:type="dxa"/>
+              <w:bottom w:w="150" w:type="dxa"/>
+              <w:left w:w="180" w:type="dxa"/>
+              <w:right w:w="180" w:type="dxa"/>
+            </w:tcMar>
+          </w:tcPr>
+          <w:p>
+            <w:pPr>
+              <w:jc w:val="left"/>
+              <w:spacing w:line="240" w:lineRule="auto" w:before="60" w:after="60"/>
+            </w:pPr>
+            <w:r>
+              <w:t>电气工程及其自动化</w:t>
+            </w:r>
+          </w:p>
+        </w:tc>
+        <w:tc>
+          <w:tcPr>
+            <w:tcW w:type="dxa" w:w="2160"/>
+            <w:tcBorders>
+              <w:top w:val="single" w:sz="6" w:space="0" w:color="DDDDDD"/>
+              <w:bottom w:val="single" w:sz="6" w:space="0" w:color="DDDDDD"/>
+              <w:left w:val="single" w:sz="6" w:space="0" w:color="DDDDDD"/>
+              <w:right w:val="single" w:sz="6" w:space="0" w:color="DDDDDD"/>
+            </w:tcBorders>
+            <w:vAlign w:val="center"/>
+            <w:tcMar>
+              <w:top w:w="150" w:type="dxa"/>
+              <w:bottom w:w="150" w:type="dxa"/>
+              <w:left w:w="180" w:type="dxa"/>
+              <w:right w:w="180" w:type="dxa"/>
+            </w:tcMar>
+          </w:tcPr>
+          <w:p>
+            <w:pPr>
+              <w:jc w:val="left"/>
+              <w:spacing w:line="240" w:lineRule="auto" w:before="60" w:after="60"/>
+            </w:pPr>
+            <w:r>
+              <w:t>学士</w:t>
+            </w:r>
+          </w:p>
+        </w:tc>
+        <w:tc>
+          <w:tcPr>
+            <w:tcW w:type="dxa" w:w="2160"/>
+            <w:tcBorders>
+              <w:top w:val="single" w:sz="6" w:space="0" w:color="DDDDDD"/>
+              <w:bottom w:val="single" w:sz="6" w:space="0" w:color="DDDDDD"/>
+              <w:left w:val="single" w:sz="6" w:space="0" w:color="DDDDDD"/>
+              <w:right w:val="single" w:sz="6" w:space="0" w:color="DDDDDD"/>
+            </w:tcBorders>
+            <w:vAlign w:val="center"/>
+            <w:tcMar>
+              <w:top w:w="150" w:type="dxa"/>
+              <w:bottom w:w="150" w:type="dxa"/>
+              <w:left w:w="180" w:type="dxa"/>
+              <w:right w:w="180" w:type="dxa"/>
+            </w:tcMar>
+          </w:tcPr>
+          <w:p>
+            <w:pPr>
+              <w:jc w:val="left"/>
+              <w:spacing w:line="240" w:lineRule="auto" w:before="60" w:after="60"/>
+            </w:pPr>
+            <w:r>
+              <w:t>2016.09 - 2020.06</w:t>
+            </w:r>
+          </w:p>
+        </w:tc>
+      </w:tr>
+    </w:tbl>
+    <w:p>
+      <w:r/>
     </w:p>
     <w:p>
-      <w:r>
-        <w:t>学校专业学历时间</w:t>
-      </w:r>
+      <w:pPr>
+        <w:pStyle w:val="Heading2"/>
+      </w:pPr>
+      <w:r>
+        <w:rPr>
+          <w:rFonts w:ascii="Microsoft YaHei" w:eastAsia="Microsoft YaHei" w:hAnsi="Microsoft YaHei" w:cs="Microsoft YaHei" w:hint="eastAsia"/>
+          <w:color w:val="FFFFFF"/>
+          <w:sz w:val="24"/>
+          <w:lang w:eastAsia="zh-CN"/>
+        </w:rPr>
+        <w:t>工 作 经 历</w:t>
+      </w:r>
+      <w:r/>
     </w:p>
     <w:p>
-      <w:r>
-        <w:t>重庆邮电大学（重庆市智能空地协同重点实验室）电子信息硕士2020.09 - 2023.06</w:t>
+      <w:pPr>
+        <w:pStyle w:val="Heading3"/>
+      </w:pPr>
+      <w:r>
+        <w:rPr>
+          <w:rFonts w:ascii="Microsoft YaHei" w:eastAsia="Microsoft YaHei" w:hAnsi="Microsoft YaHei" w:cs="Microsoft YaHei" w:hint="eastAsia"/>
+          <w:color w:val="333333"/>
+          <w:sz w:val="22"/>
+          <w:lang w:eastAsia="zh-CN"/>
+        </w:rPr>
+        <w:t>新华三技术有限公司（H3C） | 2023.07 - 至今（约3年）</w:t>
       </w:r>
     </w:p>
     <w:p>
-      <w:r>
-        <w:t>成都理工大学（双一流）电气工程及其自动化学士2016.09 - 2020.06</w:t>
+      <w:pPr>
+        <w:spacing w:before="75"/>
+      </w:pPr>
+      <w:r>
+        <w:rPr>
+          <w:rFonts w:ascii="Microsoft YaHei" w:eastAsia="Microsoft YaHei" w:hAnsi="Microsoft YaHei" w:cs="Microsoft YaHei" w:hint="eastAsia"/>
+          <w:color w:val="666666"/>
+          <w:sz w:val="21"/>
+          <w:lang w:eastAsia="zh-CN"/>
+        </w:rPr>
+        <w:t>部门：云简网络团队</w:t>
+      </w:r>
+      <w:r>
+        <w:rPr>
+          <w:color w:val="666666"/>
+          <w:sz w:val="21"/>
+        </w:rPr>
+        <w:t xml:space="preserve"> · RRM</w:t>
+      </w:r>
+      <w:r>
+        <w:rPr>
+          <w:rFonts w:ascii="Microsoft YaHei" w:eastAsia="Microsoft YaHei" w:hAnsi="Microsoft YaHei" w:cs="Microsoft YaHei" w:hint="eastAsia"/>
+          <w:color w:val="666666"/>
+          <w:sz w:val="21"/>
+          <w:lang w:eastAsia="zh-CN"/>
+        </w:rPr>
+        <w:t>无线资源管理组</w:t>
+      </w:r>
+      <w:r>
+        <w:rPr>
+          <w:color w:val="666666"/>
+          <w:sz w:val="21"/>
+        </w:rPr>
+        <w:t xml:space="preserve"> · </w:t>
+      </w:r>
+      <w:r>
+        <w:rPr>
+          <w:rFonts w:ascii="Microsoft YaHei" w:eastAsia="Microsoft YaHei" w:hAnsi="Microsoft YaHei" w:cs="Microsoft YaHei" w:hint="eastAsia"/>
+          <w:color w:val="666666"/>
+          <w:sz w:val="21"/>
+          <w:lang w:eastAsia="zh-CN"/>
+        </w:rPr>
+        <w:t>岗位：后端开发工程师（微服务方向，主力语言</w:t>
+      </w:r>
+      <w:r>
+        <w:rPr>
+          <w:color w:val="666666"/>
+          <w:sz w:val="21"/>
+        </w:rPr>
+        <w:t xml:space="preserve"> Node.js</w:t>
+      </w:r>
+      <w:r>
+        <w:rPr>
+          <w:rFonts w:ascii="Microsoft YaHei" w:eastAsia="Microsoft YaHei" w:hAnsi="Microsoft YaHei" w:cs="Microsoft YaHei" w:hint="eastAsia"/>
+          <w:color w:val="666666"/>
+          <w:sz w:val="21"/>
+          <w:lang w:eastAsia="zh-CN"/>
+        </w:rPr>
+        <w:t>，具备完整</w:t>
+      </w:r>
+      <w:r>
+        <w:rPr>
+          <w:color w:val="666666"/>
+          <w:sz w:val="21"/>
+        </w:rPr>
+        <w:t xml:space="preserve"> Java </w:t>
+      </w:r>
+      <w:r>
+        <w:rPr>
+          <w:rFonts w:ascii="Microsoft YaHei" w:eastAsia="Microsoft YaHei" w:hAnsi="Microsoft YaHei" w:cs="Microsoft YaHei" w:hint="eastAsia"/>
+          <w:color w:val="666666"/>
+          <w:sz w:val="21"/>
+          <w:lang w:eastAsia="zh-CN"/>
+        </w:rPr>
+        <w:t>知识体系）</w:t>
       </w:r>
     </w:p>
     <w:p>
-      <w:r>
-        <w:rPr>
+      <w:pPr>
+        <w:spacing w:before="60"/>
+      </w:pPr>
+      <w:r>
+        <w:rPr>
+          <w:rFonts w:ascii="Microsoft YaHei" w:eastAsia="Microsoft YaHei" w:hAnsi="Microsoft YaHei" w:cs="Microsoft YaHei" w:hint="eastAsia"/>
+          <w:color w:val="666666"/>
+          <w:sz w:val="19"/>
+          <w:lang w:eastAsia="zh-CN"/>
+        </w:rPr>
+        <w:t>主导</w:t>
+      </w:r>
+      <w:r>
+        <w:rPr>
+          <w:color w:val="666666"/>
+          <w:sz w:val="19"/>
+        </w:rPr>
+        <w:t xml:space="preserve"> RRM </w:t>
+      </w:r>
+      <w:r>
+        <w:rPr>
+          <w:rFonts w:ascii="Microsoft YaHei" w:eastAsia="Microsoft YaHei" w:hAnsi="Microsoft YaHei" w:cs="Microsoft YaHei" w:hint="eastAsia"/>
+          <w:color w:val="666666"/>
+          <w:sz w:val="19"/>
+          <w:lang w:eastAsia="zh-CN"/>
+        </w:rPr>
+        <w:t>微服务（</w:t>
+      </w:r>
+      <w:r>
+        <w:rPr>
+          <w:color w:val="666666"/>
+          <w:sz w:val="19"/>
+        </w:rPr>
+        <w:t>rrmcontrol / rrmserver / rrmcompute / aioptimize</w:t>
+      </w:r>
+      <w:r>
+        <w:rPr>
+          <w:rFonts w:ascii="Microsoft YaHei" w:eastAsia="Microsoft YaHei" w:hAnsi="Microsoft YaHei" w:cs="Microsoft YaHei" w:hint="eastAsia"/>
+          <w:color w:val="666666"/>
+          <w:sz w:val="19"/>
+          <w:lang w:eastAsia="zh-CN"/>
+        </w:rPr>
+        <w:t>）的架构重构与运维，覆盖</w:t>
+      </w:r>
+      <w:r>
+        <w:rPr>
+          <w:color w:val="666666"/>
+          <w:sz w:val="19"/>
+        </w:rPr>
+        <w:t xml:space="preserve"> </w:t>
+      </w:r>
+      <w:r>
+        <w:rPr>
+          <w:rFonts w:ascii="Microsoft YaHei" w:eastAsia="Microsoft YaHei" w:hAnsi="Microsoft YaHei" w:cs="Microsoft YaHei" w:hint="eastAsia"/>
           <w:b/>
-          <w:sz w:val="24"/>
-        </w:rPr>
-        <w:t>工 作 经 历</w:t>
-      </w:r>
+          <w:color w:val="666666"/>
+          <w:sz w:val="19"/>
+          <w:lang w:eastAsia="zh-CN"/>
+        </w:rPr>
+        <w:t>K8s 容器编排、Kafka/RabbitMQ 消息、Redis 分布式锁、MongoDB 分库分表、WebSocket+Netconf 设备通信</w:t>
+      </w:r>
+      <w:r>
+        <w:rPr>
+          <w:color w:val="666666"/>
+          <w:sz w:val="19"/>
+        </w:rPr>
+        <w:t xml:space="preserve"> </w:t>
+      </w:r>
+      <w:r>
+        <w:rPr>
+          <w:rFonts w:ascii="Microsoft YaHei" w:eastAsia="Microsoft YaHei" w:hAnsi="Microsoft YaHei" w:cs="Microsoft YaHei" w:hint="eastAsia"/>
+          <w:color w:val="666666"/>
+          <w:sz w:val="19"/>
+          <w:lang w:eastAsia="zh-CN"/>
+        </w:rPr>
+        <w:t>全链路</w:t>
+      </w:r>
+      <w:r>
+        <w:rPr>
+          <w:color w:val="666666"/>
+          <w:sz w:val="19"/>
+        </w:rPr>
+        <w:t>——</w:t>
+      </w:r>
+      <w:r>
+        <w:rPr>
+          <w:rFonts w:ascii="Microsoft YaHei" w:eastAsia="Microsoft YaHei" w:hAnsi="Microsoft YaHei" w:cs="Microsoft YaHei" w:hint="eastAsia"/>
+          <w:color w:val="666666"/>
+          <w:sz w:val="19"/>
+          <w:lang w:eastAsia="zh-CN"/>
+        </w:rPr>
+        <w:t>架构设计、分布式中间件、容器化经验与</w:t>
+      </w:r>
+      <w:r>
+        <w:rPr>
+          <w:color w:val="666666"/>
+          <w:sz w:val="19"/>
+        </w:rPr>
+        <w:t xml:space="preserve"> Java </w:t>
+      </w:r>
+      <w:r>
+        <w:rPr>
+          <w:rFonts w:ascii="Microsoft YaHei" w:eastAsia="Microsoft YaHei" w:hAnsi="Microsoft YaHei" w:cs="Microsoft YaHei" w:hint="eastAsia"/>
+          <w:color w:val="666666"/>
+          <w:sz w:val="19"/>
+          <w:lang w:eastAsia="zh-CN"/>
+        </w:rPr>
+        <w:t>技术栈完全可迁移</w:t>
+      </w:r>
+      <w:r/>
     </w:p>
     <w:p>
-      <w:r>
-        <w:t>新华三技术有限公司（H3C） | 2023.07 - 至今（约3年）</w:t>
-      </w:r>
+      <w:pPr>
+        <w:pStyle w:val="Heading2"/>
+      </w:pPr>
+      <w:r>
+        <w:rPr>
+          <w:rFonts w:ascii="Microsoft YaHei" w:eastAsia="Microsoft YaHei" w:hAnsi="Microsoft YaHei" w:cs="Microsoft YaHei" w:hint="eastAsia"/>
+          <w:color w:val="FFFFFF"/>
+          <w:sz w:val="24"/>
+          <w:lang w:eastAsia="zh-CN"/>
+        </w:rPr>
+        <w:t>核 心 项 目</w:t>
+      </w:r>
+      <w:r/>
+      <w:r/>
     </w:p>
     <w:p>
-      <w:r>
-        <w:t>部门：云简网络团队 · RRM无线资源管理组 · 岗位：后端开发工程师（微服务方向，主力语言 Node.js，具备完整 Java 知识体系）</w:t>
-      </w:r>
+      <w:pPr>
+        <w:spacing w:after="180"/>
+      </w:pPr>
+      <w:r/>
+      <w:r>
+        <w:rPr>
+          <w:rFonts w:ascii="Microsoft YaHei" w:eastAsia="Microsoft YaHei" w:hAnsi="Microsoft YaHei" w:cs="Microsoft YaHei" w:hint="eastAsia"/>
+          <w:b/>
+          <w:color w:val="1A1A1A"/>
+          <w:sz w:val="22"/>
+          <w:lang w:eastAsia="zh-CN"/>
+        </w:rPr>
+        <w:t>① AI RRM 系统重构与规模化落地（设备侧+云端双计算模式）</w:t>
+      </w:r>
+      <w:r/>
+      <w:r>
+        <w:rPr>
+          <w:rFonts w:ascii="Microsoft YaHei" w:eastAsia="Microsoft YaHei" w:hAnsi="Microsoft YaHei" w:cs="Microsoft YaHei" w:hint="eastAsia"/>
+          <w:color w:val="888888"/>
+          <w:sz w:val="18"/>
+          <w:lang w:eastAsia="zh-CN"/>
+        </w:rPr>
+        <w:t>2024.08 - 至今</w:t>
+      </w:r>
+      <w:r/>
     </w:p>
     <w:p>
-      <w:r>
-        <w:t>主导 RRM 微服务（rrmcontrol / rrmserver / rrmcompute / aioptimize）的架构重构与运维，覆盖 K8s 容器编排、Kafka/RabbitMQ 消息、Redis 分布式锁、MongoDB 分库分表、WebSocket+Netconf 设备通信 全链路——架构设计、分布式中间件、容器化经验与 Java 技术栈完全可迁移</w:t>
-      </w:r>
+      <w:pPr>
+        <w:spacing w:before="150" w:after="150"/>
+      </w:pPr>
+      <w:r/>
+      <w:r>
+        <w:rPr>
+          <w:rFonts w:ascii="Microsoft YaHei" w:eastAsia="Microsoft YaHei" w:hAnsi="Microsoft YaHei" w:cs="Microsoft YaHei" w:hint="eastAsia"/>
+          <w:color w:val="FFFFFF"/>
+          <w:sz w:val="16"/>
+          <w:lang w:eastAsia="zh-CN"/>
+        </w:rPr>
+        <w:t>Java 体系（学习/迁移）</w:t>
+      </w:r>
+      <w:r/>
+      <w:r>
+        <w:rPr>
+          <w:rFonts w:ascii="Microsoft YaHei" w:eastAsia="Microsoft YaHei" w:hAnsi="Microsoft YaHei" w:cs="Microsoft YaHei" w:hint="eastAsia"/>
+          <w:color w:val="FFFFFF"/>
+          <w:sz w:val="16"/>
+          <w:lang w:eastAsia="zh-CN"/>
+        </w:rPr>
+        <w:t>微服务重构</w:t>
+      </w:r>
+      <w:r/>
+      <w:r>
+        <w:rPr>
+          <w:color w:val="FFFFFF"/>
+          <w:sz w:val="16"/>
+        </w:rPr>
+        <w:t>Kafka</w:t>
+      </w:r>
+      <w:r/>
+      <w:r>
+        <w:rPr>
+          <w:color w:val="FFFFFF"/>
+          <w:sz w:val="16"/>
+        </w:rPr>
+        <w:t>Redis</w:t>
+      </w:r>
+      <w:r/>
+      <w:r>
+        <w:rPr>
+          <w:rFonts w:ascii="Microsoft YaHei" w:eastAsia="Microsoft YaHei" w:hAnsi="Microsoft YaHei" w:cs="Microsoft YaHei" w:hint="eastAsia"/>
+          <w:color w:val="FFFFFF"/>
+          <w:sz w:val="16"/>
+          <w:lang w:eastAsia="zh-CN"/>
+        </w:rPr>
+        <w:t>MongoDB分库分表</w:t>
+      </w:r>
+      <w:r/>
+      <w:r>
+        <w:rPr>
+          <w:color w:val="FFFFFF"/>
+          <w:sz w:val="16"/>
+        </w:rPr>
+        <w:t>K8s</w:t>
+      </w:r>
+      <w:r/>
+      <w:r>
+        <w:rPr>
+          <w:color w:val="FFFFFF"/>
+          <w:sz w:val="16"/>
+        </w:rPr>
+        <w:t>WebSocket</w:t>
+      </w:r>
+      <w:r/>
+      <w:r>
+        <w:rPr>
+          <w:color w:val="FFFFFF"/>
+          <w:sz w:val="16"/>
+        </w:rPr>
+        <w:t>netconf</w:t>
+      </w:r>
+      <w:r/>
     </w:p>
     <w:p>
-      <w:r>
-        <w:rPr>
-          <w:b/>
-          <w:sz w:val="24"/>
-        </w:rPr>
-        <w:t>核 心 项 目</w:t>
+      <w:pPr>
+        <w:pStyle w:val="Heading4"/>
+      </w:pPr>
+      <w:r>
+        <w:rPr>
+          <w:rFonts w:ascii="Microsoft YaHei" w:eastAsia="Microsoft YaHei" w:hAnsi="Microsoft YaHei" w:cs="Microsoft YaHei" w:hint="eastAsia"/>
+          <w:color w:val="555555"/>
+          <w:sz w:val="21"/>
+          <w:lang w:eastAsia="zh-CN"/>
+        </w:rPr>
+        <w:t>项目背景</w:t>
       </w:r>
     </w:p>
     <w:p>
-      <w:r>
-        <w:rPr>
-          <w:b/>
-          <w:sz w:val="24"/>
-        </w:rPr>
-        <w:t>1. AI RRM 系统重构与规模化落地（设备侧+云端双计算模式） 2024.08 - 至今</w:t>
+      <w:pPr/>
+      <w:r>
+        <w:rPr>
+          <w:rFonts w:ascii="Microsoft YaHei" w:eastAsia="Microsoft YaHei" w:hAnsi="Microsoft YaHei" w:cs="Microsoft YaHei" w:hint="eastAsia"/>
+          <w:color w:val="555555"/>
+          <w:sz w:val="19"/>
+          <w:lang w:eastAsia="zh-CN"/>
+        </w:rPr>
+        <w:t>原</w:t>
+      </w:r>
+      <w:r>
+        <w:rPr>
+          <w:color w:val="555555"/>
+          <w:sz w:val="19"/>
+        </w:rPr>
+        <w:t xml:space="preserve"> RRM"</w:t>
+      </w:r>
+      <w:r>
+        <w:rPr>
+          <w:rFonts w:ascii="Microsoft YaHei" w:eastAsia="Microsoft YaHei" w:hAnsi="Microsoft YaHei" w:cs="Microsoft YaHei" w:hint="eastAsia"/>
+          <w:color w:val="555555"/>
+          <w:sz w:val="19"/>
+          <w:lang w:eastAsia="zh-CN"/>
+        </w:rPr>
+        <w:t>云端收集</w:t>
+      </w:r>
+      <w:r>
+        <w:rPr>
+          <w:color w:val="555555"/>
+          <w:sz w:val="19"/>
+        </w:rPr>
+        <w:t>-</w:t>
+      </w:r>
+      <w:r>
+        <w:rPr>
+          <w:rFonts w:ascii="Microsoft YaHei" w:eastAsia="Microsoft YaHei" w:hAnsi="Microsoft YaHei" w:cs="Microsoft YaHei" w:hint="eastAsia"/>
+          <w:color w:val="555555"/>
+          <w:sz w:val="19"/>
+          <w:lang w:eastAsia="zh-CN"/>
+        </w:rPr>
+        <w:t>云端计算</w:t>
+      </w:r>
+      <w:r>
+        <w:rPr>
+          <w:color w:val="555555"/>
+          <w:sz w:val="19"/>
+        </w:rPr>
+        <w:t>-</w:t>
+      </w:r>
+      <w:r>
+        <w:rPr>
+          <w:rFonts w:ascii="Microsoft YaHei" w:eastAsia="Microsoft YaHei" w:hAnsi="Microsoft YaHei" w:cs="Microsoft YaHei" w:hint="eastAsia"/>
+          <w:color w:val="555555"/>
+          <w:sz w:val="19"/>
+          <w:lang w:eastAsia="zh-CN"/>
+        </w:rPr>
+        <w:t>下发生效</w:t>
+      </w:r>
+      <w:r>
+        <w:rPr>
+          <w:color w:val="555555"/>
+          <w:sz w:val="19"/>
+        </w:rPr>
+        <w:t>"</w:t>
+      </w:r>
+      <w:r>
+        <w:rPr>
+          <w:rFonts w:ascii="Microsoft YaHei" w:eastAsia="Microsoft YaHei" w:hAnsi="Microsoft YaHei" w:cs="Microsoft YaHei" w:hint="eastAsia"/>
+          <w:color w:val="555555"/>
+          <w:sz w:val="19"/>
+          <w:lang w:eastAsia="zh-CN"/>
+        </w:rPr>
+        <w:t>模式运维压力大。主导重构为</w:t>
+      </w:r>
+      <w:r>
+        <w:rPr>
+          <w:color w:val="555555"/>
+          <w:sz w:val="19"/>
+        </w:rPr>
+        <w:t xml:space="preserve">"AC+fitap </w:t>
+      </w:r>
+      <w:r>
+        <w:rPr>
+          <w:rFonts w:ascii="Microsoft YaHei" w:eastAsia="Microsoft YaHei" w:hAnsi="Microsoft YaHei" w:cs="Microsoft YaHei" w:hint="eastAsia"/>
+          <w:color w:val="555555"/>
+          <w:sz w:val="19"/>
+          <w:lang w:eastAsia="zh-CN"/>
+        </w:rPr>
+        <w:t>组网设备侧计算，云</w:t>
+      </w:r>
+      <w:r>
+        <w:rPr>
+          <w:color w:val="555555"/>
+          <w:sz w:val="19"/>
+        </w:rPr>
+        <w:t xml:space="preserve"> AP </w:t>
+      </w:r>
+      <w:r>
+        <w:rPr>
+          <w:rFonts w:ascii="Microsoft YaHei" w:eastAsia="Microsoft YaHei" w:hAnsi="Microsoft YaHei" w:cs="Microsoft YaHei" w:hint="eastAsia"/>
+          <w:color w:val="555555"/>
+          <w:sz w:val="19"/>
+          <w:lang w:eastAsia="zh-CN"/>
+        </w:rPr>
+        <w:t>组网云端计算</w:t>
+      </w:r>
+      <w:r>
+        <w:rPr>
+          <w:color w:val="555555"/>
+          <w:sz w:val="19"/>
+        </w:rPr>
+        <w:t>"</w:t>
+      </w:r>
+      <w:r>
+        <w:rPr>
+          <w:rFonts w:ascii="Microsoft YaHei" w:eastAsia="Microsoft YaHei" w:hAnsi="Microsoft YaHei" w:cs="Microsoft YaHei" w:hint="eastAsia"/>
+          <w:color w:val="555555"/>
+          <w:sz w:val="19"/>
+          <w:lang w:eastAsia="zh-CN"/>
+        </w:rPr>
+        <w:t>的分流架构，二期完成配置中心与规模化落地。</w:t>
       </w:r>
     </w:p>
     <w:p>
-      <w:r>
-        <w:t>Java 体系（学习/迁移） 微服务重构 Kafka Redis MongoDB分库分表 K8s WebSocket netconf</w:t>
+      <w:pPr>
+        <w:pStyle w:val="Heading4"/>
+      </w:pPr>
+      <w:r>
+        <w:rPr>
+          <w:rFonts w:ascii="Microsoft YaHei" w:eastAsia="Microsoft YaHei" w:hAnsi="Microsoft YaHei" w:cs="Microsoft YaHei" w:hint="eastAsia"/>
+          <w:color w:val="555555"/>
+          <w:sz w:val="21"/>
+          <w:lang w:eastAsia="zh-CN"/>
+        </w:rPr>
+        <w:t>本人分工（架构与分布式方向）</w:t>
       </w:r>
     </w:p>
     <w:p>
-      <w:r>
-        <w:rPr>
-          <w:b/>
-        </w:rPr>
-        <w:t>项目背景</w:t>
+      <w:pPr>
+        <w:pStyle w:val="ListBullet"/>
+        <w:spacing w:before="90" w:after="90"/>
+      </w:pPr>
+      <w:r>
+        <w:rPr>
+          <w:rFonts w:ascii="Microsoft YaHei" w:eastAsia="Microsoft YaHei" w:hAnsi="Microsoft YaHei" w:cs="Microsoft YaHei" w:hint="eastAsia"/>
+          <w:color w:val="444444"/>
+          <w:lang w:eastAsia="zh-CN"/>
+        </w:rPr>
+        <w:t>主导</w:t>
+      </w:r>
+      <w:r>
+        <w:rPr>
+          <w:color w:val="444444"/>
+        </w:rPr>
+        <w:t xml:space="preserve"> RRM </w:t>
+      </w:r>
+      <w:r>
+        <w:rPr>
+          <w:rFonts w:ascii="Microsoft YaHei" w:eastAsia="Microsoft YaHei" w:hAnsi="Microsoft YaHei" w:cs="Microsoft YaHei" w:hint="eastAsia"/>
+          <w:color w:val="444444"/>
+          <w:lang w:eastAsia="zh-CN"/>
+        </w:rPr>
+        <w:t>微服务重构：梳理业务逻辑、优化服务间调用链路，设计</w:t>
+      </w:r>
+      <w:r>
+        <w:rPr>
+          <w:color w:val="444444"/>
+        </w:rPr>
+        <w:t>"</w:t>
+      </w:r>
+      <w:r>
+        <w:rPr>
+          <w:rFonts w:ascii="Microsoft YaHei" w:eastAsia="Microsoft YaHei" w:hAnsi="Microsoft YaHei" w:cs="Microsoft YaHei" w:hint="eastAsia"/>
+          <w:color w:val="444444"/>
+          <w:lang w:eastAsia="zh-CN"/>
+        </w:rPr>
+        <w:t>分流计算</w:t>
+      </w:r>
+      <w:r>
+        <w:rPr>
+          <w:color w:val="444444"/>
+        </w:rPr>
+        <w:t>+</w:t>
+      </w:r>
+      <w:r>
+        <w:rPr>
+          <w:rFonts w:ascii="Microsoft YaHei" w:eastAsia="Microsoft YaHei" w:hAnsi="Microsoft YaHei" w:cs="Microsoft YaHei" w:hint="eastAsia"/>
+          <w:color w:val="444444"/>
+          <w:lang w:eastAsia="zh-CN"/>
+        </w:rPr>
+        <w:t>双链路通信</w:t>
+      </w:r>
+      <w:r>
+        <w:rPr>
+          <w:color w:val="444444"/>
+        </w:rPr>
+        <w:t>"</w:t>
+      </w:r>
+      <w:r>
+        <w:rPr>
+          <w:rFonts w:ascii="Microsoft YaHei" w:eastAsia="Microsoft YaHei" w:hAnsi="Microsoft YaHei" w:cs="Microsoft YaHei" w:hint="eastAsia"/>
+          <w:color w:val="444444"/>
+          <w:lang w:eastAsia="zh-CN"/>
+        </w:rPr>
+        <w:t>架构</w:t>
       </w:r>
     </w:p>
     <w:p>
-      <w:r>
-        <w:t>原 RRM"云端收集-云端计算-下发生效"模式运维压力大。主导重构为"AC+fitap 组网设备侧计算，云 AP 组网云端计算"的分流架构，二期完成配置中心与规模化落地。</w:t>
+      <w:pPr>
+        <w:pStyle w:val="ListBullet"/>
+        <w:spacing w:before="90" w:after="90"/>
+      </w:pPr>
+      <w:r>
+        <w:rPr>
+          <w:color w:val="444444"/>
+        </w:rPr>
+        <w:t xml:space="preserve">Kafka </w:t>
+      </w:r>
+      <w:r>
+        <w:rPr>
+          <w:rFonts w:ascii="Microsoft YaHei" w:eastAsia="Microsoft YaHei" w:hAnsi="Microsoft YaHei" w:cs="Microsoft YaHei" w:hint="eastAsia"/>
+          <w:color w:val="444444"/>
+          <w:lang w:eastAsia="zh-CN"/>
+        </w:rPr>
+        <w:t>消息可靠性保障：设备侧调优结果实时上报，消费后提交</w:t>
+      </w:r>
+      <w:r>
+        <w:rPr>
+          <w:color w:val="444444"/>
+        </w:rPr>
+        <w:t xml:space="preserve"> offset </w:t>
+      </w:r>
+      <w:r>
+        <w:rPr>
+          <w:rFonts w:ascii="Microsoft YaHei" w:eastAsia="Microsoft YaHei" w:hAnsi="Microsoft YaHei" w:cs="Microsoft YaHei" w:hint="eastAsia"/>
+          <w:color w:val="444444"/>
+          <w:lang w:eastAsia="zh-CN"/>
+        </w:rPr>
+        <w:t>防丢失，消息幂等去重</w:t>
       </w:r>
     </w:p>
     <w:p>
-      <w:r>
-        <w:t>本人分工（架构与分布式方向）</w:t>
+      <w:pPr>
+        <w:pStyle w:val="ListBullet"/>
+        <w:spacing w:before="90" w:after="90"/>
+      </w:pPr>
+      <w:r>
+        <w:rPr>
+          <w:color w:val="444444"/>
+        </w:rPr>
+        <w:t xml:space="preserve">Redis </w:t>
+      </w:r>
+      <w:r>
+        <w:rPr>
+          <w:rFonts w:ascii="Microsoft YaHei" w:eastAsia="Microsoft YaHei" w:hAnsi="Microsoft YaHei" w:cs="Microsoft YaHei" w:hint="eastAsia"/>
+          <w:color w:val="444444"/>
+          <w:lang w:eastAsia="zh-CN"/>
+        </w:rPr>
+        <w:t>分布式锁：多实例并发调优任务串行化，防重复触发（</w:t>
+      </w:r>
+      <w:r>
+        <w:rPr>
+          <w:color w:val="444444"/>
+        </w:rPr>
+        <w:t>SETNX+</w:t>
+      </w:r>
+      <w:r>
+        <w:rPr>
+          <w:rFonts w:ascii="Microsoft YaHei" w:eastAsia="Microsoft YaHei" w:hAnsi="Microsoft YaHei" w:cs="Microsoft YaHei" w:hint="eastAsia"/>
+          <w:color w:val="444444"/>
+          <w:lang w:eastAsia="zh-CN"/>
+        </w:rPr>
+        <w:t>唯一值</w:t>
+      </w:r>
+      <w:r>
+        <w:rPr>
+          <w:color w:val="444444"/>
+        </w:rPr>
+        <w:t xml:space="preserve">+Lua </w:t>
+      </w:r>
+      <w:r>
+        <w:rPr>
+          <w:rFonts w:ascii="Microsoft YaHei" w:eastAsia="Microsoft YaHei" w:hAnsi="Microsoft YaHei" w:cs="Microsoft YaHei" w:hint="eastAsia"/>
+          <w:color w:val="444444"/>
+          <w:lang w:eastAsia="zh-CN"/>
+        </w:rPr>
+        <w:t>释放）</w:t>
       </w:r>
     </w:p>
     <w:p>
-      <w:r>
-        <w:t>主导 RRM 微服务重构：梳理业务逻辑、优化服务间调用链路，设计"分流计算+双链路通信"架构</w:t>
+      <w:pPr>
+        <w:pStyle w:val="ListBullet"/>
+        <w:spacing w:before="90" w:after="90"/>
+      </w:pPr>
+      <w:r>
+        <w:rPr>
+          <w:color w:val="444444"/>
+        </w:rPr>
+        <w:t xml:space="preserve">MongoDB </w:t>
+      </w:r>
+      <w:r>
+        <w:rPr>
+          <w:rFonts w:ascii="Microsoft YaHei" w:eastAsia="Microsoft YaHei" w:hAnsi="Microsoft YaHei" w:cs="Microsoft YaHei" w:hint="eastAsia"/>
+          <w:color w:val="444444"/>
+          <w:lang w:eastAsia="zh-CN"/>
+        </w:rPr>
+        <w:t>分库分表设计（按任务维度分片，索引</w:t>
+      </w:r>
+      <w:r>
+        <w:rPr>
+          <w:color w:val="444444"/>
+        </w:rPr>
+        <w:t xml:space="preserve"> {taskId, apSN, RI}</w:t>
+      </w:r>
+      <w:r>
+        <w:rPr>
+          <w:rFonts w:ascii="Microsoft YaHei" w:eastAsia="Microsoft YaHei" w:hAnsi="Microsoft YaHei" w:cs="Microsoft YaHei" w:hint="eastAsia"/>
+          <w:color w:val="444444"/>
+          <w:lang w:eastAsia="zh-CN"/>
+        </w:rPr>
+        <w:t>），保证设备侧与云端数据一致性</w:t>
       </w:r>
     </w:p>
     <w:p>
-      <w:r>
-        <w:t>Kafka 消息可靠性保障：设备侧调优结果实时上报，消费后提交 offset 防丢失，消息幂等去重</w:t>
+      <w:pPr>
+        <w:pStyle w:val="ListBullet"/>
+        <w:spacing w:before="90" w:after="90"/>
+      </w:pPr>
+      <w:r>
+        <w:rPr>
+          <w:rFonts w:ascii="Microsoft YaHei" w:eastAsia="Microsoft YaHei" w:hAnsi="Microsoft YaHei" w:cs="Microsoft YaHei" w:hint="eastAsia"/>
+          <w:color w:val="444444"/>
+          <w:lang w:eastAsia="zh-CN"/>
+        </w:rPr>
+        <w:t>主导配置中心开发：配置统一管理、一键部署（生成</w:t>
+      </w:r>
+      <w:r>
+        <w:rPr>
+          <w:color w:val="444444"/>
+        </w:rPr>
+        <w:t xml:space="preserve"> ConfigMap</w:t>
+      </w:r>
+      <w:r>
+        <w:rPr>
+          <w:rFonts w:ascii="Microsoft YaHei" w:eastAsia="Microsoft YaHei" w:hAnsi="Microsoft YaHei" w:cs="Microsoft YaHei" w:hint="eastAsia"/>
+          <w:color w:val="444444"/>
+          <w:lang w:eastAsia="zh-CN"/>
+        </w:rPr>
+        <w:t>）、自动校验、异常回滚</w:t>
       </w:r>
     </w:p>
     <w:p>
-      <w:r>
-        <w:t>Redis 分布式锁：多实例并发调优任务串行化，防重复触发（SETNX+唯一值+Lua 释放）</w:t>
+      <w:pPr>
+        <w:pStyle w:val="Heading4"/>
+        <w:spacing w:after="120"/>
+      </w:pPr>
+      <w:r>
+        <w:rPr>
+          <w:rFonts w:ascii="Microsoft YaHei" w:eastAsia="Microsoft YaHei" w:hAnsi="Microsoft YaHei" w:cs="Microsoft YaHei" w:hint="eastAsia"/>
+          <w:color w:val="E65100"/>
+          <w:sz w:val="21"/>
+          <w:lang w:eastAsia="zh-CN"/>
+        </w:rPr>
+        <w:t>🔑 技术难点</w:t>
       </w:r>
     </w:p>
     <w:p>
-      <w:r>
-        <w:t>MongoDB 分库分表设计（按任务维度分片，索引 {taskId, apSN, RI}），保证设备侧与云端数据一致性</w:t>
+      <w:pPr>
+        <w:pStyle w:val="ListBullet"/>
+        <w:spacing w:before="75" w:after="75"/>
+      </w:pPr>
+      <w:r>
+        <w:rPr>
+          <w:rFonts w:ascii="Microsoft YaHei" w:eastAsia="Microsoft YaHei" w:hAnsi="Microsoft YaHei" w:cs="Microsoft YaHei" w:hint="eastAsia"/>
+          <w:b/>
+          <w:sz w:val="19"/>
+          <w:lang w:eastAsia="zh-CN"/>
+        </w:rPr>
+        <w:t>架构设计</w:t>
+      </w:r>
+      <w:r>
+        <w:rPr>
+          <w:rFonts w:ascii="Microsoft YaHei" w:eastAsia="Microsoft YaHei" w:hAnsi="Microsoft YaHei" w:cs="Microsoft YaHei" w:hint="eastAsia"/>
+          <w:sz w:val="19"/>
+          <w:lang w:eastAsia="zh-CN"/>
+        </w:rPr>
+        <w:t>：基于组网类型动态分配计算节点，双计算模式无感切换</w:t>
       </w:r>
     </w:p>
     <w:p>
-      <w:r>
-        <w:t>主导配置中心开发：配置统一管理、一键部署（生成 ConfigMap）、自动校验、异常回滚</w:t>
+      <w:pPr>
+        <w:pStyle w:val="ListBullet"/>
+        <w:spacing w:before="75" w:after="75"/>
+      </w:pPr>
+      <w:r>
+        <w:rPr>
+          <w:rFonts w:ascii="Microsoft YaHei" w:eastAsia="Microsoft YaHei" w:hAnsi="Microsoft YaHei" w:cs="Microsoft YaHei" w:hint="eastAsia"/>
+          <w:b/>
+          <w:sz w:val="19"/>
+          <w:lang w:eastAsia="zh-CN"/>
+        </w:rPr>
+        <w:t>分布式一致性</w:t>
+      </w:r>
+      <w:r>
+        <w:rPr>
+          <w:rFonts w:ascii="Microsoft YaHei" w:eastAsia="Microsoft YaHei" w:hAnsi="Microsoft YaHei" w:cs="Microsoft YaHei" w:hint="eastAsia"/>
+          <w:sz w:val="19"/>
+          <w:lang w:eastAsia="zh-CN"/>
+        </w:rPr>
+        <w:t>：</w:t>
+      </w:r>
+      <w:r>
+        <w:rPr>
+          <w:sz w:val="19"/>
+        </w:rPr>
+        <w:t xml:space="preserve">WebSocket+netconf </w:t>
+      </w:r>
+      <w:r>
+        <w:rPr>
+          <w:rFonts w:ascii="Microsoft YaHei" w:eastAsia="Microsoft YaHei" w:hAnsi="Microsoft YaHei" w:cs="Microsoft YaHei" w:hint="eastAsia"/>
+          <w:sz w:val="19"/>
+          <w:lang w:eastAsia="zh-CN"/>
+        </w:rPr>
+        <w:t>下发、</w:t>
+      </w:r>
+      <w:r>
+        <w:rPr>
+          <w:sz w:val="19"/>
+        </w:rPr>
+        <w:t xml:space="preserve">Kafka </w:t>
+      </w:r>
+      <w:r>
+        <w:rPr>
+          <w:rFonts w:ascii="Microsoft YaHei" w:eastAsia="Microsoft YaHei" w:hAnsi="Microsoft YaHei" w:cs="Microsoft YaHei" w:hint="eastAsia"/>
+          <w:sz w:val="19"/>
+          <w:lang w:eastAsia="zh-CN"/>
+        </w:rPr>
+        <w:t>上报的</w:t>
+      </w:r>
+      <w:r>
+        <w:rPr>
+          <w:sz w:val="19"/>
+        </w:rPr>
+        <w:t>"</w:t>
+      </w:r>
+      <w:r>
+        <w:rPr>
+          <w:rFonts w:ascii="Microsoft YaHei" w:eastAsia="Microsoft YaHei" w:hAnsi="Microsoft YaHei" w:cs="Microsoft YaHei" w:hint="eastAsia"/>
+          <w:sz w:val="19"/>
+          <w:lang w:eastAsia="zh-CN"/>
+        </w:rPr>
+        <w:t>下发</w:t>
+      </w:r>
+      <w:r>
+        <w:rPr>
+          <w:sz w:val="19"/>
+        </w:rPr>
+        <w:t>-</w:t>
+      </w:r>
+      <w:r>
+        <w:rPr>
+          <w:rFonts w:ascii="Microsoft YaHei" w:eastAsia="Microsoft YaHei" w:hAnsi="Microsoft YaHei" w:cs="Microsoft YaHei" w:hint="eastAsia"/>
+          <w:sz w:val="19"/>
+          <w:lang w:eastAsia="zh-CN"/>
+        </w:rPr>
+        <w:t>计算</w:t>
+      </w:r>
+      <w:r>
+        <w:rPr>
+          <w:sz w:val="19"/>
+        </w:rPr>
+        <w:t>-</w:t>
+      </w:r>
+      <w:r>
+        <w:rPr>
+          <w:rFonts w:ascii="Microsoft YaHei" w:eastAsia="Microsoft YaHei" w:hAnsi="Microsoft YaHei" w:cs="Microsoft YaHei" w:hint="eastAsia"/>
+          <w:sz w:val="19"/>
+          <w:lang w:eastAsia="zh-CN"/>
+        </w:rPr>
+        <w:t>上报</w:t>
+      </w:r>
+      <w:r>
+        <w:rPr>
+          <w:sz w:val="19"/>
+        </w:rPr>
+        <w:t>-</w:t>
+      </w:r>
+      <w:r>
+        <w:rPr>
+          <w:rFonts w:ascii="Microsoft YaHei" w:eastAsia="Microsoft YaHei" w:hAnsi="Microsoft YaHei" w:cs="Microsoft YaHei" w:hint="eastAsia"/>
+          <w:sz w:val="19"/>
+          <w:lang w:eastAsia="zh-CN"/>
+        </w:rPr>
+        <w:t>展示</w:t>
+      </w:r>
+      <w:r>
+        <w:rPr>
+          <w:sz w:val="19"/>
+        </w:rPr>
+        <w:t>"</w:t>
+      </w:r>
+      <w:r>
+        <w:rPr>
+          <w:rFonts w:ascii="Microsoft YaHei" w:eastAsia="Microsoft YaHei" w:hAnsi="Microsoft YaHei" w:cs="Microsoft YaHei" w:hint="eastAsia"/>
+          <w:sz w:val="19"/>
+          <w:lang w:eastAsia="zh-CN"/>
+        </w:rPr>
+        <w:t>闭环，消息不丢不重</w:t>
       </w:r>
     </w:p>
     <w:p>
-      <w:r>
-        <w:rPr>
+      <w:pPr>
+        <w:pStyle w:val="ListBullet"/>
+        <w:spacing w:before="75" w:after="75"/>
+      </w:pPr>
+      <w:r>
+        <w:rPr>
+          <w:rFonts w:ascii="Microsoft YaHei" w:eastAsia="Microsoft YaHei" w:hAnsi="Microsoft YaHei" w:cs="Microsoft YaHei" w:hint="eastAsia"/>
           <w:b/>
-          <w:sz w:val="24"/>
-        </w:rPr>
-        <w:t>技术难点</w:t>
+          <w:sz w:val="19"/>
+          <w:lang w:eastAsia="zh-CN"/>
+        </w:rPr>
+        <w:t>数据治理</w:t>
+      </w:r>
+      <w:r>
+        <w:rPr>
+          <w:rFonts w:ascii="Microsoft YaHei" w:eastAsia="Microsoft YaHei" w:hAnsi="Microsoft YaHei" w:cs="Microsoft YaHei" w:hint="eastAsia"/>
+          <w:sz w:val="19"/>
+          <w:lang w:eastAsia="zh-CN"/>
+        </w:rPr>
+        <w:t>：</w:t>
+      </w:r>
+      <w:r>
+        <w:rPr>
+          <w:sz w:val="19"/>
+        </w:rPr>
+        <w:t xml:space="preserve">MongoDB </w:t>
+      </w:r>
+      <w:r>
+        <w:rPr>
+          <w:rFonts w:ascii="Microsoft YaHei" w:eastAsia="Microsoft YaHei" w:hAnsi="Microsoft YaHei" w:cs="Microsoft YaHei" w:hint="eastAsia"/>
+          <w:sz w:val="19"/>
+          <w:lang w:eastAsia="zh-CN"/>
+        </w:rPr>
+        <w:t>分库分表避免热点与数据丢失</w:t>
       </w:r>
     </w:p>
     <w:p>
-      <w:r>
-        <w:t>架构设计：基于组网类型动态分配计算节点，双计算模式无感切换</w:t>
+      <w:pPr>
+        <w:pStyle w:val="Heading4"/>
+        <w:spacing w:after="90"/>
+      </w:pPr>
+      <w:r>
+        <w:rPr>
+          <w:rFonts w:ascii="Microsoft YaHei" w:eastAsia="Microsoft YaHei" w:hAnsi="Microsoft YaHei" w:cs="Microsoft YaHei" w:hint="eastAsia"/>
+          <w:color w:val="174EA6"/>
+          <w:sz w:val="19"/>
+          <w:lang w:eastAsia="zh-CN"/>
+        </w:rPr>
+        <w:t>📊 现网规模（生产环境实测）</w:t>
       </w:r>
     </w:p>
     <w:p>
-      <w:r>
-        <w:t>分布式一致性：WebSocket+netconf 下发、Kafka 上报的"下发-计算-上报-展示"闭环，消息不丢不重</w:t>
+      <w:pPr>
+        <w:pStyle w:val="ListBullet"/>
+        <w:spacing w:before="75" w:after="75"/>
+      </w:pPr>
+      <w:r>
+        <w:rPr>
+          <w:rFonts w:ascii="Microsoft YaHei" w:eastAsia="Microsoft YaHei" w:hAnsi="Microsoft YaHei" w:cs="Microsoft YaHei" w:hint="eastAsia"/>
+          <w:color w:val="2E7D32"/>
+          <w:sz w:val="19"/>
+          <w:lang w:eastAsia="zh-CN"/>
+        </w:rPr>
+        <w:t xml:space="preserve">系统纳管无线设备 </w:t>
+      </w:r>
+      <w:r>
+        <w:rPr>
+          <w:rFonts w:ascii="Microsoft YaHei" w:eastAsia="Microsoft YaHei" w:hAnsi="Microsoft YaHei" w:cs="Microsoft YaHei" w:hint="eastAsia"/>
+          <w:b/>
+          <w:color w:val="2E7D32"/>
+          <w:sz w:val="19"/>
+          <w:lang w:eastAsia="zh-CN"/>
+        </w:rPr>
+        <w:t>19.6万+</w:t>
+      </w:r>
+      <w:r>
+        <w:rPr>
+          <w:rFonts w:ascii="Microsoft YaHei" w:eastAsia="Microsoft YaHei" w:hAnsi="Microsoft YaHei" w:cs="Microsoft YaHei" w:hint="eastAsia"/>
+          <w:color w:val="2E7D32"/>
+          <w:sz w:val="19"/>
+          <w:lang w:eastAsia="zh-CN"/>
+        </w:rPr>
+        <w:t>、现网</w:t>
+      </w:r>
+      <w:r>
+        <w:rPr>
+          <w:color w:val="2E7D32"/>
+          <w:sz w:val="19"/>
+        </w:rPr>
+        <w:t xml:space="preserve"> AP </w:t>
+      </w:r>
+      <w:r>
+        <w:rPr>
+          <w:rFonts w:ascii="Microsoft YaHei" w:eastAsia="Microsoft YaHei" w:hAnsi="Microsoft YaHei" w:cs="Microsoft YaHei" w:hint="eastAsia"/>
+          <w:color w:val="2E7D32"/>
+          <w:sz w:val="19"/>
+          <w:lang w:eastAsia="zh-CN"/>
+        </w:rPr>
+        <w:t>数据</w:t>
+      </w:r>
+      <w:r>
+        <w:rPr>
+          <w:color w:val="2E7D32"/>
+          <w:sz w:val="19"/>
+        </w:rPr>
+        <w:t xml:space="preserve"> </w:t>
+      </w:r>
+      <w:r>
+        <w:rPr>
+          <w:rFonts w:ascii="Microsoft YaHei" w:eastAsia="Microsoft YaHei" w:hAnsi="Microsoft YaHei" w:cs="Microsoft YaHei" w:hint="eastAsia"/>
+          <w:b/>
+          <w:color w:val="2E7D32"/>
+          <w:sz w:val="19"/>
+          <w:lang w:eastAsia="zh-CN"/>
+        </w:rPr>
+        <w:t>259万+</w:t>
+      </w:r>
+      <w:r>
+        <w:rPr>
+          <w:rFonts w:ascii="Microsoft YaHei" w:eastAsia="Microsoft YaHei" w:hAnsi="Microsoft YaHei" w:cs="Microsoft YaHei" w:hint="eastAsia"/>
+          <w:color w:val="2E7D32"/>
+          <w:sz w:val="19"/>
+          <w:lang w:eastAsia="zh-CN"/>
+        </w:rPr>
+        <w:t>（腾讯云现网</w:t>
+      </w:r>
+      <w:r>
+        <w:rPr>
+          <w:color w:val="2E7D32"/>
+          <w:sz w:val="19"/>
+        </w:rPr>
+        <w:t xml:space="preserve"> readonly </w:t>
+      </w:r>
+      <w:r>
+        <w:rPr>
+          <w:rFonts w:ascii="Microsoft YaHei" w:eastAsia="Microsoft YaHei" w:hAnsi="Microsoft YaHei" w:cs="Microsoft YaHei" w:hint="eastAsia"/>
+          <w:color w:val="2E7D32"/>
+          <w:sz w:val="19"/>
+          <w:lang w:eastAsia="zh-CN"/>
+        </w:rPr>
+        <w:t>实测）</w:t>
       </w:r>
     </w:p>
     <w:p>
-      <w:r>
-        <w:t>数据治理：MongoDB 分库分表避免热点与数据丢失</w:t>
+      <w:pPr>
+        <w:pStyle w:val="ListBullet"/>
+        <w:spacing w:before="75" w:after="75"/>
+      </w:pPr>
+      <w:r>
+        <w:rPr>
+          <w:rFonts w:ascii="Microsoft YaHei" w:eastAsia="Microsoft YaHei" w:hAnsi="Microsoft YaHei" w:cs="Microsoft YaHei" w:hint="eastAsia"/>
+          <w:color w:val="2E7D32"/>
+          <w:sz w:val="19"/>
+          <w:lang w:eastAsia="zh-CN"/>
+        </w:rPr>
+        <w:t xml:space="preserve">累计调优结果明细 </w:t>
+      </w:r>
+      <w:r>
+        <w:rPr>
+          <w:rFonts w:ascii="Microsoft YaHei" w:eastAsia="Microsoft YaHei" w:hAnsi="Microsoft YaHei" w:cs="Microsoft YaHei" w:hint="eastAsia"/>
+          <w:b/>
+          <w:color w:val="2E7D32"/>
+          <w:sz w:val="19"/>
+          <w:lang w:eastAsia="zh-CN"/>
+        </w:rPr>
+        <w:t>2700万+</w:t>
+      </w:r>
+      <w:r>
+        <w:rPr>
+          <w:rFonts w:ascii="Microsoft YaHei" w:eastAsia="Microsoft YaHei" w:hAnsi="Microsoft YaHei" w:cs="Microsoft YaHei" w:hint="eastAsia"/>
+          <w:color w:val="2E7D32"/>
+          <w:sz w:val="19"/>
+          <w:lang w:eastAsia="zh-CN"/>
+        </w:rPr>
+        <w:t xml:space="preserve"> 条、调优任务记录 </w:t>
+      </w:r>
+      <w:r>
+        <w:rPr>
+          <w:rFonts w:ascii="Microsoft YaHei" w:eastAsia="Microsoft YaHei" w:hAnsi="Microsoft YaHei" w:cs="Microsoft YaHei" w:hint="eastAsia"/>
+          <w:b/>
+          <w:color w:val="2E7D32"/>
+          <w:sz w:val="19"/>
+          <w:lang w:eastAsia="zh-CN"/>
+        </w:rPr>
+        <w:t>46万+</w:t>
+      </w:r>
+      <w:r>
+        <w:rPr>
+          <w:rFonts w:ascii="Microsoft YaHei" w:eastAsia="Microsoft YaHei" w:hAnsi="Microsoft YaHei" w:cs="Microsoft YaHei" w:hint="eastAsia"/>
+          <w:color w:val="2E7D32"/>
+          <w:sz w:val="19"/>
+          <w:lang w:eastAsia="zh-CN"/>
+        </w:rPr>
+        <w:t>（</w:t>
+      </w:r>
+      <w:r>
+        <w:rPr>
+          <w:color w:val="2E7D32"/>
+          <w:sz w:val="19"/>
+        </w:rPr>
+        <w:t xml:space="preserve">2026-08 </w:t>
+      </w:r>
+      <w:r>
+        <w:rPr>
+          <w:rFonts w:ascii="Microsoft YaHei" w:eastAsia="Microsoft YaHei" w:hAnsi="Microsoft YaHei" w:cs="Microsoft YaHei" w:hint="eastAsia"/>
+          <w:color w:val="2E7D32"/>
+          <w:sz w:val="19"/>
+          <w:lang w:eastAsia="zh-CN"/>
+        </w:rPr>
+        <w:t>单月</w:t>
+      </w:r>
+      <w:r>
+        <w:rPr>
+          <w:color w:val="2E7D32"/>
+          <w:sz w:val="19"/>
+        </w:rPr>
+        <w:t xml:space="preserve"> </w:t>
+      </w:r>
+      <w:r>
+        <w:rPr>
+          <w:rFonts w:ascii="Microsoft YaHei" w:eastAsia="Microsoft YaHei" w:hAnsi="Microsoft YaHei" w:cs="Microsoft YaHei" w:hint="eastAsia"/>
+          <w:b/>
+          <w:color w:val="2E7D32"/>
+          <w:sz w:val="19"/>
+          <w:lang w:eastAsia="zh-CN"/>
+        </w:rPr>
+        <w:t>14.7万</w:t>
+      </w:r>
+      <w:r>
+        <w:rPr>
+          <w:rFonts w:ascii="Microsoft YaHei" w:eastAsia="Microsoft YaHei" w:hAnsi="Microsoft YaHei" w:cs="Microsoft YaHei" w:hint="eastAsia"/>
+          <w:color w:val="2E7D32"/>
+          <w:sz w:val="19"/>
+          <w:lang w:eastAsia="zh-CN"/>
+        </w:rPr>
+        <w:t xml:space="preserve"> 次）</w:t>
       </w:r>
     </w:p>
     <w:p>
-      <w:r>
-        <w:t>现网规模（生产环境实测）</w:t>
+      <w:pPr>
+        <w:pStyle w:val="Heading4"/>
+        <w:spacing w:after="120"/>
+      </w:pPr>
+      <w:r>
+        <w:rPr>
+          <w:rFonts w:ascii="Microsoft YaHei" w:eastAsia="Microsoft YaHei" w:hAnsi="Microsoft YaHei" w:cs="Microsoft YaHei" w:hint="eastAsia"/>
+          <w:color w:val="2E7D32"/>
+          <w:sz w:val="21"/>
+          <w:lang w:eastAsia="zh-CN"/>
+        </w:rPr>
+        <w:t>✅ 项目成果</w:t>
       </w:r>
     </w:p>
     <w:p>
-      <w:r>
-        <w:t>系统纳管无线设备 19.6万+、现网 AP 数据 259万+（腾讯云现网 readonly 实测）</w:t>
+      <w:pPr>
+        <w:pStyle w:val="ListBullet"/>
+        <w:spacing w:before="75" w:after="75"/>
+      </w:pPr>
+      <w:r>
+        <w:rPr>
+          <w:rFonts w:ascii="Microsoft YaHei" w:eastAsia="Microsoft YaHei" w:hAnsi="Microsoft YaHei" w:cs="Microsoft YaHei" w:hint="eastAsia"/>
+          <w:color w:val="2E7D32"/>
+          <w:sz w:val="19"/>
+          <w:lang w:eastAsia="zh-CN"/>
+        </w:rPr>
+        <w:t xml:space="preserve">适配现网 </w:t>
+      </w:r>
+      <w:r>
+        <w:rPr>
+          <w:b/>
+          <w:color w:val="2E7D32"/>
+          <w:sz w:val="19"/>
+        </w:rPr>
+        <w:t>98%+</w:t>
+      </w:r>
+      <w:r>
+        <w:rPr>
+          <w:color w:val="2E7D32"/>
+          <w:sz w:val="19"/>
+        </w:rPr>
+        <w:t xml:space="preserve"> AC+fitap </w:t>
+      </w:r>
+      <w:r>
+        <w:rPr>
+          <w:rFonts w:ascii="Microsoft YaHei" w:eastAsia="Microsoft YaHei" w:hAnsi="Microsoft YaHei" w:cs="Microsoft YaHei" w:hint="eastAsia"/>
+          <w:color w:val="2E7D32"/>
+          <w:sz w:val="19"/>
+          <w:lang w:eastAsia="zh-CN"/>
+        </w:rPr>
+        <w:t>组网需求，</w:t>
+      </w:r>
+      <w:r>
+        <w:rPr>
+          <w:color w:val="2E7D32"/>
+          <w:sz w:val="19"/>
+        </w:rPr>
+        <w:t xml:space="preserve">RRM </w:t>
+      </w:r>
+      <w:r>
+        <w:rPr>
+          <w:rFonts w:ascii="Microsoft YaHei" w:eastAsia="Microsoft YaHei" w:hAnsi="Microsoft YaHei" w:cs="Microsoft YaHei" w:hint="eastAsia"/>
+          <w:color w:val="2E7D32"/>
+          <w:sz w:val="19"/>
+          <w:lang w:eastAsia="zh-CN"/>
+        </w:rPr>
+        <w:t>计算压力分流至设备侧</w:t>
       </w:r>
     </w:p>
     <w:p>
-      <w:r>
-        <w:t>累计调优结果明细 2700万+ 条、调优任务记录 46万+（2026-08 单月 14.7万 次）</w:t>
+      <w:pPr>
+        <w:pStyle w:val="ListBullet"/>
+        <w:spacing w:before="75" w:after="75"/>
+      </w:pPr>
+      <w:r>
+        <w:rPr>
+          <w:rFonts w:ascii="Microsoft YaHei" w:eastAsia="Microsoft YaHei" w:hAnsi="Microsoft YaHei" w:cs="Microsoft YaHei" w:hint="eastAsia"/>
+          <w:color w:val="2E7D32"/>
+          <w:sz w:val="19"/>
+          <w:lang w:eastAsia="zh-CN"/>
+        </w:rPr>
+        <w:t>配置中心降低配置失误率，二期实现规模化落地</w:t>
       </w:r>
     </w:p>
     <w:p>
-      <w:r>
-        <w:rPr>
-          <w:b/>
-        </w:rPr>
-        <w:t>项目成果</w:t>
-      </w:r>
+      <w:pPr>
+        <w:pStyle w:val="ListBullet"/>
+        <w:spacing w:before="75" w:after="75"/>
+      </w:pPr>
+      <w:r>
+        <w:rPr>
+          <w:rFonts w:ascii="Microsoft YaHei" w:eastAsia="Microsoft YaHei" w:hAnsi="Microsoft YaHei" w:cs="Microsoft YaHei" w:hint="eastAsia"/>
+          <w:color w:val="2E7D32"/>
+          <w:sz w:val="19"/>
+          <w:lang w:eastAsia="zh-CN"/>
+        </w:rPr>
+        <w:t>主导项目全流程：需求梳理</w:t>
+      </w:r>
+      <w:r>
+        <w:rPr>
+          <w:color w:val="2E7D32"/>
+          <w:sz w:val="19"/>
+        </w:rPr>
+        <w:t xml:space="preserve"> → </w:t>
+      </w:r>
+      <w:r>
+        <w:rPr>
+          <w:rFonts w:ascii="Microsoft YaHei" w:eastAsia="Microsoft YaHei" w:hAnsi="Microsoft YaHei" w:cs="Microsoft YaHei" w:hint="eastAsia"/>
+          <w:color w:val="2E7D32"/>
+          <w:sz w:val="19"/>
+          <w:lang w:eastAsia="zh-CN"/>
+        </w:rPr>
+        <w:t>架构设计</w:t>
+      </w:r>
+      <w:r>
+        <w:rPr>
+          <w:color w:val="2E7D32"/>
+          <w:sz w:val="19"/>
+        </w:rPr>
+        <w:t xml:space="preserve"> → </w:t>
+      </w:r>
+      <w:r>
+        <w:rPr>
+          <w:rFonts w:ascii="Microsoft YaHei" w:eastAsia="Microsoft YaHei" w:hAnsi="Microsoft YaHei" w:cs="Microsoft YaHei" w:hint="eastAsia"/>
+          <w:color w:val="2E7D32"/>
+          <w:sz w:val="19"/>
+          <w:lang w:eastAsia="zh-CN"/>
+        </w:rPr>
+        <w:t>重构</w:t>
+      </w:r>
+      <w:r>
+        <w:rPr>
+          <w:color w:val="2E7D32"/>
+          <w:sz w:val="19"/>
+        </w:rPr>
+        <w:t xml:space="preserve"> → </w:t>
+      </w:r>
+      <w:r>
+        <w:rPr>
+          <w:rFonts w:ascii="Microsoft YaHei" w:eastAsia="Microsoft YaHei" w:hAnsi="Microsoft YaHei" w:cs="Microsoft YaHei" w:hint="eastAsia"/>
+          <w:color w:val="2E7D32"/>
+          <w:sz w:val="19"/>
+          <w:lang w:eastAsia="zh-CN"/>
+        </w:rPr>
+        <w:t>开发</w:t>
+      </w:r>
+      <w:r>
+        <w:rPr>
+          <w:color w:val="2E7D32"/>
+          <w:sz w:val="19"/>
+        </w:rPr>
+        <w:t xml:space="preserve"> → </w:t>
+      </w:r>
+      <w:r>
+        <w:rPr>
+          <w:rFonts w:ascii="Microsoft YaHei" w:eastAsia="Microsoft YaHei" w:hAnsi="Microsoft YaHei" w:cs="Microsoft YaHei" w:hint="eastAsia"/>
+          <w:color w:val="2E7D32"/>
+          <w:sz w:val="19"/>
+          <w:lang w:eastAsia="zh-CN"/>
+        </w:rPr>
+        <w:t>联调</w:t>
+      </w:r>
+      <w:r>
+        <w:rPr>
+          <w:color w:val="2E7D32"/>
+          <w:sz w:val="19"/>
+        </w:rPr>
+        <w:t xml:space="preserve"> → </w:t>
+      </w:r>
+      <w:r>
+        <w:rPr>
+          <w:rFonts w:ascii="Microsoft YaHei" w:eastAsia="Microsoft YaHei" w:hAnsi="Microsoft YaHei" w:cs="Microsoft YaHei" w:hint="eastAsia"/>
+          <w:color w:val="2E7D32"/>
+          <w:sz w:val="19"/>
+          <w:lang w:eastAsia="zh-CN"/>
+        </w:rPr>
+        <w:t>上线</w:t>
+      </w:r>
+      <w:r/>
+      <w:r/>
     </w:p>
     <w:p>
-      <w:r>
-        <w:t>适配现网 98%+ AC+fitap 组网需求，RRM 计算压力分流至设备侧</w:t>
-      </w:r>
+      <w:pPr>
+        <w:spacing w:after="180"/>
+      </w:pPr>
+      <w:r/>
+      <w:r>
+        <w:rPr>
+          <w:rFonts w:ascii="Microsoft YaHei" w:eastAsia="Microsoft YaHei" w:hAnsi="Microsoft YaHei" w:cs="Microsoft YaHei" w:hint="eastAsia"/>
+          <w:b/>
+          <w:color w:val="1A1A1A"/>
+          <w:sz w:val="22"/>
+          <w:lang w:eastAsia="zh-CN"/>
+        </w:rPr>
+        <w:t>② RRM 支持 WiFi7（6GHz频段扩展）</w:t>
+      </w:r>
+      <w:r/>
+      <w:r>
+        <w:rPr>
+          <w:color w:val="888888"/>
+          <w:sz w:val="18"/>
+        </w:rPr>
+        <w:t>2024.01 - 2024.12</w:t>
+      </w:r>
+      <w:r/>
     </w:p>
     <w:p>
-      <w:r>
-        <w:t>配置中心降低配置失误率，二期实现规模化落地</w:t>
-      </w:r>
+      <w:pPr>
+        <w:spacing w:before="150" w:after="150"/>
+      </w:pPr>
+      <w:r/>
+      <w:r>
+        <w:rPr>
+          <w:rFonts w:ascii="Microsoft YaHei" w:eastAsia="Microsoft YaHei" w:hAnsi="Microsoft YaHei" w:cs="Microsoft YaHei" w:hint="eastAsia"/>
+          <w:color w:val="FFFFFF"/>
+          <w:sz w:val="16"/>
+          <w:lang w:eastAsia="zh-CN"/>
+        </w:rPr>
+        <w:t>微服务架构</w:t>
+      </w:r>
+      <w:r/>
+      <w:r>
+        <w:rPr>
+          <w:color w:val="FFFFFF"/>
+          <w:sz w:val="16"/>
+        </w:rPr>
+        <w:t>MongoDB</w:t>
+      </w:r>
+      <w:r/>
+      <w:r>
+        <w:rPr>
+          <w:color w:val="FFFFFF"/>
+          <w:sz w:val="16"/>
+        </w:rPr>
+        <w:t>Redis</w:t>
+      </w:r>
+      <w:r/>
+      <w:r>
+        <w:rPr>
+          <w:color w:val="FFFFFF"/>
+          <w:sz w:val="16"/>
+        </w:rPr>
+        <w:t>Kafka</w:t>
+      </w:r>
+      <w:r/>
+      <w:r>
+        <w:rPr>
+          <w:color w:val="FFFFFF"/>
+          <w:sz w:val="16"/>
+        </w:rPr>
+        <w:t>RabbitMQ</w:t>
+      </w:r>
+      <w:r/>
+      <w:r>
+        <w:rPr>
+          <w:color w:val="FFFFFF"/>
+          <w:sz w:val="16"/>
+        </w:rPr>
+        <w:t>K8s</w:t>
+      </w:r>
+      <w:r/>
+      <w:r>
+        <w:rPr>
+          <w:rFonts w:ascii="Microsoft YaHei" w:eastAsia="Microsoft YaHei" w:hAnsi="Microsoft YaHei" w:cs="Microsoft YaHei" w:hint="eastAsia"/>
+          <w:color w:val="FFFFFF"/>
+          <w:sz w:val="16"/>
+          <w:lang w:eastAsia="zh-CN"/>
+        </w:rPr>
+        <w:t>node-ffi调用C库</w:t>
+      </w:r>
+      <w:r/>
     </w:p>
     <w:p>
-      <w:r>
-        <w:t>主导项目全流程：需求梳理 → 架构设计 → 重构 → 开发 → 联调 → 上线</w:t>
+      <w:pPr>
+        <w:pStyle w:val="Heading4"/>
+      </w:pPr>
+      <w:r>
+        <w:rPr>
+          <w:rFonts w:ascii="Microsoft YaHei" w:eastAsia="Microsoft YaHei" w:hAnsi="Microsoft YaHei" w:cs="Microsoft YaHei" w:hint="eastAsia"/>
+          <w:color w:val="555555"/>
+          <w:sz w:val="21"/>
+          <w:lang w:eastAsia="zh-CN"/>
+        </w:rPr>
+        <w:t>项目背景</w:t>
       </w:r>
     </w:p>
     <w:p>
-      <w:r>
-        <w:rPr>
-          <w:b/>
-          <w:sz w:val="24"/>
-        </w:rPr>
-        <w:t>2. RRM 支持 WiFi7（6GHz频段扩展） 2024.01 - 2024.12</w:t>
+      <w:pPr/>
+      <w:r>
+        <w:rPr>
+          <w:color w:val="555555"/>
+          <w:sz w:val="19"/>
+        </w:rPr>
+        <w:t>RRM</w:t>
+      </w:r>
+      <w:r>
+        <w:rPr>
+          <w:rFonts w:ascii="Microsoft YaHei" w:eastAsia="Microsoft YaHei" w:hAnsi="Microsoft YaHei" w:cs="Microsoft YaHei" w:hint="eastAsia"/>
+          <w:color w:val="555555"/>
+          <w:sz w:val="19"/>
+          <w:lang w:eastAsia="zh-CN"/>
+        </w:rPr>
+        <w:t>（无线资源管理）原仅支持</w:t>
+      </w:r>
+      <w:r>
+        <w:rPr>
+          <w:color w:val="555555"/>
+          <w:sz w:val="19"/>
+        </w:rPr>
+        <w:t xml:space="preserve"> 2.4G/5G </w:t>
+      </w:r>
+      <w:r>
+        <w:rPr>
+          <w:rFonts w:ascii="Microsoft YaHei" w:eastAsia="Microsoft YaHei" w:hAnsi="Microsoft YaHei" w:cs="Microsoft YaHei" w:hint="eastAsia"/>
+          <w:color w:val="555555"/>
+          <w:sz w:val="19"/>
+          <w:lang w:eastAsia="zh-CN"/>
+        </w:rPr>
+        <w:t>双频段。新增</w:t>
+      </w:r>
+      <w:r>
+        <w:rPr>
+          <w:color w:val="555555"/>
+          <w:sz w:val="19"/>
+        </w:rPr>
+        <w:t xml:space="preserve"> 6GHz </w:t>
+      </w:r>
+      <w:r>
+        <w:rPr>
+          <w:rFonts w:ascii="Microsoft YaHei" w:eastAsia="Microsoft YaHei" w:hAnsi="Microsoft YaHei" w:cs="Microsoft YaHei" w:hint="eastAsia"/>
+          <w:color w:val="555555"/>
+          <w:sz w:val="19"/>
+          <w:lang w:eastAsia="zh-CN"/>
+        </w:rPr>
+        <w:t>频段支持，完成</w:t>
+      </w:r>
+      <w:r>
+        <w:rPr>
+          <w:color w:val="555555"/>
+          <w:sz w:val="19"/>
+        </w:rPr>
+        <w:t xml:space="preserve"> WiFi7 </w:t>
+      </w:r>
+      <w:r>
+        <w:rPr>
+          <w:rFonts w:ascii="Microsoft YaHei" w:eastAsia="Microsoft YaHei" w:hAnsi="Microsoft YaHei" w:cs="Microsoft YaHei" w:hint="eastAsia"/>
+          <w:color w:val="555555"/>
+          <w:sz w:val="19"/>
+          <w:lang w:eastAsia="zh-CN"/>
+        </w:rPr>
+        <w:t>商用适配。</w:t>
       </w:r>
     </w:p>
     <w:p>
-      <w:r>
-        <w:t>微服务架构 MongoDB Redis Kafka RabbitMQ K8s node-ffi调用C库</w:t>
+      <w:pPr>
+        <w:pStyle w:val="Heading4"/>
+      </w:pPr>
+      <w:r>
+        <w:rPr>
+          <w:rFonts w:ascii="Microsoft YaHei" w:eastAsia="Microsoft YaHei" w:hAnsi="Microsoft YaHei" w:cs="Microsoft YaHei" w:hint="eastAsia"/>
+          <w:color w:val="555555"/>
+          <w:sz w:val="21"/>
+          <w:lang w:eastAsia="zh-CN"/>
+        </w:rPr>
+        <w:t>本人分工</w:t>
       </w:r>
     </w:p>
     <w:p>
-      <w:r>
-        <w:rPr>
-          <w:b/>
-        </w:rPr>
-        <w:t>项目背景</w:t>
+      <w:pPr>
+        <w:pStyle w:val="ListBullet"/>
+        <w:spacing w:before="90" w:after="90"/>
+      </w:pPr>
+      <w:r>
+        <w:rPr>
+          <w:rFonts w:ascii="Microsoft YaHei" w:eastAsia="Microsoft YaHei" w:hAnsi="Microsoft YaHei" w:cs="Microsoft YaHei" w:hint="eastAsia"/>
+          <w:color w:val="444444"/>
+          <w:lang w:eastAsia="zh-CN"/>
+        </w:rPr>
+        <w:t>梳理</w:t>
+      </w:r>
+      <w:r>
+        <w:rPr>
+          <w:color w:val="444444"/>
+        </w:rPr>
+        <w:t xml:space="preserve"> 4 </w:t>
+      </w:r>
+      <w:r>
+        <w:rPr>
+          <w:rFonts w:ascii="Microsoft YaHei" w:eastAsia="Microsoft YaHei" w:hAnsi="Microsoft YaHei" w:cs="Microsoft YaHei" w:hint="eastAsia"/>
+          <w:color w:val="444444"/>
+          <w:lang w:eastAsia="zh-CN"/>
+        </w:rPr>
+        <w:t>大微服务调用链路，主导</w:t>
+      </w:r>
+      <w:r>
+        <w:rPr>
+          <w:color w:val="444444"/>
+        </w:rPr>
+        <w:t xml:space="preserve"> 6GHz </w:t>
+      </w:r>
+      <w:r>
+        <w:rPr>
+          <w:rFonts w:ascii="Microsoft YaHei" w:eastAsia="Microsoft YaHei" w:hAnsi="Microsoft YaHei" w:cs="Microsoft YaHei" w:hint="eastAsia"/>
+          <w:color w:val="444444"/>
+          <w:lang w:eastAsia="zh-CN"/>
+        </w:rPr>
+        <w:t>全链路改造（采集</w:t>
+      </w:r>
+      <w:r>
+        <w:rPr>
+          <w:color w:val="444444"/>
+        </w:rPr>
+        <w:t>/</w:t>
+      </w:r>
+      <w:r>
+        <w:rPr>
+          <w:rFonts w:ascii="Microsoft YaHei" w:eastAsia="Microsoft YaHei" w:hAnsi="Microsoft YaHei" w:cs="Microsoft YaHei" w:hint="eastAsia"/>
+          <w:color w:val="444444"/>
+          <w:lang w:eastAsia="zh-CN"/>
+        </w:rPr>
+        <w:t>扫描</w:t>
+      </w:r>
+      <w:r>
+        <w:rPr>
+          <w:color w:val="444444"/>
+        </w:rPr>
+        <w:t>/</w:t>
+      </w:r>
+      <w:r>
+        <w:rPr>
+          <w:rFonts w:ascii="Microsoft YaHei" w:eastAsia="Microsoft YaHei" w:hAnsi="Microsoft YaHei" w:cs="Microsoft YaHei" w:hint="eastAsia"/>
+          <w:color w:val="444444"/>
+          <w:lang w:eastAsia="zh-CN"/>
+        </w:rPr>
+        <w:t>计算</w:t>
+      </w:r>
+      <w:r>
+        <w:rPr>
+          <w:color w:val="444444"/>
+        </w:rPr>
+        <w:t>/</w:t>
+      </w:r>
+      <w:r>
+        <w:rPr>
+          <w:rFonts w:ascii="Microsoft YaHei" w:eastAsia="Microsoft YaHei" w:hAnsi="Microsoft YaHei" w:cs="Microsoft YaHei" w:hint="eastAsia"/>
+          <w:color w:val="444444"/>
+          <w:lang w:eastAsia="zh-CN"/>
+        </w:rPr>
+        <w:t>调优</w:t>
+      </w:r>
+      <w:r>
+        <w:rPr>
+          <w:color w:val="444444"/>
+        </w:rPr>
+        <w:t>/</w:t>
+      </w:r>
+      <w:r>
+        <w:rPr>
+          <w:rFonts w:ascii="Microsoft YaHei" w:eastAsia="Microsoft YaHei" w:hAnsi="Microsoft YaHei" w:cs="Microsoft YaHei" w:hint="eastAsia"/>
+          <w:color w:val="444444"/>
+          <w:lang w:eastAsia="zh-CN"/>
+        </w:rPr>
+        <w:t>部署）</w:t>
       </w:r>
     </w:p>
     <w:p>
-      <w:r>
-        <w:t>RRM（无线资源管理）原仅支持 2.4G/5G 双频段。新增 6GHz 频段支持，完成 WiFi7 商用适配。</w:t>
+      <w:pPr>
+        <w:pStyle w:val="ListBullet"/>
+        <w:spacing w:before="90" w:after="90"/>
+      </w:pPr>
+      <w:r>
+        <w:rPr>
+          <w:rFonts w:ascii="Microsoft YaHei" w:eastAsia="Microsoft YaHei" w:hAnsi="Microsoft YaHei" w:cs="Microsoft YaHei" w:hint="eastAsia"/>
+          <w:color w:val="444444"/>
+          <w:lang w:eastAsia="zh-CN"/>
+        </w:rPr>
+        <w:t>维护</w:t>
+      </w:r>
+      <w:r>
+        <w:rPr>
+          <w:color w:val="444444"/>
+        </w:rPr>
+        <w:t xml:space="preserve"> Redis </w:t>
+      </w:r>
+      <w:r>
+        <w:rPr>
+          <w:rFonts w:ascii="Microsoft YaHei" w:eastAsia="Microsoft YaHei" w:hAnsi="Microsoft YaHei" w:cs="Microsoft YaHei" w:hint="eastAsia"/>
+          <w:color w:val="444444"/>
+          <w:lang w:eastAsia="zh-CN"/>
+        </w:rPr>
+        <w:t>分布式锁、</w:t>
+      </w:r>
+      <w:r>
+        <w:rPr>
+          <w:color w:val="444444"/>
+        </w:rPr>
+        <w:t xml:space="preserve">Kafka/RabbitMQ </w:t>
+      </w:r>
+      <w:r>
+        <w:rPr>
+          <w:rFonts w:ascii="Microsoft YaHei" w:eastAsia="Microsoft YaHei" w:hAnsi="Microsoft YaHei" w:cs="Microsoft YaHei" w:hint="eastAsia"/>
+          <w:color w:val="444444"/>
+          <w:lang w:eastAsia="zh-CN"/>
+        </w:rPr>
+        <w:t>消息队列、</w:t>
+      </w:r>
+      <w:r>
+        <w:rPr>
+          <w:color w:val="444444"/>
+        </w:rPr>
+        <w:t xml:space="preserve">K8s </w:t>
+      </w:r>
+      <w:r>
+        <w:rPr>
+          <w:rFonts w:ascii="Microsoft YaHei" w:eastAsia="Microsoft YaHei" w:hAnsi="Microsoft YaHei" w:cs="Microsoft YaHei" w:hint="eastAsia"/>
+          <w:color w:val="444444"/>
+          <w:lang w:eastAsia="zh-CN"/>
+        </w:rPr>
+        <w:t>容器管理</w:t>
       </w:r>
     </w:p>
     <w:p>
-      <w:r>
-        <w:t>本人分工</w:t>
+      <w:pPr>
+        <w:pStyle w:val="ListBullet"/>
+        <w:spacing w:before="90" w:after="90"/>
+      </w:pPr>
+      <w:r>
+        <w:rPr>
+          <w:color w:val="444444"/>
+        </w:rPr>
+        <w:t xml:space="preserve">node-ffi </w:t>
+      </w:r>
+      <w:r>
+        <w:rPr>
+          <w:rFonts w:ascii="Microsoft YaHei" w:eastAsia="Microsoft YaHei" w:hAnsi="Microsoft YaHei" w:cs="Microsoft YaHei" w:hint="eastAsia"/>
+          <w:color w:val="444444"/>
+          <w:lang w:eastAsia="zh-CN"/>
+        </w:rPr>
+        <w:t>调用</w:t>
+      </w:r>
+      <w:r>
+        <w:rPr>
+          <w:color w:val="444444"/>
+        </w:rPr>
+        <w:t xml:space="preserve"> C </w:t>
+      </w:r>
+      <w:r>
+        <w:rPr>
+          <w:rFonts w:ascii="Microsoft YaHei" w:eastAsia="Microsoft YaHei" w:hAnsi="Microsoft YaHei" w:cs="Microsoft YaHei" w:hint="eastAsia"/>
+          <w:color w:val="444444"/>
+          <w:lang w:eastAsia="zh-CN"/>
+        </w:rPr>
+        <w:t>语言</w:t>
+      </w:r>
+      <w:r>
+        <w:rPr>
+          <w:color w:val="444444"/>
+        </w:rPr>
+        <w:t xml:space="preserve"> .so </w:t>
+      </w:r>
+      <w:r>
+        <w:rPr>
+          <w:rFonts w:ascii="Microsoft YaHei" w:eastAsia="Microsoft YaHei" w:hAnsi="Microsoft YaHei" w:cs="Microsoft YaHei" w:hint="eastAsia"/>
+          <w:color w:val="444444"/>
+          <w:lang w:eastAsia="zh-CN"/>
+        </w:rPr>
+        <w:t>核心算法库，突破跨语言性能瓶颈</w:t>
       </w:r>
     </w:p>
     <w:p>
-      <w:r>
-        <w:t>梳理 4 大微服务调用链路，主导 6GHz 全链路改造（采集/扫描/计算/调优/部署）</w:t>
+      <w:pPr>
+        <w:pStyle w:val="Heading4"/>
+        <w:spacing w:after="120"/>
+      </w:pPr>
+      <w:r>
+        <w:rPr>
+          <w:rFonts w:ascii="Microsoft YaHei" w:eastAsia="Microsoft YaHei" w:hAnsi="Microsoft YaHei" w:cs="Microsoft YaHei" w:hint="eastAsia"/>
+          <w:color w:val="2E7D32"/>
+          <w:sz w:val="21"/>
+          <w:lang w:eastAsia="zh-CN"/>
+        </w:rPr>
+        <w:t>✅ 项目成果</w:t>
       </w:r>
     </w:p>
     <w:p>
-      <w:r>
-        <w:t>维护 Redis 分布式锁、Kafka/RabbitMQ 消息队列、K8s 容器管理</w:t>
+      <w:pPr>
+        <w:pStyle w:val="ListBullet"/>
+        <w:spacing w:before="75" w:after="75"/>
+      </w:pPr>
+      <w:r>
+        <w:rPr>
+          <w:rFonts w:ascii="Microsoft YaHei" w:eastAsia="Microsoft YaHei" w:hAnsi="Microsoft YaHei" w:cs="Microsoft YaHei" w:hint="eastAsia"/>
+          <w:color w:val="2E7D32"/>
+          <w:sz w:val="19"/>
+          <w:lang w:eastAsia="zh-CN"/>
+        </w:rPr>
+        <w:t>从</w:t>
+      </w:r>
+      <w:r>
+        <w:rPr>
+          <w:color w:val="2E7D32"/>
+          <w:sz w:val="19"/>
+        </w:rPr>
+        <w:t xml:space="preserve"> 2 </w:t>
+      </w:r>
+      <w:r>
+        <w:rPr>
+          <w:rFonts w:ascii="Microsoft YaHei" w:eastAsia="Microsoft YaHei" w:hAnsi="Microsoft YaHei" w:cs="Microsoft YaHei" w:hint="eastAsia"/>
+          <w:color w:val="2E7D32"/>
+          <w:sz w:val="19"/>
+          <w:lang w:eastAsia="zh-CN"/>
+        </w:rPr>
+        <w:t>频段扩展到</w:t>
+      </w:r>
+      <w:r>
+        <w:rPr>
+          <w:color w:val="2E7D32"/>
+          <w:sz w:val="19"/>
+        </w:rPr>
+        <w:t xml:space="preserve"> 3 </w:t>
+      </w:r>
+      <w:r>
+        <w:rPr>
+          <w:rFonts w:ascii="Microsoft YaHei" w:eastAsia="Microsoft YaHei" w:hAnsi="Microsoft YaHei" w:cs="Microsoft YaHei" w:hint="eastAsia"/>
+          <w:color w:val="2E7D32"/>
+          <w:sz w:val="19"/>
+          <w:lang w:eastAsia="zh-CN"/>
+        </w:rPr>
+        <w:t>频段（</w:t>
+      </w:r>
+      <w:r>
+        <w:rPr>
+          <w:color w:val="2E7D32"/>
+          <w:sz w:val="19"/>
+        </w:rPr>
+        <w:t>2.4G/5G/6G</w:t>
+      </w:r>
+      <w:r>
+        <w:rPr>
+          <w:rFonts w:ascii="Microsoft YaHei" w:eastAsia="Microsoft YaHei" w:hAnsi="Microsoft YaHei" w:cs="Microsoft YaHei" w:hint="eastAsia"/>
+          <w:color w:val="2E7D32"/>
+          <w:sz w:val="19"/>
+          <w:lang w:eastAsia="zh-CN"/>
+        </w:rPr>
+        <w:t>），完整支持</w:t>
+      </w:r>
+      <w:r>
+        <w:rPr>
+          <w:color w:val="2E7D32"/>
+          <w:sz w:val="19"/>
+        </w:rPr>
+        <w:t xml:space="preserve"> WiFi7 </w:t>
+      </w:r>
+      <w:r>
+        <w:rPr>
+          <w:rFonts w:ascii="Microsoft YaHei" w:eastAsia="Microsoft YaHei" w:hAnsi="Microsoft YaHei" w:cs="Microsoft YaHei" w:hint="eastAsia"/>
+          <w:color w:val="2E7D32"/>
+          <w:sz w:val="19"/>
+          <w:lang w:eastAsia="zh-CN"/>
+        </w:rPr>
+        <w:t>商用</w:t>
       </w:r>
     </w:p>
     <w:p>
-      <w:r>
-        <w:t>node-ffi 调用 C 语言 .so 核心算法库，突破跨语言性能瓶颈</w:t>
-      </w:r>
+      <w:pPr>
+        <w:pStyle w:val="ListBullet"/>
+        <w:spacing w:before="75" w:after="75"/>
+      </w:pPr>
+      <w:r>
+        <w:rPr>
+          <w:rFonts w:ascii="Microsoft YaHei" w:eastAsia="Microsoft YaHei" w:hAnsi="Microsoft YaHei" w:cs="Microsoft YaHei" w:hint="eastAsia"/>
+          <w:color w:val="2E7D32"/>
+          <w:sz w:val="19"/>
+          <w:lang w:eastAsia="zh-CN"/>
+        </w:rPr>
+        <w:t xml:space="preserve">独立接手复杂遗留系统，平均每周处理 </w:t>
+      </w:r>
+      <w:r>
+        <w:rPr>
+          <w:b/>
+          <w:color w:val="2E7D32"/>
+          <w:sz w:val="19"/>
+        </w:rPr>
+        <w:t>1+</w:t>
+      </w:r>
+      <w:r>
+        <w:rPr>
+          <w:rFonts w:ascii="Microsoft YaHei" w:eastAsia="Microsoft YaHei" w:hAnsi="Microsoft YaHei" w:cs="Microsoft YaHei" w:hint="eastAsia"/>
+          <w:color w:val="2E7D32"/>
+          <w:sz w:val="19"/>
+          <w:lang w:eastAsia="zh-CN"/>
+        </w:rPr>
+        <w:t xml:space="preserve"> 起线上问题</w:t>
+      </w:r>
+      <w:r/>
+      <w:r/>
     </w:p>
     <w:p>
-      <w:r>
-        <w:rPr>
+      <w:pPr>
+        <w:spacing w:after="180"/>
+      </w:pPr>
+      <w:r/>
+      <w:r>
+        <w:rPr>
+          <w:rFonts w:ascii="Microsoft YaHei" w:eastAsia="Microsoft YaHei" w:hAnsi="Microsoft YaHei" w:cs="Microsoft YaHei" w:hint="eastAsia"/>
           <w:b/>
-        </w:rPr>
-        <w:t>项目成果</w:t>
-      </w:r>
+          <w:color w:val="1A1A1A"/>
+          <w:sz w:val="22"/>
+          <w:lang w:eastAsia="zh-CN"/>
+        </w:rPr>
+        <w:t>③ WBC 支持 IoT 2.0（云简与物联网模块解耦）</w:t>
+      </w:r>
+      <w:r/>
+      <w:r>
+        <w:rPr>
+          <w:color w:val="888888"/>
+          <w:sz w:val="18"/>
+        </w:rPr>
+        <w:t>2023.07 - 2024.06</w:t>
+      </w:r>
+      <w:r/>
     </w:p>
     <w:p>
-      <w:r>
-        <w:t>从 2 频段扩展到 3 频段（2.4G/5G/6G），完整支持 WiFi7 商用</w:t>
-      </w:r>
+      <w:pPr>
+        <w:spacing w:before="150" w:after="150"/>
+      </w:pPr>
+      <w:r/>
+      <w:r>
+        <w:rPr>
+          <w:rFonts w:ascii="Microsoft YaHei" w:eastAsia="Microsoft YaHei" w:hAnsi="Microsoft YaHei" w:cs="Microsoft YaHei" w:hint="eastAsia"/>
+          <w:color w:val="FFFFFF"/>
+          <w:sz w:val="16"/>
+          <w:lang w:eastAsia="zh-CN"/>
+        </w:rPr>
+        <w:t>后端开发</w:t>
+      </w:r>
+      <w:r/>
+      <w:r>
+        <w:rPr>
+          <w:color w:val="FFFFFF"/>
+          <w:sz w:val="16"/>
+        </w:rPr>
+        <w:t>MongoDB</w:t>
+      </w:r>
+      <w:r/>
+      <w:r>
+        <w:rPr>
+          <w:color w:val="FFFFFF"/>
+          <w:sz w:val="16"/>
+        </w:rPr>
+        <w:t>K8s</w:t>
+      </w:r>
+      <w:r/>
+      <w:r>
+        <w:rPr>
+          <w:rFonts w:ascii="Microsoft YaHei" w:eastAsia="Microsoft YaHei" w:hAnsi="Microsoft YaHei" w:cs="Microsoft YaHei" w:hint="eastAsia"/>
+          <w:color w:val="FFFFFF"/>
+          <w:sz w:val="16"/>
+          <w:lang w:eastAsia="zh-CN"/>
+        </w:rPr>
+        <w:t>VNC远程管理</w:t>
+      </w:r>
+      <w:r/>
+      <w:r>
+        <w:rPr>
+          <w:rFonts w:ascii="Microsoft YaHei" w:eastAsia="Microsoft YaHei" w:hAnsi="Microsoft YaHei" w:cs="Microsoft YaHei" w:hint="eastAsia"/>
+          <w:color w:val="FFFFFF"/>
+          <w:sz w:val="16"/>
+          <w:lang w:eastAsia="zh-CN"/>
+        </w:rPr>
+        <w:t>Shell脚本</w:t>
+      </w:r>
+      <w:r/>
     </w:p>
     <w:p>
-      <w:r>
-        <w:t>独立接手复杂遗留系统，平均每周处理 1+ 起线上问题</w:t>
+      <w:pPr>
+        <w:pStyle w:val="Heading4"/>
+      </w:pPr>
+      <w:r>
+        <w:rPr>
+          <w:rFonts w:ascii="Microsoft YaHei" w:eastAsia="Microsoft YaHei" w:hAnsi="Microsoft YaHei" w:cs="Microsoft YaHei" w:hint="eastAsia"/>
+          <w:color w:val="555555"/>
+          <w:sz w:val="21"/>
+          <w:lang w:eastAsia="zh-CN"/>
+        </w:rPr>
+        <w:t>本人分工</w:t>
       </w:r>
     </w:p>
     <w:p>
-      <w:r>
-        <w:rPr>
-          <w:b/>
-          <w:sz w:val="24"/>
-        </w:rPr>
-        <w:t>3. WBC 支持 IoT 2.0（云简与物联网模块解耦） 2023.07 - 2024.06</w:t>
+      <w:pPr>
+        <w:pStyle w:val="ListBullet"/>
+        <w:spacing w:before="90" w:after="90"/>
+      </w:pPr>
+      <w:r>
+        <w:rPr>
+          <w:rFonts w:ascii="Microsoft YaHei" w:eastAsia="Microsoft YaHei" w:hAnsi="Microsoft YaHei" w:cs="Microsoft YaHei" w:hint="eastAsia"/>
+          <w:color w:val="444444"/>
+          <w:lang w:eastAsia="zh-CN"/>
+        </w:rPr>
+        <w:t>主导编译打包流程重构，支持</w:t>
+      </w:r>
+      <w:r>
+        <w:rPr>
+          <w:color w:val="444444"/>
+        </w:rPr>
+        <w:t>"</w:t>
+      </w:r>
+      <w:r>
+        <w:rPr>
+          <w:rFonts w:ascii="Microsoft YaHei" w:eastAsia="Microsoft YaHei" w:hAnsi="Microsoft YaHei" w:cs="Microsoft YaHei" w:hint="eastAsia"/>
+          <w:color w:val="444444"/>
+          <w:lang w:eastAsia="zh-CN"/>
+        </w:rPr>
+        <w:t>一体机</w:t>
+      </w:r>
+      <w:r>
+        <w:rPr>
+          <w:color w:val="444444"/>
+        </w:rPr>
+        <w:t>+</w:t>
+      </w:r>
+      <w:r>
+        <w:rPr>
+          <w:rFonts w:ascii="Microsoft YaHei" w:eastAsia="Microsoft YaHei" w:hAnsi="Microsoft YaHei" w:cs="Microsoft YaHei" w:hint="eastAsia"/>
+          <w:color w:val="444444"/>
+          <w:lang w:eastAsia="zh-CN"/>
+        </w:rPr>
+        <w:t>虚拟机</w:t>
+      </w:r>
+      <w:r>
+        <w:rPr>
+          <w:color w:val="444444"/>
+        </w:rPr>
+        <w:t>"</w:t>
+      </w:r>
+      <w:r>
+        <w:rPr>
+          <w:rFonts w:ascii="Microsoft YaHei" w:eastAsia="Microsoft YaHei" w:hAnsi="Microsoft YaHei" w:cs="Microsoft YaHei" w:hint="eastAsia"/>
+          <w:color w:val="444444"/>
+          <w:lang w:eastAsia="zh-CN"/>
+        </w:rPr>
+        <w:t>双镜像模式</w:t>
       </w:r>
     </w:p>
     <w:p>
-      <w:r>
-        <w:t>后端开发 MongoDB K8s VNC远程管理 Shell脚本</w:t>
+      <w:pPr>
+        <w:pStyle w:val="ListBullet"/>
+        <w:spacing w:before="90" w:after="90"/>
+      </w:pPr>
+      <w:r>
+        <w:rPr>
+          <w:rFonts w:ascii="Microsoft YaHei" w:eastAsia="Microsoft YaHei" w:hAnsi="Microsoft YaHei" w:cs="Microsoft YaHei" w:hint="eastAsia"/>
+          <w:color w:val="444444"/>
+          <w:lang w:eastAsia="zh-CN"/>
+        </w:rPr>
+        <w:t>开发监控平台</w:t>
+      </w:r>
+      <w:r>
+        <w:rPr>
+          <w:color w:val="444444"/>
+        </w:rPr>
+        <w:t xml:space="preserve"> VNC </w:t>
+      </w:r>
+      <w:r>
+        <w:rPr>
+          <w:rFonts w:ascii="Microsoft YaHei" w:eastAsia="Microsoft YaHei" w:hAnsi="Microsoft YaHei" w:cs="Microsoft YaHei" w:hint="eastAsia"/>
+          <w:color w:val="444444"/>
+          <w:lang w:eastAsia="zh-CN"/>
+        </w:rPr>
+        <w:t>远程管理功能，运维人员无需切换工具管理物联网虚拟机</w:t>
       </w:r>
     </w:p>
     <w:p>
-      <w:r>
-        <w:t>本人分工</w:t>
+      <w:pPr>
+        <w:pStyle w:val="ListBullet"/>
+        <w:spacing w:before="90" w:after="90"/>
+      </w:pPr>
+      <w:r>
+        <w:rPr>
+          <w:rFonts w:ascii="Microsoft YaHei" w:eastAsia="Microsoft YaHei" w:hAnsi="Microsoft YaHei" w:cs="Microsoft YaHei" w:hint="eastAsia"/>
+          <w:color w:val="444444"/>
+          <w:lang w:eastAsia="zh-CN"/>
+        </w:rPr>
+        <w:t>参与云简侧物联网数据剥离与迁移</w:t>
       </w:r>
     </w:p>
     <w:p>
-      <w:r>
-        <w:t>主导编译打包流程重构，支持"一体机+虚拟机"双镜像模式</w:t>
+      <w:pPr>
+        <w:pStyle w:val="Heading4"/>
+        <w:spacing w:after="120"/>
+      </w:pPr>
+      <w:r>
+        <w:rPr>
+          <w:rFonts w:ascii="Microsoft YaHei" w:eastAsia="Microsoft YaHei" w:hAnsi="Microsoft YaHei" w:cs="Microsoft YaHei" w:hint="eastAsia"/>
+          <w:color w:val="2E7D32"/>
+          <w:sz w:val="21"/>
+          <w:lang w:eastAsia="zh-CN"/>
+        </w:rPr>
+        <w:t>✅ 项目成果</w:t>
       </w:r>
     </w:p>
     <w:p>
-      <w:r>
-        <w:t>开发监控平台 VNC 远程管理功能，运维人员无需切换工具管理物联网虚拟机</w:t>
+      <w:pPr>
+        <w:pStyle w:val="ListBullet"/>
+        <w:spacing w:before="75" w:after="75"/>
+      </w:pPr>
+      <w:r>
+        <w:rPr>
+          <w:rFonts w:ascii="Microsoft YaHei" w:eastAsia="Microsoft YaHei" w:hAnsi="Microsoft YaHei" w:cs="Microsoft YaHei" w:hint="eastAsia"/>
+          <w:color w:val="2E7D32"/>
+          <w:sz w:val="19"/>
+          <w:lang w:eastAsia="zh-CN"/>
+        </w:rPr>
+        <w:t>实现云简与物联网进程级隔离，支持独立版本生命周期管理</w:t>
       </w:r>
     </w:p>
     <w:p>
-      <w:r>
-        <w:t>参与云简侧物联网数据剥离与迁移</w:t>
-      </w:r>
+      <w:pPr>
+        <w:pStyle w:val="ListBullet"/>
+        <w:spacing w:before="75" w:after="75"/>
+      </w:pPr>
+      <w:r>
+        <w:rPr>
+          <w:rFonts w:ascii="Microsoft YaHei" w:eastAsia="Microsoft YaHei" w:hAnsi="Microsoft YaHei" w:cs="Microsoft YaHei" w:hint="eastAsia"/>
+          <w:color w:val="2E7D32"/>
+          <w:sz w:val="19"/>
+          <w:lang w:eastAsia="zh-CN"/>
+        </w:rPr>
+        <w:t>并行开发、独立发布，版本交付周期显著缩短</w:t>
+      </w:r>
+      <w:r/>
     </w:p>
     <w:p>
-      <w:r>
-        <w:rPr>
-          <w:b/>
-        </w:rPr>
-        <w:t>项目成果</w:t>
-      </w:r>
+      <w:pPr>
+        <w:pStyle w:val="Heading2"/>
+      </w:pPr>
+      <w:r>
+        <w:rPr>
+          <w:rFonts w:ascii="Microsoft YaHei" w:eastAsia="Microsoft YaHei" w:hAnsi="Microsoft YaHei" w:cs="Microsoft YaHei" w:hint="eastAsia"/>
+          <w:color w:val="FFFFFF"/>
+          <w:sz w:val="24"/>
+          <w:lang w:eastAsia="zh-CN"/>
+        </w:rPr>
+        <w:t>技 术 栈</w:t>
+      </w:r>
+      <w:r/>
     </w:p>
     <w:p>
-      <w:r>
-        <w:t>实现云简与物联网进程级隔离，支持独立版本生命周期管理</w:t>
+      <w:pPr>
+        <w:pStyle w:val="Heading4"/>
+        <w:spacing w:after="90"/>
+        <w:pBdr>
+          <w:top w:val="none" w:sz="6" w:space="0" w:color="auto"/>
+          <w:bottom w:val="none" w:sz="6" w:space="0" w:color="auto"/>
+          <w:left w:val="none" w:sz="6" w:space="0" w:color="auto"/>
+          <w:right w:val="none" w:sz="6" w:space="0" w:color="auto"/>
+        </w:pBdr>
+      </w:pPr>
+      <w:r>
+        <w:rPr>
+          <w:rFonts w:ascii="Microsoft YaHei" w:eastAsia="Microsoft YaHei" w:hAnsi="Microsoft YaHei" w:cs="Microsoft YaHei" w:hint="eastAsia"/>
+          <w:color w:val="1A1A1A"/>
+          <w:sz w:val="21"/>
+          <w:lang w:eastAsia="zh-CN"/>
+        </w:rPr>
+        <w:t>Java（转岗定位，系统学习）</w:t>
       </w:r>
     </w:p>
     <w:p>
-      <w:r>
-        <w:t>并行开发、独立发布，版本交付周期显著缩短</w:t>
+      <w:pPr/>
+      <w:r>
+        <w:rPr>
+          <w:color w:val="666666"/>
+          <w:sz w:val="19"/>
+        </w:rPr>
+        <w:t xml:space="preserve">Java </w:t>
+      </w:r>
+      <w:r>
+        <w:rPr>
+          <w:rFonts w:ascii="Microsoft YaHei" w:eastAsia="Microsoft YaHei" w:hAnsi="Microsoft YaHei" w:cs="Microsoft YaHei" w:hint="eastAsia"/>
+          <w:color w:val="666666"/>
+          <w:sz w:val="19"/>
+          <w:lang w:eastAsia="zh-CN"/>
+        </w:rPr>
+        <w:t>基础扎实：集合框架（</w:t>
+      </w:r>
+      <w:r>
+        <w:rPr>
+          <w:color w:val="666666"/>
+          <w:sz w:val="19"/>
+        </w:rPr>
+        <w:t xml:space="preserve">HashMap </w:t>
+      </w:r>
+      <w:r>
+        <w:rPr>
+          <w:rFonts w:ascii="Microsoft YaHei" w:eastAsia="Microsoft YaHei" w:hAnsi="Microsoft YaHei" w:cs="Microsoft YaHei" w:hint="eastAsia"/>
+          <w:color w:val="666666"/>
+          <w:sz w:val="19"/>
+          <w:lang w:eastAsia="zh-CN"/>
+        </w:rPr>
+        <w:t>底层</w:t>
+      </w:r>
+      <w:r>
+        <w:rPr>
+          <w:color w:val="666666"/>
+          <w:sz w:val="19"/>
+        </w:rPr>
+        <w:t>/</w:t>
+      </w:r>
+      <w:r>
+        <w:rPr>
+          <w:rFonts w:ascii="Microsoft YaHei" w:eastAsia="Microsoft YaHei" w:hAnsi="Microsoft YaHei" w:cs="Microsoft YaHei" w:hint="eastAsia"/>
+          <w:color w:val="666666"/>
+          <w:sz w:val="19"/>
+          <w:lang w:eastAsia="zh-CN"/>
+        </w:rPr>
+        <w:t>扩容</w:t>
+      </w:r>
+      <w:r>
+        <w:rPr>
+          <w:color w:val="666666"/>
+          <w:sz w:val="19"/>
+        </w:rPr>
+        <w:t>/</w:t>
+      </w:r>
+      <w:r>
+        <w:rPr>
+          <w:rFonts w:ascii="Microsoft YaHei" w:eastAsia="Microsoft YaHei" w:hAnsi="Microsoft YaHei" w:cs="Microsoft YaHei" w:hint="eastAsia"/>
+          <w:color w:val="666666"/>
+          <w:sz w:val="19"/>
+          <w:lang w:eastAsia="zh-CN"/>
+        </w:rPr>
+        <w:t>线程安全）、并发（</w:t>
+      </w:r>
+      <w:r>
+        <w:rPr>
+          <w:color w:val="666666"/>
+          <w:sz w:val="19"/>
+        </w:rPr>
+        <w:t>synchronized/CAS/</w:t>
+      </w:r>
+      <w:r>
+        <w:rPr>
+          <w:rFonts w:ascii="Microsoft YaHei" w:eastAsia="Microsoft YaHei" w:hAnsi="Microsoft YaHei" w:cs="Microsoft YaHei" w:hint="eastAsia"/>
+          <w:color w:val="666666"/>
+          <w:sz w:val="19"/>
+          <w:lang w:eastAsia="zh-CN"/>
+        </w:rPr>
+        <w:t>线程池</w:t>
+      </w:r>
+      <w:r>
+        <w:rPr>
+          <w:color w:val="666666"/>
+          <w:sz w:val="19"/>
+        </w:rPr>
+        <w:t>/</w:t>
+      </w:r>
+      <w:r>
+        <w:rPr>
+          <w:rFonts w:ascii="Microsoft YaHei" w:eastAsia="Microsoft YaHei" w:hAnsi="Microsoft YaHei" w:cs="Microsoft YaHei" w:hint="eastAsia"/>
+          <w:color w:val="666666"/>
+          <w:sz w:val="19"/>
+          <w:lang w:eastAsia="zh-CN"/>
+        </w:rPr>
+        <w:t>锁）、</w:t>
+      </w:r>
+      <w:r>
+        <w:rPr>
+          <w:rFonts w:ascii="Microsoft YaHei" w:eastAsia="Microsoft YaHei" w:hAnsi="Microsoft YaHei" w:cs="Microsoft YaHei" w:hint="eastAsia"/>
+          <w:b/>
+          <w:color w:val="666666"/>
+          <w:sz w:val="19"/>
+          <w:lang w:eastAsia="zh-CN"/>
+        </w:rPr>
+        <w:t>JVM（内存模型/GC/G1/类加载）</w:t>
+      </w:r>
+      <w:r>
+        <w:rPr>
+          <w:rFonts w:ascii="Microsoft YaHei" w:eastAsia="Microsoft YaHei" w:hAnsi="Microsoft YaHei" w:cs="Microsoft YaHei" w:hint="eastAsia"/>
+          <w:color w:val="666666"/>
+          <w:sz w:val="19"/>
+          <w:lang w:eastAsia="zh-CN"/>
+        </w:rPr>
+        <w:t>；了解</w:t>
+      </w:r>
+      <w:r>
+        <w:rPr>
+          <w:color w:val="666666"/>
+          <w:sz w:val="19"/>
+        </w:rPr>
+        <w:t xml:space="preserve"> Spring/SpringBoot/MyBatis </w:t>
+      </w:r>
+      <w:r>
+        <w:rPr>
+          <w:rFonts w:ascii="Microsoft YaHei" w:eastAsia="Microsoft YaHei" w:hAnsi="Microsoft YaHei" w:cs="Microsoft YaHei" w:hint="eastAsia"/>
+          <w:color w:val="666666"/>
+          <w:sz w:val="19"/>
+          <w:lang w:eastAsia="zh-CN"/>
+        </w:rPr>
+        <w:t>体系、</w:t>
+      </w:r>
+      <w:r>
+        <w:rPr>
+          <w:color w:val="666666"/>
+          <w:sz w:val="19"/>
+        </w:rPr>
+        <w:t xml:space="preserve">MyBatis #{} </w:t>
+      </w:r>
+      <w:r>
+        <w:rPr>
+          <w:rFonts w:ascii="Microsoft YaHei" w:eastAsia="Microsoft YaHei" w:hAnsi="Microsoft YaHei" w:cs="Microsoft YaHei" w:hint="eastAsia"/>
+          <w:color w:val="666666"/>
+          <w:sz w:val="19"/>
+          <w:lang w:eastAsia="zh-CN"/>
+        </w:rPr>
+        <w:t>防注入原理</w:t>
       </w:r>
     </w:p>
     <w:p>
-      <w:r>
-        <w:rPr>
-          <w:b/>
-          <w:sz w:val="24"/>
-        </w:rPr>
-        <w:t>技 术 栈</w:t>
+      <w:pPr>
+        <w:pStyle w:val="Heading4"/>
+        <w:spacing w:after="90"/>
+        <w:pBdr>
+          <w:top w:val="none" w:sz="6" w:space="0" w:color="auto"/>
+          <w:bottom w:val="none" w:sz="6" w:space="0" w:color="auto"/>
+          <w:left w:val="none" w:sz="6" w:space="0" w:color="auto"/>
+          <w:right w:val="none" w:sz="6" w:space="0" w:color="auto"/>
+        </w:pBdr>
+      </w:pPr>
+      <w:r>
+        <w:rPr>
+          <w:rFonts w:ascii="Microsoft YaHei" w:eastAsia="Microsoft YaHei" w:hAnsi="Microsoft YaHei" w:cs="Microsoft YaHei" w:hint="eastAsia"/>
+          <w:color w:val="1A1A1A"/>
+          <w:sz w:val="21"/>
+          <w:lang w:eastAsia="zh-CN"/>
+        </w:rPr>
+        <w:t>架构与分布式（核心卖点）</w:t>
       </w:r>
     </w:p>
     <w:p>
-      <w:r>
-        <w:t>Java（转岗定位，系统学习）</w:t>
+      <w:pPr/>
+      <w:r>
+        <w:rPr>
+          <w:rFonts w:ascii="Microsoft YaHei" w:eastAsia="Microsoft YaHei" w:hAnsi="Microsoft YaHei" w:cs="Microsoft YaHei" w:hint="eastAsia"/>
+          <w:color w:val="666666"/>
+          <w:sz w:val="19"/>
+          <w:lang w:eastAsia="zh-CN"/>
+        </w:rPr>
+        <w:t>微服务架构设计与重构</w:t>
+      </w:r>
+      <w:r>
+        <w:rPr>
+          <w:color w:val="666666"/>
+          <w:sz w:val="19"/>
+        </w:rPr>
+        <w:t xml:space="preserve"> · </w:t>
+      </w:r>
+      <w:r>
+        <w:rPr>
+          <w:rFonts w:ascii="Microsoft YaHei" w:eastAsia="Microsoft YaHei" w:hAnsi="Microsoft YaHei" w:cs="Microsoft YaHei" w:hint="eastAsia"/>
+          <w:color w:val="666666"/>
+          <w:sz w:val="19"/>
+          <w:lang w:eastAsia="zh-CN"/>
+        </w:rPr>
+        <w:t>服务拆分</w:t>
+      </w:r>
+      <w:r>
+        <w:rPr>
+          <w:color w:val="666666"/>
+          <w:sz w:val="19"/>
+        </w:rPr>
+        <w:t xml:space="preserve"> · </w:t>
+      </w:r>
+      <w:r>
+        <w:rPr>
+          <w:rFonts w:ascii="Microsoft YaHei" w:eastAsia="Microsoft YaHei" w:hAnsi="Microsoft YaHei" w:cs="Microsoft YaHei" w:hint="eastAsia"/>
+          <w:color w:val="666666"/>
+          <w:sz w:val="19"/>
+          <w:lang w:eastAsia="zh-CN"/>
+        </w:rPr>
+        <w:t>分布式锁（</w:t>
+      </w:r>
+      <w:r>
+        <w:rPr>
+          <w:color w:val="666666"/>
+          <w:sz w:val="19"/>
+        </w:rPr>
+        <w:t>Redis</w:t>
+      </w:r>
+      <w:r>
+        <w:rPr>
+          <w:rFonts w:ascii="Microsoft YaHei" w:eastAsia="Microsoft YaHei" w:hAnsi="Microsoft YaHei" w:cs="Microsoft YaHei" w:hint="eastAsia"/>
+          <w:color w:val="666666"/>
+          <w:sz w:val="19"/>
+          <w:lang w:eastAsia="zh-CN"/>
+        </w:rPr>
+        <w:t>）</w:t>
+      </w:r>
+      <w:r>
+        <w:rPr>
+          <w:color w:val="666666"/>
+          <w:sz w:val="19"/>
+        </w:rPr>
+        <w:t xml:space="preserve">· </w:t>
+      </w:r>
+      <w:r>
+        <w:rPr>
+          <w:rFonts w:ascii="Microsoft YaHei" w:eastAsia="Microsoft YaHei" w:hAnsi="Microsoft YaHei" w:cs="Microsoft YaHei" w:hint="eastAsia"/>
+          <w:color w:val="666666"/>
+          <w:sz w:val="19"/>
+          <w:lang w:eastAsia="zh-CN"/>
+        </w:rPr>
+        <w:t>消息可靠性与幂等</w:t>
+      </w:r>
+      <w:r>
+        <w:rPr>
+          <w:color w:val="666666"/>
+          <w:sz w:val="19"/>
+        </w:rPr>
+        <w:t xml:space="preserve"> · </w:t>
+      </w:r>
+      <w:r>
+        <w:rPr>
+          <w:rFonts w:ascii="Microsoft YaHei" w:eastAsia="Microsoft YaHei" w:hAnsi="Microsoft YaHei" w:cs="Microsoft YaHei" w:hint="eastAsia"/>
+          <w:color w:val="666666"/>
+          <w:sz w:val="19"/>
+          <w:lang w:eastAsia="zh-CN"/>
+        </w:rPr>
+        <w:t>配置中心</w:t>
+      </w:r>
+      <w:r>
+        <w:rPr>
+          <w:color w:val="666666"/>
+          <w:sz w:val="19"/>
+        </w:rPr>
+        <w:t xml:space="preserve"> · </w:t>
+      </w:r>
+      <w:r>
+        <w:rPr>
+          <w:rFonts w:ascii="Microsoft YaHei" w:eastAsia="Microsoft YaHei" w:hAnsi="Microsoft YaHei" w:cs="Microsoft YaHei" w:hint="eastAsia"/>
+          <w:color w:val="666666"/>
+          <w:sz w:val="19"/>
+          <w:lang w:eastAsia="zh-CN"/>
+        </w:rPr>
+        <w:t>熔断限流降级</w:t>
       </w:r>
     </w:p>
     <w:p>
-      <w:r>
-        <w:t>Java 基础扎实：集合框架（HashMap 底层/扩容/线程安全）、并发（synchronized/CAS/线程池/锁）、JVM（内存模型/GC/G1/类加载）；了解 Spring/SpringBoot/MyBatis 体系、MyBatis #{} 防注入原理</w:t>
+      <w:pPr>
+        <w:pStyle w:val="Heading4"/>
+        <w:spacing w:after="90"/>
+        <w:pBdr>
+          <w:top w:val="none" w:sz="6" w:space="0" w:color="auto"/>
+          <w:bottom w:val="none" w:sz="6" w:space="0" w:color="auto"/>
+          <w:left w:val="none" w:sz="6" w:space="0" w:color="auto"/>
+          <w:right w:val="none" w:sz="6" w:space="0" w:color="auto"/>
+        </w:pBdr>
+      </w:pPr>
+      <w:r>
+        <w:rPr>
+          <w:rFonts w:ascii="Microsoft YaHei" w:eastAsia="Microsoft YaHei" w:hAnsi="Microsoft YaHei" w:cs="Microsoft YaHei" w:hint="eastAsia"/>
+          <w:color w:val="1A1A1A"/>
+          <w:sz w:val="21"/>
+          <w:lang w:eastAsia="zh-CN"/>
+        </w:rPr>
+        <w:t>消息队列</w:t>
       </w:r>
     </w:p>
     <w:p>
-      <w:r>
-        <w:t>架构与分布式（核心卖点）</w:t>
+      <w:pPr/>
+      <w:r>
+        <w:rPr>
+          <w:color w:val="666666"/>
+          <w:sz w:val="19"/>
+        </w:rPr>
+        <w:t>Kafka</w:t>
+      </w:r>
+      <w:r>
+        <w:rPr>
+          <w:rFonts w:ascii="Microsoft YaHei" w:eastAsia="Microsoft YaHei" w:hAnsi="Microsoft YaHei" w:cs="Microsoft YaHei" w:hint="eastAsia"/>
+          <w:color w:val="666666"/>
+          <w:sz w:val="19"/>
+          <w:lang w:eastAsia="zh-CN"/>
+        </w:rPr>
+        <w:t>（消费者组</w:t>
+      </w:r>
+      <w:r>
+        <w:rPr>
+          <w:color w:val="666666"/>
+          <w:sz w:val="19"/>
+        </w:rPr>
+        <w:t>/</w:t>
+      </w:r>
+      <w:r>
+        <w:rPr>
+          <w:rFonts w:ascii="Microsoft YaHei" w:eastAsia="Microsoft YaHei" w:hAnsi="Microsoft YaHei" w:cs="Microsoft YaHei" w:hint="eastAsia"/>
+          <w:color w:val="666666"/>
+          <w:sz w:val="19"/>
+          <w:lang w:eastAsia="zh-CN"/>
+        </w:rPr>
+        <w:t>分区</w:t>
+      </w:r>
+      <w:r>
+        <w:rPr>
+          <w:color w:val="666666"/>
+          <w:sz w:val="19"/>
+        </w:rPr>
+        <w:t>/offset/</w:t>
+      </w:r>
+      <w:r>
+        <w:rPr>
+          <w:rFonts w:ascii="Microsoft YaHei" w:eastAsia="Microsoft YaHei" w:hAnsi="Microsoft YaHei" w:cs="Microsoft YaHei" w:hint="eastAsia"/>
+          <w:color w:val="666666"/>
+          <w:sz w:val="19"/>
+          <w:lang w:eastAsia="zh-CN"/>
+        </w:rPr>
+        <w:t>顺序性</w:t>
+      </w:r>
+      <w:r>
+        <w:rPr>
+          <w:color w:val="666666"/>
+          <w:sz w:val="19"/>
+        </w:rPr>
+        <w:t>/</w:t>
+      </w:r>
+      <w:r>
+        <w:rPr>
+          <w:rFonts w:ascii="Microsoft YaHei" w:eastAsia="Microsoft YaHei" w:hAnsi="Microsoft YaHei" w:cs="Microsoft YaHei" w:hint="eastAsia"/>
+          <w:color w:val="666666"/>
+          <w:sz w:val="19"/>
+          <w:lang w:eastAsia="zh-CN"/>
+        </w:rPr>
+        <w:t>不丢不重）</w:t>
+      </w:r>
+      <w:r>
+        <w:rPr>
+          <w:color w:val="666666"/>
+          <w:sz w:val="19"/>
+        </w:rPr>
+        <w:t xml:space="preserve">· RabbitMQ · </w:t>
+      </w:r>
+      <w:r>
+        <w:rPr>
+          <w:rFonts w:ascii="Microsoft YaHei" w:eastAsia="Microsoft YaHei" w:hAnsi="Microsoft YaHei" w:cs="Microsoft YaHei" w:hint="eastAsia"/>
+          <w:color w:val="666666"/>
+          <w:sz w:val="19"/>
+          <w:lang w:eastAsia="zh-CN"/>
+        </w:rPr>
+        <w:t>消息幂等设计</w:t>
       </w:r>
     </w:p>
     <w:p>
-      <w:r>
-        <w:t>微服务架构设计与重构 · 服务拆分 · 分布式锁（Redis）· 消息可靠性与幂等 · 配置中心 · 熔断限流降级</w:t>
+      <w:pPr>
+        <w:pStyle w:val="Heading4"/>
+        <w:spacing w:after="90"/>
+        <w:pBdr>
+          <w:top w:val="none" w:sz="6" w:space="0" w:color="auto"/>
+          <w:bottom w:val="none" w:sz="6" w:space="0" w:color="auto"/>
+          <w:left w:val="none" w:sz="6" w:space="0" w:color="auto"/>
+          <w:right w:val="none" w:sz="6" w:space="0" w:color="auto"/>
+        </w:pBdr>
+      </w:pPr>
+      <w:r>
+        <w:rPr>
+          <w:rFonts w:ascii="Microsoft YaHei" w:eastAsia="Microsoft YaHei" w:hAnsi="Microsoft YaHei" w:cs="Microsoft YaHei" w:hint="eastAsia"/>
+          <w:color w:val="1A1A1A"/>
+          <w:sz w:val="21"/>
+          <w:lang w:eastAsia="zh-CN"/>
+        </w:rPr>
+        <w:t>数据库</w:t>
       </w:r>
     </w:p>
     <w:p>
-      <w:r>
-        <w:t>消息队列</w:t>
+      <w:pPr/>
+      <w:r>
+        <w:rPr>
+          <w:color w:val="666666"/>
+          <w:sz w:val="19"/>
+        </w:rPr>
+        <w:t>MongoDB</w:t>
+      </w:r>
+      <w:r>
+        <w:rPr>
+          <w:rFonts w:ascii="Microsoft YaHei" w:eastAsia="Microsoft YaHei" w:hAnsi="Microsoft YaHei" w:cs="Microsoft YaHei" w:hint="eastAsia"/>
+          <w:color w:val="666666"/>
+          <w:sz w:val="19"/>
+          <w:lang w:eastAsia="zh-CN"/>
+        </w:rPr>
+        <w:t>（分库分表</w:t>
+      </w:r>
+      <w:r>
+        <w:rPr>
+          <w:color w:val="666666"/>
+          <w:sz w:val="19"/>
+        </w:rPr>
+        <w:t>/</w:t>
+      </w:r>
+      <w:r>
+        <w:rPr>
+          <w:rFonts w:ascii="Microsoft YaHei" w:eastAsia="Microsoft YaHei" w:hAnsi="Microsoft YaHei" w:cs="Microsoft YaHei" w:hint="eastAsia"/>
+          <w:color w:val="666666"/>
+          <w:sz w:val="19"/>
+          <w:lang w:eastAsia="zh-CN"/>
+        </w:rPr>
+        <w:t>聚合管道）</w:t>
+      </w:r>
+      <w:r>
+        <w:rPr>
+          <w:color w:val="666666"/>
+          <w:sz w:val="19"/>
+        </w:rPr>
+        <w:t>· Redis</w:t>
+      </w:r>
+      <w:r>
+        <w:rPr>
+          <w:rFonts w:ascii="Microsoft YaHei" w:eastAsia="Microsoft YaHei" w:hAnsi="Microsoft YaHei" w:cs="Microsoft YaHei" w:hint="eastAsia"/>
+          <w:color w:val="666666"/>
+          <w:sz w:val="19"/>
+          <w:lang w:eastAsia="zh-CN"/>
+        </w:rPr>
+        <w:t>（分布式锁</w:t>
+      </w:r>
+      <w:r>
+        <w:rPr>
+          <w:color w:val="666666"/>
+          <w:sz w:val="19"/>
+        </w:rPr>
+        <w:t>/</w:t>
+      </w:r>
+      <w:r>
+        <w:rPr>
+          <w:rFonts w:ascii="Microsoft YaHei" w:eastAsia="Microsoft YaHei" w:hAnsi="Microsoft YaHei" w:cs="Microsoft YaHei" w:hint="eastAsia"/>
+          <w:color w:val="666666"/>
+          <w:sz w:val="19"/>
+          <w:lang w:eastAsia="zh-CN"/>
+        </w:rPr>
+        <w:t>缓存一致性）</w:t>
+      </w:r>
+      <w:r>
+        <w:rPr>
+          <w:color w:val="666666"/>
+          <w:sz w:val="19"/>
+        </w:rPr>
+        <w:t>· MySQL</w:t>
+      </w:r>
+      <w:r>
+        <w:rPr>
+          <w:rFonts w:ascii="Microsoft YaHei" w:eastAsia="Microsoft YaHei" w:hAnsi="Microsoft YaHei" w:cs="Microsoft YaHei" w:hint="eastAsia"/>
+          <w:color w:val="666666"/>
+          <w:sz w:val="19"/>
+          <w:lang w:eastAsia="zh-CN"/>
+        </w:rPr>
+        <w:t>（索引</w:t>
+      </w:r>
+      <w:r>
+        <w:rPr>
+          <w:color w:val="666666"/>
+          <w:sz w:val="19"/>
+        </w:rPr>
+        <w:t>/</w:t>
+      </w:r>
+      <w:r>
+        <w:rPr>
+          <w:rFonts w:ascii="Microsoft YaHei" w:eastAsia="Microsoft YaHei" w:hAnsi="Microsoft YaHei" w:cs="Microsoft YaHei" w:hint="eastAsia"/>
+          <w:color w:val="666666"/>
+          <w:sz w:val="19"/>
+          <w:lang w:eastAsia="zh-CN"/>
+        </w:rPr>
+        <w:t>事务</w:t>
+      </w:r>
+      <w:r>
+        <w:rPr>
+          <w:color w:val="666666"/>
+          <w:sz w:val="19"/>
+        </w:rPr>
+        <w:t>/MVCC</w:t>
+      </w:r>
+      <w:r>
+        <w:rPr>
+          <w:rFonts w:ascii="Microsoft YaHei" w:eastAsia="Microsoft YaHei" w:hAnsi="Microsoft YaHei" w:cs="Microsoft YaHei" w:hint="eastAsia"/>
+          <w:color w:val="666666"/>
+          <w:sz w:val="19"/>
+          <w:lang w:eastAsia="zh-CN"/>
+        </w:rPr>
+        <w:t>）</w:t>
+      </w:r>
+      <w:r>
+        <w:rPr>
+          <w:color w:val="666666"/>
+          <w:sz w:val="19"/>
+        </w:rPr>
+        <w:t>· PostgreSQL</w:t>
+      </w:r>
+      <w:r>
+        <w:rPr>
+          <w:rFonts w:ascii="Microsoft YaHei" w:eastAsia="Microsoft YaHei" w:hAnsi="Microsoft YaHei" w:cs="Microsoft YaHei" w:hint="eastAsia"/>
+          <w:color w:val="666666"/>
+          <w:sz w:val="19"/>
+          <w:lang w:eastAsia="zh-CN"/>
+        </w:rPr>
+        <w:t>（日常使用）</w:t>
       </w:r>
     </w:p>
     <w:p>
-      <w:r>
-        <w:t>Kafka（消费者组/分区/offset/顺序性/不丢不重）· RabbitMQ · 消息幂等设计</w:t>
+      <w:pPr>
+        <w:pStyle w:val="Heading4"/>
+        <w:spacing w:after="90"/>
+        <w:pBdr>
+          <w:top w:val="none" w:sz="6" w:space="0" w:color="auto"/>
+          <w:bottom w:val="none" w:sz="6" w:space="0" w:color="auto"/>
+          <w:left w:val="none" w:sz="6" w:space="0" w:color="auto"/>
+          <w:right w:val="none" w:sz="6" w:space="0" w:color="auto"/>
+        </w:pBdr>
+      </w:pPr>
+      <w:r>
+        <w:rPr>
+          <w:rFonts w:ascii="Microsoft YaHei" w:eastAsia="Microsoft YaHei" w:hAnsi="Microsoft YaHei" w:cs="Microsoft YaHei" w:hint="eastAsia"/>
+          <w:color w:val="1A1A1A"/>
+          <w:sz w:val="21"/>
+          <w:lang w:eastAsia="zh-CN"/>
+        </w:rPr>
+        <w:t>容器与 DevOps（突出）</w:t>
       </w:r>
     </w:p>
     <w:p>
-      <w:r>
-        <w:t>数据库</w:t>
+      <w:pPr/>
+      <w:r>
+        <w:rPr>
+          <w:b/>
+          <w:color w:val="666666"/>
+          <w:sz w:val="19"/>
+        </w:rPr>
+        <w:t>Kubernetes(K8s)</w:t>
+      </w:r>
+      <w:r>
+        <w:rPr>
+          <w:color w:val="666666"/>
+          <w:sz w:val="19"/>
+        </w:rPr>
+        <w:t xml:space="preserve"> · Docker · CI/CD · </w:t>
+      </w:r>
+      <w:r>
+        <w:rPr>
+          <w:rFonts w:ascii="Microsoft YaHei" w:eastAsia="Microsoft YaHei" w:hAnsi="Microsoft YaHei" w:cs="Microsoft YaHei" w:hint="eastAsia"/>
+          <w:color w:val="666666"/>
+          <w:sz w:val="19"/>
+          <w:lang w:eastAsia="zh-CN"/>
+        </w:rPr>
+        <w:t>配置中心</w:t>
+      </w:r>
+      <w:r>
+        <w:rPr>
+          <w:color w:val="666666"/>
+          <w:sz w:val="19"/>
+        </w:rPr>
+        <w:t xml:space="preserve"> · SonarQube · </w:t>
+      </w:r>
+      <w:r>
+        <w:rPr>
+          <w:rFonts w:ascii="Microsoft YaHei" w:eastAsia="Microsoft YaHei" w:hAnsi="Microsoft YaHei" w:cs="Microsoft YaHei" w:hint="eastAsia"/>
+          <w:color w:val="666666"/>
+          <w:sz w:val="19"/>
+          <w:lang w:eastAsia="zh-CN"/>
+        </w:rPr>
+        <w:t>滚动更新</w:t>
+      </w:r>
+      <w:r>
+        <w:rPr>
+          <w:color w:val="666666"/>
+          <w:sz w:val="19"/>
+        </w:rPr>
+        <w:t>/</w:t>
+      </w:r>
+      <w:r>
+        <w:rPr>
+          <w:rFonts w:ascii="Microsoft YaHei" w:eastAsia="Microsoft YaHei" w:hAnsi="Microsoft YaHei" w:cs="Microsoft YaHei" w:hint="eastAsia"/>
+          <w:color w:val="666666"/>
+          <w:sz w:val="19"/>
+          <w:lang w:eastAsia="zh-CN"/>
+        </w:rPr>
+        <w:t>探针</w:t>
+      </w:r>
+      <w:r>
+        <w:rPr>
+          <w:color w:val="666666"/>
+          <w:sz w:val="19"/>
+        </w:rPr>
+        <w:t>/HPA</w:t>
       </w:r>
     </w:p>
     <w:p>
-      <w:r>
-        <w:t>MongoDB（分库分表/聚合管道）· Redis（分布式锁/缓存一致性）· MySQL（索引/事务/MVCC）· PostgreSQL（日常使用）</w:t>
+      <w:pPr>
+        <w:pStyle w:val="Heading4"/>
+        <w:spacing w:after="90"/>
+        <w:pBdr>
+          <w:top w:val="none" w:sz="6" w:space="0" w:color="auto"/>
+          <w:bottom w:val="none" w:sz="6" w:space="0" w:color="auto"/>
+          <w:left w:val="none" w:sz="6" w:space="0" w:color="auto"/>
+          <w:right w:val="none" w:sz="6" w:space="0" w:color="auto"/>
+        </w:pBdr>
+      </w:pPr>
+      <w:r>
+        <w:rPr>
+          <w:rFonts w:ascii="Microsoft YaHei" w:eastAsia="Microsoft YaHei" w:hAnsi="Microsoft YaHei" w:cs="Microsoft YaHei" w:hint="eastAsia"/>
+          <w:color w:val="1A1A1A"/>
+          <w:sz w:val="21"/>
+          <w:lang w:eastAsia="zh-CN"/>
+        </w:rPr>
+        <w:t>通信与网络</w:t>
       </w:r>
     </w:p>
     <w:p>
-      <w:r>
-        <w:t>容器与 DevOps（突出）</w:t>
-      </w:r>
+      <w:pPr/>
+      <w:r>
+        <w:rPr>
+          <w:color w:val="666666"/>
+          <w:sz w:val="19"/>
+        </w:rPr>
+        <w:t xml:space="preserve">TCP/IP </w:t>
+      </w:r>
+      <w:r>
+        <w:rPr>
+          <w:rFonts w:ascii="Microsoft YaHei" w:eastAsia="Microsoft YaHei" w:hAnsi="Microsoft YaHei" w:cs="Microsoft YaHei" w:hint="eastAsia"/>
+          <w:color w:val="666666"/>
+          <w:sz w:val="19"/>
+          <w:lang w:eastAsia="zh-CN"/>
+        </w:rPr>
+        <w:t>协议栈</w:t>
+      </w:r>
+      <w:r>
+        <w:rPr>
+          <w:color w:val="666666"/>
+          <w:sz w:val="19"/>
+        </w:rPr>
+        <w:t xml:space="preserve"> · WebSocket · Netconf · 802.11 </w:t>
+      </w:r>
+      <w:r>
+        <w:rPr>
+          <w:rFonts w:ascii="Microsoft YaHei" w:eastAsia="Microsoft YaHei" w:hAnsi="Microsoft YaHei" w:cs="Microsoft YaHei" w:hint="eastAsia"/>
+          <w:color w:val="666666"/>
+          <w:sz w:val="19"/>
+          <w:lang w:eastAsia="zh-CN"/>
+        </w:rPr>
+        <w:t>无线协议</w:t>
+      </w:r>
+      <w:r>
+        <w:rPr>
+          <w:color w:val="666666"/>
+          <w:sz w:val="19"/>
+        </w:rPr>
+        <w:t xml:space="preserve"> · node-ffi </w:t>
+      </w:r>
+      <w:r>
+        <w:rPr>
+          <w:rFonts w:ascii="Microsoft YaHei" w:eastAsia="Microsoft YaHei" w:hAnsi="Microsoft YaHei" w:cs="Microsoft YaHei" w:hint="eastAsia"/>
+          <w:color w:val="666666"/>
+          <w:sz w:val="19"/>
+          <w:lang w:eastAsia="zh-CN"/>
+        </w:rPr>
+        <w:t>调用</w:t>
+      </w:r>
+      <w:r>
+        <w:rPr>
+          <w:color w:val="666666"/>
+          <w:sz w:val="19"/>
+        </w:rPr>
+        <w:t xml:space="preserve"> C </w:t>
+      </w:r>
+      <w:r>
+        <w:rPr>
+          <w:rFonts w:ascii="Microsoft YaHei" w:eastAsia="Microsoft YaHei" w:hAnsi="Microsoft YaHei" w:cs="Microsoft YaHei" w:hint="eastAsia"/>
+          <w:color w:val="666666"/>
+          <w:sz w:val="19"/>
+          <w:lang w:eastAsia="zh-CN"/>
+        </w:rPr>
+        <w:t>库</w:t>
+      </w:r>
+      <w:r>
+        <w:rPr>
+          <w:color w:val="666666"/>
+          <w:sz w:val="19"/>
+        </w:rPr>
+        <w:t xml:space="preserve"> · Linux</w:t>
+      </w:r>
+      <w:r/>
     </w:p>
     <w:p>
-      <w:r>
-        <w:t>Kubernetes(K8s) · Docker · CI/CD · 配置中心 · SonarQube · 滚动更新/探针/HPA</w:t>
-      </w:r>
+      <w:pPr>
+        <w:spacing w:before="120"/>
+        <w:pBdr>
+          <w:top w:val="dashed" w:sz="6" w:space="0" w:color="6366F1"/>
+          <w:bottom w:val="dashed" w:sz="6" w:space="0" w:color="6366F1"/>
+          <w:left w:val="dashed" w:sz="6" w:space="0" w:color="6366F1"/>
+          <w:right w:val="dashed" w:sz="6" w:space="0" w:color="6366F1"/>
+        </w:pBdr>
+        <w:shd w:val="clear" w:color="auto" w:fill="EEF2FF"/>
+      </w:pPr>
+      <w:r>
+        <w:rPr>
+          <w:rFonts w:ascii="Microsoft YaHei" w:eastAsia="Microsoft YaHei" w:hAnsi="Microsoft YaHei" w:cs="Microsoft YaHei" w:hint="eastAsia"/>
+          <w:color w:val="4338CA"/>
+          <w:sz w:val="18"/>
+          <w:lang w:eastAsia="zh-CN"/>
+        </w:rPr>
+        <w:t>📌 语言迁移说明：3 年后端主力语言为 Node.js/TypeScript，架构设计、分布式中间件（Kafka/Redis/MongoDB/K8s）经验与 Java 生态完全通用；已系统学习 Java 基础/JVM/并发与 Spring 体系，可快速上手 Java 开发。面试时可如实沟通转岗意愿与学习进度。</w:t>
+      </w:r>
+      <w:r/>
     </w:p>
     <w:p>
-      <w:r>
-        <w:t>通信与网络</w:t>
-      </w:r>
+      <w:pPr>
+        <w:pStyle w:val="Heading2"/>
+      </w:pPr>
+      <w:r>
+        <w:rPr>
+          <w:rFonts w:ascii="Microsoft YaHei" w:eastAsia="Microsoft YaHei" w:hAnsi="Microsoft YaHei" w:cs="Microsoft YaHei" w:hint="eastAsia"/>
+          <w:color w:val="FFFFFF"/>
+          <w:sz w:val="24"/>
+          <w:lang w:eastAsia="zh-CN"/>
+        </w:rPr>
+        <w:t>竞 赛 与 获 奖</w:t>
+      </w:r>
+      <w:r/>
+    </w:p>
+    <w:tbl>
+      <w:tblPr>
+        <w:tblW w:type="pct" w:w="5000"/>
+        <w:tblLook w:firstColumn="1" w:firstRow="1" w:lastColumn="0" w:lastRow="0" w:noHBand="0" w:noVBand="1" w:val="04A0"/>
+        <w:tblLayout w:type="autofit"/>
+      </w:tblPr>
+      <w:tblGrid>
+        <w:gridCol w:w="2880"/>
+        <w:gridCol w:w="2880"/>
+        <w:gridCol w:w="2880"/>
+      </w:tblGrid>
+      <w:tr>
+        <w:tc>
+          <w:tcPr>
+            <w:tcW w:type="dxa" w:w="2880"/>
+            <w:tcBorders>
+              <w:top w:val="single" w:sz="6" w:space="0" w:color="DDDDDD"/>
+              <w:bottom w:val="single" w:sz="6" w:space="0" w:color="DDDDDD"/>
+              <w:left w:val="single" w:sz="6" w:space="0" w:color="DDDDDD"/>
+              <w:right w:val="single" w:sz="6" w:space="0" w:color="DDDDDD"/>
+            </w:tcBorders>
+            <w:shd w:val="clear" w:color="auto" w:fill="F5F5F5"/>
+            <w:vAlign w:val="center"/>
+            <w:tcMar>
+              <w:top w:w="150" w:type="dxa"/>
+              <w:bottom w:w="150" w:type="dxa"/>
+              <w:left w:w="180" w:type="dxa"/>
+              <w:right w:w="180" w:type="dxa"/>
+            </w:tcMar>
+          </w:tcPr>
+          <w:p>
+            <w:pPr>
+              <w:jc w:val="left"/>
+              <w:spacing w:line="240" w:lineRule="auto" w:before="60" w:after="60"/>
+            </w:pPr>
+            <w:r>
+              <w:rPr>
+                <w:b/>
+              </w:rPr>
+              <w:t>时间</w:t>
+            </w:r>
+          </w:p>
+        </w:tc>
+        <w:tc>
+          <w:tcPr>
+            <w:tcW w:type="dxa" w:w="2880"/>
+            <w:tcBorders>
+              <w:top w:val="single" w:sz="6" w:space="0" w:color="DDDDDD"/>
+              <w:bottom w:val="single" w:sz="6" w:space="0" w:color="DDDDDD"/>
+              <w:left w:val="single" w:sz="6" w:space="0" w:color="DDDDDD"/>
+              <w:right w:val="single" w:sz="6" w:space="0" w:color="DDDDDD"/>
+            </w:tcBorders>
+            <w:shd w:val="clear" w:color="auto" w:fill="F5F5F5"/>
+            <w:vAlign w:val="center"/>
+            <w:tcMar>
+              <w:top w:w="150" w:type="dxa"/>
+              <w:bottom w:w="150" w:type="dxa"/>
+              <w:left w:w="180" w:type="dxa"/>
+              <w:right w:w="180" w:type="dxa"/>
+            </w:tcMar>
+          </w:tcPr>
+          <w:p>
+            <w:pPr>
+              <w:jc w:val="left"/>
+              <w:spacing w:line="240" w:lineRule="auto" w:before="60" w:after="60"/>
+            </w:pPr>
+            <w:r>
+              <w:rPr>
+                <w:b/>
+              </w:rPr>
+              <w:t>级别</w:t>
+            </w:r>
+          </w:p>
+        </w:tc>
+        <w:tc>
+          <w:tcPr>
+            <w:tcW w:type="dxa" w:w="2880"/>
+            <w:tcBorders>
+              <w:top w:val="single" w:sz="6" w:space="0" w:color="DDDDDD"/>
+              <w:bottom w:val="single" w:sz="6" w:space="0" w:color="DDDDDD"/>
+              <w:left w:val="single" w:sz="6" w:space="0" w:color="DDDDDD"/>
+              <w:right w:val="single" w:sz="6" w:space="0" w:color="DDDDDD"/>
+            </w:tcBorders>
+            <w:shd w:val="clear" w:color="auto" w:fill="F5F5F5"/>
+            <w:vAlign w:val="center"/>
+            <w:tcMar>
+              <w:top w:w="150" w:type="dxa"/>
+              <w:bottom w:w="150" w:type="dxa"/>
+              <w:left w:w="180" w:type="dxa"/>
+              <w:right w:w="180" w:type="dxa"/>
+            </w:tcMar>
+          </w:tcPr>
+          <w:p>
+            <w:pPr>
+              <w:jc w:val="left"/>
+              <w:spacing w:line="240" w:lineRule="auto" w:before="60" w:after="60"/>
+            </w:pPr>
+            <w:r>
+              <w:rPr>
+                <w:b/>
+              </w:rPr>
+              <w:t>奖项</w:t>
+            </w:r>
+          </w:p>
+        </w:tc>
+      </w:tr>
+      <w:tr>
+        <w:tc>
+          <w:tcPr>
+            <w:tcW w:type="dxa" w:w="2880"/>
+            <w:tcBorders>
+              <w:top w:val="single" w:sz="6" w:space="0" w:color="DDDDDD"/>
+              <w:bottom w:val="single" w:sz="6" w:space="0" w:color="DDDDDD"/>
+              <w:left w:val="single" w:sz="6" w:space="0" w:color="DDDDDD"/>
+              <w:right w:val="single" w:sz="6" w:space="0" w:color="DDDDDD"/>
+            </w:tcBorders>
+            <w:vAlign w:val="center"/>
+            <w:tcMar>
+              <w:top w:w="150" w:type="dxa"/>
+              <w:bottom w:w="150" w:type="dxa"/>
+              <w:left w:w="180" w:type="dxa"/>
+              <w:right w:w="180" w:type="dxa"/>
+            </w:tcMar>
+          </w:tcPr>
+          <w:p>
+            <w:pPr>
+              <w:jc w:val="left"/>
+              <w:spacing w:line="240" w:lineRule="auto" w:before="60" w:after="60"/>
+            </w:pPr>
+            <w:r>
+              <w:t>2021.09</w:t>
+            </w:r>
+          </w:p>
+        </w:tc>
+        <w:tc>
+          <w:tcPr>
+            <w:tcW w:type="dxa" w:w="2880"/>
+            <w:tcBorders>
+              <w:top w:val="single" w:sz="6" w:space="0" w:color="DDDDDD"/>
+              <w:bottom w:val="single" w:sz="6" w:space="0" w:color="DDDDDD"/>
+              <w:left w:val="single" w:sz="6" w:space="0" w:color="DDDDDD"/>
+              <w:right w:val="single" w:sz="6" w:space="0" w:color="DDDDDD"/>
+            </w:tcBorders>
+            <w:vAlign w:val="center"/>
+            <w:tcMar>
+              <w:top w:w="150" w:type="dxa"/>
+              <w:bottom w:w="150" w:type="dxa"/>
+              <w:left w:w="180" w:type="dxa"/>
+              <w:right w:w="180" w:type="dxa"/>
+            </w:tcMar>
+          </w:tcPr>
+          <w:p>
+            <w:pPr>
+              <w:jc w:val="left"/>
+              <w:spacing w:line="240" w:lineRule="auto" w:before="60" w:after="60"/>
+            </w:pPr>
+            <w:r>
+              <w:t>校级</w:t>
+            </w:r>
+          </w:p>
+        </w:tc>
+        <w:tc>
+          <w:tcPr>
+            <w:tcW w:type="dxa" w:w="2880"/>
+            <w:tcBorders>
+              <w:top w:val="single" w:sz="6" w:space="0" w:color="DDDDDD"/>
+              <w:bottom w:val="single" w:sz="6" w:space="0" w:color="DDDDDD"/>
+              <w:left w:val="single" w:sz="6" w:space="0" w:color="DDDDDD"/>
+              <w:right w:val="single" w:sz="6" w:space="0" w:color="DDDDDD"/>
+            </w:tcBorders>
+            <w:vAlign w:val="center"/>
+            <w:tcMar>
+              <w:top w:w="150" w:type="dxa"/>
+              <w:bottom w:w="150" w:type="dxa"/>
+              <w:left w:w="180" w:type="dxa"/>
+              <w:right w:w="180" w:type="dxa"/>
+            </w:tcMar>
+          </w:tcPr>
+          <w:p>
+            <w:pPr>
+              <w:jc w:val="left"/>
+              <w:spacing w:line="240" w:lineRule="auto" w:before="60" w:after="60"/>
+            </w:pPr>
+            <w:r>
+              <w:t>研究生一等奖学金（</w:t>
+            </w:r>
+            <w:r>
+              <w:t xml:space="preserve"> </w:t>
+            </w:r>
+            <w:r>
+              <w:t>TOP 2%</w:t>
+            </w:r>
+            <w:r>
+              <w:t xml:space="preserve"> </w:t>
+            </w:r>
+            <w:r>
+              <w:t>）</w:t>
+            </w:r>
+          </w:p>
+        </w:tc>
+      </w:tr>
+      <w:tr>
+        <w:tc>
+          <w:tcPr>
+            <w:tcW w:type="dxa" w:w="2880"/>
+            <w:tcBorders>
+              <w:top w:val="single" w:sz="6" w:space="0" w:color="DDDDDD"/>
+              <w:bottom w:val="single" w:sz="6" w:space="0" w:color="DDDDDD"/>
+              <w:left w:val="single" w:sz="6" w:space="0" w:color="DDDDDD"/>
+              <w:right w:val="single" w:sz="6" w:space="0" w:color="DDDDDD"/>
+            </w:tcBorders>
+            <w:vAlign w:val="center"/>
+            <w:tcMar>
+              <w:top w:w="150" w:type="dxa"/>
+              <w:bottom w:w="150" w:type="dxa"/>
+              <w:left w:w="180" w:type="dxa"/>
+              <w:right w:w="180" w:type="dxa"/>
+            </w:tcMar>
+          </w:tcPr>
+          <w:p>
+            <w:pPr>
+              <w:jc w:val="left"/>
+              <w:spacing w:line="240" w:lineRule="auto" w:before="60" w:after="60"/>
+            </w:pPr>
+            <w:r>
+              <w:t>2023-2026</w:t>
+            </w:r>
+          </w:p>
+        </w:tc>
+        <w:tc>
+          <w:tcPr>
+            <w:tcW w:type="dxa" w:w="2880"/>
+            <w:tcBorders>
+              <w:top w:val="single" w:sz="6" w:space="0" w:color="DDDDDD"/>
+              <w:bottom w:val="single" w:sz="6" w:space="0" w:color="DDDDDD"/>
+              <w:left w:val="single" w:sz="6" w:space="0" w:color="DDDDDD"/>
+              <w:right w:val="single" w:sz="6" w:space="0" w:color="DDDDDD"/>
+            </w:tcBorders>
+            <w:vAlign w:val="center"/>
+            <w:tcMar>
+              <w:top w:w="150" w:type="dxa"/>
+              <w:bottom w:w="150" w:type="dxa"/>
+              <w:left w:w="180" w:type="dxa"/>
+              <w:right w:w="180" w:type="dxa"/>
+            </w:tcMar>
+          </w:tcPr>
+          <w:p>
+            <w:pPr>
+              <w:jc w:val="left"/>
+              <w:spacing w:line="240" w:lineRule="auto" w:before="60" w:after="60"/>
+            </w:pPr>
+            <w:r>
+              <w:t>工作期间</w:t>
+            </w:r>
+          </w:p>
+        </w:tc>
+        <w:tc>
+          <w:tcPr>
+            <w:tcW w:type="dxa" w:w="2880"/>
+            <w:tcBorders>
+              <w:top w:val="single" w:sz="6" w:space="0" w:color="DDDDDD"/>
+              <w:bottom w:val="single" w:sz="6" w:space="0" w:color="DDDDDD"/>
+              <w:left w:val="single" w:sz="6" w:space="0" w:color="DDDDDD"/>
+              <w:right w:val="single" w:sz="6" w:space="0" w:color="DDDDDD"/>
+            </w:tcBorders>
+            <w:vAlign w:val="center"/>
+            <w:tcMar>
+              <w:top w:w="150" w:type="dxa"/>
+              <w:bottom w:w="150" w:type="dxa"/>
+              <w:left w:w="180" w:type="dxa"/>
+              <w:right w:w="180" w:type="dxa"/>
+            </w:tcMar>
+          </w:tcPr>
+          <w:p>
+            <w:pPr>
+              <w:jc w:val="left"/>
+              <w:spacing w:line="240" w:lineRule="auto" w:before="60" w:after="60"/>
+            </w:pPr>
+            <w:r>
+              <w:t>主导</w:t>
+            </w:r>
+            <w:r>
+              <w:t xml:space="preserve"> </w:t>
+            </w:r>
+            <w:r>
+              <w:t xml:space="preserve"> AI RRM </w:t>
+            </w:r>
+            <w:r>
+              <w:t xml:space="preserve"> </w:t>
+            </w:r>
+            <w:r>
+              <w:t>创新特性（设备侧</w:t>
+            </w:r>
+            <w:r>
+              <w:t xml:space="preserve"> </w:t>
+            </w:r>
+            <w:r>
+              <w:t>+</w:t>
+            </w:r>
+            <w:r>
+              <w:t xml:space="preserve"> </w:t>
+            </w:r>
+            <w:r>
+              <w:t>云端双计算，覆盖</w:t>
+            </w:r>
+            <w:r>
+              <w:t xml:space="preserve"> </w:t>
+            </w:r>
+            <w:r>
+              <w:t xml:space="preserve"> 98%+ </w:t>
+            </w:r>
+            <w:r>
+              <w:t xml:space="preserve"> </w:t>
+            </w:r>
+            <w:r>
+              <w:t>组网）；持续季度稳定交付、主导</w:t>
+            </w:r>
+            <w:r>
+              <w:t xml:space="preserve"> </w:t>
+            </w:r>
+            <w:r>
+              <w:t xml:space="preserve"> P0/P1 </w:t>
+            </w:r>
+            <w:r>
+              <w:t xml:space="preserve"> </w:t>
+            </w:r>
+            <w:r>
+              <w:t>故障复盘与</w:t>
+            </w:r>
+            <w:r>
+              <w:t xml:space="preserve"> </w:t>
+            </w:r>
+            <w:r>
+              <w:t xml:space="preserve"> SLA </w:t>
+            </w:r>
+            <w:r>
+              <w:t xml:space="preserve"> </w:t>
+            </w:r>
+            <w:r>
+              <w:t>闭环</w:t>
+            </w:r>
+          </w:p>
+        </w:tc>
+      </w:tr>
+      <w:tr>
+        <w:tc>
+          <w:tcPr>
+            <w:tcW w:type="dxa" w:w="2880"/>
+            <w:tcBorders>
+              <w:top w:val="single" w:sz="6" w:space="0" w:color="DDDDDD"/>
+              <w:bottom w:val="single" w:sz="6" w:space="0" w:color="DDDDDD"/>
+              <w:left w:val="single" w:sz="6" w:space="0" w:color="DDDDDD"/>
+              <w:right w:val="single" w:sz="6" w:space="0" w:color="DDDDDD"/>
+            </w:tcBorders>
+            <w:vAlign w:val="center"/>
+            <w:tcMar>
+              <w:top w:w="150" w:type="dxa"/>
+              <w:bottom w:w="150" w:type="dxa"/>
+              <w:left w:w="180" w:type="dxa"/>
+              <w:right w:w="180" w:type="dxa"/>
+            </w:tcMar>
+          </w:tcPr>
+          <w:p>
+            <w:pPr>
+              <w:jc w:val="left"/>
+              <w:spacing w:line="240" w:lineRule="auto" w:before="60" w:after="60"/>
+            </w:pPr>
+            <w:r>
+              <w:t>2019.09</w:t>
+            </w:r>
+          </w:p>
+        </w:tc>
+        <w:tc>
+          <w:tcPr>
+            <w:tcW w:type="dxa" w:w="2880"/>
+            <w:tcBorders>
+              <w:top w:val="single" w:sz="6" w:space="0" w:color="DDDDDD"/>
+              <w:bottom w:val="single" w:sz="6" w:space="0" w:color="DDDDDD"/>
+              <w:left w:val="single" w:sz="6" w:space="0" w:color="DDDDDD"/>
+              <w:right w:val="single" w:sz="6" w:space="0" w:color="DDDDDD"/>
+            </w:tcBorders>
+            <w:vAlign w:val="center"/>
+            <w:tcMar>
+              <w:top w:w="150" w:type="dxa"/>
+              <w:bottom w:w="150" w:type="dxa"/>
+              <w:left w:w="180" w:type="dxa"/>
+              <w:right w:w="180" w:type="dxa"/>
+            </w:tcMar>
+          </w:tcPr>
+          <w:p>
+            <w:pPr>
+              <w:jc w:val="left"/>
+              <w:spacing w:line="240" w:lineRule="auto" w:before="60" w:after="60"/>
+            </w:pPr>
+            <w:r>
+              <w:t>国家级</w:t>
+            </w:r>
+          </w:p>
+        </w:tc>
+        <w:tc>
+          <w:tcPr>
+            <w:tcW w:type="dxa" w:w="2880"/>
+            <w:tcBorders>
+              <w:top w:val="single" w:sz="6" w:space="0" w:color="DDDDDD"/>
+              <w:bottom w:val="single" w:sz="6" w:space="0" w:color="DDDDDD"/>
+              <w:left w:val="single" w:sz="6" w:space="0" w:color="DDDDDD"/>
+              <w:right w:val="single" w:sz="6" w:space="0" w:color="DDDDDD"/>
+            </w:tcBorders>
+            <w:vAlign w:val="center"/>
+            <w:tcMar>
+              <w:top w:w="150" w:type="dxa"/>
+              <w:bottom w:w="150" w:type="dxa"/>
+              <w:left w:w="180" w:type="dxa"/>
+              <w:right w:w="180" w:type="dxa"/>
+            </w:tcMar>
+          </w:tcPr>
+          <w:p>
+            <w:pPr>
+              <w:jc w:val="left"/>
+              <w:spacing w:line="240" w:lineRule="auto" w:before="60" w:after="60"/>
+            </w:pPr>
+            <w:r>
+              <w:t>第</w:t>
+            </w:r>
+            <w:r>
+              <w:t xml:space="preserve"> </w:t>
+            </w:r>
+            <w:r>
+              <w:t>13</w:t>
+            </w:r>
+            <w:r>
+              <w:t xml:space="preserve"> </w:t>
+            </w:r>
+            <w:r>
+              <w:t>届</w:t>
+            </w:r>
+            <w:r>
+              <w:t xml:space="preserve"> </w:t>
+            </w:r>
+            <w:r>
+              <w:t>"</w:t>
+            </w:r>
+            <w:r>
+              <w:t xml:space="preserve"> </w:t>
+            </w:r>
+            <w:r>
+              <w:t>西门子杯</w:t>
+            </w:r>
+            <w:r>
+              <w:t xml:space="preserve"> </w:t>
+            </w:r>
+            <w:r>
+              <w:t>"</w:t>
+            </w:r>
+            <w:r>
+              <w:t xml:space="preserve"> </w:t>
+            </w:r>
+            <w:r>
+              <w:t>中国智能制造挑战赛全国总决赛</w:t>
+            </w:r>
+            <w:r>
+              <w:t xml:space="preserve"> </w:t>
+            </w:r>
+            <w:r>
+              <w:rPr>
+                <w:b/>
+              </w:rPr>
+              <w:t>特等奖</w:t>
+            </w:r>
+          </w:p>
+        </w:tc>
+      </w:tr>
+      <w:tr>
+        <w:tc>
+          <w:tcPr>
+            <w:tcW w:type="dxa" w:w="2880"/>
+            <w:tcBorders>
+              <w:top w:val="single" w:sz="6" w:space="0" w:color="DDDDDD"/>
+              <w:bottom w:val="single" w:sz="6" w:space="0" w:color="DDDDDD"/>
+              <w:left w:val="single" w:sz="6" w:space="0" w:color="DDDDDD"/>
+              <w:right w:val="single" w:sz="6" w:space="0" w:color="DDDDDD"/>
+            </w:tcBorders>
+            <w:vAlign w:val="center"/>
+            <w:tcMar>
+              <w:top w:w="150" w:type="dxa"/>
+              <w:bottom w:w="150" w:type="dxa"/>
+              <w:left w:w="180" w:type="dxa"/>
+              <w:right w:w="180" w:type="dxa"/>
+            </w:tcMar>
+          </w:tcPr>
+          <w:p>
+            <w:pPr>
+              <w:jc w:val="left"/>
+              <w:spacing w:line="240" w:lineRule="auto" w:before="60" w:after="60"/>
+            </w:pPr>
+            <w:r>
+              <w:t>2021.07</w:t>
+            </w:r>
+          </w:p>
+        </w:tc>
+        <w:tc>
+          <w:tcPr>
+            <w:tcW w:type="dxa" w:w="2880"/>
+            <w:tcBorders>
+              <w:top w:val="single" w:sz="6" w:space="0" w:color="DDDDDD"/>
+              <w:bottom w:val="single" w:sz="6" w:space="0" w:color="DDDDDD"/>
+              <w:left w:val="single" w:sz="6" w:space="0" w:color="DDDDDD"/>
+              <w:right w:val="single" w:sz="6" w:space="0" w:color="DDDDDD"/>
+            </w:tcBorders>
+            <w:vAlign w:val="center"/>
+            <w:tcMar>
+              <w:top w:w="150" w:type="dxa"/>
+              <w:bottom w:w="150" w:type="dxa"/>
+              <w:left w:w="180" w:type="dxa"/>
+              <w:right w:w="180" w:type="dxa"/>
+            </w:tcMar>
+          </w:tcPr>
+          <w:p>
+            <w:pPr>
+              <w:jc w:val="left"/>
+              <w:spacing w:line="240" w:lineRule="auto" w:before="60" w:after="60"/>
+            </w:pPr>
+            <w:r>
+              <w:t>国家级</w:t>
+            </w:r>
+          </w:p>
+        </w:tc>
+        <w:tc>
+          <w:tcPr>
+            <w:tcW w:type="dxa" w:w="2880"/>
+            <w:tcBorders>
+              <w:top w:val="single" w:sz="6" w:space="0" w:color="DDDDDD"/>
+              <w:bottom w:val="single" w:sz="6" w:space="0" w:color="DDDDDD"/>
+              <w:left w:val="single" w:sz="6" w:space="0" w:color="DDDDDD"/>
+              <w:right w:val="single" w:sz="6" w:space="0" w:color="DDDDDD"/>
+            </w:tcBorders>
+            <w:vAlign w:val="center"/>
+            <w:tcMar>
+              <w:top w:w="150" w:type="dxa"/>
+              <w:bottom w:w="150" w:type="dxa"/>
+              <w:left w:w="180" w:type="dxa"/>
+              <w:right w:w="180" w:type="dxa"/>
+            </w:tcMar>
+          </w:tcPr>
+          <w:p>
+            <w:pPr>
+              <w:jc w:val="left"/>
+              <w:spacing w:line="240" w:lineRule="auto" w:before="60" w:after="60"/>
+            </w:pPr>
+            <w:r>
+              <w:t>第</w:t>
+            </w:r>
+            <w:r>
+              <w:t xml:space="preserve"> </w:t>
+            </w:r>
+            <w:r>
+              <w:t>13</w:t>
+            </w:r>
+            <w:r>
+              <w:t xml:space="preserve"> </w:t>
+            </w:r>
+            <w:r>
+              <w:t>届</w:t>
+            </w:r>
+            <w:r>
+              <w:t xml:space="preserve"> </w:t>
+            </w:r>
+            <w:r>
+              <w:t>"</w:t>
+            </w:r>
+            <w:r>
+              <w:t xml:space="preserve"> </w:t>
+            </w:r>
+            <w:r>
+              <w:t>电工杯</w:t>
+            </w:r>
+            <w:r>
+              <w:t xml:space="preserve"> </w:t>
+            </w:r>
+            <w:r>
+              <w:t>"</w:t>
+            </w:r>
+            <w:r>
+              <w:t xml:space="preserve"> </w:t>
+            </w:r>
+            <w:r>
+              <w:t>中国大学生数学建模竞赛</w:t>
+            </w:r>
+            <w:r>
+              <w:t xml:space="preserve"> </w:t>
+            </w:r>
+            <w:r>
+              <w:rPr>
+                <w:b/>
+              </w:rPr>
+              <w:t>二等奖</w:t>
+            </w:r>
+          </w:p>
+        </w:tc>
+      </w:tr>
+      <w:tr>
+        <w:tc>
+          <w:tcPr>
+            <w:tcW w:type="dxa" w:w="2880"/>
+            <w:tcBorders>
+              <w:top w:val="single" w:sz="6" w:space="0" w:color="DDDDDD"/>
+              <w:bottom w:val="single" w:sz="6" w:space="0" w:color="DDDDDD"/>
+              <w:left w:val="single" w:sz="6" w:space="0" w:color="DDDDDD"/>
+              <w:right w:val="single" w:sz="6" w:space="0" w:color="DDDDDD"/>
+            </w:tcBorders>
+            <w:vAlign w:val="center"/>
+            <w:tcMar>
+              <w:top w:w="150" w:type="dxa"/>
+              <w:bottom w:w="150" w:type="dxa"/>
+              <w:left w:w="180" w:type="dxa"/>
+              <w:right w:w="180" w:type="dxa"/>
+            </w:tcMar>
+          </w:tcPr>
+          <w:p>
+            <w:pPr>
+              <w:jc w:val="left"/>
+              <w:spacing w:line="240" w:lineRule="auto" w:before="60" w:after="60"/>
+            </w:pPr>
+            <w:r>
+              <w:t>2021.05</w:t>
+            </w:r>
+          </w:p>
+        </w:tc>
+        <w:tc>
+          <w:tcPr>
+            <w:tcW w:type="dxa" w:w="2880"/>
+            <w:tcBorders>
+              <w:top w:val="single" w:sz="6" w:space="0" w:color="DDDDDD"/>
+              <w:bottom w:val="single" w:sz="6" w:space="0" w:color="DDDDDD"/>
+              <w:left w:val="single" w:sz="6" w:space="0" w:color="DDDDDD"/>
+              <w:right w:val="single" w:sz="6" w:space="0" w:color="DDDDDD"/>
+            </w:tcBorders>
+            <w:vAlign w:val="center"/>
+            <w:tcMar>
+              <w:top w:w="150" w:type="dxa"/>
+              <w:bottom w:w="150" w:type="dxa"/>
+              <w:left w:w="180" w:type="dxa"/>
+              <w:right w:w="180" w:type="dxa"/>
+            </w:tcMar>
+          </w:tcPr>
+          <w:p>
+            <w:pPr>
+              <w:jc w:val="left"/>
+              <w:spacing w:line="240" w:lineRule="auto" w:before="60" w:after="60"/>
+            </w:pPr>
+            <w:r>
+              <w:t>省部级</w:t>
+            </w:r>
+          </w:p>
+        </w:tc>
+        <w:tc>
+          <w:tcPr>
+            <w:tcW w:type="dxa" w:w="2880"/>
+            <w:tcBorders>
+              <w:top w:val="single" w:sz="6" w:space="0" w:color="DDDDDD"/>
+              <w:bottom w:val="single" w:sz="6" w:space="0" w:color="DDDDDD"/>
+              <w:left w:val="single" w:sz="6" w:space="0" w:color="DDDDDD"/>
+              <w:right w:val="single" w:sz="6" w:space="0" w:color="DDDDDD"/>
+            </w:tcBorders>
+            <w:vAlign w:val="center"/>
+            <w:tcMar>
+              <w:top w:w="150" w:type="dxa"/>
+              <w:bottom w:w="150" w:type="dxa"/>
+              <w:left w:w="180" w:type="dxa"/>
+              <w:right w:w="180" w:type="dxa"/>
+            </w:tcMar>
+          </w:tcPr>
+          <w:p>
+            <w:pPr>
+              <w:jc w:val="left"/>
+              <w:spacing w:line="240" w:lineRule="auto" w:before="60" w:after="60"/>
+            </w:pPr>
+            <w:r>
+              <w:t>第</w:t>
+            </w:r>
+            <w:r>
+              <w:t xml:space="preserve"> </w:t>
+            </w:r>
+            <w:r>
+              <w:t>13</w:t>
+            </w:r>
+            <w:r>
+              <w:t xml:space="preserve"> </w:t>
+            </w:r>
+            <w:r>
+              <w:t>届</w:t>
+            </w:r>
+            <w:r>
+              <w:t xml:space="preserve"> </w:t>
+            </w:r>
+            <w:r>
+              <w:t>"</w:t>
+            </w:r>
+            <w:r>
+              <w:t xml:space="preserve"> </w:t>
+            </w:r>
+            <w:r>
+              <w:t>蓝桥杯</w:t>
+            </w:r>
+            <w:r>
+              <w:t xml:space="preserve"> </w:t>
+            </w:r>
+            <w:r>
+              <w:t>"C/C++</w:t>
+            </w:r>
+            <w:r>
+              <w:t xml:space="preserve"> </w:t>
+            </w:r>
+            <w:r>
+              <w:t>程序设计研究生组</w:t>
+            </w:r>
+            <w:r>
+              <w:t xml:space="preserve"> </w:t>
+            </w:r>
+            <w:r>
+              <w:rPr>
+                <w:b/>
+              </w:rPr>
+              <w:t>二等奖</w:t>
+            </w:r>
+          </w:p>
+        </w:tc>
+      </w:tr>
+    </w:tbl>
+    <w:p>
+      <w:r/>
     </w:p>
     <w:p>
-      <w:r>
-        <w:t>TCP/IP 协议栈 · WebSocket · Netconf · 802.11 无线协议 · node-ffi 调用 C 库 · Linux</w:t>
-      </w:r>
+      <w:pPr>
+        <w:pStyle w:val="Heading2"/>
+      </w:pPr>
+      <w:r>
+        <w:rPr>
+          <w:rFonts w:ascii="Microsoft YaHei" w:eastAsia="Microsoft YaHei" w:hAnsi="Microsoft YaHei" w:cs="Microsoft YaHei" w:hint="eastAsia"/>
+          <w:color w:val="FFFFFF"/>
+          <w:sz w:val="24"/>
+          <w:lang w:eastAsia="zh-CN"/>
+        </w:rPr>
+        <w:t>自 我 评 价</w:t>
+      </w:r>
+      <w:r/>
     </w:p>
     <w:p>
-      <w:r>
-        <w:t>📌 语言迁移说明：3 年后端主力语言为 Node.js/TypeScript，架构设计、分布式中间件（Kafka/Redis/MongoDB/K8s）经验与 Java 生态完全通用；已系统学习 Java 基础/JVM/并发与 Spring 体系，可快速上手 Java 开发。面试时可如实沟通转岗意愿与学习进度。</w:t>
+      <w:pPr>
+        <w:pStyle w:val="ListBullet"/>
+      </w:pPr>
+      <w:r>
+        <w:rPr>
+          <w:rFonts w:ascii="Microsoft YaHei" w:eastAsia="Microsoft YaHei" w:hAnsi="Microsoft YaHei" w:cs="Microsoft YaHei" w:hint="eastAsia"/>
+          <w:b/>
+          <w:lang w:eastAsia="zh-CN"/>
+        </w:rPr>
+        <w:t>架构能力</w:t>
+      </w:r>
+      <w:r>
+        <w:rPr>
+          <w:rFonts w:ascii="Microsoft YaHei" w:eastAsia="Microsoft YaHei" w:hAnsi="Microsoft YaHei" w:cs="Microsoft YaHei" w:hint="eastAsia"/>
+          <w:lang w:eastAsia="zh-CN"/>
+        </w:rPr>
+        <w:t>：主导微服务重构，具备服务拆分、双计算模式、分布式一致性设计经验</w:t>
       </w:r>
     </w:p>
     <w:p>
-      <w:r>
-        <w:rPr>
+      <w:pPr>
+        <w:pStyle w:val="ListBullet"/>
+      </w:pPr>
+      <w:r>
+        <w:rPr>
+          <w:rFonts w:ascii="Microsoft YaHei" w:eastAsia="Microsoft YaHei" w:hAnsi="Microsoft YaHei" w:cs="Microsoft YaHei" w:hint="eastAsia"/>
           <w:b/>
-          <w:sz w:val="24"/>
-        </w:rPr>
-        <w:t>竞 赛 与 获 奖</w:t>
+          <w:lang w:eastAsia="zh-CN"/>
+        </w:rPr>
+        <w:t>分布式实战</w:t>
+      </w:r>
+      <w:r>
+        <w:rPr>
+          <w:rFonts w:ascii="Microsoft YaHei" w:eastAsia="Microsoft YaHei" w:hAnsi="Microsoft YaHei" w:cs="Microsoft YaHei" w:hint="eastAsia"/>
+          <w:lang w:eastAsia="zh-CN"/>
+        </w:rPr>
+        <w:t>：精通</w:t>
+      </w:r>
+      <w:r>
+        <w:t xml:space="preserve"> Kafka/Redis/MongoDB/K8s </w:t>
+      </w:r>
+      <w:r>
+        <w:rPr>
+          <w:rFonts w:ascii="Microsoft YaHei" w:eastAsia="Microsoft YaHei" w:hAnsi="Microsoft YaHei" w:cs="Microsoft YaHei" w:hint="eastAsia"/>
+          <w:lang w:eastAsia="zh-CN"/>
+        </w:rPr>
+        <w:t>等中间件的生产级使用（消息可靠</w:t>
+      </w:r>
+      <w:r>
+        <w:t>/</w:t>
+      </w:r>
+      <w:r>
+        <w:rPr>
+          <w:rFonts w:ascii="Microsoft YaHei" w:eastAsia="Microsoft YaHei" w:hAnsi="Microsoft YaHei" w:cs="Microsoft YaHei" w:hint="eastAsia"/>
+          <w:lang w:eastAsia="zh-CN"/>
+        </w:rPr>
+        <w:t>分布式锁</w:t>
+      </w:r>
+      <w:r>
+        <w:t>/</w:t>
+      </w:r>
+      <w:r>
+        <w:rPr>
+          <w:rFonts w:ascii="Microsoft YaHei" w:eastAsia="Microsoft YaHei" w:hAnsi="Microsoft YaHei" w:cs="Microsoft YaHei" w:hint="eastAsia"/>
+          <w:lang w:eastAsia="zh-CN"/>
+        </w:rPr>
+        <w:t>分库分表</w:t>
+      </w:r>
+      <w:r>
+        <w:t>/</w:t>
+      </w:r>
+      <w:r>
+        <w:rPr>
+          <w:rFonts w:ascii="Microsoft YaHei" w:eastAsia="Microsoft YaHei" w:hAnsi="Microsoft YaHei" w:cs="Microsoft YaHei" w:hint="eastAsia"/>
+          <w:lang w:eastAsia="zh-CN"/>
+        </w:rPr>
+        <w:t>容器编排）</w:t>
       </w:r>
     </w:p>
     <w:p>
-      <w:r>
-        <w:t>时间级别奖项</w:t>
+      <w:pPr>
+        <w:pStyle w:val="ListBullet"/>
+      </w:pPr>
+      <w:r>
+        <w:rPr>
+          <w:rFonts w:ascii="Microsoft YaHei" w:eastAsia="Microsoft YaHei" w:hAnsi="Microsoft YaHei" w:cs="Microsoft YaHei" w:hint="eastAsia"/>
+          <w:b/>
+          <w:lang w:eastAsia="zh-CN"/>
+        </w:rPr>
+        <w:t>快速学习</w:t>
+      </w:r>
+      <w:r>
+        <w:rPr>
+          <w:rFonts w:ascii="Microsoft YaHei" w:eastAsia="Microsoft YaHei" w:hAnsi="Microsoft YaHei" w:cs="Microsoft YaHei" w:hint="eastAsia"/>
+          <w:lang w:eastAsia="zh-CN"/>
+        </w:rPr>
+        <w:t>：</w:t>
+      </w:r>
+      <w:r>
+        <w:t xml:space="preserve">3 </w:t>
+      </w:r>
+      <w:r>
+        <w:rPr>
+          <w:rFonts w:ascii="Microsoft YaHei" w:eastAsia="Microsoft YaHei" w:hAnsi="Microsoft YaHei" w:cs="Microsoft YaHei" w:hint="eastAsia"/>
+          <w:lang w:eastAsia="zh-CN"/>
+        </w:rPr>
+        <w:t>年后端经验打底，已熟悉</w:t>
+      </w:r>
+      <w:r>
+        <w:t xml:space="preserve"> Java </w:t>
+      </w:r>
+      <w:r>
+        <w:rPr>
+          <w:rFonts w:ascii="Microsoft YaHei" w:eastAsia="Microsoft YaHei" w:hAnsi="Microsoft YaHei" w:cs="Microsoft YaHei" w:hint="eastAsia"/>
+          <w:lang w:eastAsia="zh-CN"/>
+        </w:rPr>
+        <w:t>基础</w:t>
+      </w:r>
+      <w:r>
+        <w:t xml:space="preserve">/JVM </w:t>
+      </w:r>
+      <w:r>
+        <w:rPr>
+          <w:rFonts w:ascii="Microsoft YaHei" w:eastAsia="Microsoft YaHei" w:hAnsi="Microsoft YaHei" w:cs="Microsoft YaHei" w:hint="eastAsia"/>
+          <w:lang w:eastAsia="zh-CN"/>
+        </w:rPr>
+        <w:t>与并发，了解</w:t>
+      </w:r>
+      <w:r>
+        <w:t xml:space="preserve"> Spring/SpringBoot/MyBatis </w:t>
+      </w:r>
+      <w:r>
+        <w:rPr>
+          <w:rFonts w:ascii="Microsoft YaHei" w:eastAsia="Microsoft YaHei" w:hAnsi="Microsoft YaHei" w:cs="Microsoft YaHei" w:hint="eastAsia"/>
+          <w:lang w:eastAsia="zh-CN"/>
+        </w:rPr>
+        <w:t>体系，可快速上手</w:t>
+      </w:r>
+      <w:r>
+        <w:t xml:space="preserve"> Java </w:t>
+      </w:r>
+      <w:r>
+        <w:rPr>
+          <w:rFonts w:ascii="Microsoft YaHei" w:eastAsia="Microsoft YaHei" w:hAnsi="Microsoft YaHei" w:cs="Microsoft YaHei" w:hint="eastAsia"/>
+          <w:lang w:eastAsia="zh-CN"/>
+        </w:rPr>
+        <w:t>栈</w:t>
       </w:r>
     </w:p>
     <w:p>
-      <w:r>
-        <w:rPr>
+      <w:pPr>
+        <w:pStyle w:val="ListBullet"/>
+      </w:pPr>
+      <w:r>
+        <w:rPr>
+          <w:rFonts w:ascii="Microsoft YaHei" w:eastAsia="Microsoft YaHei" w:hAnsi="Microsoft YaHei" w:cs="Microsoft YaHei" w:hint="eastAsia"/>
           <w:b/>
-        </w:rPr>
-        <w:t>2021.09校级研究生一等奖学金（TOP 2%）</w:t>
+          <w:lang w:eastAsia="zh-CN"/>
+        </w:rPr>
+        <w:t>复杂系统维护</w:t>
+      </w:r>
+      <w:r>
+        <w:rPr>
+          <w:rFonts w:ascii="Microsoft YaHei" w:eastAsia="Microsoft YaHei" w:hAnsi="Microsoft YaHei" w:cs="Microsoft YaHei" w:hint="eastAsia"/>
+          <w:lang w:eastAsia="zh-CN"/>
+        </w:rPr>
+        <w:t>：独立接手遗留系统、保障现网稳定（每周</w:t>
+      </w:r>
+      <w:r>
+        <w:t xml:space="preserve"> 1+ </w:t>
+      </w:r>
+      <w:r>
+        <w:rPr>
+          <w:rFonts w:ascii="Microsoft YaHei" w:eastAsia="Microsoft YaHei" w:hAnsi="Microsoft YaHei" w:cs="Microsoft YaHei" w:hint="eastAsia"/>
+          <w:lang w:eastAsia="zh-CN"/>
+        </w:rPr>
+        <w:t>线上问题处理）</w:t>
       </w:r>
     </w:p>
     <w:p>
-      <w:r>
-        <w:t>2023-2026工作期间主导 AI RRM 创新特性（设备侧+云端双计算，覆盖 98%+ 组网）；季度稳定交付，现网 0 重大事故</w:t>
+      <w:pPr>
+        <w:pStyle w:val="ListBullet"/>
+      </w:pPr>
+      <w:r>
+        <w:rPr>
+          <w:rFonts w:ascii="Microsoft YaHei" w:eastAsia="Microsoft YaHei" w:hAnsi="Microsoft YaHei" w:cs="Microsoft YaHei" w:hint="eastAsia"/>
+          <w:b/>
+          <w:lang w:eastAsia="zh-CN"/>
+        </w:rPr>
+        <w:t>AI 工具实践</w:t>
+      </w:r>
+      <w:r>
+        <w:rPr>
+          <w:rFonts w:ascii="Microsoft YaHei" w:eastAsia="Microsoft YaHei" w:hAnsi="Microsoft YaHei" w:cs="Microsoft YaHei" w:hint="eastAsia"/>
+          <w:lang w:eastAsia="zh-CN"/>
+        </w:rPr>
+        <w:t>：日常深度使用</w:t>
+      </w:r>
+      <w:r>
+        <w:t xml:space="preserve"> LLM </w:t>
+      </w:r>
+      <w:r>
+        <w:rPr>
+          <w:rFonts w:ascii="Microsoft YaHei" w:eastAsia="Microsoft YaHei" w:hAnsi="Microsoft YaHei" w:cs="Microsoft YaHei" w:hint="eastAsia"/>
+          <w:lang w:eastAsia="zh-CN"/>
+        </w:rPr>
+        <w:t>辅助需求分析与代码生成，交付效率提升</w:t>
+      </w:r>
+      <w:r>
+        <w:t xml:space="preserve"> </w:t>
+      </w:r>
+      <w:r>
+        <w:rPr>
+          <w:b/>
+          <w:color w:val="2E7D32"/>
+        </w:rPr>
+        <w:t>30%+</w:t>
+      </w:r>
+      <w:r>
+        <w:rPr>
+          <w:rFonts w:ascii="Microsoft YaHei" w:eastAsia="Microsoft YaHei" w:hAnsi="Microsoft YaHei" w:cs="Microsoft YaHei" w:hint="eastAsia"/>
+          <w:lang w:eastAsia="zh-CN"/>
+        </w:rPr>
+        <w:t>；具备</w:t>
+      </w:r>
+      <w:r>
+        <w:t xml:space="preserve"> AI </w:t>
+      </w:r>
+      <w:r>
+        <w:rPr>
+          <w:rFonts w:ascii="Microsoft YaHei" w:eastAsia="Microsoft YaHei" w:hAnsi="Microsoft YaHei" w:cs="Microsoft YaHei" w:hint="eastAsia"/>
+          <w:lang w:eastAsia="zh-CN"/>
+        </w:rPr>
+        <w:t>系统工程化落地经验</w:t>
       </w:r>
     </w:p>
     <w:p>
-      <w:r>
-        <w:rPr>
+      <w:pPr>
+        <w:pStyle w:val="ListBullet"/>
+      </w:pPr>
+      <w:r>
+        <w:rPr>
+          <w:rFonts w:ascii="Microsoft YaHei" w:eastAsia="Microsoft YaHei" w:hAnsi="Microsoft YaHei" w:cs="Microsoft YaHei" w:hint="eastAsia"/>
           <w:b/>
-        </w:rPr>
-        <w:t>2019.09国家级第13届"西门子杯"中国智能制造挑战赛全国总决赛特等奖</w:t>
-      </w:r>
+          <w:lang w:eastAsia="zh-CN"/>
+        </w:rPr>
+        <w:t>跨团队协作</w:t>
+      </w:r>
+      <w:r>
+        <w:rPr>
+          <w:rFonts w:ascii="Microsoft YaHei" w:eastAsia="Microsoft YaHei" w:hAnsi="Microsoft YaHei" w:cs="Microsoft YaHei" w:hint="eastAsia"/>
+          <w:lang w:eastAsia="zh-CN"/>
+        </w:rPr>
+        <w:t>：主导项目全流程，协调前端、设备侧、测试、运维团队</w:t>
+      </w:r>
+      <w:r/>
     </w:p>
     <w:p>
-      <w:r>
-        <w:rPr>
-          <w:b/>
-        </w:rPr>
-        <w:t>2021.07国家级第13届"电工杯"中国大学生数学建模竞赛二等奖</w:t>
-      </w:r>
-    </w:p>
-    <w:p>
-      <w:r>
-        <w:rPr>
-          <w:b/>
-        </w:rPr>
-        <w:t>2021.05省部级第13届"蓝桥杯"C/C++程序设计研究生组二等奖</w:t>
-      </w:r>
-    </w:p>
-    <w:p>
-      <w:r>
-        <w:rPr>
-          <w:b/>
-          <w:sz w:val="24"/>
-        </w:rPr>
-        <w:t>自 我 评 价</w:t>
-      </w:r>
-    </w:p>
-    <w:p>
-      <w:r>
-        <w:t>架构能力：主导微服务重构，具备服务拆分、双计算模式、分布式一致性设计经验</w:t>
-      </w:r>
-    </w:p>
-    <w:p>
-      <w:r>
-        <w:t>分布式实战：精通 Kafka/Redis/MongoDB/K8s 等中间件的生产级使用（消息可靠/分布式锁/分库分表/容器编排）</w:t>
-      </w:r>
-    </w:p>
-    <w:p>
-      <w:r>
-        <w:t>快速学习：3 年后端经验打底，已系统掌握 Java 基础/JVM/并发与 Spring 体系，可快速上手 Java 栈</w:t>
-      </w:r>
-    </w:p>
-    <w:p>
-      <w:r>
-        <w:t>复杂系统维护：独立接手遗留系统、保障现网稳定（每周 1+ 线上问题处理）</w:t>
-      </w:r>
-    </w:p>
-    <w:p>
-      <w:r>
-        <w:t>AI 工具实践：日常深度使用 LLM 辅助需求分析与代码生成，交付效率提升 30%+；具备 AI 系统工程化落地经验</w:t>
-      </w:r>
-    </w:p>
-    <w:p>
-      <w:r>
-        <w:t>跨团队协作：主导项目全流程，协调前端、设备侧、测试、运维团队</w:t>
-      </w:r>
-    </w:p>
-    <w:p>
-      <w:r>
+      <w:pPr>
+        <w:spacing w:before="600"/>
+        <w:jc w:val="center"/>
+        <w:pBdr>
+          <w:top w:val="single" w:sz="6" w:space="0" w:color="EEEEEE"/>
+        </w:pBdr>
+      </w:pPr>
+      <w:r>
+        <w:rPr>
+          <w:rFonts w:ascii="Microsoft YaHei" w:eastAsia="Microsoft YaHei" w:hAnsi="Microsoft YaHei" w:cs="Microsoft YaHei" w:hint="eastAsia"/>
+          <w:color w:val="999999"/>
+          <w:sz w:val="19"/>
+          <w:lang w:eastAsia="zh-CN"/>
+        </w:rPr>
         <w:t>感谢您的阅读</w:t>
       </w:r>
+      <w:r/>
+      <w:r/>
+      <w:r/>
     </w:p>
     <w:sectPr>
-      <w:pgSz w:w="12240" w:h="15840"/>
-      <w:pgMar w:top="1440" w:right="1800" w:bottom="1440" w:left="1800" w:header="720" w:footer="720" w:gutter="0"/>
+      <w:pgSz w:w="11906" w:h="16838"/>
+      <w:pgMar w:top="1440" w:right="1797" w:bottom="1440" w:left="1797" w:header="720" w:footer="720" w:gutter="0"/>
       <w:cols w:space="720"/>
       <w:docGrid w:linePitch="360"/>
     </w:sectPr>
@@ -889,9 +4817,12 @@
     <w:name w:val="Normal"/>
     <w:qFormat/>
     <w:rsid w:val="00FC693F"/>
+    <w:pPr>
+      <w:spacing w:line="347" w:lineRule="auto"/>
+    </w:pPr>
     <w:rPr>
-      <w:rFonts w:ascii="微软雅黑" w:hAnsi="微软雅黑"/>
-      <w:sz w:val="21"/>
+      <w:rFonts w:ascii="Microsoft YaHei" w:hAnsi="Microsoft YaHei" w:eastAsia="Microsoft YaHei"/>
+      <w:color w:val="333333"/>
     </w:rPr>
   </w:style>
   <w:style w:type="paragraph" w:styleId="Header">
@@ -980,8 +4911,8 @@
       <w:rFonts w:asciiTheme="majorHAnsi" w:eastAsiaTheme="majorEastAsia" w:hAnsiTheme="majorHAnsi" w:cstheme="majorBidi"/>
       <w:b/>
       <w:bCs/>
-      <w:color w:val="4F81BD" w:themeColor="accent1"/>
-      <w:sz w:val="26"/>
+      <w:color w:val="FFFFFF"/>
+      <w:sz w:val="24"/>
       <w:szCs w:val="26"/>
     </w:rPr>
   </w:style>
@@ -1004,7 +4935,8 @@
       <w:rFonts w:asciiTheme="majorHAnsi" w:eastAsiaTheme="majorEastAsia" w:hAnsiTheme="majorHAnsi" w:cstheme="majorBidi"/>
       <w:b/>
       <w:bCs/>
-      <w:color w:val="4F81BD" w:themeColor="accent1"/>
+      <w:color w:val="333333"/>
+      <w:sz w:val="22"/>
     </w:rPr>
   </w:style>
   <w:style w:type="paragraph" w:styleId="Heading4">
@@ -1029,7 +4961,8 @@
       <w:bCs/>
       <w:i/>
       <w:iCs/>
-      <w:color w:val="4F81BD" w:themeColor="accent1"/>
+      <w:color w:val="555555"/>
+      <w:sz w:val="21"/>
     </w:rPr>
   </w:style>
   <w:style w:type="paragraph" w:styleId="Heading5">

--- a/李鑫-Java后端工程师-社招简历.docx
+++ b/李鑫-Java后端工程师-社招简历.docx
@@ -83,6 +83,136 @@
           <w:lang w:eastAsia="zh-CN"/>
         </w:rPr>
         <w:t>：Java 后端开发工程师（3 年微服务后端经验，架构/分布式/中间件功底扎实，可快速上手）｜期望薪资 30-35 万｜成都</w:t>
+      </w:r>
+      <w:r/>
+    </w:p>
+    <w:p>
+      <w:pPr>
+        <w:spacing w:line="480" w:lineRule="auto" w:after="150"/>
+        <w:pBdr>
+          <w:left w:val="single" w:sz="24" w:space="0" w:color="1A73E8"/>
+        </w:pBdr>
+        <w:shd w:val="clear" w:color="auto" w:fill="E8F0FE"/>
+      </w:pPr>
+      <w:r>
+        <w:rPr>
+          <w:color w:val="1A1A1A"/>
+          <w:sz w:val="21"/>
+        </w:rPr>
+      </w:r>
+      <w:r>
+        <w:rPr>
+          <w:rFonts w:ascii="Microsoft YaHei" w:eastAsia="Microsoft YaHei" w:hAnsi="Microsoft YaHei" w:cs="Microsoft YaHei" w:hint="eastAsia"/>
+          <w:b/>
+          <w:color w:val="1A1A1A"/>
+          <w:sz w:val="21"/>
+          <w:lang w:eastAsia="zh-CN"/>
+        </w:rPr>
+        <w:t>个人亮点</w:t>
+        <w:br/>
+      </w:r>
+      <w:r>
+        <w:rPr>
+          <w:color w:val="1A1A1A"/>
+          <w:sz w:val="21"/>
+        </w:rPr>
+      </w:r>
+      <w:r>
+        <w:rPr>
+          <w:rFonts w:ascii="Microsoft YaHei" w:eastAsia="Microsoft YaHei" w:hAnsi="Microsoft YaHei" w:cs="Microsoft YaHei" w:hint="eastAsia"/>
+          <w:b/>
+          <w:color w:val="1A1A1A"/>
+          <w:sz w:val="21"/>
+          <w:lang w:eastAsia="zh-CN"/>
+        </w:rPr>
+        <w:t>架构主导者</w:t>
+      </w:r>
+      <w:r>
+        <w:rPr>
+          <w:rFonts w:ascii="Microsoft YaHei" w:eastAsia="Microsoft YaHei" w:hAnsi="Microsoft YaHei" w:cs="Microsoft YaHei" w:hint="eastAsia"/>
+          <w:color w:val="1A1A1A"/>
+          <w:sz w:val="21"/>
+          <w:lang w:eastAsia="zh-CN"/>
+        </w:rPr>
+        <w:t>：主导 AI RRM 系统重构，设计"AC+fitap 设备侧计算 / 云 AP 云端计算"分流架构，覆盖 98%+ 组网形态，推动功能从白名单试点到规模化落地。</w:t>
+        <w:br/>
+      </w:r>
+      <w:r>
+        <w:rPr>
+          <w:color w:val="1A1A1A"/>
+          <w:sz w:val="21"/>
+        </w:rPr>
+      </w:r>
+      <w:r>
+        <w:rPr>
+          <w:rFonts w:ascii="Microsoft YaHei" w:eastAsia="Microsoft YaHei" w:hAnsi="Microsoft YaHei" w:cs="Microsoft YaHei" w:hint="eastAsia"/>
+          <w:b/>
+          <w:color w:val="1A1A1A"/>
+          <w:sz w:val="21"/>
+          <w:lang w:eastAsia="zh-CN"/>
+        </w:rPr>
+        <w:t>规模级实战</w:t>
+      </w:r>
+      <w:r>
+        <w:rPr>
+          <w:rFonts w:ascii="Microsoft YaHei" w:eastAsia="Microsoft YaHei" w:hAnsi="Microsoft YaHei" w:cs="Microsoft YaHei" w:hint="eastAsia"/>
+          <w:color w:val="1A1A1A"/>
+          <w:sz w:val="21"/>
+          <w:lang w:eastAsia="zh-CN"/>
+        </w:rPr>
+        <w:t>：系统纳管 19.6万+ 无线设备，现网 AP 数据 259万+，累计调优明细 2700万+ 条，单月调优峰值 14.7万 次（腾讯云现网实测）。</w:t>
+        <w:br/>
+      </w:r>
+      <w:r>
+        <w:rPr>
+          <w:color w:val="1A1A1A"/>
+          <w:sz w:val="21"/>
+        </w:rPr>
+      </w:r>
+      <w:r>
+        <w:rPr>
+          <w:rFonts w:ascii="Microsoft YaHei" w:eastAsia="Microsoft YaHei" w:hAnsi="Microsoft YaHei" w:cs="Microsoft YaHei" w:hint="eastAsia"/>
+          <w:b/>
+          <w:color w:val="1A1A1A"/>
+          <w:sz w:val="21"/>
+          <w:lang w:eastAsia="zh-CN"/>
+        </w:rPr>
+        <w:t>全链路纵深</w:t>
+      </w:r>
+      <w:r>
+        <w:rPr>
+          <w:rFonts w:ascii="Microsoft YaHei" w:eastAsia="Microsoft YaHei" w:hAnsi="Microsoft YaHei" w:cs="Microsoft YaHei" w:hint="eastAsia"/>
+          <w:color w:val="1A1A1A"/>
+          <w:sz w:val="21"/>
+          <w:lang w:eastAsia="zh-CN"/>
+        </w:rPr>
+        <w:t>：微服务重构 + Kafka/RabbitMQ 消息 + Redis 分布式锁 + MongoDB 分库分表 + K8s 编排生产实战；正在完成 Java 体系（基础/JVM/并发/Spring）迁移。</w:t>
+        <w:br/>
+      </w:r>
+      <w:r>
+        <w:rPr>
+          <w:color w:val="1A1A1A"/>
+          <w:sz w:val="21"/>
+        </w:rPr>
+      </w:r>
+      <w:r>
+        <w:rPr>
+          <w:rFonts w:ascii="Microsoft YaHei" w:eastAsia="Microsoft YaHei" w:hAnsi="Microsoft YaHei" w:cs="Microsoft YaHei" w:hint="eastAsia"/>
+          <w:b/>
+          <w:color w:val="1A1A1A"/>
+          <w:sz w:val="21"/>
+          <w:lang w:eastAsia="zh-CN"/>
+        </w:rPr>
+        <w:t>AI 工具实践</w:t>
+      </w:r>
+      <w:r>
+        <w:rPr>
+          <w:rFonts w:ascii="Microsoft YaHei" w:eastAsia="Microsoft YaHei" w:hAnsi="Microsoft YaHei" w:cs="Microsoft YaHei" w:hint="eastAsia"/>
+          <w:color w:val="1A1A1A"/>
+          <w:sz w:val="21"/>
+          <w:lang w:eastAsia="zh-CN"/>
+        </w:rPr>
+        <w:t>：日常深度使用 LLM 提效 30%+，具备 AI 系统工程化落地经验（增量训练/边缘推理）。</w:t>
       </w:r>
       <w:r/>
     </w:p>
@@ -179,7 +309,7 @@
           <w:sz w:val="16"/>
           <w:lang w:eastAsia="zh-CN"/>
         </w:rPr>
-        <w:t>累计调优结果明细(clbDetail)</w:t>
+        <w:t>累计调优结果明细</w:t>
       </w:r>
     </w:p>
     <w:p>
@@ -866,16 +996,6 @@
           <w:sz w:val="16"/>
           <w:lang w:eastAsia="zh-CN"/>
         </w:rPr>
-        <w:t>Java 体系（学习/迁移）</w:t>
-      </w:r>
-      <w:r/>
-      <w:r>
-        <w:rPr>
-          <w:rFonts w:ascii="Microsoft YaHei" w:eastAsia="Microsoft YaHei" w:hAnsi="Microsoft YaHei" w:cs="Microsoft YaHei" w:hint="eastAsia"/>
-          <w:color w:val="FFFFFF"/>
-          <w:sz w:val="16"/>
-          <w:lang w:eastAsia="zh-CN"/>
-        </w:rPr>
         <w:t>微服务重构</w:t>
       </w:r>
       <w:r/>
@@ -2660,18 +2780,11 @@
           <w:sz w:val="21"/>
           <w:lang w:eastAsia="zh-CN"/>
         </w:rPr>
-        <w:t>Java（转岗定位，系统学习）</w:t>
+        <w:t>Java（转岗定位）</w:t>
       </w:r>
     </w:p>
     <w:p>
       <w:pPr/>
-      <w:r>
-        <w:rPr>
-          <w:color w:val="666666"/>
-          <w:sz w:val="19"/>
-        </w:rPr>
-        <w:t xml:space="preserve">Java </w:t>
-      </w:r>
       <w:r>
         <w:rPr>
           <w:rFonts w:ascii="Microsoft YaHei" w:eastAsia="Microsoft YaHei" w:hAnsi="Microsoft YaHei" w:cs="Microsoft YaHei" w:hint="eastAsia"/>
@@ -2679,14 +2792,14 @@
           <w:sz w:val="19"/>
           <w:lang w:eastAsia="zh-CN"/>
         </w:rPr>
-        <w:t>基础扎实：集合框架（</w:t>
+        <w:t>熟悉</w:t>
       </w:r>
       <w:r>
         <w:rPr>
           <w:color w:val="666666"/>
           <w:sz w:val="19"/>
         </w:rPr>
-        <w:t xml:space="preserve">HashMap </w:t>
+        <w:t xml:space="preserve"> Java </w:t>
       </w:r>
       <w:r>
         <w:rPr>
@@ -2695,14 +2808,14 @@
           <w:sz w:val="19"/>
           <w:lang w:eastAsia="zh-CN"/>
         </w:rPr>
-        <w:t>底层</w:t>
+        <w:t>基础（集合框架</w:t>
       </w:r>
       <w:r>
         <w:rPr>
           <w:color w:val="666666"/>
           <w:sz w:val="19"/>
         </w:rPr>
-        <w:t>/</w:t>
+        <w:t xml:space="preserve">/HashMap </w:t>
       </w:r>
       <w:r>
         <w:rPr>
@@ -2711,7 +2824,7 @@
           <w:sz w:val="19"/>
           <w:lang w:eastAsia="zh-CN"/>
         </w:rPr>
-        <w:t>扩容</w:t>
+        <w:t>底层</w:t>
       </w:r>
       <w:r>
         <w:rPr>
@@ -2727,14 +2840,14 @@
           <w:sz w:val="19"/>
           <w:lang w:eastAsia="zh-CN"/>
         </w:rPr>
-        <w:t>线程安全）、并发（</w:t>
+        <w:t>并发</w:t>
       </w:r>
       <w:r>
         <w:rPr>
           <w:color w:val="666666"/>
           <w:sz w:val="19"/>
         </w:rPr>
-        <w:t>synchronized/CAS/</w:t>
+        <w:t xml:space="preserve"> CAS/</w:t>
       </w:r>
       <w:r>
         <w:rPr>
@@ -2743,14 +2856,14 @@
           <w:sz w:val="19"/>
           <w:lang w:eastAsia="zh-CN"/>
         </w:rPr>
-        <w:t>线程池</w:t>
+        <w:t>线程池）与</w:t>
       </w:r>
       <w:r>
         <w:rPr>
           <w:color w:val="666666"/>
           <w:sz w:val="19"/>
         </w:rPr>
-        <w:t>/</w:t>
+        <w:t xml:space="preserve"> JVM </w:t>
       </w:r>
       <w:r>
         <w:rPr>
@@ -2759,17 +2872,14 @@
           <w:sz w:val="19"/>
           <w:lang w:eastAsia="zh-CN"/>
         </w:rPr>
-        <w:t>锁）、</w:t>
-      </w:r>
-      <w:r>
-        <w:rPr>
-          <w:rFonts w:ascii="Microsoft YaHei" w:eastAsia="Microsoft YaHei" w:hAnsi="Microsoft YaHei" w:cs="Microsoft YaHei" w:hint="eastAsia"/>
-          <w:b/>
+        <w:t>核心机制；了解</w:t>
+      </w:r>
+      <w:r>
+        <w:rPr>
           <w:color w:val="666666"/>
           <w:sz w:val="19"/>
-          <w:lang w:eastAsia="zh-CN"/>
-        </w:rPr>
-        <w:t>JVM（内存模型/GC/G1/类加载）</w:t>
+        </w:rPr>
+        <w:t xml:space="preserve"> Spring/SpringBoot/MyBatis </w:t>
       </w:r>
       <w:r>
         <w:rPr>
@@ -2778,14 +2888,14 @@
           <w:sz w:val="19"/>
           <w:lang w:eastAsia="zh-CN"/>
         </w:rPr>
-        <w:t>；了解</w:t>
+        <w:t>体系与</w:t>
       </w:r>
       <w:r>
         <w:rPr>
           <w:color w:val="666666"/>
           <w:sz w:val="19"/>
         </w:rPr>
-        <w:t xml:space="preserve"> Spring/SpringBoot/MyBatis </w:t>
+        <w:t xml:space="preserve"> MyBatis #{} </w:t>
       </w:r>
       <w:r>
         <w:rPr>
@@ -2794,23 +2904,7 @@
           <w:sz w:val="19"/>
           <w:lang w:eastAsia="zh-CN"/>
         </w:rPr>
-        <w:t>体系、</w:t>
-      </w:r>
-      <w:r>
-        <w:rPr>
-          <w:color w:val="666666"/>
-          <w:sz w:val="19"/>
-        </w:rPr>
-        <w:t xml:space="preserve">MyBatis #{} </w:t>
-      </w:r>
-      <w:r>
-        <w:rPr>
-          <w:rFonts w:ascii="Microsoft YaHei" w:eastAsia="Microsoft YaHei" w:hAnsi="Microsoft YaHei" w:cs="Microsoft YaHei" w:hint="eastAsia"/>
-          <w:color w:val="666666"/>
-          <w:sz w:val="19"/>
-          <w:lang w:eastAsia="zh-CN"/>
-        </w:rPr>
-        <w:t>防注入原理</w:t>
+        <w:t>防注入原理，正持续深入。</w:t>
       </w:r>
     </w:p>
     <w:p>
@@ -3399,7 +3493,7 @@
           <w:sz w:val="18"/>
           <w:lang w:eastAsia="zh-CN"/>
         </w:rPr>
-        <w:t>📌 语言迁移说明：3 年后端主力语言为 Node.js/TypeScript，架构设计、分布式中间件（Kafka/Redis/MongoDB/K8s）经验与 Java 生态完全通用；已系统学习 Java 基础/JVM/并发与 Spring 体系，可快速上手 Java 开发。面试时可如实沟通转岗意愿与学习进度。</w:t>
+        <w:t>📌 语言迁移说明：3 年后端主力语言为 Node.js/TypeScript，架构设计、分布式中间件（Kafka/Redis/MongoDB/K8s）经验与 Java 生态完全通用；已熟悉 Java 基础/JVM 与并发，了解 Spring/SpringBoot/MyBatis 体系，可快速上手 Java 开发。面试时可如实沟通转岗意愿与学习进度。</w:t>
       </w:r>
       <w:r/>
     </w:p>
